--- a/Document/论文.docx
+++ b/Document/论文.docx
@@ -1398,14 +1398,14 @@
           <w:highlight w:val="yellow"/>
         </w:rPr>
       </w:pPr>
-      <w:bookmarkStart w:id="2" w:name="_Toc27885"/>
+      <w:bookmarkStart w:id="2" w:name="_Toc19711"/>
       <w:bookmarkStart w:id="3" w:name="_Toc16714"/>
-      <w:bookmarkStart w:id="4" w:name="_Toc53"/>
-      <w:bookmarkStart w:id="5" w:name="_Toc68190301"/>
-      <w:bookmarkStart w:id="6" w:name="_Toc23349"/>
-      <w:bookmarkStart w:id="7" w:name="_Toc19711"/>
-      <w:bookmarkStart w:id="8" w:name="_Toc5341"/>
-      <w:bookmarkStart w:id="9" w:name="_Toc71037943"/>
+      <w:bookmarkStart w:id="4" w:name="_Toc68190301"/>
+      <w:bookmarkStart w:id="5" w:name="_Toc23349"/>
+      <w:bookmarkStart w:id="6" w:name="_Toc53"/>
+      <w:bookmarkStart w:id="7" w:name="_Toc5341"/>
+      <w:bookmarkStart w:id="8" w:name="_Toc71037943"/>
+      <w:bookmarkStart w:id="9" w:name="_Toc27885"/>
       <w:bookmarkStart w:id="10" w:name="_Toc27602"/>
       <w:r>
         <w:rPr>
@@ -1619,12 +1619,12 @@
         <w:br w:type="page"/>
       </w:r>
       <w:bookmarkStart w:id="11" w:name="_Toc25980"/>
-      <w:bookmarkStart w:id="12" w:name="_Toc19779"/>
-      <w:bookmarkStart w:id="13" w:name="_Toc9200"/>
-      <w:bookmarkStart w:id="14" w:name="_Toc17016"/>
-      <w:bookmarkStart w:id="15" w:name="_Toc21911"/>
-      <w:bookmarkStart w:id="16" w:name="_Toc10978"/>
-      <w:bookmarkStart w:id="17" w:name="_Toc32715"/>
+      <w:bookmarkStart w:id="12" w:name="_Toc17016"/>
+      <w:bookmarkStart w:id="13" w:name="_Toc10978"/>
+      <w:bookmarkStart w:id="14" w:name="_Toc32715"/>
+      <w:bookmarkStart w:id="15" w:name="_Toc9200"/>
+      <w:bookmarkStart w:id="16" w:name="_Toc19779"/>
+      <w:bookmarkStart w:id="17" w:name="_Toc21911"/>
       <w:r>
         <w:rPr>
           <w:rFonts w:hint="eastAsia" w:ascii="Times New Roman" w:hAnsi="Times New Roman" w:eastAsia="黑体" w:cs="Times New Roman"/>
@@ -3750,8 +3750,8 @@
         <w:spacing w:before="450" w:after="450"/>
       </w:pPr>
       <w:bookmarkStart w:id="18" w:name="_Toc16589"/>
-      <w:bookmarkStart w:id="19" w:name="_Toc214874631"/>
-      <w:bookmarkStart w:id="20" w:name="_Toc214873238"/>
+      <w:bookmarkStart w:id="19" w:name="_Toc214873238"/>
+      <w:bookmarkStart w:id="20" w:name="_Toc214874631"/>
       <w:r>
         <w:t>前  言</w:t>
       </w:r>
@@ -3894,8 +3894,8 @@
           <w:lang w:val="en-US" w:eastAsia="zh-CN"/>
         </w:rPr>
       </w:pPr>
-      <w:bookmarkStart w:id="24" w:name="_Toc214873240"/>
-      <w:bookmarkStart w:id="25" w:name="_Toc214874633"/>
+      <w:bookmarkStart w:id="24" w:name="_Toc214874633"/>
+      <w:bookmarkStart w:id="25" w:name="_Toc214873240"/>
       <w:bookmarkStart w:id="26" w:name="_Toc1116"/>
       <w:r>
         <w:t>1.1</w:t>
@@ -6567,7 +6567,6 @@
             <w:insideH w:val="outset" w:color="auto" w:sz="6" w:space="0"/>
             <w:insideV w:val="outset" w:color="auto" w:sz="6" w:space="0"/>
           </w:tblBorders>
-          <w:shd w:val="clear" w:color="auto" w:fill="auto"/>
           <w:tblCellMar>
             <w:top w:w="0" w:type="dxa"/>
             <w:left w:w="108" w:type="dxa"/>
@@ -7234,7 +7233,6 @@
             <w:insideH w:val="outset" w:color="auto" w:sz="6" w:space="0"/>
             <w:insideV w:val="outset" w:color="auto" w:sz="6" w:space="0"/>
           </w:tblBorders>
-          <w:shd w:val="clear" w:color="auto" w:fill="auto"/>
           <w:tblCellMar>
             <w:top w:w="0" w:type="dxa"/>
             <w:left w:w="108" w:type="dxa"/>
@@ -7490,6 +7488,7 @@
             <w:insideH w:val="outset" w:color="auto" w:sz="6" w:space="0"/>
             <w:insideV w:val="outset" w:color="auto" w:sz="6" w:space="0"/>
           </w:tblBorders>
+          <w:shd w:val="clear" w:color="auto" w:fill="auto"/>
           <w:tblCellMar>
             <w:top w:w="0" w:type="dxa"/>
             <w:left w:w="108" w:type="dxa"/>
@@ -7603,6 +7602,134 @@
                 <w:lang w:val="en-US" w:eastAsia="zh-CN"/>
               </w:rPr>
               <w:t>毫安</w:t>
+            </w:r>
+          </w:p>
+        </w:tc>
+      </w:tr>
+      <w:tr>
+        <w:tblPrEx>
+          <w:tblBorders>
+            <w:top w:val="single" w:color="auto" w:sz="12" w:space="0"/>
+            <w:left w:val="none" w:color="auto" w:sz="6" w:space="0"/>
+            <w:bottom w:val="single" w:color="auto" w:sz="12" w:space="0"/>
+            <w:right w:val="none" w:color="auto" w:sz="6" w:space="0"/>
+            <w:insideH w:val="outset" w:color="auto" w:sz="6" w:space="0"/>
+            <w:insideV w:val="outset" w:color="auto" w:sz="6" w:space="0"/>
+          </w:tblBorders>
+          <w:shd w:val="clear" w:color="auto" w:fill="auto"/>
+          <w:tblCellMar>
+            <w:top w:w="0" w:type="dxa"/>
+            <w:left w:w="108" w:type="dxa"/>
+            <w:bottom w:w="0" w:type="dxa"/>
+            <w:right w:w="108" w:type="dxa"/>
+          </w:tblCellMar>
+        </w:tblPrEx>
+        <w:trPr>
+          <w:trHeight w:val="394" w:hRule="atLeast"/>
+          <w:jc w:val="center"/>
+        </w:trPr>
+        <w:tc>
+          <w:tcPr>
+            <w:tcW w:w="2320" w:type="pct"/>
+            <w:tcBorders>
+              <w:top w:val="nil"/>
+              <w:left w:val="nil"/>
+              <w:bottom w:val="nil"/>
+              <w:right w:val="nil"/>
+            </w:tcBorders>
+            <w:shd w:val="clear" w:color="auto" w:fill="auto"/>
+            <w:vAlign w:val="center"/>
+          </w:tcPr>
+          <w:p>
+            <w:pPr>
+              <w:pStyle w:val="24"/>
+              <w:keepNext w:val="0"/>
+              <w:keepLines w:val="0"/>
+              <w:suppressLineNumbers w:val="0"/>
+              <w:bidi w:val="0"/>
+              <w:spacing w:before="0" w:beforeAutospacing="0" w:after="0" w:afterAutospacing="0"/>
+              <w:ind w:left="0" w:right="0"/>
+              <w:rPr>
+                <w:rFonts w:hint="default"/>
+                <w:lang w:val="en-US" w:eastAsia="zh-CN"/>
+              </w:rPr>
+            </w:pPr>
+            <w:r>
+              <w:rPr>
+                <w:rFonts w:hint="eastAsia"/>
+                <w:lang w:val="en-US" w:eastAsia="zh-CN"/>
+              </w:rPr>
+              <w:t>待机电流</w:t>
+            </w:r>
+          </w:p>
+        </w:tc>
+        <w:tc>
+          <w:tcPr>
+            <w:tcW w:w="1817" w:type="pct"/>
+            <w:tcBorders>
+              <w:top w:val="nil"/>
+              <w:left w:val="nil"/>
+              <w:bottom w:val="nil"/>
+              <w:right w:val="nil"/>
+            </w:tcBorders>
+            <w:shd w:val="clear" w:color="auto" w:fill="auto"/>
+            <w:vAlign w:val="center"/>
+          </w:tcPr>
+          <w:p>
+            <w:pPr>
+              <w:pStyle w:val="24"/>
+              <w:keepNext w:val="0"/>
+              <w:keepLines w:val="0"/>
+              <w:suppressLineNumbers w:val="0"/>
+              <w:bidi w:val="0"/>
+              <w:spacing w:before="0" w:beforeAutospacing="0" w:after="0" w:afterAutospacing="0"/>
+              <w:ind w:left="0" w:right="0"/>
+              <w:rPr>
+                <w:rFonts w:hint="default"/>
+                <w:lang w:val="en-US" w:eastAsia="zh-CN"/>
+              </w:rPr>
+            </w:pPr>
+            <w:r>
+              <w:rPr>
+                <w:rFonts w:hint="eastAsia"/>
+                <w:lang w:val="en-US" w:eastAsia="zh-CN"/>
+              </w:rPr>
+              <w:t>≤200</w:t>
+            </w:r>
+          </w:p>
+        </w:tc>
+        <w:tc>
+          <w:tcPr>
+            <w:tcW w:w="862" w:type="pct"/>
+            <w:tcBorders>
+              <w:top w:val="nil"/>
+              <w:left w:val="nil"/>
+              <w:bottom w:val="nil"/>
+              <w:right w:val="nil"/>
+            </w:tcBorders>
+            <w:shd w:val="clear" w:color="auto" w:fill="auto"/>
+            <w:vAlign w:val="center"/>
+          </w:tcPr>
+          <w:p>
+            <w:pPr>
+              <w:pStyle w:val="24"/>
+              <w:keepNext w:val="0"/>
+              <w:keepLines w:val="0"/>
+              <w:suppressLineNumbers w:val="0"/>
+              <w:bidi w:val="0"/>
+              <w:spacing w:before="0" w:beforeAutospacing="0" w:after="0" w:afterAutospacing="0"/>
+              <w:ind w:left="0" w:right="0"/>
+              <w:rPr>
+                <w:rFonts w:hint="default"/>
+                <w:lang w:val="en-US" w:eastAsia="zh-CN"/>
+              </w:rPr>
+            </w:pPr>
+            <w:r>
+              <w:rPr>
+                <w:rFonts w:hint="eastAsia"/>
+                <w:lang w:val="en-US" w:eastAsia="zh-CN"/>
+              </w:rPr>
+              <w:t>微安</w:t>
             </w:r>
           </w:p>
         </w:tc>
@@ -7659,7 +7786,7 @@
                 <w:rFonts w:hint="eastAsia"/>
                 <w:lang w:val="en-US" w:eastAsia="zh-CN"/>
               </w:rPr>
-              <w:t>待机电流</w:t>
+              <w:t>数据接口电平</w:t>
             </w:r>
           </w:p>
         </w:tc>
@@ -7694,7 +7821,7 @@
                 <w:rFonts w:hint="eastAsia"/>
                 <w:lang w:val="en-US" w:eastAsia="zh-CN"/>
               </w:rPr>
-              <w:t>≤200</w:t>
+              <w:t>L＜0.8 @3.3H &gt;2.7@3.3</w:t>
             </w:r>
           </w:p>
         </w:tc>
@@ -7720,16 +7847,16 @@
               <w:spacing w:before="0" w:beforeAutospacing="0" w:after="0" w:afterAutospacing="0"/>
               <w:ind w:left="0" w:right="0"/>
               <w:rPr>
-                <w:rFonts w:hint="default"/>
-                <w:lang w:val="en-US" w:eastAsia="zh-CN"/>
-              </w:rPr>
-            </w:pPr>
-            <w:r>
-              <w:rPr>
-                <w:rFonts w:hint="eastAsia"/>
-                <w:lang w:val="en-US" w:eastAsia="zh-CN"/>
-              </w:rPr>
-              <w:t>微安</w:t>
+                <w:rFonts w:hint="eastAsia"/>
+                <w:lang w:val="en-US" w:eastAsia="zh-CN"/>
+              </w:rPr>
+            </w:pPr>
+            <w:r>
+              <w:rPr>
+                <w:rFonts w:hint="eastAsia"/>
+                <w:lang w:val="en-US" w:eastAsia="zh-CN"/>
+              </w:rPr>
+              <w:t>伏特</w:t>
             </w:r>
           </w:p>
         </w:tc>
@@ -7744,6 +7871,7 @@
             <w:insideH w:val="outset" w:color="auto" w:sz="6" w:space="0"/>
             <w:insideV w:val="outset" w:color="auto" w:sz="6" w:space="0"/>
           </w:tblBorders>
+          <w:shd w:val="clear" w:color="auto" w:fill="auto"/>
           <w:tblCellMar>
             <w:top w:w="0" w:type="dxa"/>
             <w:left w:w="108" w:type="dxa"/>
@@ -7786,7 +7914,7 @@
                 <w:rFonts w:hint="eastAsia"/>
                 <w:lang w:val="en-US" w:eastAsia="zh-CN"/>
               </w:rPr>
-              <w:t>数据接口电平</w:t>
+              <w:t>工作温度</w:t>
             </w:r>
           </w:p>
         </w:tc>
@@ -7821,7 +7949,7 @@
                 <w:rFonts w:hint="eastAsia"/>
                 <w:lang w:val="en-US" w:eastAsia="zh-CN"/>
               </w:rPr>
-              <w:t>L＜0.8 @3.3H &gt;2.7@3.3</w:t>
+              <w:t>-10 ~ +60</w:t>
             </w:r>
           </w:p>
         </w:tc>
@@ -7856,7 +7984,7 @@
                 <w:rFonts w:hint="eastAsia"/>
                 <w:lang w:val="en-US" w:eastAsia="zh-CN"/>
               </w:rPr>
-              <w:t>伏特</w:t>
+              <w:t>摄氏度</w:t>
             </w:r>
           </w:p>
         </w:tc>
@@ -7871,6 +7999,7 @@
             <w:insideH w:val="outset" w:color="auto" w:sz="6" w:space="0"/>
             <w:insideV w:val="outset" w:color="auto" w:sz="6" w:space="0"/>
           </w:tblBorders>
+          <w:shd w:val="clear" w:color="auto" w:fill="auto"/>
           <w:tblCellMar>
             <w:top w:w="0" w:type="dxa"/>
             <w:left w:w="108" w:type="dxa"/>
@@ -7913,7 +8042,7 @@
                 <w:rFonts w:hint="eastAsia"/>
                 <w:lang w:val="en-US" w:eastAsia="zh-CN"/>
               </w:rPr>
-              <w:t>工作温度</w:t>
+              <w:t>工作湿度</w:t>
             </w:r>
           </w:p>
         </w:tc>
@@ -7948,7 +8077,7 @@
                 <w:rFonts w:hint="eastAsia"/>
                 <w:lang w:val="en-US" w:eastAsia="zh-CN"/>
               </w:rPr>
-              <w:t>-10 ~ +60</w:t>
+              <w:t>0~99%</w:t>
             </w:r>
           </w:p>
         </w:tc>
@@ -7975,16 +8104,8 @@
               <w:ind w:left="0" w:right="0"/>
               <w:rPr>
                 <w:rFonts w:hint="eastAsia"/>
-                <w:lang w:val="en-US" w:eastAsia="zh-CN"/>
-              </w:rPr>
-            </w:pPr>
-            <w:r>
-              <w:rPr>
-                <w:rFonts w:hint="eastAsia"/>
-                <w:lang w:val="en-US" w:eastAsia="zh-CN"/>
-              </w:rPr>
-              <w:t>摄氏度</w:t>
-            </w:r>
+              </w:rPr>
+            </w:pPr>
           </w:p>
         </w:tc>
       </w:tr>
@@ -7998,125 +8119,7 @@
             <w:insideH w:val="outset" w:color="auto" w:sz="6" w:space="0"/>
             <w:insideV w:val="outset" w:color="auto" w:sz="6" w:space="0"/>
           </w:tblBorders>
-          <w:tblCellMar>
-            <w:top w:w="0" w:type="dxa"/>
-            <w:left w:w="108" w:type="dxa"/>
-            <w:bottom w:w="0" w:type="dxa"/>
-            <w:right w:w="108" w:type="dxa"/>
-          </w:tblCellMar>
-        </w:tblPrEx>
-        <w:trPr>
-          <w:trHeight w:val="394" w:hRule="atLeast"/>
-          <w:jc w:val="center"/>
-        </w:trPr>
-        <w:tc>
-          <w:tcPr>
-            <w:tcW w:w="2320" w:type="pct"/>
-            <w:tcBorders>
-              <w:top w:val="nil"/>
-              <w:left w:val="nil"/>
-              <w:bottom w:val="nil"/>
-              <w:right w:val="nil"/>
-            </w:tcBorders>
-            <w:shd w:val="clear" w:color="auto" w:fill="auto"/>
-            <w:vAlign w:val="center"/>
-          </w:tcPr>
-          <w:p>
-            <w:pPr>
-              <w:pStyle w:val="24"/>
-              <w:keepNext w:val="0"/>
-              <w:keepLines w:val="0"/>
-              <w:suppressLineNumbers w:val="0"/>
-              <w:bidi w:val="0"/>
-              <w:spacing w:before="0" w:beforeAutospacing="0" w:after="0" w:afterAutospacing="0"/>
-              <w:ind w:left="0" w:right="0"/>
-              <w:rPr>
-                <w:rFonts w:hint="default"/>
-                <w:lang w:val="en-US" w:eastAsia="zh-CN"/>
-              </w:rPr>
-            </w:pPr>
-            <w:r>
-              <w:rPr>
-                <w:rFonts w:hint="eastAsia"/>
-                <w:lang w:val="en-US" w:eastAsia="zh-CN"/>
-              </w:rPr>
-              <w:t>工作湿度</w:t>
-            </w:r>
-          </w:p>
-        </w:tc>
-        <w:tc>
-          <w:tcPr>
-            <w:tcW w:w="1817" w:type="pct"/>
-            <w:tcBorders>
-              <w:top w:val="nil"/>
-              <w:left w:val="nil"/>
-              <w:bottom w:val="nil"/>
-              <w:right w:val="nil"/>
-            </w:tcBorders>
-            <w:shd w:val="clear" w:color="auto" w:fill="auto"/>
-            <w:vAlign w:val="center"/>
-          </w:tcPr>
-          <w:p>
-            <w:pPr>
-              <w:pStyle w:val="24"/>
-              <w:keepNext w:val="0"/>
-              <w:keepLines w:val="0"/>
-              <w:suppressLineNumbers w:val="0"/>
-              <w:bidi w:val="0"/>
-              <w:spacing w:before="0" w:beforeAutospacing="0" w:after="0" w:afterAutospacing="0"/>
-              <w:ind w:left="0" w:right="0"/>
-              <w:rPr>
-                <w:rFonts w:hint="default"/>
-                <w:lang w:val="en-US" w:eastAsia="zh-CN"/>
-              </w:rPr>
-            </w:pPr>
-            <w:r>
-              <w:rPr>
-                <w:rFonts w:hint="eastAsia"/>
-                <w:lang w:val="en-US" w:eastAsia="zh-CN"/>
-              </w:rPr>
-              <w:t>0~99%</w:t>
-            </w:r>
-          </w:p>
-        </w:tc>
-        <w:tc>
-          <w:tcPr>
-            <w:tcW w:w="862" w:type="pct"/>
-            <w:tcBorders>
-              <w:top w:val="nil"/>
-              <w:left w:val="nil"/>
-              <w:bottom w:val="nil"/>
-              <w:right w:val="nil"/>
-            </w:tcBorders>
-            <w:shd w:val="clear" w:color="auto" w:fill="auto"/>
-            <w:vAlign w:val="center"/>
-          </w:tcPr>
-          <w:p>
-            <w:pPr>
-              <w:pStyle w:val="24"/>
-              <w:keepNext w:val="0"/>
-              <w:keepLines w:val="0"/>
-              <w:suppressLineNumbers w:val="0"/>
-              <w:bidi w:val="0"/>
-              <w:spacing w:before="0" w:beforeAutospacing="0" w:after="0" w:afterAutospacing="0"/>
-              <w:ind w:left="0" w:right="0"/>
-              <w:rPr>
-                <w:rFonts w:hint="eastAsia"/>
-              </w:rPr>
-            </w:pPr>
-          </w:p>
-        </w:tc>
-      </w:tr>
-      <w:tr>
-        <w:tblPrEx>
-          <w:tblBorders>
-            <w:top w:val="single" w:color="auto" w:sz="12" w:space="0"/>
-            <w:left w:val="none" w:color="auto" w:sz="6" w:space="0"/>
-            <w:bottom w:val="single" w:color="auto" w:sz="12" w:space="0"/>
-            <w:right w:val="none" w:color="auto" w:sz="6" w:space="0"/>
-            <w:insideH w:val="outset" w:color="auto" w:sz="6" w:space="0"/>
-            <w:insideV w:val="outset" w:color="auto" w:sz="6" w:space="0"/>
-          </w:tblBorders>
+          <w:shd w:val="clear" w:color="auto" w:fill="auto"/>
           <w:tblCellMar>
             <w:top w:w="0" w:type="dxa"/>
             <w:left w:w="108" w:type="dxa"/>
@@ -10764,6 +10767,7 @@
             <w:insideH w:val="outset" w:color="auto" w:sz="6" w:space="0"/>
             <w:insideV w:val="outset" w:color="auto" w:sz="6" w:space="0"/>
           </w:tblBorders>
+          <w:shd w:val="clear" w:color="auto" w:fill="auto"/>
           <w:tblCellMar>
             <w:top w:w="0" w:type="dxa"/>
             <w:left w:w="108" w:type="dxa"/>
@@ -11278,7 +11282,6 @@
             <w:insideH w:val="outset" w:color="auto" w:sz="6" w:space="0"/>
             <w:insideV w:val="outset" w:color="auto" w:sz="6" w:space="0"/>
           </w:tblBorders>
-          <w:shd w:val="clear" w:color="auto" w:fill="auto"/>
           <w:tblCellMar>
             <w:top w:w="0" w:type="dxa"/>
             <w:left w:w="108" w:type="dxa"/>
@@ -11520,133 +11523,6 @@
                 <w:lang w:val="en-US" w:eastAsia="zh-CN"/>
               </w:rPr>
               <w:t>℃</w:t>
-            </w:r>
-          </w:p>
-        </w:tc>
-      </w:tr>
-      <w:tr>
-        <w:tblPrEx>
-          <w:tblBorders>
-            <w:top w:val="single" w:color="auto" w:sz="12" w:space="0"/>
-            <w:left w:val="none" w:color="auto" w:sz="6" w:space="0"/>
-            <w:bottom w:val="single" w:color="auto" w:sz="12" w:space="0"/>
-            <w:right w:val="none" w:color="auto" w:sz="6" w:space="0"/>
-            <w:insideH w:val="outset" w:color="auto" w:sz="6" w:space="0"/>
-            <w:insideV w:val="outset" w:color="auto" w:sz="6" w:space="0"/>
-          </w:tblBorders>
-          <w:tblCellMar>
-            <w:top w:w="0" w:type="dxa"/>
-            <w:left w:w="108" w:type="dxa"/>
-            <w:bottom w:w="0" w:type="dxa"/>
-            <w:right w:w="108" w:type="dxa"/>
-          </w:tblCellMar>
-        </w:tblPrEx>
-        <w:trPr>
-          <w:trHeight w:val="394" w:hRule="atLeast"/>
-          <w:jc w:val="center"/>
-        </w:trPr>
-        <w:tc>
-          <w:tcPr>
-            <w:tcW w:w="1808" w:type="pct"/>
-            <w:tcBorders>
-              <w:top w:val="nil"/>
-              <w:left w:val="nil"/>
-              <w:bottom w:val="nil"/>
-              <w:right w:val="nil"/>
-            </w:tcBorders>
-            <w:shd w:val="clear" w:color="auto" w:fill="auto"/>
-            <w:vAlign w:val="center"/>
-          </w:tcPr>
-          <w:p>
-            <w:pPr>
-              <w:keepNext w:val="0"/>
-              <w:keepLines w:val="0"/>
-              <w:suppressLineNumbers w:val="0"/>
-              <w:bidi w:val="0"/>
-              <w:spacing w:before="0" w:beforeAutospacing="0" w:after="0" w:afterAutospacing="0"/>
-              <w:ind w:left="0" w:leftChars="0" w:right="0" w:firstLine="0" w:firstLineChars="0"/>
-              <w:jc w:val="center"/>
-              <w:rPr>
-                <w:rFonts w:hint="default"/>
-                <w:lang w:val="en-US" w:eastAsia="zh-CN"/>
-              </w:rPr>
-            </w:pPr>
-            <w:r>
-              <w:rPr>
-                <w:rFonts w:hint="eastAsia"/>
-                <w:lang w:val="en-US" w:eastAsia="zh-CN"/>
-              </w:rPr>
-              <w:t>供电电压</w:t>
-            </w:r>
-          </w:p>
-        </w:tc>
-        <w:tc>
-          <w:tcPr>
-            <w:tcW w:w="1690" w:type="pct"/>
-            <w:tcBorders>
-              <w:top w:val="nil"/>
-              <w:left w:val="nil"/>
-              <w:bottom w:val="nil"/>
-              <w:right w:val="nil"/>
-            </w:tcBorders>
-            <w:shd w:val="clear" w:color="auto" w:fill="auto"/>
-            <w:vAlign w:val="center"/>
-          </w:tcPr>
-          <w:p>
-            <w:pPr>
-              <w:keepNext w:val="0"/>
-              <w:keepLines w:val="0"/>
-              <w:suppressLineNumbers w:val="0"/>
-              <w:bidi w:val="0"/>
-              <w:spacing w:before="0" w:beforeAutospacing="0" w:after="0" w:afterAutospacing="0"/>
-              <w:ind w:left="0" w:leftChars="0" w:right="0" w:firstLine="0" w:firstLineChars="0"/>
-              <w:jc w:val="center"/>
-              <w:rPr>
-                <w:rFonts w:hint="default"/>
-                <w:lang w:val="en-US" w:eastAsia="zh-CN"/>
-              </w:rPr>
-            </w:pPr>
-            <w:r>
-              <w:rPr>
-                <w:rFonts w:hint="eastAsia"/>
-                <w:lang w:val="en-US" w:eastAsia="zh-CN"/>
-              </w:rPr>
-              <w:t>1.8~3.6</w:t>
-            </w:r>
-          </w:p>
-        </w:tc>
-        <w:tc>
-          <w:tcPr>
-            <w:tcW w:w="1500" w:type="pct"/>
-            <w:tcBorders>
-              <w:top w:val="nil"/>
-              <w:left w:val="nil"/>
-              <w:bottom w:val="nil"/>
-              <w:right w:val="nil"/>
-            </w:tcBorders>
-            <w:shd w:val="clear" w:color="auto" w:fill="auto"/>
-            <w:vAlign w:val="center"/>
-          </w:tcPr>
-          <w:p>
-            <w:pPr>
-              <w:keepNext w:val="0"/>
-              <w:keepLines w:val="0"/>
-              <w:suppressLineNumbers w:val="0"/>
-              <w:bidi w:val="0"/>
-              <w:spacing w:before="0" w:beforeAutospacing="0" w:after="0" w:afterAutospacing="0"/>
-              <w:ind w:left="0" w:leftChars="0" w:right="0" w:firstLine="0" w:firstLineChars="0"/>
-              <w:jc w:val="center"/>
-              <w:rPr>
-                <w:rFonts w:hint="default"/>
-                <w:lang w:val="en-US" w:eastAsia="zh-CN"/>
-              </w:rPr>
-            </w:pPr>
-            <w:r>
-              <w:rPr>
-                <w:rFonts w:hint="eastAsia"/>
-                <w:lang w:val="en-US" w:eastAsia="zh-CN"/>
-              </w:rPr>
-              <w:t>V</w:t>
             </w:r>
           </w:p>
         </w:tc>
@@ -11704,7 +11580,7 @@
                 <w:rFonts w:hint="eastAsia"/>
                 <w:lang w:val="en-US" w:eastAsia="zh-CN"/>
               </w:rPr>
-              <w:t>工作电流</w:t>
+              <w:t>供电电压</w:t>
             </w:r>
           </w:p>
         </w:tc>
@@ -11739,7 +11615,7 @@
                 <w:rFonts w:hint="eastAsia"/>
                 <w:lang w:val="en-US" w:eastAsia="zh-CN"/>
               </w:rPr>
-              <w:t>23</w:t>
+              <w:t>1.8~3.6</w:t>
             </w:r>
           </w:p>
         </w:tc>
@@ -11774,7 +11650,7 @@
                 <w:rFonts w:hint="eastAsia"/>
                 <w:lang w:val="en-US" w:eastAsia="zh-CN"/>
               </w:rPr>
-              <w:t>uA</w:t>
+              <w:t>V</w:t>
             </w:r>
           </w:p>
         </w:tc>
@@ -11789,7 +11665,133 @@
             <w:insideH w:val="outset" w:color="auto" w:sz="6" w:space="0"/>
             <w:insideV w:val="outset" w:color="auto" w:sz="6" w:space="0"/>
           </w:tblBorders>
-          <w:shd w:val="clear" w:color="auto" w:fill="auto"/>
+          <w:tblCellMar>
+            <w:top w:w="0" w:type="dxa"/>
+            <w:left w:w="108" w:type="dxa"/>
+            <w:bottom w:w="0" w:type="dxa"/>
+            <w:right w:w="108" w:type="dxa"/>
+          </w:tblCellMar>
+        </w:tblPrEx>
+        <w:trPr>
+          <w:trHeight w:val="394" w:hRule="atLeast"/>
+          <w:jc w:val="center"/>
+        </w:trPr>
+        <w:tc>
+          <w:tcPr>
+            <w:tcW w:w="1808" w:type="pct"/>
+            <w:tcBorders>
+              <w:top w:val="nil"/>
+              <w:left w:val="nil"/>
+              <w:bottom w:val="nil"/>
+              <w:right w:val="nil"/>
+            </w:tcBorders>
+            <w:shd w:val="clear" w:color="auto" w:fill="auto"/>
+            <w:vAlign w:val="center"/>
+          </w:tcPr>
+          <w:p>
+            <w:pPr>
+              <w:keepNext w:val="0"/>
+              <w:keepLines w:val="0"/>
+              <w:suppressLineNumbers w:val="0"/>
+              <w:bidi w:val="0"/>
+              <w:spacing w:before="0" w:beforeAutospacing="0" w:after="0" w:afterAutospacing="0"/>
+              <w:ind w:left="0" w:leftChars="0" w:right="0" w:firstLine="0" w:firstLineChars="0"/>
+              <w:jc w:val="center"/>
+              <w:rPr>
+                <w:rFonts w:hint="default"/>
+                <w:lang w:val="en-US" w:eastAsia="zh-CN"/>
+              </w:rPr>
+            </w:pPr>
+            <w:r>
+              <w:rPr>
+                <w:rFonts w:hint="eastAsia"/>
+                <w:lang w:val="en-US" w:eastAsia="zh-CN"/>
+              </w:rPr>
+              <w:t>工作电流</w:t>
+            </w:r>
+          </w:p>
+        </w:tc>
+        <w:tc>
+          <w:tcPr>
+            <w:tcW w:w="1690" w:type="pct"/>
+            <w:tcBorders>
+              <w:top w:val="nil"/>
+              <w:left w:val="nil"/>
+              <w:bottom w:val="nil"/>
+              <w:right w:val="nil"/>
+            </w:tcBorders>
+            <w:shd w:val="clear" w:color="auto" w:fill="auto"/>
+            <w:vAlign w:val="center"/>
+          </w:tcPr>
+          <w:p>
+            <w:pPr>
+              <w:keepNext w:val="0"/>
+              <w:keepLines w:val="0"/>
+              <w:suppressLineNumbers w:val="0"/>
+              <w:bidi w:val="0"/>
+              <w:spacing w:before="0" w:beforeAutospacing="0" w:after="0" w:afterAutospacing="0"/>
+              <w:ind w:left="0" w:leftChars="0" w:right="0" w:firstLine="0" w:firstLineChars="0"/>
+              <w:jc w:val="center"/>
+              <w:rPr>
+                <w:rFonts w:hint="default"/>
+                <w:lang w:val="en-US" w:eastAsia="zh-CN"/>
+              </w:rPr>
+            </w:pPr>
+            <w:r>
+              <w:rPr>
+                <w:rFonts w:hint="eastAsia"/>
+                <w:lang w:val="en-US" w:eastAsia="zh-CN"/>
+              </w:rPr>
+              <w:t>23</w:t>
+            </w:r>
+          </w:p>
+        </w:tc>
+        <w:tc>
+          <w:tcPr>
+            <w:tcW w:w="1500" w:type="pct"/>
+            <w:tcBorders>
+              <w:top w:val="nil"/>
+              <w:left w:val="nil"/>
+              <w:bottom w:val="nil"/>
+              <w:right w:val="nil"/>
+            </w:tcBorders>
+            <w:shd w:val="clear" w:color="auto" w:fill="auto"/>
+            <w:vAlign w:val="center"/>
+          </w:tcPr>
+          <w:p>
+            <w:pPr>
+              <w:keepNext w:val="0"/>
+              <w:keepLines w:val="0"/>
+              <w:suppressLineNumbers w:val="0"/>
+              <w:bidi w:val="0"/>
+              <w:spacing w:before="0" w:beforeAutospacing="0" w:after="0" w:afterAutospacing="0"/>
+              <w:ind w:left="0" w:leftChars="0" w:right="0" w:firstLine="0" w:firstLineChars="0"/>
+              <w:jc w:val="center"/>
+              <w:rPr>
+                <w:rFonts w:hint="default"/>
+                <w:lang w:val="en-US" w:eastAsia="zh-CN"/>
+              </w:rPr>
+            </w:pPr>
+            <w:r>
+              <w:rPr>
+                <w:rFonts w:hint="eastAsia"/>
+                <w:lang w:val="en-US" w:eastAsia="zh-CN"/>
+              </w:rPr>
+              <w:t>uA</w:t>
+            </w:r>
+          </w:p>
+        </w:tc>
+      </w:tr>
+      <w:tr>
+        <w:tblPrEx>
+          <w:tblBorders>
+            <w:top w:val="single" w:color="auto" w:sz="12" w:space="0"/>
+            <w:left w:val="none" w:color="auto" w:sz="6" w:space="0"/>
+            <w:bottom w:val="single" w:color="auto" w:sz="12" w:space="0"/>
+            <w:right w:val="none" w:color="auto" w:sz="6" w:space="0"/>
+            <w:insideH w:val="outset" w:color="auto" w:sz="6" w:space="0"/>
+            <w:insideV w:val="outset" w:color="auto" w:sz="6" w:space="0"/>
+          </w:tblBorders>
           <w:tblCellMar>
             <w:top w:w="0" w:type="dxa"/>
             <w:left w:w="108" w:type="dxa"/>
@@ -14664,6 +14666,12 @@
             <w:insideH w:val="none" w:color="auto" w:sz="0" w:space="0"/>
             <w:insideV w:val="none" w:color="auto" w:sz="0" w:space="0"/>
           </w:tblBorders>
+          <w:tblCellMar>
+            <w:top w:w="0" w:type="dxa"/>
+            <w:left w:w="108" w:type="dxa"/>
+            <w:bottom w:w="0" w:type="dxa"/>
+            <w:right w:w="108" w:type="dxa"/>
+          </w:tblCellMar>
         </w:tblPrEx>
         <w:trPr>
           <w:jc w:val="center"/>
@@ -21671,7 +21679,7 @@
           <w:lang w:val="en-US" w:eastAsia="zh-CN"/>
         </w:rPr>
         <w:object>
-          <v:shape id="_x0000_i1032" o:spt="75" type="#_x0000_t75" style="height:34pt;width:117pt;" o:ole="t" filled="f" o:preferrelative="t" stroked="f" coordsize="21600,21600">
+          <v:shape id="_x0000_i1025" o:spt="75" type="#_x0000_t75" style="height:34pt;width:117pt;" o:ole="t" filled="f" o:preferrelative="t" stroked="f" coordsize="21600,21600">
             <v:path/>
             <v:fill on="f" focussize="0,0"/>
             <v:stroke on="f"/>
@@ -21680,7 +21688,7 @@
             <w10:wrap type="none"/>
             <w10:anchorlock/>
           </v:shape>
-          <o:OLEObject Type="Embed" ProgID="Equation.KSEE3" ShapeID="_x0000_i1032" DrawAspect="Content" ObjectID="_1468075725" r:id="rId46">
+          <o:OLEObject Type="Embed" ProgID="Equation.KSEE3" ShapeID="_x0000_i1025" DrawAspect="Content" ObjectID="_1468075725" r:id="rId46">
             <o:LockedField>false</o:LockedField>
           </o:OLEObject>
         </w:object>
@@ -21710,7 +21718,8 @@
           <w:lang w:val="en-US" w:eastAsia="zh-CN"/>
         </w:rPr>
         <w:object>
-          <v:shape id="_x0000_i1033" o:spt="75" type="#_x0000_t75" style="height:34pt;width:114.95pt;" o:ole="t" filled="f" o:preferrelative="t" stroked="f" coordsize="21600,21600">
+          <v:shape id="_x0000_i1026" o:spt="75" type="#_x0000_t75" style="height:34pt;width:114.95pt;" o:ole="t" filled="f" o:preferrelative="t" stroked="f" coordsize="21600,21600">
+            <v:path/>
             <v:fill on="f" focussize="0,0"/>
             <v:stroke on="f"/>
             <v:imagedata r:id="rId49" o:title=""/>
@@ -21718,7 +21727,7 @@
             <w10:wrap type="none"/>
             <w10:anchorlock/>
           </v:shape>
-          <o:OLEObject Type="Embed" ProgID="Equation.KSEE3" ShapeID="_x0000_i1033" DrawAspect="Content" ObjectID="_1468075726" r:id="rId48">
+          <o:OLEObject Type="Embed" ProgID="Equation.KSEE3" ShapeID="_x0000_i1026" DrawAspect="Content" ObjectID="_1468075726" r:id="rId48">
             <o:LockedField>false</o:LockedField>
           </o:OLEObject>
         </w:object>
@@ -21744,22 +21753,7 @@
           <w:rFonts w:hint="eastAsia"/>
           <w:lang w:val="en-US" w:eastAsia="zh-CN"/>
         </w:rPr>
-        <w:t>函数在读取到AHT10返回的6个字节数据进行格式转换后通过公式（4-1）和</w:t>
-      </w:r>
-      <w:r>
-        <w:rPr>
-          <w:rFonts w:hint="eastAsia"/>
-          <w:position w:val="-28"/>
-          <w:lang w:val="en-US" w:eastAsia="zh-CN"/>
-        </w:rPr>
-        <w:t>公</w:t>
-      </w:r>
-      <w:r>
-        <w:rPr>
-          <w:rFonts w:hint="eastAsia"/>
-          <w:lang w:val="en-US" w:eastAsia="zh-CN"/>
-        </w:rPr>
-        <w:t>式（4-2）可以将温湿度原始数据转换为可供用户直接使用的温湿度数据，温度单位为℃，湿度单位为%。ESP32-S3处理得到的温湿度数据后会进行存储并发送到墨水显示屏显示。</w:t>
+        <w:t>函数在读取到AHT10返回的6个字节数据进行格式转换后通过公式（4-1）和公式（4-2）可以将温湿度原始数据转换为可供用户直接使用的温湿度数据，温度单位为℃，湿度单位为%。ESP32-S3处理得到的温湿度数据后会进行存储并发送到墨水显示屏显示。</w:t>
       </w:r>
     </w:p>
     <w:p>
@@ -21843,7 +21837,7 @@
           <w:rFonts w:hint="eastAsia"/>
           <w:lang w:val="en-US" w:eastAsia="zh-CN"/>
         </w:rPr>
-        <w:t>BMP280通过I2C总线与主控ESP32-S3-WROOM-1U-N16R8连接，SDO引脚作为I2C地址配置引脚默认10K下拉，故设备的I2C地址为0x76。BMP280在上电后需要对相应的寄存器写入数据用来初始化设备，使用uint8_t init_BMP280()函数对BMP280进行初始化，并读取校准值用于矫正传感器的读数，函数返回uint8_t类型的数据用来确认设备是否初始化成功。BMP280的内部寄存器一览表如图4.5所示。</w:t>
+        <w:t>BMP280通过I2C总线与主控ESP32-S3-WROOM-1U-N16R8连接，SDO引脚作为I2C地址配置引脚默认10K下拉，故设备的I2C地址为0x76。BMP280在上电后需要对相应的寄存器写入数据用来初始化设备，使用uint8_t init_BMP280()函数对BMP280进行初始化，并读取补偿参数用于矫正传感器的读数，函数返回uint8_t类型的数据用来确认设备是否初始化成功。BMP280的内部寄存器一览表如图4.5所示。</w:t>
       </w:r>
     </w:p>
     <w:p>
@@ -21860,7 +21854,7 @@
           <w:rFonts w:hint="eastAsia"/>
           <w:lang w:val="en-US" w:eastAsia="zh-CN"/>
         </w:rPr>
-        <w:t>图4.5BMP280内部寄存器一览表</w:t>
+        <w:t>图4.5 BMP280内部寄存器一览表</w:t>
       </w:r>
     </w:p>
     <w:p>
@@ -21955,7 +21949,12 @@
           <w:p>
             <w:pPr>
               <w:pStyle w:val="24"/>
+              <w:keepNext w:val="0"/>
+              <w:keepLines w:val="0"/>
+              <w:suppressLineNumbers w:val="0"/>
               <w:bidi w:val="0"/>
+              <w:spacing w:before="0" w:beforeAutospacing="0" w:after="0" w:afterAutospacing="0"/>
+              <w:ind w:left="0" w:right="0"/>
               <w:rPr>
                 <w:rFonts w:hint="default"/>
                 <w:lang w:val="en-US" w:eastAsia="zh-CN"/>
@@ -21982,7 +21981,12 @@
           <w:p>
             <w:pPr>
               <w:pStyle w:val="24"/>
+              <w:keepNext w:val="0"/>
+              <w:keepLines w:val="0"/>
+              <w:suppressLineNumbers w:val="0"/>
               <w:bidi w:val="0"/>
+              <w:spacing w:before="0" w:beforeAutospacing="0" w:after="0" w:afterAutospacing="0"/>
+              <w:ind w:left="0" w:right="0"/>
               <w:rPr>
                 <w:rFonts w:hint="eastAsia"/>
                 <w:lang w:val="en-US" w:eastAsia="zh-CN"/>
@@ -22009,7 +22013,12 @@
           <w:p>
             <w:pPr>
               <w:pStyle w:val="24"/>
+              <w:keepNext w:val="0"/>
+              <w:keepLines w:val="0"/>
+              <w:suppressLineNumbers w:val="0"/>
               <w:bidi w:val="0"/>
+              <w:spacing w:before="0" w:beforeAutospacing="0" w:after="0" w:afterAutospacing="0"/>
+              <w:ind w:left="0" w:right="0"/>
               <w:rPr>
                 <w:rFonts w:hint="eastAsia"/>
                 <w:lang w:val="en-US" w:eastAsia="zh-CN"/>
@@ -22058,7 +22067,12 @@
           <w:p>
             <w:pPr>
               <w:pStyle w:val="24"/>
+              <w:keepNext w:val="0"/>
+              <w:keepLines w:val="0"/>
+              <w:suppressLineNumbers w:val="0"/>
               <w:bidi w:val="0"/>
+              <w:spacing w:before="0" w:beforeAutospacing="0" w:after="0" w:afterAutospacing="0"/>
+              <w:ind w:left="0" w:right="0"/>
               <w:rPr>
                 <w:rFonts w:hint="eastAsia"/>
               </w:rPr>
@@ -22110,7 +22124,12 @@
           <w:p>
             <w:pPr>
               <w:pStyle w:val="24"/>
+              <w:keepNext w:val="0"/>
+              <w:keepLines w:val="0"/>
+              <w:suppressLineNumbers w:val="0"/>
               <w:bidi w:val="0"/>
+              <w:spacing w:before="0" w:beforeAutospacing="0" w:after="0" w:afterAutospacing="0"/>
+              <w:ind w:left="0" w:right="0"/>
               <w:rPr>
                 <w:rFonts w:hint="eastAsia"/>
               </w:rPr>
@@ -22136,7 +22155,12 @@
           <w:p>
             <w:pPr>
               <w:pStyle w:val="24"/>
+              <w:keepNext w:val="0"/>
+              <w:keepLines w:val="0"/>
+              <w:suppressLineNumbers w:val="0"/>
               <w:bidi w:val="0"/>
+              <w:spacing w:before="0" w:beforeAutospacing="0" w:after="0" w:afterAutospacing="0"/>
+              <w:ind w:left="0" w:right="0"/>
               <w:rPr>
                 <w:rFonts w:hint="default"/>
                 <w:lang w:val="en-US" w:eastAsia="zh-CN"/>
@@ -22185,7 +22209,12 @@
           <w:p>
             <w:pPr>
               <w:pStyle w:val="24"/>
+              <w:keepNext w:val="0"/>
+              <w:keepLines w:val="0"/>
+              <w:suppressLineNumbers w:val="0"/>
               <w:bidi w:val="0"/>
+              <w:spacing w:before="0" w:beforeAutospacing="0" w:after="0" w:afterAutospacing="0"/>
+              <w:ind w:left="0" w:right="0"/>
               <w:rPr>
                 <w:rFonts w:hint="default"/>
                 <w:lang w:val="en-US" w:eastAsia="zh-CN"/>
@@ -22213,7 +22242,12 @@
           <w:p>
             <w:pPr>
               <w:pStyle w:val="24"/>
+              <w:keepNext w:val="0"/>
+              <w:keepLines w:val="0"/>
+              <w:suppressLineNumbers w:val="0"/>
               <w:bidi w:val="0"/>
+              <w:spacing w:before="0" w:beforeAutospacing="0" w:after="0" w:afterAutospacing="0"/>
+              <w:ind w:left="0" w:right="0"/>
               <w:rPr>
                 <w:rFonts w:hint="eastAsia"/>
               </w:rPr>
@@ -22239,7 +22273,12 @@
           <w:p>
             <w:pPr>
               <w:pStyle w:val="24"/>
+              <w:keepNext w:val="0"/>
+              <w:keepLines w:val="0"/>
+              <w:suppressLineNumbers w:val="0"/>
               <w:bidi w:val="0"/>
+              <w:spacing w:before="0" w:beforeAutospacing="0" w:after="0" w:afterAutospacing="0"/>
+              <w:ind w:left="0" w:right="0"/>
               <w:rPr>
                 <w:rFonts w:hint="default"/>
                 <w:lang w:val="en-US" w:eastAsia="zh-CN"/>
@@ -22288,7 +22327,12 @@
           <w:p>
             <w:pPr>
               <w:pStyle w:val="24"/>
+              <w:keepNext w:val="0"/>
+              <w:keepLines w:val="0"/>
+              <w:suppressLineNumbers w:val="0"/>
               <w:bidi w:val="0"/>
+              <w:spacing w:before="0" w:beforeAutospacing="0" w:after="0" w:afterAutospacing="0"/>
+              <w:ind w:left="0" w:right="0"/>
               <w:rPr>
                 <w:rFonts w:hint="default"/>
                 <w:lang w:val="en-US" w:eastAsia="zh-CN"/>
@@ -22316,7 +22360,12 @@
           <w:p>
             <w:pPr>
               <w:pStyle w:val="24"/>
+              <w:keepNext w:val="0"/>
+              <w:keepLines w:val="0"/>
+              <w:suppressLineNumbers w:val="0"/>
               <w:bidi w:val="0"/>
+              <w:spacing w:before="0" w:beforeAutospacing="0" w:after="0" w:afterAutospacing="0"/>
+              <w:ind w:left="0" w:right="0"/>
               <w:rPr>
                 <w:rFonts w:hint="eastAsia" w:eastAsia="宋体"/>
                 <w:lang w:val="en-US" w:eastAsia="zh-CN"/>
@@ -22350,7 +22399,12 @@
           <w:p>
             <w:pPr>
               <w:pStyle w:val="24"/>
+              <w:keepNext w:val="0"/>
+              <w:keepLines w:val="0"/>
+              <w:suppressLineNumbers w:val="0"/>
               <w:bidi w:val="0"/>
+              <w:spacing w:before="0" w:beforeAutospacing="0" w:after="0" w:afterAutospacing="0"/>
+              <w:ind w:left="0" w:right="0"/>
               <w:rPr>
                 <w:rFonts w:hint="default"/>
                 <w:lang w:val="en-US" w:eastAsia="zh-CN"/>
@@ -22367,6 +22421,16 @@
         </w:tc>
       </w:tr>
     </w:tbl>
+    <w:p>
+      <w:pPr>
+        <w:pStyle w:val="2"/>
+        <w:ind w:left="0" w:leftChars="0" w:firstLine="0" w:firstLineChars="0"/>
+        <w:rPr>
+          <w:rFonts w:hint="default"/>
+          <w:lang w:val="en-US" w:eastAsia="zh-CN"/>
+        </w:rPr>
+      </w:pPr>
+    </w:p>
     <w:p>
       <w:pPr>
         <w:pStyle w:val="2"/>
@@ -22463,7 +22527,12 @@
           <w:p>
             <w:pPr>
               <w:pStyle w:val="24"/>
+              <w:keepNext w:val="0"/>
+              <w:keepLines w:val="0"/>
+              <w:suppressLineNumbers w:val="0"/>
               <w:bidi w:val="0"/>
+              <w:spacing w:before="0" w:beforeAutospacing="0" w:after="0" w:afterAutospacing="0"/>
+              <w:ind w:left="0" w:right="0"/>
               <w:rPr>
                 <w:rFonts w:hint="default"/>
                 <w:lang w:val="en-US" w:eastAsia="zh-CN"/>
@@ -22490,7 +22559,12 @@
           <w:p>
             <w:pPr>
               <w:pStyle w:val="24"/>
+              <w:keepNext w:val="0"/>
+              <w:keepLines w:val="0"/>
+              <w:suppressLineNumbers w:val="0"/>
               <w:bidi w:val="0"/>
+              <w:spacing w:before="0" w:beforeAutospacing="0" w:after="0" w:afterAutospacing="0"/>
+              <w:ind w:left="0" w:right="0"/>
               <w:rPr>
                 <w:rFonts w:hint="eastAsia"/>
                 <w:lang w:val="en-US" w:eastAsia="zh-CN"/>
@@ -22517,7 +22591,12 @@
           <w:p>
             <w:pPr>
               <w:pStyle w:val="24"/>
+              <w:keepNext w:val="0"/>
+              <w:keepLines w:val="0"/>
+              <w:suppressLineNumbers w:val="0"/>
               <w:bidi w:val="0"/>
+              <w:spacing w:before="0" w:beforeAutospacing="0" w:after="0" w:afterAutospacing="0"/>
+              <w:ind w:left="0" w:right="0"/>
               <w:rPr>
                 <w:rFonts w:hint="eastAsia"/>
                 <w:lang w:val="en-US" w:eastAsia="zh-CN"/>
@@ -22566,7 +22645,12 @@
           <w:p>
             <w:pPr>
               <w:pStyle w:val="24"/>
+              <w:keepNext w:val="0"/>
+              <w:keepLines w:val="0"/>
+              <w:suppressLineNumbers w:val="0"/>
               <w:bidi w:val="0"/>
+              <w:spacing w:before="0" w:beforeAutospacing="0" w:after="0" w:afterAutospacing="0"/>
+              <w:ind w:left="0" w:right="0"/>
               <w:rPr>
                 <w:rFonts w:hint="eastAsia"/>
               </w:rPr>
@@ -22618,7 +22702,12 @@
           <w:p>
             <w:pPr>
               <w:pStyle w:val="24"/>
+              <w:keepNext w:val="0"/>
+              <w:keepLines w:val="0"/>
+              <w:suppressLineNumbers w:val="0"/>
               <w:bidi w:val="0"/>
+              <w:spacing w:before="0" w:beforeAutospacing="0" w:after="0" w:afterAutospacing="0"/>
+              <w:ind w:left="0" w:right="0"/>
               <w:rPr>
                 <w:rFonts w:hint="eastAsia"/>
               </w:rPr>
@@ -22644,7 +22733,12 @@
           <w:p>
             <w:pPr>
               <w:pStyle w:val="24"/>
+              <w:keepNext w:val="0"/>
+              <w:keepLines w:val="0"/>
+              <w:suppressLineNumbers w:val="0"/>
               <w:bidi w:val="0"/>
+              <w:spacing w:before="0" w:beforeAutospacing="0" w:after="0" w:afterAutospacing="0"/>
+              <w:ind w:left="0" w:right="0"/>
               <w:rPr>
                 <w:rFonts w:hint="default"/>
                 <w:lang w:val="en-US" w:eastAsia="zh-CN"/>
@@ -22705,7 +22799,12 @@
           <w:p>
             <w:pPr>
               <w:pStyle w:val="24"/>
+              <w:keepNext w:val="0"/>
+              <w:keepLines w:val="0"/>
+              <w:suppressLineNumbers w:val="0"/>
               <w:bidi w:val="0"/>
+              <w:spacing w:before="0" w:beforeAutospacing="0" w:after="0" w:afterAutospacing="0"/>
+              <w:ind w:left="0" w:right="0"/>
               <w:rPr>
                 <w:rFonts w:hint="default"/>
                 <w:lang w:val="en-US" w:eastAsia="zh-CN"/>
@@ -22733,7 +22832,12 @@
           <w:p>
             <w:pPr>
               <w:pStyle w:val="24"/>
+              <w:keepNext w:val="0"/>
+              <w:keepLines w:val="0"/>
+              <w:suppressLineNumbers w:val="0"/>
               <w:bidi w:val="0"/>
+              <w:spacing w:before="0" w:beforeAutospacing="0" w:after="0" w:afterAutospacing="0"/>
+              <w:ind w:left="0" w:right="0"/>
               <w:rPr>
                 <w:rFonts w:hint="eastAsia"/>
               </w:rPr>
@@ -22759,7 +22863,12 @@
           <w:p>
             <w:pPr>
               <w:pStyle w:val="24"/>
+              <w:keepNext w:val="0"/>
+              <w:keepLines w:val="0"/>
+              <w:suppressLineNumbers w:val="0"/>
               <w:bidi w:val="0"/>
+              <w:spacing w:before="0" w:beforeAutospacing="0" w:after="0" w:afterAutospacing="0"/>
+              <w:ind w:left="0" w:right="0"/>
               <w:rPr>
                 <w:rFonts w:hint="default"/>
                 <w:lang w:val="en-US" w:eastAsia="zh-CN"/>
@@ -22820,7 +22929,12 @@
           <w:p>
             <w:pPr>
               <w:pStyle w:val="24"/>
+              <w:keepNext w:val="0"/>
+              <w:keepLines w:val="0"/>
+              <w:suppressLineNumbers w:val="0"/>
               <w:bidi w:val="0"/>
+              <w:spacing w:before="0" w:beforeAutospacing="0" w:after="0" w:afterAutospacing="0"/>
+              <w:ind w:left="0" w:right="0"/>
               <w:rPr>
                 <w:rFonts w:hint="default"/>
                 <w:lang w:val="en-US" w:eastAsia="zh-CN"/>
@@ -22848,7 +22962,12 @@
           <w:p>
             <w:pPr>
               <w:pStyle w:val="24"/>
+              <w:keepNext w:val="0"/>
+              <w:keepLines w:val="0"/>
+              <w:suppressLineNumbers w:val="0"/>
               <w:bidi w:val="0"/>
+              <w:spacing w:before="0" w:beforeAutospacing="0" w:after="0" w:afterAutospacing="0"/>
+              <w:ind w:left="0" w:right="0"/>
               <w:rPr>
                 <w:rFonts w:hint="eastAsia"/>
               </w:rPr>
@@ -22874,7 +22993,12 @@
           <w:p>
             <w:pPr>
               <w:pStyle w:val="24"/>
+              <w:keepNext w:val="0"/>
+              <w:keepLines w:val="0"/>
+              <w:suppressLineNumbers w:val="0"/>
               <w:bidi w:val="0"/>
+              <w:spacing w:before="0" w:beforeAutospacing="0" w:after="0" w:afterAutospacing="0"/>
+              <w:ind w:left="0" w:right="0"/>
               <w:rPr>
                 <w:rFonts w:hint="default"/>
                 <w:lang w:val="en-US" w:eastAsia="zh-CN"/>
@@ -22894,7 +23018,7 @@
       <w:pPr>
         <w:bidi w:val="0"/>
         <w:rPr>
-          <w:rFonts w:hint="default"/>
+          <w:rFonts w:hint="eastAsia"/>
           <w:lang w:val="en-US" w:eastAsia="zh-CN"/>
         </w:rPr>
       </w:pPr>
@@ -22955,14 +23079,12 @@
           <w:rFonts w:hint="eastAsia"/>
           <w:lang w:val="en-US" w:eastAsia="zh-CN"/>
         </w:rPr>
-        <w:t>为0.021*ODR）；本设计使用I2C总线所以spi3w_en = 0（关闭3线SPI接口）。</w:t>
-      </w:r>
-      <w:bookmarkStart w:id="68" w:name="_GoBack"/>
-      <w:bookmarkEnd w:id="68"/>
+        <w:t>为0.021*ODR）；本设计使用I2C总线所以spi3w_en = 0（关闭3线SPI接口）。在对设备进行复位和配置之后便开始读取补偿参数寄存器0x88到0xA1共22字节的数据，具体每个寄存器的数据内容如表4.2所示。</w:t>
+      </w:r>
     </w:p>
     <w:p>
       <w:pPr>
-        <w:pStyle w:val="5"/>
+        <w:pStyle w:val="32"/>
         <w:bidi w:val="0"/>
         <w:rPr>
           <w:rFonts w:hint="eastAsia"/>
@@ -22974,343 +23096,7 @@
           <w:rFonts w:hint="eastAsia"/>
           <w:lang w:val="en-US" w:eastAsia="zh-CN"/>
         </w:rPr>
-        <w:t>4.1.4 PMS7003i颗粒物传感器程序设计</w:t>
-      </w:r>
-    </w:p>
-    <w:p>
-      <w:pPr>
-        <w:pStyle w:val="5"/>
-        <w:bidi w:val="0"/>
-        <w:rPr>
-          <w:rFonts w:hint="eastAsia"/>
-          <w:lang w:val="en-US" w:eastAsia="zh-CN"/>
-        </w:rPr>
-      </w:pPr>
-      <w:r>
-        <w:rPr>
-          <w:rFonts w:hint="eastAsia"/>
-          <w:lang w:val="en-US" w:eastAsia="zh-CN"/>
-        </w:rPr>
-        <w:t>4.1.5 SC8二氧化碳传感器程序设计</w:t>
-      </w:r>
-    </w:p>
-    <w:p>
-      <w:pPr>
-        <w:pStyle w:val="5"/>
-        <w:bidi w:val="0"/>
-        <w:rPr>
-          <w:rFonts w:hint="eastAsia"/>
-          <w:lang w:val="en-US" w:eastAsia="zh-CN"/>
-        </w:rPr>
-      </w:pPr>
-      <w:r>
-        <w:rPr>
-          <w:rFonts w:hint="eastAsia"/>
-          <w:lang w:val="en-US" w:eastAsia="zh-CN"/>
-        </w:rPr>
-        <w:t>4.1.6 WZ-S甲醛传感器程序设计</w:t>
-      </w:r>
-    </w:p>
-    <w:p>
-      <w:pPr>
-        <w:pStyle w:val="5"/>
-        <w:bidi w:val="0"/>
-        <w:rPr>
-          <w:rFonts w:hint="default"/>
-          <w:lang w:val="en-US" w:eastAsia="zh-CN"/>
-        </w:rPr>
-      </w:pPr>
-      <w:r>
-        <w:rPr>
-          <w:rFonts w:hint="eastAsia"/>
-          <w:lang w:val="en-US" w:eastAsia="zh-CN"/>
-        </w:rPr>
-        <w:t>4.1.7 AGS10 TVOC传感器程序设计</w:t>
-      </w:r>
-    </w:p>
-    <w:p>
-      <w:pPr>
-        <w:pStyle w:val="5"/>
-        <w:bidi w:val="0"/>
-        <w:rPr>
-          <w:rFonts w:hint="eastAsia"/>
-          <w:lang w:val="en-US" w:eastAsia="zh-CN"/>
-        </w:rPr>
-      </w:pPr>
-      <w:r>
-        <w:rPr>
-          <w:rFonts w:hint="eastAsia"/>
-          <w:lang w:val="en-US" w:eastAsia="zh-CN"/>
-        </w:rPr>
-        <w:t>4.1.8 墨水屏显示器程序设计</w:t>
-      </w:r>
-    </w:p>
-    <w:p>
-      <w:pPr>
-        <w:pStyle w:val="5"/>
-        <w:bidi w:val="0"/>
-        <w:rPr>
-          <w:rFonts w:hint="eastAsia"/>
-          <w:lang w:val="en-US" w:eastAsia="zh-CN"/>
-        </w:rPr>
-      </w:pPr>
-      <w:r>
-        <w:rPr>
-          <w:rFonts w:hint="eastAsia"/>
-          <w:lang w:val="en-US" w:eastAsia="zh-CN"/>
-        </w:rPr>
-        <w:t>4.1.9 WiFi任务程序设计</w:t>
-      </w:r>
-    </w:p>
-    <w:p>
-      <w:pPr>
-        <w:ind w:left="0" w:leftChars="0" w:firstLine="0" w:firstLineChars="0"/>
-        <w:rPr>
-          <w:rFonts w:hint="default"/>
-          <w:lang w:val="en-US" w:eastAsia="zh-CN"/>
-        </w:rPr>
-      </w:pPr>
-    </w:p>
-    <w:p>
-      <w:pPr>
-        <w:bidi w:val="0"/>
-        <w:rPr>
-          <w:rFonts w:hint="default"/>
-          <w:lang w:val="en-US" w:eastAsia="zh-CN"/>
-        </w:rPr>
-      </w:pPr>
-    </w:p>
-    <w:p>
-      <w:pPr>
-        <w:pStyle w:val="2"/>
-        <w:numPr>
-          <w:numId w:val="0"/>
-        </w:numPr>
-        <w:rPr>
-          <w:rFonts w:hint="default"/>
-          <w:lang w:val="en-US" w:eastAsia="zh-CN"/>
-        </w:rPr>
-      </w:pPr>
-    </w:p>
-    <w:p>
-      <w:pPr>
-        <w:pStyle w:val="3"/>
-        <w:bidi w:val="0"/>
-        <w:rPr>
-          <w:rFonts w:hint="default"/>
-          <w:lang w:val="en-US" w:eastAsia="zh-CN"/>
-        </w:rPr>
-      </w:pPr>
-      <w:r>
-        <w:rPr>
-          <w:rFonts w:hint="eastAsia"/>
-          <w:lang w:val="en-US" w:eastAsia="zh-CN"/>
-        </w:rPr>
-        <w:br w:type="page"/>
-      </w:r>
-      <w:bookmarkStart w:id="51" w:name="_Toc13149"/>
-      <w:r>
-        <w:rPr>
-          <w:rFonts w:hint="eastAsia"/>
-          <w:lang w:val="en-US" w:eastAsia="zh-CN"/>
-        </w:rPr>
-        <w:t>第5章 系统配置与测试</w:t>
-      </w:r>
-      <w:bookmarkEnd w:id="51"/>
-    </w:p>
-    <w:p>
-      <w:pPr>
-        <w:pStyle w:val="4"/>
-        <w:bidi w:val="0"/>
-        <w:rPr>
-          <w:rFonts w:hint="default"/>
-          <w:lang w:val="en-US" w:eastAsia="zh-CN"/>
-        </w:rPr>
-      </w:pPr>
-      <w:bookmarkStart w:id="52" w:name="_Toc4643"/>
-      <w:r>
-        <w:rPr>
-          <w:rFonts w:hint="eastAsia"/>
-          <w:lang w:val="en-US" w:eastAsia="zh-CN"/>
-        </w:rPr>
-        <w:t>5.1 是量雷鸣</w:t>
-      </w:r>
-      <w:bookmarkEnd w:id="52"/>
-    </w:p>
-    <w:p>
-      <w:pPr>
-        <w:bidi w:val="0"/>
-        <w:rPr>
-          <w:rFonts w:hint="default"/>
-          <w:lang w:val="en-US" w:eastAsia="zh-CN"/>
-        </w:rPr>
-      </w:pPr>
-    </w:p>
-    <w:p>
-      <w:pPr>
-        <w:pStyle w:val="3"/>
-        <w:bidi w:val="0"/>
-        <w:rPr>
-          <w:rFonts w:hint="default"/>
-          <w:lang w:val="en-US" w:eastAsia="zh-CN"/>
-        </w:rPr>
-      </w:pPr>
-      <w:r>
-        <w:rPr>
-          <w:rFonts w:hint="eastAsia"/>
-          <w:lang w:val="en-US" w:eastAsia="zh-CN"/>
-        </w:rPr>
-        <w:br w:type="page"/>
-      </w:r>
-      <w:bookmarkStart w:id="53" w:name="_Toc31377"/>
-      <w:r>
-        <w:rPr>
-          <w:rFonts w:hint="eastAsia"/>
-          <w:lang w:val="en-US" w:eastAsia="zh-CN"/>
-        </w:rPr>
-        <w:t>第6章 总结与展望</w:t>
-      </w:r>
-      <w:bookmarkEnd w:id="53"/>
-    </w:p>
-    <w:p>
-      <w:pPr>
-        <w:pStyle w:val="4"/>
-        <w:bidi w:val="0"/>
-        <w:rPr>
-          <w:rFonts w:hint="default"/>
-          <w:lang w:val="en-US" w:eastAsia="zh-CN"/>
-        </w:rPr>
-      </w:pPr>
-      <w:bookmarkStart w:id="54" w:name="_Toc17078"/>
-      <w:r>
-        <w:rPr>
-          <w:rFonts w:hint="eastAsia"/>
-          <w:lang w:val="en-US" w:eastAsia="zh-CN"/>
-        </w:rPr>
-        <w:t>6.1 是量雷鸣</w:t>
-      </w:r>
-      <w:bookmarkEnd w:id="54"/>
-    </w:p>
-    <w:p>
-      <w:pPr>
-        <w:bidi w:val="0"/>
-        <w:rPr>
-          <w:rFonts w:hint="eastAsia"/>
-          <w:lang w:val="en-US" w:eastAsia="zh-CN"/>
-        </w:rPr>
-      </w:pPr>
-      <w:r>
-        <w:rPr>
-          <w:rFonts w:hint="eastAsia"/>
-          <w:lang w:val="en-US" w:eastAsia="zh-CN"/>
-        </w:rPr>
-        <w:t>在经后盾</w:t>
-      </w:r>
-    </w:p>
-    <w:p>
-      <w:pPr>
-        <w:pStyle w:val="2"/>
-        <w:rPr>
-          <w:rFonts w:hint="eastAsia"/>
-          <w:lang w:val="en-US" w:eastAsia="zh-CN"/>
-        </w:rPr>
-      </w:pPr>
-    </w:p>
-    <w:p>
-      <w:pPr>
-        <w:pStyle w:val="2"/>
-        <w:rPr>
-          <w:rFonts w:hint="eastAsia"/>
-          <w:lang w:val="en-US" w:eastAsia="zh-CN"/>
-        </w:rPr>
-      </w:pPr>
-    </w:p>
-    <w:p>
-      <w:pPr>
-        <w:pStyle w:val="2"/>
-        <w:rPr>
-          <w:rFonts w:hint="eastAsia"/>
-          <w:lang w:val="en-US" w:eastAsia="zh-CN"/>
-        </w:rPr>
-      </w:pPr>
-    </w:p>
-    <w:p>
-      <w:pPr>
-        <w:pStyle w:val="2"/>
-        <w:rPr>
-          <w:rFonts w:hint="eastAsia"/>
-          <w:lang w:val="en-US" w:eastAsia="zh-CN"/>
-        </w:rPr>
-      </w:pPr>
-    </w:p>
-    <w:p>
-      <w:pPr>
-        <w:pStyle w:val="2"/>
-        <w:rPr>
-          <w:rFonts w:hint="eastAsia"/>
-          <w:lang w:val="en-US" w:eastAsia="zh-CN"/>
-        </w:rPr>
-      </w:pPr>
-    </w:p>
-    <w:p>
-      <w:pPr>
-        <w:pStyle w:val="2"/>
-        <w:rPr>
-          <w:rFonts w:hint="eastAsia"/>
-          <w:lang w:val="en-US" w:eastAsia="zh-CN"/>
-        </w:rPr>
-      </w:pPr>
-    </w:p>
-    <w:p>
-      <w:pPr>
-        <w:bidi w:val="0"/>
-        <w:rPr>
-          <w:rFonts w:hint="default"/>
-          <w:lang w:val="en-US" w:eastAsia="zh-CN"/>
-        </w:rPr>
-      </w:pPr>
-    </w:p>
-    <w:p>
-      <w:pPr>
-        <w:bidi w:val="0"/>
-        <w:rPr>
-          <w:rFonts w:hint="default"/>
-          <w:lang w:val="en-US" w:eastAsia="zh-CN"/>
-        </w:rPr>
-      </w:pPr>
-    </w:p>
-    <w:p>
-      <w:pPr>
-        <w:pStyle w:val="3"/>
-        <w:bidi w:val="0"/>
-      </w:pPr>
-      <w:r>
-        <w:rPr>
-          <w:rFonts w:hint="eastAsia"/>
-          <w:lang w:val="en-US" w:eastAsia="zh-CN"/>
-        </w:rPr>
-        <w:br w:type="page"/>
-      </w:r>
-      <w:bookmarkStart w:id="55" w:name="_Toc30441"/>
-      <w:r>
-        <w:t>结  论</w:t>
-      </w:r>
-      <w:bookmarkEnd w:id="55"/>
-    </w:p>
-    <w:p>
-      <w:pPr>
-        <w:ind w:firstLine="519"/>
-      </w:pPr>
-      <w:r>
-        <w:t>智</w:t>
-      </w:r>
-      <w:bookmarkEnd w:id="30"/>
-      <w:bookmarkEnd w:id="31"/>
-      <w:r>
-        <w:rPr>
-          <w:rFonts w:hint="eastAsia"/>
-        </w:rPr>
-        <w:t>能手机是现代人必不可少的电子产品，有不少智能手机后盖的材质是塑料制品，本次塑料模具设计，全面考虑了塑料成型性能，模具结构特点，注射工艺参数，塑件表面粗糙度以及制造精度等，在理论分析和数据计算生产操作上论证该设计是合理可行地.并且，通过这次设计，我了解了注射模设计简况，熟悉了注射设备，基本掌握了注射成型地一般原理。智能手机后盖注塑模具设计中，具有生产效率高，节约原材料，成本低廉，保证质量的一系列优点，能够在厂房内大批量生产，保证产品的供应。</w:t>
+        <w:t>表4.2 BMP280补偿参数寄存器表</w:t>
       </w:r>
     </w:p>
     <w:tbl>
@@ -23335,8 +23121,9 @@
         </w:tblCellMar>
       </w:tblPr>
       <w:tblGrid>
-        <w:gridCol w:w="4272"/>
-        <w:gridCol w:w="4367"/>
+        <w:gridCol w:w="3265"/>
+        <w:gridCol w:w="1560"/>
+        <w:gridCol w:w="2082"/>
       </w:tblGrid>
       <w:tr>
         <w:tblPrEx>
@@ -23360,7 +23147,7 @@
         </w:trPr>
         <w:tc>
           <w:tcPr>
-            <w:tcW w:w="4272" w:type="dxa"/>
+            <w:tcW w:w="3265" w:type="dxa"/>
             <w:tcBorders>
               <w:bottom w:val="single" w:color="auto" w:sz="8" w:space="0"/>
             </w:tcBorders>
@@ -23376,16 +23163,26 @@
               <w:ind w:left="0" w:right="0" w:firstLine="0" w:firstLineChars="0"/>
               <w:jc w:val="center"/>
               <w:rPr>
-                <w:rFonts w:hint="eastAsia"/>
-                <w:sz w:val="21"/>
-                <w:szCs w:val="21"/>
-              </w:rPr>
-            </w:pPr>
-          </w:p>
-        </w:tc>
-        <w:tc>
-          <w:tcPr>
-            <w:tcW w:w="4367" w:type="dxa"/>
+                <w:rFonts w:hint="default" w:eastAsia="宋体"/>
+                <w:sz w:val="21"/>
+                <w:szCs w:val="21"/>
+                <w:lang w:val="en-US" w:eastAsia="zh-CN"/>
+              </w:rPr>
+            </w:pPr>
+            <w:r>
+              <w:rPr>
+                <w:rFonts w:hint="eastAsia"/>
+                <w:sz w:val="21"/>
+                <w:szCs w:val="21"/>
+                <w:lang w:val="en-US" w:eastAsia="zh-CN"/>
+              </w:rPr>
+              <w:t>寄存器地址 LSB/MSB</w:t>
+            </w:r>
+          </w:p>
+        </w:tc>
+        <w:tc>
+          <w:tcPr>
+            <w:tcW w:w="1560" w:type="dxa"/>
             <w:tcBorders>
               <w:bottom w:val="single" w:color="auto" w:sz="8" w:space="0"/>
             </w:tcBorders>
@@ -23401,11 +23198,56 @@
               <w:ind w:left="0" w:right="0" w:firstLine="0" w:firstLineChars="0"/>
               <w:jc w:val="center"/>
               <w:rPr>
-                <w:rFonts w:hint="eastAsia"/>
-                <w:sz w:val="21"/>
-                <w:szCs w:val="21"/>
-              </w:rPr>
-            </w:pPr>
+                <w:rFonts w:hint="eastAsia" w:eastAsia="宋体"/>
+                <w:sz w:val="21"/>
+                <w:szCs w:val="21"/>
+                <w:lang w:val="en-US" w:eastAsia="zh-CN"/>
+              </w:rPr>
+            </w:pPr>
+            <w:r>
+              <w:rPr>
+                <w:rFonts w:hint="eastAsia"/>
+                <w:sz w:val="21"/>
+                <w:szCs w:val="21"/>
+                <w:lang w:val="en-US" w:eastAsia="zh-CN"/>
+              </w:rPr>
+              <w:t>寄存器</w:t>
+            </w:r>
+          </w:p>
+        </w:tc>
+        <w:tc>
+          <w:tcPr>
+            <w:tcW w:w="2082" w:type="dxa"/>
+            <w:tcBorders>
+              <w:bottom w:val="single" w:color="auto" w:sz="8" w:space="0"/>
+            </w:tcBorders>
+            <w:noWrap w:val="0"/>
+            <w:vAlign w:val="center"/>
+          </w:tcPr>
+          <w:p>
+            <w:pPr>
+              <w:keepNext w:val="0"/>
+              <w:keepLines w:val="0"/>
+              <w:suppressLineNumbers w:val="0"/>
+              <w:spacing w:before="0" w:beforeAutospacing="0" w:after="0" w:afterAutospacing="0"/>
+              <w:ind w:left="0" w:right="0" w:firstLine="0" w:firstLineChars="0"/>
+              <w:jc w:val="center"/>
+              <w:rPr>
+                <w:rFonts w:hint="eastAsia" w:eastAsia="宋体"/>
+                <w:sz w:val="21"/>
+                <w:szCs w:val="21"/>
+                <w:lang w:val="en-US" w:eastAsia="zh-CN"/>
+              </w:rPr>
+            </w:pPr>
+            <w:r>
+              <w:rPr>
+                <w:rFonts w:hint="eastAsia"/>
+                <w:sz w:val="21"/>
+                <w:szCs w:val="21"/>
+                <w:lang w:val="en-US" w:eastAsia="zh-CN"/>
+              </w:rPr>
+              <w:t>数据类型</w:t>
+            </w:r>
           </w:p>
         </w:tc>
       </w:tr>
@@ -23431,7 +23273,7 @@
         </w:trPr>
         <w:tc>
           <w:tcPr>
-            <w:tcW w:w="4272" w:type="dxa"/>
+            <w:tcW w:w="3265" w:type="dxa"/>
             <w:tcBorders>
               <w:tl2br w:val="nil"/>
               <w:tr2bl w:val="nil"/>
@@ -23448,16 +23290,26 @@
               <w:ind w:left="0" w:right="0" w:firstLine="0" w:firstLineChars="0"/>
               <w:jc w:val="center"/>
               <w:rPr>
-                <w:rFonts w:hint="eastAsia"/>
-                <w:sz w:val="21"/>
-                <w:szCs w:val="21"/>
-              </w:rPr>
-            </w:pPr>
-          </w:p>
-        </w:tc>
-        <w:tc>
-          <w:tcPr>
-            <w:tcW w:w="4367" w:type="dxa"/>
+                <w:rFonts w:hint="default" w:eastAsia="宋体"/>
+                <w:sz w:val="21"/>
+                <w:szCs w:val="21"/>
+                <w:lang w:val="en-US" w:eastAsia="zh-CN"/>
+              </w:rPr>
+            </w:pPr>
+            <w:r>
+              <w:rPr>
+                <w:rFonts w:hint="eastAsia"/>
+                <w:sz w:val="21"/>
+                <w:szCs w:val="21"/>
+                <w:lang w:val="en-US" w:eastAsia="zh-CN"/>
+              </w:rPr>
+              <w:t>0x88/0x89</w:t>
+            </w:r>
+          </w:p>
+        </w:tc>
+        <w:tc>
+          <w:tcPr>
+            <w:tcW w:w="1560" w:type="dxa"/>
             <w:tcBorders>
               <w:tl2br w:val="nil"/>
               <w:tr2bl w:val="nil"/>
@@ -23474,11 +23326,57 @@
               <w:ind w:left="0" w:right="0" w:firstLine="0" w:firstLineChars="0"/>
               <w:jc w:val="center"/>
               <w:rPr>
-                <w:rFonts w:hint="eastAsia"/>
-                <w:sz w:val="21"/>
-                <w:szCs w:val="21"/>
-              </w:rPr>
-            </w:pPr>
+                <w:rFonts w:hint="default" w:eastAsia="宋体"/>
+                <w:sz w:val="21"/>
+                <w:szCs w:val="21"/>
+                <w:lang w:val="en-US" w:eastAsia="zh-CN"/>
+              </w:rPr>
+            </w:pPr>
+            <w:r>
+              <w:rPr>
+                <w:rFonts w:hint="eastAsia"/>
+                <w:sz w:val="21"/>
+                <w:szCs w:val="21"/>
+                <w:lang w:val="en-US" w:eastAsia="zh-CN"/>
+              </w:rPr>
+              <w:t>Dig_T1</w:t>
+            </w:r>
+          </w:p>
+        </w:tc>
+        <w:tc>
+          <w:tcPr>
+            <w:tcW w:w="2082" w:type="dxa"/>
+            <w:tcBorders>
+              <w:tl2br w:val="nil"/>
+              <w:tr2bl w:val="nil"/>
+            </w:tcBorders>
+            <w:noWrap w:val="0"/>
+            <w:vAlign w:val="center"/>
+          </w:tcPr>
+          <w:p>
+            <w:pPr>
+              <w:keepNext w:val="0"/>
+              <w:keepLines w:val="0"/>
+              <w:suppressLineNumbers w:val="0"/>
+              <w:spacing w:before="0" w:beforeAutospacing="0" w:after="0" w:afterAutospacing="0"/>
+              <w:ind w:left="0" w:right="0" w:firstLine="0" w:firstLineChars="0"/>
+              <w:jc w:val="center"/>
+              <w:rPr>
+                <w:rFonts w:hint="default" w:eastAsia="宋体"/>
+                <w:sz w:val="21"/>
+                <w:szCs w:val="21"/>
+                <w:lang w:val="en-US" w:eastAsia="zh-CN"/>
+              </w:rPr>
+            </w:pPr>
+            <w:r>
+              <w:rPr>
+                <w:rFonts w:hint="eastAsia"/>
+                <w:sz w:val="21"/>
+                <w:szCs w:val="21"/>
+                <w:lang w:val="en-US" w:eastAsia="zh-CN"/>
+              </w:rPr>
+              <w:t>Unsigned short</w:t>
+            </w:r>
           </w:p>
         </w:tc>
       </w:tr>
@@ -23504,7 +23402,7 @@
         </w:trPr>
         <w:tc>
           <w:tcPr>
-            <w:tcW w:w="4272" w:type="dxa"/>
+            <w:tcW w:w="3265" w:type="dxa"/>
             <w:tcBorders>
               <w:tl2br w:val="nil"/>
               <w:tr2bl w:val="nil"/>
@@ -23521,16 +23419,26 @@
               <w:ind w:left="0" w:right="0" w:firstLine="0" w:firstLineChars="0"/>
               <w:jc w:val="center"/>
               <w:rPr>
-                <w:rFonts w:hint="eastAsia"/>
-                <w:sz w:val="21"/>
-                <w:szCs w:val="21"/>
-              </w:rPr>
-            </w:pPr>
-          </w:p>
-        </w:tc>
-        <w:tc>
-          <w:tcPr>
-            <w:tcW w:w="4367" w:type="dxa"/>
+                <w:rFonts w:hint="default"/>
+                <w:sz w:val="21"/>
+                <w:szCs w:val="21"/>
+                <w:lang w:val="en-US"/>
+              </w:rPr>
+            </w:pPr>
+            <w:r>
+              <w:rPr>
+                <w:rFonts w:hint="eastAsia"/>
+                <w:sz w:val="21"/>
+                <w:szCs w:val="21"/>
+                <w:lang w:val="en-US" w:eastAsia="zh-CN"/>
+              </w:rPr>
+              <w:t>0x8A/0x8B</w:t>
+            </w:r>
+          </w:p>
+        </w:tc>
+        <w:tc>
+          <w:tcPr>
+            <w:tcW w:w="1560" w:type="dxa"/>
             <w:tcBorders>
               <w:tl2br w:val="nil"/>
               <w:tr2bl w:val="nil"/>
@@ -23547,11 +23455,57 @@
               <w:ind w:left="0" w:right="0" w:firstLine="0" w:firstLineChars="0"/>
               <w:jc w:val="center"/>
               <w:rPr>
-                <w:rFonts w:hint="eastAsia"/>
-                <w:sz w:val="21"/>
-                <w:szCs w:val="21"/>
-              </w:rPr>
-            </w:pPr>
+                <w:rFonts w:hint="default" w:eastAsia="宋体"/>
+                <w:sz w:val="21"/>
+                <w:szCs w:val="21"/>
+                <w:lang w:val="en-US" w:eastAsia="zh-CN"/>
+              </w:rPr>
+            </w:pPr>
+            <w:r>
+              <w:rPr>
+                <w:rFonts w:hint="eastAsia"/>
+                <w:sz w:val="21"/>
+                <w:szCs w:val="21"/>
+                <w:lang w:val="en-US" w:eastAsia="zh-CN"/>
+              </w:rPr>
+              <w:t>Dig_T2</w:t>
+            </w:r>
+          </w:p>
+        </w:tc>
+        <w:tc>
+          <w:tcPr>
+            <w:tcW w:w="2082" w:type="dxa"/>
+            <w:tcBorders>
+              <w:tl2br w:val="nil"/>
+              <w:tr2bl w:val="nil"/>
+            </w:tcBorders>
+            <w:noWrap w:val="0"/>
+            <w:vAlign w:val="center"/>
+          </w:tcPr>
+          <w:p>
+            <w:pPr>
+              <w:keepNext w:val="0"/>
+              <w:keepLines w:val="0"/>
+              <w:suppressLineNumbers w:val="0"/>
+              <w:spacing w:before="0" w:beforeAutospacing="0" w:after="0" w:afterAutospacing="0"/>
+              <w:ind w:left="0" w:right="0" w:firstLine="0" w:firstLineChars="0"/>
+              <w:jc w:val="center"/>
+              <w:rPr>
+                <w:rFonts w:hint="default" w:eastAsia="宋体"/>
+                <w:sz w:val="21"/>
+                <w:szCs w:val="21"/>
+                <w:lang w:val="en-US" w:eastAsia="zh-CN"/>
+              </w:rPr>
+            </w:pPr>
+            <w:r>
+              <w:rPr>
+                <w:rFonts w:hint="eastAsia"/>
+                <w:sz w:val="21"/>
+                <w:szCs w:val="21"/>
+                <w:lang w:val="en-US" w:eastAsia="zh-CN"/>
+              </w:rPr>
+              <w:t>Signed short</w:t>
+            </w:r>
           </w:p>
         </w:tc>
       </w:tr>
@@ -23577,7 +23531,7 @@
         </w:trPr>
         <w:tc>
           <w:tcPr>
-            <w:tcW w:w="4272" w:type="dxa"/>
+            <w:tcW w:w="3265" w:type="dxa"/>
             <w:tcBorders>
               <w:tl2br w:val="nil"/>
               <w:tr2bl w:val="nil"/>
@@ -23594,16 +23548,26 @@
               <w:ind w:left="0" w:right="0" w:firstLine="0" w:firstLineChars="0"/>
               <w:jc w:val="center"/>
               <w:rPr>
-                <w:rFonts w:hint="eastAsia"/>
-                <w:sz w:val="21"/>
-                <w:szCs w:val="21"/>
-              </w:rPr>
-            </w:pPr>
-          </w:p>
-        </w:tc>
-        <w:tc>
-          <w:tcPr>
-            <w:tcW w:w="4367" w:type="dxa"/>
+                <w:rFonts w:hint="default"/>
+                <w:sz w:val="21"/>
+                <w:szCs w:val="21"/>
+                <w:lang w:val="en-US"/>
+              </w:rPr>
+            </w:pPr>
+            <w:r>
+              <w:rPr>
+                <w:rFonts w:hint="eastAsia"/>
+                <w:sz w:val="21"/>
+                <w:szCs w:val="21"/>
+                <w:lang w:val="en-US" w:eastAsia="zh-CN"/>
+              </w:rPr>
+              <w:t>0x8C/0x8D</w:t>
+            </w:r>
+          </w:p>
+        </w:tc>
+        <w:tc>
+          <w:tcPr>
+            <w:tcW w:w="1560" w:type="dxa"/>
             <w:tcBorders>
               <w:tl2br w:val="nil"/>
               <w:tr2bl w:val="nil"/>
@@ -23620,11 +23584,56 @@
               <w:ind w:left="0" w:right="0" w:firstLine="0" w:firstLineChars="0"/>
               <w:jc w:val="center"/>
               <w:rPr>
-                <w:rFonts w:hint="eastAsia"/>
-                <w:sz w:val="21"/>
-                <w:szCs w:val="21"/>
-              </w:rPr>
-            </w:pPr>
+                <w:rFonts w:hint="default" w:eastAsia="宋体"/>
+                <w:sz w:val="21"/>
+                <w:szCs w:val="21"/>
+                <w:lang w:val="en-US" w:eastAsia="zh-CN"/>
+              </w:rPr>
+            </w:pPr>
+            <w:r>
+              <w:rPr>
+                <w:rFonts w:hint="eastAsia"/>
+                <w:sz w:val="21"/>
+                <w:szCs w:val="21"/>
+                <w:lang w:val="en-US" w:eastAsia="zh-CN"/>
+              </w:rPr>
+              <w:t>Dig_T3</w:t>
+            </w:r>
+          </w:p>
+        </w:tc>
+        <w:tc>
+          <w:tcPr>
+            <w:tcW w:w="2082" w:type="dxa"/>
+            <w:tcBorders>
+              <w:tl2br w:val="nil"/>
+              <w:tr2bl w:val="nil"/>
+            </w:tcBorders>
+            <w:noWrap w:val="0"/>
+            <w:vAlign w:val="center"/>
+          </w:tcPr>
+          <w:p>
+            <w:pPr>
+              <w:keepNext w:val="0"/>
+              <w:keepLines w:val="0"/>
+              <w:suppressLineNumbers w:val="0"/>
+              <w:spacing w:before="0" w:beforeAutospacing="0" w:after="0" w:afterAutospacing="0"/>
+              <w:ind w:left="0" w:right="0" w:firstLine="0" w:firstLineChars="0"/>
+              <w:jc w:val="center"/>
+              <w:rPr>
+                <w:rFonts w:hint="eastAsia"/>
+                <w:sz w:val="21"/>
+                <w:szCs w:val="21"/>
+              </w:rPr>
+            </w:pPr>
+            <w:r>
+              <w:rPr>
+                <w:rFonts w:hint="eastAsia"/>
+                <w:sz w:val="21"/>
+                <w:szCs w:val="21"/>
+                <w:lang w:val="en-US" w:eastAsia="zh-CN"/>
+              </w:rPr>
+              <w:t>Signed short</w:t>
+            </w:r>
           </w:p>
         </w:tc>
       </w:tr>
@@ -23650,7 +23659,7 @@
         </w:trPr>
         <w:tc>
           <w:tcPr>
-            <w:tcW w:w="4272" w:type="dxa"/>
+            <w:tcW w:w="3265" w:type="dxa"/>
             <w:tcBorders>
               <w:tl2br w:val="nil"/>
               <w:tr2bl w:val="nil"/>
@@ -23667,16 +23676,26 @@
               <w:ind w:left="0" w:right="0" w:firstLine="0" w:firstLineChars="0"/>
               <w:jc w:val="center"/>
               <w:rPr>
-                <w:rFonts w:hint="eastAsia"/>
-                <w:sz w:val="21"/>
-                <w:szCs w:val="21"/>
-              </w:rPr>
-            </w:pPr>
-          </w:p>
-        </w:tc>
-        <w:tc>
-          <w:tcPr>
-            <w:tcW w:w="4367" w:type="dxa"/>
+                <w:rFonts w:hint="default"/>
+                <w:sz w:val="21"/>
+                <w:szCs w:val="21"/>
+                <w:lang w:val="en-US"/>
+              </w:rPr>
+            </w:pPr>
+            <w:r>
+              <w:rPr>
+                <w:rFonts w:hint="eastAsia"/>
+                <w:sz w:val="21"/>
+                <w:szCs w:val="21"/>
+                <w:lang w:val="en-US" w:eastAsia="zh-CN"/>
+              </w:rPr>
+              <w:t>0x8E/0x8F</w:t>
+            </w:r>
+          </w:p>
+        </w:tc>
+        <w:tc>
+          <w:tcPr>
+            <w:tcW w:w="1560" w:type="dxa"/>
             <w:tcBorders>
               <w:tl2br w:val="nil"/>
               <w:tr2bl w:val="nil"/>
@@ -23693,11 +23712,56 @@
               <w:ind w:left="0" w:right="0" w:firstLine="0" w:firstLineChars="0"/>
               <w:jc w:val="center"/>
               <w:rPr>
-                <w:rFonts w:hint="eastAsia"/>
-                <w:sz w:val="21"/>
-                <w:szCs w:val="21"/>
-              </w:rPr>
-            </w:pPr>
+                <w:rFonts w:hint="default" w:eastAsia="宋体"/>
+                <w:sz w:val="21"/>
+                <w:szCs w:val="21"/>
+                <w:lang w:val="en-US" w:eastAsia="zh-CN"/>
+              </w:rPr>
+            </w:pPr>
+            <w:r>
+              <w:rPr>
+                <w:rFonts w:hint="eastAsia"/>
+                <w:sz w:val="21"/>
+                <w:szCs w:val="21"/>
+                <w:lang w:val="en-US" w:eastAsia="zh-CN"/>
+              </w:rPr>
+              <w:t>Dig_P1</w:t>
+            </w:r>
+          </w:p>
+        </w:tc>
+        <w:tc>
+          <w:tcPr>
+            <w:tcW w:w="2082" w:type="dxa"/>
+            <w:tcBorders>
+              <w:tl2br w:val="nil"/>
+              <w:tr2bl w:val="nil"/>
+            </w:tcBorders>
+            <w:noWrap w:val="0"/>
+            <w:vAlign w:val="center"/>
+          </w:tcPr>
+          <w:p>
+            <w:pPr>
+              <w:keepNext w:val="0"/>
+              <w:keepLines w:val="0"/>
+              <w:suppressLineNumbers w:val="0"/>
+              <w:spacing w:before="0" w:beforeAutospacing="0" w:after="0" w:afterAutospacing="0"/>
+              <w:ind w:left="0" w:right="0" w:firstLine="0" w:firstLineChars="0"/>
+              <w:jc w:val="center"/>
+              <w:rPr>
+                <w:rFonts w:hint="eastAsia"/>
+                <w:sz w:val="21"/>
+                <w:szCs w:val="21"/>
+              </w:rPr>
+            </w:pPr>
+            <w:r>
+              <w:rPr>
+                <w:rFonts w:hint="eastAsia"/>
+                <w:sz w:val="21"/>
+                <w:szCs w:val="21"/>
+                <w:lang w:val="en-US" w:eastAsia="zh-CN"/>
+              </w:rPr>
+              <w:t>Unsigned short</w:t>
+            </w:r>
           </w:p>
         </w:tc>
       </w:tr>
@@ -23723,7 +23787,7 @@
         </w:trPr>
         <w:tc>
           <w:tcPr>
-            <w:tcW w:w="4272" w:type="dxa"/>
+            <w:tcW w:w="3265" w:type="dxa"/>
             <w:tcBorders>
               <w:tl2br w:val="nil"/>
               <w:tr2bl w:val="nil"/>
@@ -23740,16 +23804,7317 @@
               <w:ind w:left="0" w:right="0" w:firstLine="0" w:firstLineChars="0"/>
               <w:jc w:val="center"/>
               <w:rPr>
-                <w:rFonts w:hint="eastAsia"/>
-                <w:sz w:val="21"/>
-                <w:szCs w:val="21"/>
-              </w:rPr>
-            </w:pPr>
-          </w:p>
-        </w:tc>
-        <w:tc>
-          <w:tcPr>
-            <w:tcW w:w="4367" w:type="dxa"/>
+                <w:rFonts w:hint="default"/>
+                <w:sz w:val="21"/>
+                <w:szCs w:val="21"/>
+                <w:lang w:val="en-US"/>
+              </w:rPr>
+            </w:pPr>
+            <w:r>
+              <w:rPr>
+                <w:rFonts w:hint="eastAsia"/>
+                <w:sz w:val="21"/>
+                <w:szCs w:val="21"/>
+                <w:lang w:val="en-US" w:eastAsia="zh-CN"/>
+              </w:rPr>
+              <w:t>0x90/0x91</w:t>
+            </w:r>
+          </w:p>
+        </w:tc>
+        <w:tc>
+          <w:tcPr>
+            <w:tcW w:w="1560" w:type="dxa"/>
+            <w:tcBorders>
+              <w:tl2br w:val="nil"/>
+              <w:tr2bl w:val="nil"/>
+            </w:tcBorders>
+            <w:noWrap w:val="0"/>
+            <w:vAlign w:val="center"/>
+          </w:tcPr>
+          <w:p>
+            <w:pPr>
+              <w:keepNext w:val="0"/>
+              <w:keepLines w:val="0"/>
+              <w:suppressLineNumbers w:val="0"/>
+              <w:spacing w:before="0" w:beforeAutospacing="0" w:after="0" w:afterAutospacing="0"/>
+              <w:ind w:left="0" w:right="0" w:firstLine="0" w:firstLineChars="0"/>
+              <w:jc w:val="center"/>
+              <w:rPr>
+                <w:rFonts w:hint="default" w:eastAsia="宋体"/>
+                <w:sz w:val="21"/>
+                <w:szCs w:val="21"/>
+                <w:lang w:val="en-US" w:eastAsia="zh-CN"/>
+              </w:rPr>
+            </w:pPr>
+            <w:r>
+              <w:rPr>
+                <w:rFonts w:hint="eastAsia"/>
+                <w:sz w:val="21"/>
+                <w:szCs w:val="21"/>
+                <w:lang w:val="en-US" w:eastAsia="zh-CN"/>
+              </w:rPr>
+              <w:t>Dig_P2</w:t>
+            </w:r>
+          </w:p>
+        </w:tc>
+        <w:tc>
+          <w:tcPr>
+            <w:tcW w:w="2082" w:type="dxa"/>
+            <w:tcBorders>
+              <w:tl2br w:val="nil"/>
+              <w:tr2bl w:val="nil"/>
+            </w:tcBorders>
+            <w:noWrap w:val="0"/>
+            <w:vAlign w:val="center"/>
+          </w:tcPr>
+          <w:p>
+            <w:pPr>
+              <w:keepNext w:val="0"/>
+              <w:keepLines w:val="0"/>
+              <w:suppressLineNumbers w:val="0"/>
+              <w:spacing w:before="0" w:beforeAutospacing="0" w:after="0" w:afterAutospacing="0"/>
+              <w:ind w:left="0" w:right="0" w:firstLine="0" w:firstLineChars="0"/>
+              <w:jc w:val="center"/>
+              <w:rPr>
+                <w:rFonts w:hint="eastAsia"/>
+                <w:sz w:val="21"/>
+                <w:szCs w:val="21"/>
+              </w:rPr>
+            </w:pPr>
+            <w:r>
+              <w:rPr>
+                <w:rFonts w:hint="eastAsia"/>
+                <w:sz w:val="21"/>
+                <w:szCs w:val="21"/>
+                <w:lang w:val="en-US" w:eastAsia="zh-CN"/>
+              </w:rPr>
+              <w:t>Signed short</w:t>
+            </w:r>
+          </w:p>
+        </w:tc>
+      </w:tr>
+      <w:tr>
+        <w:tblPrEx>
+          <w:tblBorders>
+            <w:top w:val="single" w:color="auto" w:sz="12" w:space="0"/>
+            <w:left w:val="none" w:color="auto" w:sz="0" w:space="0"/>
+            <w:bottom w:val="single" w:color="auto" w:sz="12" w:space="0"/>
+            <w:right w:val="none" w:color="auto" w:sz="0" w:space="0"/>
+            <w:insideH w:val="none" w:color="auto" w:sz="0" w:space="0"/>
+            <w:insideV w:val="none" w:color="auto" w:sz="0" w:space="0"/>
+          </w:tblBorders>
+          <w:tblCellMar>
+            <w:top w:w="0" w:type="dxa"/>
+            <w:left w:w="108" w:type="dxa"/>
+            <w:bottom w:w="0" w:type="dxa"/>
+            <w:right w:w="108" w:type="dxa"/>
+          </w:tblCellMar>
+        </w:tblPrEx>
+        <w:trPr>
+          <w:jc w:val="center"/>
+        </w:trPr>
+        <w:tc>
+          <w:tcPr>
+            <w:tcW w:w="3265" w:type="dxa"/>
+            <w:tcBorders>
+              <w:tl2br w:val="nil"/>
+              <w:tr2bl w:val="nil"/>
+            </w:tcBorders>
+            <w:noWrap w:val="0"/>
+            <w:vAlign w:val="center"/>
+          </w:tcPr>
+          <w:p>
+            <w:pPr>
+              <w:keepNext w:val="0"/>
+              <w:keepLines w:val="0"/>
+              <w:suppressLineNumbers w:val="0"/>
+              <w:spacing w:before="0" w:beforeAutospacing="0" w:after="0" w:afterAutospacing="0"/>
+              <w:ind w:left="0" w:right="0" w:firstLine="0" w:firstLineChars="0"/>
+              <w:jc w:val="center"/>
+              <w:rPr>
+                <w:rFonts w:hint="default"/>
+                <w:sz w:val="21"/>
+                <w:szCs w:val="21"/>
+                <w:lang w:val="en-US"/>
+              </w:rPr>
+            </w:pPr>
+            <w:r>
+              <w:rPr>
+                <w:rFonts w:hint="eastAsia"/>
+                <w:sz w:val="21"/>
+                <w:szCs w:val="21"/>
+                <w:lang w:val="en-US" w:eastAsia="zh-CN"/>
+              </w:rPr>
+              <w:t>0x92/0x93</w:t>
+            </w:r>
+          </w:p>
+        </w:tc>
+        <w:tc>
+          <w:tcPr>
+            <w:tcW w:w="1560" w:type="dxa"/>
+            <w:tcBorders>
+              <w:tl2br w:val="nil"/>
+              <w:tr2bl w:val="nil"/>
+            </w:tcBorders>
+            <w:noWrap w:val="0"/>
+            <w:vAlign w:val="center"/>
+          </w:tcPr>
+          <w:p>
+            <w:pPr>
+              <w:keepNext w:val="0"/>
+              <w:keepLines w:val="0"/>
+              <w:suppressLineNumbers w:val="0"/>
+              <w:spacing w:before="0" w:beforeAutospacing="0" w:after="0" w:afterAutospacing="0"/>
+              <w:ind w:left="0" w:right="0" w:firstLine="0" w:firstLineChars="0"/>
+              <w:jc w:val="center"/>
+              <w:rPr>
+                <w:rFonts w:hint="default" w:eastAsia="宋体"/>
+                <w:sz w:val="21"/>
+                <w:szCs w:val="21"/>
+                <w:lang w:val="en-US" w:eastAsia="zh-CN"/>
+              </w:rPr>
+            </w:pPr>
+            <w:r>
+              <w:rPr>
+                <w:rFonts w:hint="eastAsia"/>
+                <w:sz w:val="21"/>
+                <w:szCs w:val="21"/>
+                <w:lang w:val="en-US" w:eastAsia="zh-CN"/>
+              </w:rPr>
+              <w:t>Dig_P3</w:t>
+            </w:r>
+          </w:p>
+        </w:tc>
+        <w:tc>
+          <w:tcPr>
+            <w:tcW w:w="2082" w:type="dxa"/>
+            <w:tcBorders>
+              <w:tl2br w:val="nil"/>
+              <w:tr2bl w:val="nil"/>
+            </w:tcBorders>
+            <w:noWrap w:val="0"/>
+            <w:vAlign w:val="center"/>
+          </w:tcPr>
+          <w:p>
+            <w:pPr>
+              <w:keepNext w:val="0"/>
+              <w:keepLines w:val="0"/>
+              <w:suppressLineNumbers w:val="0"/>
+              <w:spacing w:before="0" w:beforeAutospacing="0" w:after="0" w:afterAutospacing="0"/>
+              <w:ind w:left="0" w:right="0" w:firstLine="0" w:firstLineChars="0"/>
+              <w:jc w:val="center"/>
+              <w:rPr>
+                <w:rFonts w:hint="eastAsia"/>
+                <w:sz w:val="21"/>
+                <w:szCs w:val="21"/>
+              </w:rPr>
+            </w:pPr>
+            <w:r>
+              <w:rPr>
+                <w:rFonts w:hint="eastAsia"/>
+                <w:sz w:val="21"/>
+                <w:szCs w:val="21"/>
+                <w:lang w:val="en-US" w:eastAsia="zh-CN"/>
+              </w:rPr>
+              <w:t>Signed short</w:t>
+            </w:r>
+          </w:p>
+        </w:tc>
+      </w:tr>
+      <w:tr>
+        <w:tblPrEx>
+          <w:tblBorders>
+            <w:top w:val="single" w:color="auto" w:sz="12" w:space="0"/>
+            <w:left w:val="none" w:color="auto" w:sz="0" w:space="0"/>
+            <w:bottom w:val="single" w:color="auto" w:sz="12" w:space="0"/>
+            <w:right w:val="none" w:color="auto" w:sz="0" w:space="0"/>
+            <w:insideH w:val="none" w:color="auto" w:sz="0" w:space="0"/>
+            <w:insideV w:val="none" w:color="auto" w:sz="0" w:space="0"/>
+          </w:tblBorders>
+          <w:tblCellMar>
+            <w:top w:w="0" w:type="dxa"/>
+            <w:left w:w="108" w:type="dxa"/>
+            <w:bottom w:w="0" w:type="dxa"/>
+            <w:right w:w="108" w:type="dxa"/>
+          </w:tblCellMar>
+        </w:tblPrEx>
+        <w:trPr>
+          <w:jc w:val="center"/>
+        </w:trPr>
+        <w:tc>
+          <w:tcPr>
+            <w:tcW w:w="3265" w:type="dxa"/>
+            <w:tcBorders>
+              <w:tl2br w:val="nil"/>
+              <w:tr2bl w:val="nil"/>
+            </w:tcBorders>
+            <w:noWrap w:val="0"/>
+            <w:vAlign w:val="center"/>
+          </w:tcPr>
+          <w:p>
+            <w:pPr>
+              <w:keepNext w:val="0"/>
+              <w:keepLines w:val="0"/>
+              <w:suppressLineNumbers w:val="0"/>
+              <w:spacing w:before="0" w:beforeAutospacing="0" w:after="0" w:afterAutospacing="0"/>
+              <w:ind w:left="0" w:right="0" w:firstLine="0" w:firstLineChars="0"/>
+              <w:jc w:val="center"/>
+              <w:rPr>
+                <w:rFonts w:hint="default"/>
+                <w:sz w:val="21"/>
+                <w:szCs w:val="21"/>
+                <w:lang w:val="en-US"/>
+              </w:rPr>
+            </w:pPr>
+            <w:r>
+              <w:rPr>
+                <w:rFonts w:hint="eastAsia"/>
+                <w:sz w:val="21"/>
+                <w:szCs w:val="21"/>
+                <w:lang w:val="en-US" w:eastAsia="zh-CN"/>
+              </w:rPr>
+              <w:t>0x94/0x95</w:t>
+            </w:r>
+          </w:p>
+        </w:tc>
+        <w:tc>
+          <w:tcPr>
+            <w:tcW w:w="1560" w:type="dxa"/>
+            <w:tcBorders>
+              <w:tl2br w:val="nil"/>
+              <w:tr2bl w:val="nil"/>
+            </w:tcBorders>
+            <w:noWrap w:val="0"/>
+            <w:vAlign w:val="center"/>
+          </w:tcPr>
+          <w:p>
+            <w:pPr>
+              <w:keepNext w:val="0"/>
+              <w:keepLines w:val="0"/>
+              <w:suppressLineNumbers w:val="0"/>
+              <w:spacing w:before="0" w:beforeAutospacing="0" w:after="0" w:afterAutospacing="0"/>
+              <w:ind w:left="0" w:right="0" w:firstLine="0" w:firstLineChars="0"/>
+              <w:jc w:val="center"/>
+              <w:rPr>
+                <w:rFonts w:hint="default" w:eastAsia="宋体"/>
+                <w:sz w:val="21"/>
+                <w:szCs w:val="21"/>
+                <w:lang w:val="en-US" w:eastAsia="zh-CN"/>
+              </w:rPr>
+            </w:pPr>
+            <w:r>
+              <w:rPr>
+                <w:rFonts w:hint="eastAsia"/>
+                <w:sz w:val="21"/>
+                <w:szCs w:val="21"/>
+                <w:lang w:val="en-US" w:eastAsia="zh-CN"/>
+              </w:rPr>
+              <w:t>Dig_P4</w:t>
+            </w:r>
+          </w:p>
+        </w:tc>
+        <w:tc>
+          <w:tcPr>
+            <w:tcW w:w="2082" w:type="dxa"/>
+            <w:tcBorders>
+              <w:tl2br w:val="nil"/>
+              <w:tr2bl w:val="nil"/>
+            </w:tcBorders>
+            <w:noWrap w:val="0"/>
+            <w:vAlign w:val="center"/>
+          </w:tcPr>
+          <w:p>
+            <w:pPr>
+              <w:keepNext w:val="0"/>
+              <w:keepLines w:val="0"/>
+              <w:suppressLineNumbers w:val="0"/>
+              <w:spacing w:before="0" w:beforeAutospacing="0" w:after="0" w:afterAutospacing="0"/>
+              <w:ind w:left="0" w:right="0" w:firstLine="0" w:firstLineChars="0"/>
+              <w:jc w:val="center"/>
+              <w:rPr>
+                <w:rFonts w:hint="eastAsia"/>
+                <w:sz w:val="21"/>
+                <w:szCs w:val="21"/>
+              </w:rPr>
+            </w:pPr>
+            <w:r>
+              <w:rPr>
+                <w:rFonts w:hint="eastAsia"/>
+                <w:sz w:val="21"/>
+                <w:szCs w:val="21"/>
+                <w:lang w:val="en-US" w:eastAsia="zh-CN"/>
+              </w:rPr>
+              <w:t>Signed short</w:t>
+            </w:r>
+          </w:p>
+        </w:tc>
+      </w:tr>
+      <w:tr>
+        <w:tblPrEx>
+          <w:tblBorders>
+            <w:top w:val="single" w:color="auto" w:sz="12" w:space="0"/>
+            <w:left w:val="none" w:color="auto" w:sz="0" w:space="0"/>
+            <w:bottom w:val="single" w:color="auto" w:sz="12" w:space="0"/>
+            <w:right w:val="none" w:color="auto" w:sz="0" w:space="0"/>
+            <w:insideH w:val="none" w:color="auto" w:sz="0" w:space="0"/>
+            <w:insideV w:val="none" w:color="auto" w:sz="0" w:space="0"/>
+          </w:tblBorders>
+          <w:tblCellMar>
+            <w:top w:w="0" w:type="dxa"/>
+            <w:left w:w="108" w:type="dxa"/>
+            <w:bottom w:w="0" w:type="dxa"/>
+            <w:right w:w="108" w:type="dxa"/>
+          </w:tblCellMar>
+        </w:tblPrEx>
+        <w:trPr>
+          <w:jc w:val="center"/>
+        </w:trPr>
+        <w:tc>
+          <w:tcPr>
+            <w:tcW w:w="3265" w:type="dxa"/>
+            <w:tcBorders>
+              <w:tl2br w:val="nil"/>
+              <w:tr2bl w:val="nil"/>
+            </w:tcBorders>
+            <w:noWrap w:val="0"/>
+            <w:vAlign w:val="center"/>
+          </w:tcPr>
+          <w:p>
+            <w:pPr>
+              <w:keepNext w:val="0"/>
+              <w:keepLines w:val="0"/>
+              <w:suppressLineNumbers w:val="0"/>
+              <w:spacing w:before="0" w:beforeAutospacing="0" w:after="0" w:afterAutospacing="0"/>
+              <w:ind w:left="0" w:right="0" w:firstLine="0" w:firstLineChars="0"/>
+              <w:jc w:val="center"/>
+              <w:rPr>
+                <w:rFonts w:hint="default"/>
+                <w:sz w:val="21"/>
+                <w:szCs w:val="21"/>
+                <w:lang w:val="en-US"/>
+              </w:rPr>
+            </w:pPr>
+            <w:r>
+              <w:rPr>
+                <w:rFonts w:hint="eastAsia"/>
+                <w:sz w:val="21"/>
+                <w:szCs w:val="21"/>
+                <w:lang w:val="en-US" w:eastAsia="zh-CN"/>
+              </w:rPr>
+              <w:t>0x96/0x97</w:t>
+            </w:r>
+          </w:p>
+        </w:tc>
+        <w:tc>
+          <w:tcPr>
+            <w:tcW w:w="1560" w:type="dxa"/>
+            <w:tcBorders>
+              <w:tl2br w:val="nil"/>
+              <w:tr2bl w:val="nil"/>
+            </w:tcBorders>
+            <w:noWrap w:val="0"/>
+            <w:vAlign w:val="center"/>
+          </w:tcPr>
+          <w:p>
+            <w:pPr>
+              <w:keepNext w:val="0"/>
+              <w:keepLines w:val="0"/>
+              <w:suppressLineNumbers w:val="0"/>
+              <w:spacing w:before="0" w:beforeAutospacing="0" w:after="0" w:afterAutospacing="0"/>
+              <w:ind w:left="0" w:right="0" w:firstLine="0" w:firstLineChars="0"/>
+              <w:jc w:val="center"/>
+              <w:rPr>
+                <w:rFonts w:hint="default" w:eastAsia="宋体"/>
+                <w:sz w:val="21"/>
+                <w:szCs w:val="21"/>
+                <w:lang w:val="en-US" w:eastAsia="zh-CN"/>
+              </w:rPr>
+            </w:pPr>
+            <w:r>
+              <w:rPr>
+                <w:rFonts w:hint="eastAsia"/>
+                <w:sz w:val="21"/>
+                <w:szCs w:val="21"/>
+                <w:lang w:val="en-US" w:eastAsia="zh-CN"/>
+              </w:rPr>
+              <w:t>Dig_P5</w:t>
+            </w:r>
+          </w:p>
+        </w:tc>
+        <w:tc>
+          <w:tcPr>
+            <w:tcW w:w="2082" w:type="dxa"/>
+            <w:tcBorders>
+              <w:tl2br w:val="nil"/>
+              <w:tr2bl w:val="nil"/>
+            </w:tcBorders>
+            <w:noWrap w:val="0"/>
+            <w:vAlign w:val="center"/>
+          </w:tcPr>
+          <w:p>
+            <w:pPr>
+              <w:keepNext w:val="0"/>
+              <w:keepLines w:val="0"/>
+              <w:suppressLineNumbers w:val="0"/>
+              <w:spacing w:before="0" w:beforeAutospacing="0" w:after="0" w:afterAutospacing="0"/>
+              <w:ind w:left="0" w:right="0" w:firstLine="0" w:firstLineChars="0"/>
+              <w:jc w:val="center"/>
+              <w:rPr>
+                <w:rFonts w:hint="eastAsia"/>
+                <w:sz w:val="21"/>
+                <w:szCs w:val="21"/>
+              </w:rPr>
+            </w:pPr>
+            <w:r>
+              <w:rPr>
+                <w:rFonts w:hint="eastAsia"/>
+                <w:sz w:val="21"/>
+                <w:szCs w:val="21"/>
+                <w:lang w:val="en-US" w:eastAsia="zh-CN"/>
+              </w:rPr>
+              <w:t>Signed short</w:t>
+            </w:r>
+          </w:p>
+        </w:tc>
+      </w:tr>
+      <w:tr>
+        <w:tblPrEx>
+          <w:tblBorders>
+            <w:top w:val="single" w:color="auto" w:sz="12" w:space="0"/>
+            <w:left w:val="none" w:color="auto" w:sz="0" w:space="0"/>
+            <w:bottom w:val="single" w:color="auto" w:sz="12" w:space="0"/>
+            <w:right w:val="none" w:color="auto" w:sz="0" w:space="0"/>
+            <w:insideH w:val="none" w:color="auto" w:sz="0" w:space="0"/>
+            <w:insideV w:val="none" w:color="auto" w:sz="0" w:space="0"/>
+          </w:tblBorders>
+          <w:tblCellMar>
+            <w:top w:w="0" w:type="dxa"/>
+            <w:left w:w="108" w:type="dxa"/>
+            <w:bottom w:w="0" w:type="dxa"/>
+            <w:right w:w="108" w:type="dxa"/>
+          </w:tblCellMar>
+        </w:tblPrEx>
+        <w:trPr>
+          <w:jc w:val="center"/>
+        </w:trPr>
+        <w:tc>
+          <w:tcPr>
+            <w:tcW w:w="3265" w:type="dxa"/>
+            <w:tcBorders>
+              <w:tl2br w:val="nil"/>
+              <w:tr2bl w:val="nil"/>
+            </w:tcBorders>
+            <w:noWrap w:val="0"/>
+            <w:vAlign w:val="center"/>
+          </w:tcPr>
+          <w:p>
+            <w:pPr>
+              <w:keepNext w:val="0"/>
+              <w:keepLines w:val="0"/>
+              <w:suppressLineNumbers w:val="0"/>
+              <w:spacing w:before="0" w:beforeAutospacing="0" w:after="0" w:afterAutospacing="0"/>
+              <w:ind w:left="0" w:right="0" w:firstLine="0" w:firstLineChars="0"/>
+              <w:jc w:val="center"/>
+              <w:rPr>
+                <w:rFonts w:hint="default"/>
+                <w:sz w:val="21"/>
+                <w:szCs w:val="21"/>
+                <w:lang w:val="en-US"/>
+              </w:rPr>
+            </w:pPr>
+            <w:r>
+              <w:rPr>
+                <w:rFonts w:hint="eastAsia"/>
+                <w:sz w:val="21"/>
+                <w:szCs w:val="21"/>
+                <w:lang w:val="en-US" w:eastAsia="zh-CN"/>
+              </w:rPr>
+              <w:t>0x98/0x99</w:t>
+            </w:r>
+          </w:p>
+        </w:tc>
+        <w:tc>
+          <w:tcPr>
+            <w:tcW w:w="1560" w:type="dxa"/>
+            <w:tcBorders>
+              <w:tl2br w:val="nil"/>
+              <w:tr2bl w:val="nil"/>
+            </w:tcBorders>
+            <w:noWrap w:val="0"/>
+            <w:vAlign w:val="center"/>
+          </w:tcPr>
+          <w:p>
+            <w:pPr>
+              <w:keepNext w:val="0"/>
+              <w:keepLines w:val="0"/>
+              <w:suppressLineNumbers w:val="0"/>
+              <w:spacing w:before="0" w:beforeAutospacing="0" w:after="0" w:afterAutospacing="0"/>
+              <w:ind w:left="0" w:right="0" w:firstLine="0" w:firstLineChars="0"/>
+              <w:jc w:val="center"/>
+              <w:rPr>
+                <w:rFonts w:hint="default" w:eastAsia="宋体"/>
+                <w:sz w:val="21"/>
+                <w:szCs w:val="21"/>
+                <w:lang w:val="en-US" w:eastAsia="zh-CN"/>
+              </w:rPr>
+            </w:pPr>
+            <w:r>
+              <w:rPr>
+                <w:rFonts w:hint="eastAsia"/>
+                <w:sz w:val="21"/>
+                <w:szCs w:val="21"/>
+                <w:lang w:val="en-US" w:eastAsia="zh-CN"/>
+              </w:rPr>
+              <w:t>Dig_P6</w:t>
+            </w:r>
+          </w:p>
+        </w:tc>
+        <w:tc>
+          <w:tcPr>
+            <w:tcW w:w="2082" w:type="dxa"/>
+            <w:tcBorders>
+              <w:tl2br w:val="nil"/>
+              <w:tr2bl w:val="nil"/>
+            </w:tcBorders>
+            <w:noWrap w:val="0"/>
+            <w:vAlign w:val="center"/>
+          </w:tcPr>
+          <w:p>
+            <w:pPr>
+              <w:keepNext w:val="0"/>
+              <w:keepLines w:val="0"/>
+              <w:suppressLineNumbers w:val="0"/>
+              <w:spacing w:before="0" w:beforeAutospacing="0" w:after="0" w:afterAutospacing="0"/>
+              <w:ind w:left="0" w:right="0" w:firstLine="0" w:firstLineChars="0"/>
+              <w:jc w:val="center"/>
+              <w:rPr>
+                <w:rFonts w:hint="eastAsia"/>
+                <w:sz w:val="21"/>
+                <w:szCs w:val="21"/>
+              </w:rPr>
+            </w:pPr>
+            <w:r>
+              <w:rPr>
+                <w:rFonts w:hint="eastAsia"/>
+                <w:sz w:val="21"/>
+                <w:szCs w:val="21"/>
+                <w:lang w:val="en-US" w:eastAsia="zh-CN"/>
+              </w:rPr>
+              <w:t>Signed short</w:t>
+            </w:r>
+          </w:p>
+        </w:tc>
+      </w:tr>
+      <w:tr>
+        <w:tblPrEx>
+          <w:tblBorders>
+            <w:top w:val="single" w:color="auto" w:sz="12" w:space="0"/>
+            <w:left w:val="none" w:color="auto" w:sz="0" w:space="0"/>
+            <w:bottom w:val="single" w:color="auto" w:sz="12" w:space="0"/>
+            <w:right w:val="none" w:color="auto" w:sz="0" w:space="0"/>
+            <w:insideH w:val="none" w:color="auto" w:sz="0" w:space="0"/>
+            <w:insideV w:val="none" w:color="auto" w:sz="0" w:space="0"/>
+          </w:tblBorders>
+          <w:tblCellMar>
+            <w:top w:w="0" w:type="dxa"/>
+            <w:left w:w="108" w:type="dxa"/>
+            <w:bottom w:w="0" w:type="dxa"/>
+            <w:right w:w="108" w:type="dxa"/>
+          </w:tblCellMar>
+        </w:tblPrEx>
+        <w:trPr>
+          <w:jc w:val="center"/>
+        </w:trPr>
+        <w:tc>
+          <w:tcPr>
+            <w:tcW w:w="3265" w:type="dxa"/>
+            <w:tcBorders>
+              <w:tl2br w:val="nil"/>
+              <w:tr2bl w:val="nil"/>
+            </w:tcBorders>
+            <w:noWrap w:val="0"/>
+            <w:vAlign w:val="center"/>
+          </w:tcPr>
+          <w:p>
+            <w:pPr>
+              <w:keepNext w:val="0"/>
+              <w:keepLines w:val="0"/>
+              <w:suppressLineNumbers w:val="0"/>
+              <w:spacing w:before="0" w:beforeAutospacing="0" w:after="0" w:afterAutospacing="0"/>
+              <w:ind w:left="0" w:right="0" w:firstLine="0" w:firstLineChars="0"/>
+              <w:jc w:val="center"/>
+              <w:rPr>
+                <w:rFonts w:hint="default"/>
+                <w:sz w:val="21"/>
+                <w:szCs w:val="21"/>
+                <w:lang w:val="en-US"/>
+              </w:rPr>
+            </w:pPr>
+            <w:r>
+              <w:rPr>
+                <w:rFonts w:hint="eastAsia"/>
+                <w:sz w:val="21"/>
+                <w:szCs w:val="21"/>
+                <w:lang w:val="en-US" w:eastAsia="zh-CN"/>
+              </w:rPr>
+              <w:t>0x9A/0x9B</w:t>
+            </w:r>
+          </w:p>
+        </w:tc>
+        <w:tc>
+          <w:tcPr>
+            <w:tcW w:w="1560" w:type="dxa"/>
+            <w:tcBorders>
+              <w:tl2br w:val="nil"/>
+              <w:tr2bl w:val="nil"/>
+            </w:tcBorders>
+            <w:noWrap w:val="0"/>
+            <w:vAlign w:val="center"/>
+          </w:tcPr>
+          <w:p>
+            <w:pPr>
+              <w:keepNext w:val="0"/>
+              <w:keepLines w:val="0"/>
+              <w:suppressLineNumbers w:val="0"/>
+              <w:spacing w:before="0" w:beforeAutospacing="0" w:after="0" w:afterAutospacing="0"/>
+              <w:ind w:left="0" w:right="0" w:firstLine="0" w:firstLineChars="0"/>
+              <w:jc w:val="center"/>
+              <w:rPr>
+                <w:rFonts w:hint="default" w:eastAsia="宋体"/>
+                <w:sz w:val="21"/>
+                <w:szCs w:val="21"/>
+                <w:lang w:val="en-US" w:eastAsia="zh-CN"/>
+              </w:rPr>
+            </w:pPr>
+            <w:r>
+              <w:rPr>
+                <w:rFonts w:hint="eastAsia"/>
+                <w:sz w:val="21"/>
+                <w:szCs w:val="21"/>
+                <w:lang w:val="en-US" w:eastAsia="zh-CN"/>
+              </w:rPr>
+              <w:t>Dig_P7</w:t>
+            </w:r>
+          </w:p>
+        </w:tc>
+        <w:tc>
+          <w:tcPr>
+            <w:tcW w:w="2082" w:type="dxa"/>
+            <w:tcBorders>
+              <w:tl2br w:val="nil"/>
+              <w:tr2bl w:val="nil"/>
+            </w:tcBorders>
+            <w:noWrap w:val="0"/>
+            <w:vAlign w:val="center"/>
+          </w:tcPr>
+          <w:p>
+            <w:pPr>
+              <w:keepNext w:val="0"/>
+              <w:keepLines w:val="0"/>
+              <w:suppressLineNumbers w:val="0"/>
+              <w:spacing w:before="0" w:beforeAutospacing="0" w:after="0" w:afterAutospacing="0"/>
+              <w:ind w:left="0" w:right="0" w:firstLine="0" w:firstLineChars="0"/>
+              <w:jc w:val="center"/>
+              <w:rPr>
+                <w:rFonts w:hint="eastAsia"/>
+                <w:sz w:val="21"/>
+                <w:szCs w:val="21"/>
+              </w:rPr>
+            </w:pPr>
+            <w:r>
+              <w:rPr>
+                <w:rFonts w:hint="eastAsia"/>
+                <w:sz w:val="21"/>
+                <w:szCs w:val="21"/>
+                <w:lang w:val="en-US" w:eastAsia="zh-CN"/>
+              </w:rPr>
+              <w:t>Signed short</w:t>
+            </w:r>
+          </w:p>
+        </w:tc>
+      </w:tr>
+      <w:tr>
+        <w:tblPrEx>
+          <w:tblBorders>
+            <w:top w:val="single" w:color="auto" w:sz="12" w:space="0"/>
+            <w:left w:val="none" w:color="auto" w:sz="0" w:space="0"/>
+            <w:bottom w:val="single" w:color="auto" w:sz="12" w:space="0"/>
+            <w:right w:val="none" w:color="auto" w:sz="0" w:space="0"/>
+            <w:insideH w:val="none" w:color="auto" w:sz="0" w:space="0"/>
+            <w:insideV w:val="none" w:color="auto" w:sz="0" w:space="0"/>
+          </w:tblBorders>
+          <w:tblCellMar>
+            <w:top w:w="0" w:type="dxa"/>
+            <w:left w:w="108" w:type="dxa"/>
+            <w:bottom w:w="0" w:type="dxa"/>
+            <w:right w:w="108" w:type="dxa"/>
+          </w:tblCellMar>
+        </w:tblPrEx>
+        <w:trPr>
+          <w:jc w:val="center"/>
+        </w:trPr>
+        <w:tc>
+          <w:tcPr>
+            <w:tcW w:w="3265" w:type="dxa"/>
+            <w:tcBorders>
+              <w:tl2br w:val="nil"/>
+              <w:tr2bl w:val="nil"/>
+            </w:tcBorders>
+            <w:noWrap w:val="0"/>
+            <w:vAlign w:val="center"/>
+          </w:tcPr>
+          <w:p>
+            <w:pPr>
+              <w:keepNext w:val="0"/>
+              <w:keepLines w:val="0"/>
+              <w:suppressLineNumbers w:val="0"/>
+              <w:spacing w:before="0" w:beforeAutospacing="0" w:after="0" w:afterAutospacing="0"/>
+              <w:ind w:left="0" w:right="0" w:firstLine="0" w:firstLineChars="0"/>
+              <w:jc w:val="center"/>
+              <w:rPr>
+                <w:rFonts w:hint="default"/>
+                <w:sz w:val="21"/>
+                <w:szCs w:val="21"/>
+                <w:lang w:val="en-US"/>
+              </w:rPr>
+            </w:pPr>
+            <w:r>
+              <w:rPr>
+                <w:rFonts w:hint="eastAsia"/>
+                <w:sz w:val="21"/>
+                <w:szCs w:val="21"/>
+                <w:lang w:val="en-US" w:eastAsia="zh-CN"/>
+              </w:rPr>
+              <w:t>0x9C/0x9D</w:t>
+            </w:r>
+          </w:p>
+        </w:tc>
+        <w:tc>
+          <w:tcPr>
+            <w:tcW w:w="1560" w:type="dxa"/>
+            <w:tcBorders>
+              <w:tl2br w:val="nil"/>
+              <w:tr2bl w:val="nil"/>
+            </w:tcBorders>
+            <w:noWrap w:val="0"/>
+            <w:vAlign w:val="center"/>
+          </w:tcPr>
+          <w:p>
+            <w:pPr>
+              <w:keepNext w:val="0"/>
+              <w:keepLines w:val="0"/>
+              <w:suppressLineNumbers w:val="0"/>
+              <w:spacing w:before="0" w:beforeAutospacing="0" w:after="0" w:afterAutospacing="0"/>
+              <w:ind w:left="0" w:right="0" w:firstLine="0" w:firstLineChars="0"/>
+              <w:jc w:val="center"/>
+              <w:rPr>
+                <w:rFonts w:hint="default" w:eastAsia="宋体"/>
+                <w:sz w:val="21"/>
+                <w:szCs w:val="21"/>
+                <w:lang w:val="en-US" w:eastAsia="zh-CN"/>
+              </w:rPr>
+            </w:pPr>
+            <w:r>
+              <w:rPr>
+                <w:rFonts w:hint="eastAsia"/>
+                <w:sz w:val="21"/>
+                <w:szCs w:val="21"/>
+                <w:lang w:val="en-US" w:eastAsia="zh-CN"/>
+              </w:rPr>
+              <w:t>Dig_P8</w:t>
+            </w:r>
+          </w:p>
+        </w:tc>
+        <w:tc>
+          <w:tcPr>
+            <w:tcW w:w="2082" w:type="dxa"/>
+            <w:tcBorders>
+              <w:tl2br w:val="nil"/>
+              <w:tr2bl w:val="nil"/>
+            </w:tcBorders>
+            <w:noWrap w:val="0"/>
+            <w:vAlign w:val="center"/>
+          </w:tcPr>
+          <w:p>
+            <w:pPr>
+              <w:keepNext w:val="0"/>
+              <w:keepLines w:val="0"/>
+              <w:suppressLineNumbers w:val="0"/>
+              <w:spacing w:before="0" w:beforeAutospacing="0" w:after="0" w:afterAutospacing="0"/>
+              <w:ind w:left="0" w:right="0" w:firstLine="0" w:firstLineChars="0"/>
+              <w:jc w:val="center"/>
+              <w:rPr>
+                <w:rFonts w:hint="eastAsia"/>
+                <w:sz w:val="21"/>
+                <w:szCs w:val="21"/>
+              </w:rPr>
+            </w:pPr>
+            <w:r>
+              <w:rPr>
+                <w:rFonts w:hint="eastAsia"/>
+                <w:sz w:val="21"/>
+                <w:szCs w:val="21"/>
+                <w:lang w:val="en-US" w:eastAsia="zh-CN"/>
+              </w:rPr>
+              <w:t>Signed short</w:t>
+            </w:r>
+          </w:p>
+        </w:tc>
+      </w:tr>
+      <w:tr>
+        <w:tblPrEx>
+          <w:tblBorders>
+            <w:top w:val="single" w:color="auto" w:sz="12" w:space="0"/>
+            <w:left w:val="none" w:color="auto" w:sz="0" w:space="0"/>
+            <w:bottom w:val="single" w:color="auto" w:sz="12" w:space="0"/>
+            <w:right w:val="none" w:color="auto" w:sz="0" w:space="0"/>
+            <w:insideH w:val="none" w:color="auto" w:sz="0" w:space="0"/>
+            <w:insideV w:val="none" w:color="auto" w:sz="0" w:space="0"/>
+          </w:tblBorders>
+          <w:tblCellMar>
+            <w:top w:w="0" w:type="dxa"/>
+            <w:left w:w="108" w:type="dxa"/>
+            <w:bottom w:w="0" w:type="dxa"/>
+            <w:right w:w="108" w:type="dxa"/>
+          </w:tblCellMar>
+        </w:tblPrEx>
+        <w:trPr>
+          <w:jc w:val="center"/>
+        </w:trPr>
+        <w:tc>
+          <w:tcPr>
+            <w:tcW w:w="3265" w:type="dxa"/>
+            <w:tcBorders>
+              <w:tl2br w:val="nil"/>
+              <w:tr2bl w:val="nil"/>
+            </w:tcBorders>
+            <w:noWrap w:val="0"/>
+            <w:vAlign w:val="center"/>
+          </w:tcPr>
+          <w:p>
+            <w:pPr>
+              <w:keepNext w:val="0"/>
+              <w:keepLines w:val="0"/>
+              <w:suppressLineNumbers w:val="0"/>
+              <w:spacing w:before="0" w:beforeAutospacing="0" w:after="0" w:afterAutospacing="0"/>
+              <w:ind w:left="0" w:right="0" w:firstLine="0" w:firstLineChars="0"/>
+              <w:jc w:val="center"/>
+              <w:rPr>
+                <w:rFonts w:hint="default"/>
+                <w:sz w:val="21"/>
+                <w:szCs w:val="21"/>
+                <w:lang w:val="en-US"/>
+              </w:rPr>
+            </w:pPr>
+            <w:r>
+              <w:rPr>
+                <w:rFonts w:hint="eastAsia"/>
+                <w:sz w:val="21"/>
+                <w:szCs w:val="21"/>
+                <w:lang w:val="en-US" w:eastAsia="zh-CN"/>
+              </w:rPr>
+              <w:t>0x9E/0x9F</w:t>
+            </w:r>
+          </w:p>
+        </w:tc>
+        <w:tc>
+          <w:tcPr>
+            <w:tcW w:w="1560" w:type="dxa"/>
+            <w:tcBorders>
+              <w:tl2br w:val="nil"/>
+              <w:tr2bl w:val="nil"/>
+            </w:tcBorders>
+            <w:noWrap w:val="0"/>
+            <w:vAlign w:val="center"/>
+          </w:tcPr>
+          <w:p>
+            <w:pPr>
+              <w:keepNext w:val="0"/>
+              <w:keepLines w:val="0"/>
+              <w:suppressLineNumbers w:val="0"/>
+              <w:spacing w:before="0" w:beforeAutospacing="0" w:after="0" w:afterAutospacing="0"/>
+              <w:ind w:left="0" w:right="0" w:firstLine="0" w:firstLineChars="0"/>
+              <w:jc w:val="center"/>
+              <w:rPr>
+                <w:rFonts w:hint="default" w:eastAsia="宋体"/>
+                <w:sz w:val="21"/>
+                <w:szCs w:val="21"/>
+                <w:lang w:val="en-US" w:eastAsia="zh-CN"/>
+              </w:rPr>
+            </w:pPr>
+            <w:r>
+              <w:rPr>
+                <w:rFonts w:hint="eastAsia"/>
+                <w:sz w:val="21"/>
+                <w:szCs w:val="21"/>
+                <w:lang w:val="en-US" w:eastAsia="zh-CN"/>
+              </w:rPr>
+              <w:t>Dig_P9</w:t>
+            </w:r>
+          </w:p>
+        </w:tc>
+        <w:tc>
+          <w:tcPr>
+            <w:tcW w:w="2082" w:type="dxa"/>
+            <w:tcBorders>
+              <w:tl2br w:val="nil"/>
+              <w:tr2bl w:val="nil"/>
+            </w:tcBorders>
+            <w:noWrap w:val="0"/>
+            <w:vAlign w:val="center"/>
+          </w:tcPr>
+          <w:p>
+            <w:pPr>
+              <w:keepNext w:val="0"/>
+              <w:keepLines w:val="0"/>
+              <w:suppressLineNumbers w:val="0"/>
+              <w:spacing w:before="0" w:beforeAutospacing="0" w:after="0" w:afterAutospacing="0"/>
+              <w:ind w:left="0" w:right="0" w:firstLine="0" w:firstLineChars="0"/>
+              <w:jc w:val="center"/>
+              <w:rPr>
+                <w:rFonts w:hint="eastAsia"/>
+                <w:sz w:val="21"/>
+                <w:szCs w:val="21"/>
+              </w:rPr>
+            </w:pPr>
+            <w:r>
+              <w:rPr>
+                <w:rFonts w:hint="eastAsia"/>
+                <w:sz w:val="21"/>
+                <w:szCs w:val="21"/>
+                <w:lang w:val="en-US" w:eastAsia="zh-CN"/>
+              </w:rPr>
+              <w:t>Signed short</w:t>
+            </w:r>
+          </w:p>
+        </w:tc>
+      </w:tr>
+    </w:tbl>
+    <w:p>
+      <w:pPr>
+        <w:bidi w:val="0"/>
+        <w:jc w:val="left"/>
+      </w:pPr>
+      <w:r>
+        <w:rPr>
+          <w:rFonts w:hint="eastAsia"/>
+          <w:lang w:val="en-US" w:eastAsia="zh-CN"/>
+        </w:rPr>
+        <w:t>得到寄存器原始数据后根据数据类型进行转换以供后续获取BMP280数据的函数GetBMP280Data(int *temp, int *pres)使用，函数通过获取0xF7到0xFC寄存器的6字节数据得到传感器的读数原始值，通过加入补偿参数使用一下两个函数calibration_T(signed long int adc_T)函数和calibration_P(signed long int adc_P)函数来获得正确的温度和气压数值由于原始数据的类型为signed long int，为了保证数据类型不变所以此处两个函数的返回值也是signed long int，真实的值需要除以100并转换为int类型，calibration_T和calibration_P函数的代码如图4.6和图4.7所示。</w:t>
+      </w:r>
+      <w:r>
+        <w:drawing>
+          <wp:inline distT="0" distB="0" distL="114300" distR="114300">
+            <wp:extent cx="5761355" cy="880110"/>
+            <wp:effectExtent l="0" t="0" r="10795" b="15240"/>
+            <wp:docPr id="41" name="图片 3"/>
+            <wp:cNvGraphicFramePr>
+              <a:graphicFrameLocks xmlns:a="http://schemas.openxmlformats.org/drawingml/2006/main" noChangeAspect="1"/>
+            </wp:cNvGraphicFramePr>
+            <a:graphic xmlns:a="http://schemas.openxmlformats.org/drawingml/2006/main">
+              <a:graphicData uri="http://schemas.openxmlformats.org/drawingml/2006/picture">
+                <pic:pic xmlns:pic="http://schemas.openxmlformats.org/drawingml/2006/picture">
+                  <pic:nvPicPr>
+                    <pic:cNvPr id="41" name="图片 3"/>
+                    <pic:cNvPicPr>
+                      <a:picLocks noChangeAspect="1"/>
+                    </pic:cNvPicPr>
+                  </pic:nvPicPr>
+                  <pic:blipFill>
+                    <a:blip r:embed="rId51"/>
+                    <a:stretch>
+                      <a:fillRect/>
+                    </a:stretch>
+                  </pic:blipFill>
+                  <pic:spPr>
+                    <a:xfrm>
+                      <a:off x="0" y="0"/>
+                      <a:ext cx="5761355" cy="880110"/>
+                    </a:xfrm>
+                    <a:prstGeom prst="rect">
+                      <a:avLst/>
+                    </a:prstGeom>
+                    <a:noFill/>
+                    <a:ln>
+                      <a:noFill/>
+                    </a:ln>
+                  </pic:spPr>
+                </pic:pic>
+              </a:graphicData>
+            </a:graphic>
+          </wp:inline>
+        </w:drawing>
+      </w:r>
+    </w:p>
+    <w:p>
+      <w:pPr>
+        <w:pStyle w:val="28"/>
+        <w:bidi w:val="0"/>
+        <w:rPr>
+          <w:rFonts w:hint="default"/>
+          <w:lang w:val="en-US" w:eastAsia="zh-CN"/>
+        </w:rPr>
+      </w:pPr>
+      <w:r>
+        <w:rPr>
+          <w:rFonts w:hint="eastAsia"/>
+          <w:lang w:val="en-US" w:eastAsia="zh-CN"/>
+        </w:rPr>
+        <w:t>图4.6 calibration_T函数</w:t>
+      </w:r>
+    </w:p>
+    <w:p>
+      <w:pPr>
+        <w:pStyle w:val="2"/>
+        <w:ind w:left="0" w:leftChars="0" w:firstLine="0" w:firstLineChars="0"/>
+      </w:pPr>
+      <w:r>
+        <w:drawing>
+          <wp:inline distT="0" distB="0" distL="114300" distR="114300">
+            <wp:extent cx="5755640" cy="2933700"/>
+            <wp:effectExtent l="0" t="0" r="16510" b="0"/>
+            <wp:docPr id="44" name="图片 5"/>
+            <wp:cNvGraphicFramePr>
+              <a:graphicFrameLocks xmlns:a="http://schemas.openxmlformats.org/drawingml/2006/main" noChangeAspect="1"/>
+            </wp:cNvGraphicFramePr>
+            <a:graphic xmlns:a="http://schemas.openxmlformats.org/drawingml/2006/main">
+              <a:graphicData uri="http://schemas.openxmlformats.org/drawingml/2006/picture">
+                <pic:pic xmlns:pic="http://schemas.openxmlformats.org/drawingml/2006/picture">
+                  <pic:nvPicPr>
+                    <pic:cNvPr id="44" name="图片 5"/>
+                    <pic:cNvPicPr>
+                      <a:picLocks noChangeAspect="1"/>
+                    </pic:cNvPicPr>
+                  </pic:nvPicPr>
+                  <pic:blipFill>
+                    <a:blip r:embed="rId52"/>
+                    <a:stretch>
+                      <a:fillRect/>
+                    </a:stretch>
+                  </pic:blipFill>
+                  <pic:spPr>
+                    <a:xfrm>
+                      <a:off x="0" y="0"/>
+                      <a:ext cx="5755640" cy="2933700"/>
+                    </a:xfrm>
+                    <a:prstGeom prst="rect">
+                      <a:avLst/>
+                    </a:prstGeom>
+                    <a:noFill/>
+                    <a:ln>
+                      <a:noFill/>
+                    </a:ln>
+                  </pic:spPr>
+                </pic:pic>
+              </a:graphicData>
+            </a:graphic>
+          </wp:inline>
+        </w:drawing>
+      </w:r>
+    </w:p>
+    <w:p>
+      <w:pPr>
+        <w:pStyle w:val="28"/>
+        <w:bidi w:val="0"/>
+        <w:rPr>
+          <w:rFonts w:hint="eastAsia"/>
+          <w:lang w:val="en-US" w:eastAsia="zh-CN"/>
+        </w:rPr>
+      </w:pPr>
+      <w:r>
+        <w:rPr>
+          <w:rFonts w:hint="eastAsia"/>
+          <w:lang w:val="en-US" w:eastAsia="zh-CN"/>
+        </w:rPr>
+        <w:t>图4.7 calibration_P函数</w:t>
+      </w:r>
+    </w:p>
+    <w:p>
+      <w:pPr>
+        <w:bidi w:val="0"/>
+        <w:ind w:left="0" w:leftChars="0" w:firstLine="420" w:firstLineChars="0"/>
+        <w:rPr>
+          <w:rFonts w:hint="eastAsia"/>
+          <w:lang w:val="en-US" w:eastAsia="zh-CN"/>
+        </w:rPr>
+      </w:pPr>
+      <w:r>
+        <w:rPr>
+          <w:rFonts w:hint="eastAsia"/>
+          <w:lang w:val="en-US" w:eastAsia="zh-CN"/>
+        </w:rPr>
+        <w:t>获得BMP280气压传感器温度和气压数据的流程图如图4.8所示。</w:t>
+      </w:r>
+    </w:p>
+    <w:p>
+      <w:pPr>
+        <w:pStyle w:val="2"/>
+        <w:ind w:left="0" w:leftChars="0" w:firstLine="0" w:firstLineChars="0"/>
+        <w:jc w:val="center"/>
+      </w:pPr>
+      <w:r>
+        <w:drawing>
+          <wp:inline distT="0" distB="0" distL="114300" distR="114300">
+            <wp:extent cx="1915795" cy="3524250"/>
+            <wp:effectExtent l="0" t="0" r="8255" b="0"/>
+            <wp:docPr id="45" name="图片 6"/>
+            <wp:cNvGraphicFramePr>
+              <a:graphicFrameLocks xmlns:a="http://schemas.openxmlformats.org/drawingml/2006/main" noChangeAspect="1"/>
+            </wp:cNvGraphicFramePr>
+            <a:graphic xmlns:a="http://schemas.openxmlformats.org/drawingml/2006/main">
+              <a:graphicData uri="http://schemas.openxmlformats.org/drawingml/2006/picture">
+                <pic:pic xmlns:pic="http://schemas.openxmlformats.org/drawingml/2006/picture">
+                  <pic:nvPicPr>
+                    <pic:cNvPr id="45" name="图片 6"/>
+                    <pic:cNvPicPr>
+                      <a:picLocks noChangeAspect="1"/>
+                    </pic:cNvPicPr>
+                  </pic:nvPicPr>
+                  <pic:blipFill>
+                    <a:blip r:embed="rId53"/>
+                    <a:stretch>
+                      <a:fillRect/>
+                    </a:stretch>
+                  </pic:blipFill>
+                  <pic:spPr>
+                    <a:xfrm>
+                      <a:off x="0" y="0"/>
+                      <a:ext cx="1915795" cy="3524250"/>
+                    </a:xfrm>
+                    <a:prstGeom prst="rect">
+                      <a:avLst/>
+                    </a:prstGeom>
+                    <a:noFill/>
+                    <a:ln>
+                      <a:noFill/>
+                    </a:ln>
+                  </pic:spPr>
+                </pic:pic>
+              </a:graphicData>
+            </a:graphic>
+          </wp:inline>
+        </w:drawing>
+      </w:r>
+    </w:p>
+    <w:p>
+      <w:pPr>
+        <w:pStyle w:val="28"/>
+        <w:bidi w:val="0"/>
+        <w:rPr>
+          <w:rFonts w:hint="eastAsia"/>
+          <w:lang w:val="en-US" w:eastAsia="zh-CN"/>
+        </w:rPr>
+      </w:pPr>
+      <w:r>
+        <w:rPr>
+          <w:rFonts w:hint="eastAsia"/>
+          <w:lang w:val="en-US" w:eastAsia="zh-CN"/>
+        </w:rPr>
+        <w:t>图4.8 BMP280 获取数据流程图</w:t>
+      </w:r>
+    </w:p>
+    <w:p>
+      <w:pPr>
+        <w:pStyle w:val="28"/>
+        <w:bidi w:val="0"/>
+        <w:jc w:val="both"/>
+        <w:rPr>
+          <w:rFonts w:hint="default"/>
+          <w:lang w:val="en-US" w:eastAsia="zh-CN"/>
+        </w:rPr>
+      </w:pPr>
+    </w:p>
+    <w:p>
+      <w:pPr>
+        <w:pStyle w:val="5"/>
+        <w:bidi w:val="0"/>
+        <w:rPr>
+          <w:rFonts w:hint="eastAsia"/>
+          <w:lang w:val="en-US" w:eastAsia="zh-CN"/>
+        </w:rPr>
+      </w:pPr>
+      <w:r>
+        <w:rPr>
+          <w:rFonts w:hint="eastAsia"/>
+          <w:lang w:val="en-US" w:eastAsia="zh-CN"/>
+        </w:rPr>
+        <w:t>4.1.4 PMS7003i颗粒物传感器程序设计</w:t>
+      </w:r>
+    </w:p>
+    <w:p>
+      <w:pPr>
+        <w:bidi w:val="0"/>
+        <w:rPr>
+          <w:rFonts w:hint="eastAsia"/>
+          <w:lang w:val="en-US" w:eastAsia="zh-CN"/>
+        </w:rPr>
+      </w:pPr>
+      <w:r>
+        <w:rPr>
+          <w:rFonts w:hint="eastAsia"/>
+          <w:lang w:val="en-US" w:eastAsia="zh-CN"/>
+        </w:rPr>
+        <w:t>PMS7003i颗粒物传感器通过I2C总线与主控ESP32-S3-WROOM-1U-N16R8连接，能够监测PM1.0、PM2.5、PM10.0和大气环境下的PM1.0、PM2.5、PM10.0以及0.1L空气中直径大于0.3um、0.5um、1.0um、2.5um、5.0um、10.0um的颗粒物个数，本系统仅在墨水屏显示器上显示大气环境下的PM1.0、PM2.5、PM10.0数据，详细数据在web端显示。通过uint8_t GetPMS7003IData(int *data)函数将12个数据传递到指针指向的数组中，该函数通过对PMS7003i的0x00到0x1F的32个寄存器中读取原始32字节的数据，并转换为正确格式将值传递到数组中，PMS7003i的寄存器数据对照如表4.3所示。</w:t>
+      </w:r>
+    </w:p>
+    <w:p>
+      <w:pPr>
+        <w:pStyle w:val="32"/>
+        <w:bidi w:val="0"/>
+        <w:rPr>
+          <w:rFonts w:hint="eastAsia"/>
+          <w:lang w:val="en-US" w:eastAsia="zh-CN"/>
+        </w:rPr>
+      </w:pPr>
+      <w:r>
+        <w:rPr>
+          <w:rFonts w:hint="eastAsia"/>
+          <w:lang w:val="en-US" w:eastAsia="zh-CN"/>
+        </w:rPr>
+        <w:t>表4.3 PMS7003i的寄存器数据对照表</w:t>
+      </w:r>
+    </w:p>
+    <w:tbl>
+      <w:tblPr>
+        <w:tblStyle w:val="14"/>
+        <w:tblW w:w="0" w:type="auto"/>
+        <w:jc w:val="center"/>
+        <w:tblBorders>
+          <w:top w:val="single" w:color="auto" w:sz="12" w:space="0"/>
+          <w:left w:val="none" w:color="auto" w:sz="0" w:space="0"/>
+          <w:bottom w:val="single" w:color="auto" w:sz="12" w:space="0"/>
+          <w:right w:val="none" w:color="auto" w:sz="0" w:space="0"/>
+          <w:insideH w:val="none" w:color="auto" w:sz="0" w:space="0"/>
+          <w:insideV w:val="none" w:color="auto" w:sz="0" w:space="0"/>
+        </w:tblBorders>
+        <w:tblLayout w:type="fixed"/>
+        <w:tblCellMar>
+          <w:top w:w="0" w:type="dxa"/>
+          <w:left w:w="108" w:type="dxa"/>
+          <w:bottom w:w="0" w:type="dxa"/>
+          <w:right w:w="108" w:type="dxa"/>
+        </w:tblCellMar>
+      </w:tblPr>
+      <w:tblGrid>
+        <w:gridCol w:w="1517"/>
+        <w:gridCol w:w="2820"/>
+        <w:gridCol w:w="3518"/>
+      </w:tblGrid>
+      <w:tr>
+        <w:tblPrEx>
+          <w:tblBorders>
+            <w:top w:val="single" w:color="auto" w:sz="12" w:space="0"/>
+            <w:left w:val="none" w:color="auto" w:sz="0" w:space="0"/>
+            <w:bottom w:val="single" w:color="auto" w:sz="12" w:space="0"/>
+            <w:right w:val="none" w:color="auto" w:sz="0" w:space="0"/>
+            <w:insideH w:val="none" w:color="auto" w:sz="0" w:space="0"/>
+            <w:insideV w:val="none" w:color="auto" w:sz="0" w:space="0"/>
+          </w:tblBorders>
+          <w:tblCellMar>
+            <w:top w:w="0" w:type="dxa"/>
+            <w:left w:w="108" w:type="dxa"/>
+            <w:bottom w:w="0" w:type="dxa"/>
+            <w:right w:w="108" w:type="dxa"/>
+          </w:tblCellMar>
+        </w:tblPrEx>
+        <w:trPr>
+          <w:trHeight w:val="394" w:hRule="atLeast"/>
+          <w:jc w:val="center"/>
+        </w:trPr>
+        <w:tc>
+          <w:tcPr>
+            <w:tcW w:w="1517" w:type="dxa"/>
+            <w:tcBorders>
+              <w:bottom w:val="single" w:color="auto" w:sz="8" w:space="0"/>
+            </w:tcBorders>
+            <w:noWrap w:val="0"/>
+            <w:vAlign w:val="center"/>
+          </w:tcPr>
+          <w:p>
+            <w:pPr>
+              <w:keepNext w:val="0"/>
+              <w:keepLines w:val="0"/>
+              <w:suppressLineNumbers w:val="0"/>
+              <w:spacing w:before="0" w:beforeAutospacing="0" w:after="0" w:afterAutospacing="0"/>
+              <w:ind w:left="0" w:right="0" w:firstLine="0" w:firstLineChars="0"/>
+              <w:jc w:val="center"/>
+              <w:rPr>
+                <w:rFonts w:hint="default" w:eastAsia="宋体"/>
+                <w:sz w:val="21"/>
+                <w:szCs w:val="21"/>
+                <w:lang w:val="en-US" w:eastAsia="zh-CN"/>
+              </w:rPr>
+            </w:pPr>
+            <w:r>
+              <w:rPr>
+                <w:rFonts w:hint="eastAsia"/>
+                <w:sz w:val="21"/>
+                <w:szCs w:val="21"/>
+                <w:lang w:val="en-US" w:eastAsia="zh-CN"/>
+              </w:rPr>
+              <w:t>寄存器地址</w:t>
+            </w:r>
+          </w:p>
+        </w:tc>
+        <w:tc>
+          <w:tcPr>
+            <w:tcW w:w="2820" w:type="dxa"/>
+            <w:tcBorders>
+              <w:bottom w:val="single" w:color="auto" w:sz="8" w:space="0"/>
+            </w:tcBorders>
+            <w:noWrap w:val="0"/>
+            <w:vAlign w:val="center"/>
+          </w:tcPr>
+          <w:p>
+            <w:pPr>
+              <w:keepNext w:val="0"/>
+              <w:keepLines w:val="0"/>
+              <w:suppressLineNumbers w:val="0"/>
+              <w:spacing w:before="0" w:beforeAutospacing="0" w:after="0" w:afterAutospacing="0"/>
+              <w:ind w:left="0" w:right="0" w:firstLine="0" w:firstLineChars="0"/>
+              <w:jc w:val="center"/>
+              <w:rPr>
+                <w:rFonts w:hint="eastAsia" w:eastAsia="宋体"/>
+                <w:sz w:val="21"/>
+                <w:szCs w:val="21"/>
+                <w:lang w:val="en-US" w:eastAsia="zh-CN"/>
+              </w:rPr>
+            </w:pPr>
+            <w:r>
+              <w:rPr>
+                <w:rFonts w:hint="eastAsia"/>
+                <w:sz w:val="21"/>
+                <w:szCs w:val="21"/>
+                <w:lang w:val="en-US" w:eastAsia="zh-CN"/>
+              </w:rPr>
+              <w:t>定义</w:t>
+            </w:r>
+          </w:p>
+        </w:tc>
+        <w:tc>
+          <w:tcPr>
+            <w:tcW w:w="3518" w:type="dxa"/>
+            <w:tcBorders>
+              <w:bottom w:val="single" w:color="auto" w:sz="8" w:space="0"/>
+            </w:tcBorders>
+            <w:noWrap w:val="0"/>
+            <w:vAlign w:val="center"/>
+          </w:tcPr>
+          <w:p>
+            <w:pPr>
+              <w:keepNext w:val="0"/>
+              <w:keepLines w:val="0"/>
+              <w:suppressLineNumbers w:val="0"/>
+              <w:spacing w:before="0" w:beforeAutospacing="0" w:after="0" w:afterAutospacing="0"/>
+              <w:ind w:left="0" w:right="0" w:firstLine="0" w:firstLineChars="0"/>
+              <w:jc w:val="center"/>
+              <w:rPr>
+                <w:rFonts w:hint="eastAsia" w:eastAsia="宋体"/>
+                <w:sz w:val="21"/>
+                <w:szCs w:val="21"/>
+                <w:lang w:val="en-US" w:eastAsia="zh-CN"/>
+              </w:rPr>
+            </w:pPr>
+            <w:r>
+              <w:rPr>
+                <w:rFonts w:hint="eastAsia"/>
+                <w:sz w:val="21"/>
+                <w:szCs w:val="21"/>
+                <w:lang w:val="en-US" w:eastAsia="zh-CN"/>
+              </w:rPr>
+              <w:t>数据</w:t>
+            </w:r>
+          </w:p>
+        </w:tc>
+      </w:tr>
+      <w:tr>
+        <w:tblPrEx>
+          <w:tblBorders>
+            <w:top w:val="single" w:color="auto" w:sz="12" w:space="0"/>
+            <w:left w:val="none" w:color="auto" w:sz="0" w:space="0"/>
+            <w:bottom w:val="single" w:color="auto" w:sz="12" w:space="0"/>
+            <w:right w:val="none" w:color="auto" w:sz="0" w:space="0"/>
+            <w:insideH w:val="none" w:color="auto" w:sz="0" w:space="0"/>
+            <w:insideV w:val="none" w:color="auto" w:sz="0" w:space="0"/>
+          </w:tblBorders>
+          <w:tblCellMar>
+            <w:top w:w="0" w:type="dxa"/>
+            <w:left w:w="108" w:type="dxa"/>
+            <w:bottom w:w="0" w:type="dxa"/>
+            <w:right w:w="108" w:type="dxa"/>
+          </w:tblCellMar>
+        </w:tblPrEx>
+        <w:trPr>
+          <w:trHeight w:val="384" w:hRule="atLeast"/>
+          <w:jc w:val="center"/>
+        </w:trPr>
+        <w:tc>
+          <w:tcPr>
+            <w:tcW w:w="1517" w:type="dxa"/>
+            <w:tcBorders>
+              <w:tl2br w:val="nil"/>
+              <w:tr2bl w:val="nil"/>
+            </w:tcBorders>
+            <w:noWrap w:val="0"/>
+            <w:vAlign w:val="center"/>
+          </w:tcPr>
+          <w:p>
+            <w:pPr>
+              <w:keepNext w:val="0"/>
+              <w:keepLines w:val="0"/>
+              <w:suppressLineNumbers w:val="0"/>
+              <w:spacing w:before="0" w:beforeAutospacing="0" w:after="0" w:afterAutospacing="0"/>
+              <w:ind w:left="0" w:right="0" w:firstLine="0" w:firstLineChars="0"/>
+              <w:jc w:val="center"/>
+              <w:rPr>
+                <w:rFonts w:hint="default" w:eastAsia="宋体"/>
+                <w:sz w:val="21"/>
+                <w:szCs w:val="21"/>
+                <w:lang w:val="en-US" w:eastAsia="zh-CN"/>
+              </w:rPr>
+            </w:pPr>
+            <w:r>
+              <w:rPr>
+                <w:rFonts w:hint="eastAsia"/>
+                <w:sz w:val="21"/>
+                <w:szCs w:val="21"/>
+                <w:lang w:val="en-US" w:eastAsia="zh-CN"/>
+              </w:rPr>
+              <w:t>0x00</w:t>
+            </w:r>
+          </w:p>
+        </w:tc>
+        <w:tc>
+          <w:tcPr>
+            <w:tcW w:w="2820" w:type="dxa"/>
+            <w:tcBorders>
+              <w:tl2br w:val="nil"/>
+              <w:tr2bl w:val="nil"/>
+            </w:tcBorders>
+            <w:noWrap w:val="0"/>
+            <w:vAlign w:val="center"/>
+          </w:tcPr>
+          <w:p>
+            <w:pPr>
+              <w:keepNext w:val="0"/>
+              <w:keepLines w:val="0"/>
+              <w:suppressLineNumbers w:val="0"/>
+              <w:spacing w:before="0" w:beforeAutospacing="0" w:after="0" w:afterAutospacing="0"/>
+              <w:ind w:left="0" w:right="0" w:firstLine="0" w:firstLineChars="0"/>
+              <w:jc w:val="center"/>
+              <w:rPr>
+                <w:rFonts w:hint="eastAsia"/>
+                <w:sz w:val="21"/>
+                <w:szCs w:val="21"/>
+              </w:rPr>
+            </w:pPr>
+            <w:r>
+              <w:rPr>
+                <w:rFonts w:hint="eastAsia"/>
+                <w:sz w:val="21"/>
+                <w:szCs w:val="21"/>
+              </w:rPr>
+              <w:t>Start character 1</w:t>
+            </w:r>
+          </w:p>
+        </w:tc>
+        <w:tc>
+          <w:tcPr>
+            <w:tcW w:w="3518" w:type="dxa"/>
+            <w:tcBorders>
+              <w:tl2br w:val="nil"/>
+              <w:tr2bl w:val="nil"/>
+            </w:tcBorders>
+            <w:noWrap w:val="0"/>
+            <w:vAlign w:val="center"/>
+          </w:tcPr>
+          <w:p>
+            <w:pPr>
+              <w:keepNext w:val="0"/>
+              <w:keepLines w:val="0"/>
+              <w:suppressLineNumbers w:val="0"/>
+              <w:spacing w:before="0" w:beforeAutospacing="0" w:after="0" w:afterAutospacing="0"/>
+              <w:ind w:left="0" w:right="0" w:firstLine="0" w:firstLineChars="0"/>
+              <w:jc w:val="center"/>
+              <w:rPr>
+                <w:rFonts w:hint="default" w:eastAsia="宋体"/>
+                <w:sz w:val="21"/>
+                <w:szCs w:val="21"/>
+                <w:lang w:val="en-US" w:eastAsia="zh-CN"/>
+              </w:rPr>
+            </w:pPr>
+            <w:r>
+              <w:rPr>
+                <w:rFonts w:hint="eastAsia"/>
+                <w:sz w:val="21"/>
+                <w:szCs w:val="21"/>
+                <w:lang w:val="en-US" w:eastAsia="zh-CN"/>
+              </w:rPr>
+              <w:t>0x42</w:t>
+            </w:r>
+          </w:p>
+        </w:tc>
+      </w:tr>
+      <w:tr>
+        <w:tblPrEx>
+          <w:tblBorders>
+            <w:top w:val="single" w:color="auto" w:sz="12" w:space="0"/>
+            <w:left w:val="none" w:color="auto" w:sz="0" w:space="0"/>
+            <w:bottom w:val="single" w:color="auto" w:sz="12" w:space="0"/>
+            <w:right w:val="none" w:color="auto" w:sz="0" w:space="0"/>
+            <w:insideH w:val="none" w:color="auto" w:sz="0" w:space="0"/>
+            <w:insideV w:val="none" w:color="auto" w:sz="0" w:space="0"/>
+          </w:tblBorders>
+          <w:tblCellMar>
+            <w:top w:w="0" w:type="dxa"/>
+            <w:left w:w="108" w:type="dxa"/>
+            <w:bottom w:w="0" w:type="dxa"/>
+            <w:right w:w="108" w:type="dxa"/>
+          </w:tblCellMar>
+        </w:tblPrEx>
+        <w:trPr>
+          <w:trHeight w:val="364" w:hRule="atLeast"/>
+          <w:jc w:val="center"/>
+        </w:trPr>
+        <w:tc>
+          <w:tcPr>
+            <w:tcW w:w="1517" w:type="dxa"/>
+            <w:tcBorders>
+              <w:tl2br w:val="nil"/>
+              <w:tr2bl w:val="nil"/>
+            </w:tcBorders>
+            <w:noWrap w:val="0"/>
+            <w:vAlign w:val="center"/>
+          </w:tcPr>
+          <w:p>
+            <w:pPr>
+              <w:keepNext w:val="0"/>
+              <w:keepLines w:val="0"/>
+              <w:suppressLineNumbers w:val="0"/>
+              <w:spacing w:before="0" w:beforeAutospacing="0" w:after="0" w:afterAutospacing="0"/>
+              <w:ind w:left="0" w:right="0" w:firstLine="0" w:firstLineChars="0"/>
+              <w:jc w:val="center"/>
+              <w:rPr>
+                <w:rFonts w:hint="default"/>
+                <w:sz w:val="21"/>
+                <w:szCs w:val="21"/>
+                <w:lang w:val="en-US"/>
+              </w:rPr>
+            </w:pPr>
+            <w:r>
+              <w:rPr>
+                <w:rFonts w:hint="eastAsia"/>
+                <w:sz w:val="21"/>
+                <w:szCs w:val="21"/>
+                <w:lang w:val="en-US" w:eastAsia="zh-CN"/>
+              </w:rPr>
+              <w:t>0x01</w:t>
+            </w:r>
+          </w:p>
+        </w:tc>
+        <w:tc>
+          <w:tcPr>
+            <w:tcW w:w="2820" w:type="dxa"/>
+            <w:tcBorders>
+              <w:tl2br w:val="nil"/>
+              <w:tr2bl w:val="nil"/>
+            </w:tcBorders>
+            <w:noWrap w:val="0"/>
+            <w:vAlign w:val="center"/>
+          </w:tcPr>
+          <w:p>
+            <w:pPr>
+              <w:keepNext w:val="0"/>
+              <w:keepLines w:val="0"/>
+              <w:suppressLineNumbers w:val="0"/>
+              <w:spacing w:before="0" w:beforeAutospacing="0" w:after="0" w:afterAutospacing="0"/>
+              <w:ind w:left="0" w:right="0" w:firstLine="0" w:firstLineChars="0"/>
+              <w:jc w:val="center"/>
+              <w:rPr>
+                <w:rFonts w:hint="eastAsia" w:eastAsia="宋体"/>
+                <w:sz w:val="21"/>
+                <w:szCs w:val="21"/>
+                <w:lang w:val="en-US" w:eastAsia="zh-CN"/>
+              </w:rPr>
+            </w:pPr>
+            <w:r>
+              <w:rPr>
+                <w:rFonts w:hint="eastAsia"/>
+                <w:sz w:val="21"/>
+                <w:szCs w:val="21"/>
+              </w:rPr>
+              <w:t xml:space="preserve">Start character </w:t>
+            </w:r>
+            <w:r>
+              <w:rPr>
+                <w:rFonts w:hint="eastAsia"/>
+                <w:sz w:val="21"/>
+                <w:szCs w:val="21"/>
+                <w:lang w:val="en-US" w:eastAsia="zh-CN"/>
+              </w:rPr>
+              <w:t>2</w:t>
+            </w:r>
+          </w:p>
+        </w:tc>
+        <w:tc>
+          <w:tcPr>
+            <w:tcW w:w="3518" w:type="dxa"/>
+            <w:tcBorders>
+              <w:tl2br w:val="nil"/>
+              <w:tr2bl w:val="nil"/>
+            </w:tcBorders>
+            <w:noWrap w:val="0"/>
+            <w:vAlign w:val="center"/>
+          </w:tcPr>
+          <w:p>
+            <w:pPr>
+              <w:keepNext w:val="0"/>
+              <w:keepLines w:val="0"/>
+              <w:suppressLineNumbers w:val="0"/>
+              <w:spacing w:before="0" w:beforeAutospacing="0" w:after="0" w:afterAutospacing="0"/>
+              <w:ind w:left="0" w:right="0" w:firstLine="0" w:firstLineChars="0"/>
+              <w:jc w:val="center"/>
+              <w:rPr>
+                <w:rFonts w:hint="default" w:eastAsia="宋体"/>
+                <w:sz w:val="21"/>
+                <w:szCs w:val="21"/>
+                <w:lang w:val="en-US" w:eastAsia="zh-CN"/>
+              </w:rPr>
+            </w:pPr>
+            <w:r>
+              <w:rPr>
+                <w:rFonts w:hint="eastAsia"/>
+                <w:sz w:val="21"/>
+                <w:szCs w:val="21"/>
+                <w:lang w:val="en-US" w:eastAsia="zh-CN"/>
+              </w:rPr>
+              <w:t>0x4d</w:t>
+            </w:r>
+          </w:p>
+        </w:tc>
+      </w:tr>
+      <w:tr>
+        <w:tblPrEx>
+          <w:tblBorders>
+            <w:top w:val="single" w:color="auto" w:sz="12" w:space="0"/>
+            <w:left w:val="none" w:color="auto" w:sz="0" w:space="0"/>
+            <w:bottom w:val="single" w:color="auto" w:sz="12" w:space="0"/>
+            <w:right w:val="none" w:color="auto" w:sz="0" w:space="0"/>
+            <w:insideH w:val="none" w:color="auto" w:sz="0" w:space="0"/>
+            <w:insideV w:val="none" w:color="auto" w:sz="0" w:space="0"/>
+          </w:tblBorders>
+          <w:tblCellMar>
+            <w:top w:w="0" w:type="dxa"/>
+            <w:left w:w="108" w:type="dxa"/>
+            <w:bottom w:w="0" w:type="dxa"/>
+            <w:right w:w="108" w:type="dxa"/>
+          </w:tblCellMar>
+        </w:tblPrEx>
+        <w:trPr>
+          <w:trHeight w:val="364" w:hRule="atLeast"/>
+          <w:jc w:val="center"/>
+        </w:trPr>
+        <w:tc>
+          <w:tcPr>
+            <w:tcW w:w="1517" w:type="dxa"/>
+            <w:tcBorders>
+              <w:tl2br w:val="nil"/>
+              <w:tr2bl w:val="nil"/>
+            </w:tcBorders>
+            <w:noWrap w:val="0"/>
+            <w:vAlign w:val="center"/>
+          </w:tcPr>
+          <w:p>
+            <w:pPr>
+              <w:keepNext w:val="0"/>
+              <w:keepLines w:val="0"/>
+              <w:suppressLineNumbers w:val="0"/>
+              <w:spacing w:before="0" w:beforeAutospacing="0" w:after="0" w:afterAutospacing="0"/>
+              <w:ind w:left="0" w:right="0" w:firstLine="0" w:firstLineChars="0"/>
+              <w:jc w:val="center"/>
+              <w:rPr>
+                <w:rFonts w:hint="default"/>
+                <w:sz w:val="21"/>
+                <w:szCs w:val="21"/>
+                <w:lang w:val="en-US"/>
+              </w:rPr>
+            </w:pPr>
+            <w:r>
+              <w:rPr>
+                <w:rFonts w:hint="eastAsia"/>
+                <w:sz w:val="21"/>
+                <w:szCs w:val="21"/>
+                <w:lang w:val="en-US" w:eastAsia="zh-CN"/>
+              </w:rPr>
+              <w:t>0x02</w:t>
+            </w:r>
+          </w:p>
+        </w:tc>
+        <w:tc>
+          <w:tcPr>
+            <w:tcW w:w="2820" w:type="dxa"/>
+            <w:tcBorders>
+              <w:tl2br w:val="nil"/>
+              <w:tr2bl w:val="nil"/>
+            </w:tcBorders>
+            <w:noWrap w:val="0"/>
+            <w:vAlign w:val="center"/>
+          </w:tcPr>
+          <w:p>
+            <w:pPr>
+              <w:keepNext w:val="0"/>
+              <w:keepLines w:val="0"/>
+              <w:suppressLineNumbers w:val="0"/>
+              <w:spacing w:before="0" w:beforeAutospacing="0" w:after="0" w:afterAutospacing="0"/>
+              <w:ind w:left="0" w:right="0" w:firstLine="0" w:firstLineChars="0"/>
+              <w:jc w:val="center"/>
+              <w:rPr>
+                <w:rFonts w:hint="eastAsia"/>
+                <w:sz w:val="21"/>
+                <w:szCs w:val="21"/>
+              </w:rPr>
+            </w:pPr>
+            <w:r>
+              <w:rPr>
+                <w:rFonts w:hint="eastAsia"/>
+                <w:sz w:val="21"/>
+                <w:szCs w:val="21"/>
+              </w:rPr>
+              <w:t>Frame length high 8 bits</w:t>
+            </w:r>
+          </w:p>
+        </w:tc>
+        <w:tc>
+          <w:tcPr>
+            <w:tcW w:w="3518" w:type="dxa"/>
+            <w:vMerge w:val="restart"/>
+            <w:tcBorders>
+              <w:tl2br w:val="nil"/>
+              <w:tr2bl w:val="nil"/>
+            </w:tcBorders>
+            <w:noWrap w:val="0"/>
+            <w:vAlign w:val="center"/>
+          </w:tcPr>
+          <w:p>
+            <w:pPr>
+              <w:keepNext w:val="0"/>
+              <w:keepLines w:val="0"/>
+              <w:suppressLineNumbers w:val="0"/>
+              <w:spacing w:before="0" w:beforeAutospacing="0" w:after="0" w:afterAutospacing="0"/>
+              <w:ind w:left="0" w:right="0" w:firstLine="0" w:firstLineChars="0"/>
+              <w:jc w:val="center"/>
+              <w:rPr>
+                <w:rFonts w:hint="eastAsia"/>
+                <w:sz w:val="21"/>
+                <w:szCs w:val="21"/>
+              </w:rPr>
+            </w:pPr>
+            <w:r>
+              <w:rPr>
+                <w:rFonts w:hint="eastAsia"/>
+                <w:sz w:val="21"/>
+                <w:szCs w:val="21"/>
+              </w:rPr>
+              <w:t>length=2x13+2(data+check bytes)</w:t>
+            </w:r>
+          </w:p>
+        </w:tc>
+      </w:tr>
+      <w:tr>
+        <w:tblPrEx>
+          <w:tblBorders>
+            <w:top w:val="single" w:color="auto" w:sz="12" w:space="0"/>
+            <w:left w:val="none" w:color="auto" w:sz="0" w:space="0"/>
+            <w:bottom w:val="single" w:color="auto" w:sz="12" w:space="0"/>
+            <w:right w:val="none" w:color="auto" w:sz="0" w:space="0"/>
+            <w:insideH w:val="none" w:color="auto" w:sz="0" w:space="0"/>
+            <w:insideV w:val="none" w:color="auto" w:sz="0" w:space="0"/>
+          </w:tblBorders>
+          <w:tblCellMar>
+            <w:top w:w="0" w:type="dxa"/>
+            <w:left w:w="108" w:type="dxa"/>
+            <w:bottom w:w="0" w:type="dxa"/>
+            <w:right w:w="108" w:type="dxa"/>
+          </w:tblCellMar>
+        </w:tblPrEx>
+        <w:trPr>
+          <w:trHeight w:val="364" w:hRule="atLeast"/>
+          <w:jc w:val="center"/>
+        </w:trPr>
+        <w:tc>
+          <w:tcPr>
+            <w:tcW w:w="1517" w:type="dxa"/>
+            <w:tcBorders>
+              <w:tl2br w:val="nil"/>
+              <w:tr2bl w:val="nil"/>
+            </w:tcBorders>
+            <w:noWrap w:val="0"/>
+            <w:vAlign w:val="center"/>
+          </w:tcPr>
+          <w:p>
+            <w:pPr>
+              <w:keepNext w:val="0"/>
+              <w:keepLines w:val="0"/>
+              <w:suppressLineNumbers w:val="0"/>
+              <w:spacing w:before="0" w:beforeAutospacing="0" w:after="0" w:afterAutospacing="0"/>
+              <w:ind w:left="0" w:right="0" w:firstLine="0" w:firstLineChars="0"/>
+              <w:jc w:val="center"/>
+              <w:rPr>
+                <w:rFonts w:hint="default"/>
+                <w:sz w:val="21"/>
+                <w:szCs w:val="21"/>
+                <w:lang w:val="en-US"/>
+              </w:rPr>
+            </w:pPr>
+            <w:r>
+              <w:rPr>
+                <w:rFonts w:hint="eastAsia"/>
+                <w:sz w:val="21"/>
+                <w:szCs w:val="21"/>
+                <w:lang w:val="en-US" w:eastAsia="zh-CN"/>
+              </w:rPr>
+              <w:t>0x03</w:t>
+            </w:r>
+          </w:p>
+        </w:tc>
+        <w:tc>
+          <w:tcPr>
+            <w:tcW w:w="2820" w:type="dxa"/>
+            <w:tcBorders>
+              <w:tl2br w:val="nil"/>
+              <w:tr2bl w:val="nil"/>
+            </w:tcBorders>
+            <w:noWrap w:val="0"/>
+            <w:vAlign w:val="center"/>
+          </w:tcPr>
+          <w:p>
+            <w:pPr>
+              <w:keepNext w:val="0"/>
+              <w:keepLines w:val="0"/>
+              <w:suppressLineNumbers w:val="0"/>
+              <w:spacing w:before="0" w:beforeAutospacing="0" w:after="0" w:afterAutospacing="0"/>
+              <w:ind w:left="0" w:right="0" w:firstLine="0" w:firstLineChars="0"/>
+              <w:jc w:val="center"/>
+              <w:rPr>
+                <w:rFonts w:hint="eastAsia" w:eastAsia="宋体"/>
+                <w:sz w:val="21"/>
+                <w:szCs w:val="21"/>
+                <w:lang w:eastAsia="zh-CN"/>
+              </w:rPr>
+            </w:pPr>
+            <w:r>
+              <w:rPr>
+                <w:rFonts w:hint="eastAsia" w:eastAsia="宋体"/>
+                <w:sz w:val="21"/>
+                <w:szCs w:val="21"/>
+                <w:lang w:eastAsia="zh-CN"/>
+              </w:rPr>
+              <w:t>Frame length low 8 bits</w:t>
+            </w:r>
+          </w:p>
+        </w:tc>
+        <w:tc>
+          <w:tcPr>
+            <w:tcW w:w="3518" w:type="dxa"/>
+            <w:vMerge w:val="continue"/>
+            <w:tcBorders>
+              <w:tl2br w:val="nil"/>
+              <w:tr2bl w:val="nil"/>
+            </w:tcBorders>
+            <w:noWrap w:val="0"/>
+            <w:vAlign w:val="center"/>
+          </w:tcPr>
+          <w:p>
+            <w:pPr>
+              <w:keepNext w:val="0"/>
+              <w:keepLines w:val="0"/>
+              <w:suppressLineNumbers w:val="0"/>
+              <w:spacing w:before="0" w:beforeAutospacing="0" w:after="0" w:afterAutospacing="0"/>
+              <w:ind w:left="0" w:right="0" w:firstLine="0" w:firstLineChars="0"/>
+              <w:jc w:val="center"/>
+              <w:rPr>
+                <w:rFonts w:hint="eastAsia"/>
+                <w:sz w:val="21"/>
+                <w:szCs w:val="21"/>
+              </w:rPr>
+            </w:pPr>
+          </w:p>
+        </w:tc>
+      </w:tr>
+      <w:tr>
+        <w:tblPrEx>
+          <w:tblBorders>
+            <w:top w:val="single" w:color="auto" w:sz="12" w:space="0"/>
+            <w:left w:val="none" w:color="auto" w:sz="0" w:space="0"/>
+            <w:bottom w:val="single" w:color="auto" w:sz="12" w:space="0"/>
+            <w:right w:val="none" w:color="auto" w:sz="0" w:space="0"/>
+            <w:insideH w:val="none" w:color="auto" w:sz="0" w:space="0"/>
+            <w:insideV w:val="none" w:color="auto" w:sz="0" w:space="0"/>
+          </w:tblBorders>
+          <w:tblCellMar>
+            <w:top w:w="0" w:type="dxa"/>
+            <w:left w:w="108" w:type="dxa"/>
+            <w:bottom w:w="0" w:type="dxa"/>
+            <w:right w:w="108" w:type="dxa"/>
+          </w:tblCellMar>
+        </w:tblPrEx>
+        <w:trPr>
+          <w:trHeight w:val="364" w:hRule="atLeast"/>
+          <w:jc w:val="center"/>
+        </w:trPr>
+        <w:tc>
+          <w:tcPr>
+            <w:tcW w:w="1517" w:type="dxa"/>
+            <w:tcBorders>
+              <w:tl2br w:val="nil"/>
+              <w:tr2bl w:val="nil"/>
+            </w:tcBorders>
+            <w:noWrap w:val="0"/>
+            <w:vAlign w:val="center"/>
+          </w:tcPr>
+          <w:p>
+            <w:pPr>
+              <w:keepNext w:val="0"/>
+              <w:keepLines w:val="0"/>
+              <w:suppressLineNumbers w:val="0"/>
+              <w:spacing w:before="0" w:beforeAutospacing="0" w:after="0" w:afterAutospacing="0"/>
+              <w:ind w:left="0" w:right="0" w:firstLine="0" w:firstLineChars="0"/>
+              <w:jc w:val="center"/>
+              <w:rPr>
+                <w:rFonts w:hint="default"/>
+                <w:sz w:val="21"/>
+                <w:szCs w:val="21"/>
+                <w:lang w:val="en-US"/>
+              </w:rPr>
+            </w:pPr>
+            <w:r>
+              <w:rPr>
+                <w:rFonts w:hint="eastAsia"/>
+                <w:sz w:val="21"/>
+                <w:szCs w:val="21"/>
+                <w:lang w:val="en-US" w:eastAsia="zh-CN"/>
+              </w:rPr>
+              <w:t>0x04</w:t>
+            </w:r>
+          </w:p>
+        </w:tc>
+        <w:tc>
+          <w:tcPr>
+            <w:tcW w:w="2820" w:type="dxa"/>
+            <w:tcBorders>
+              <w:tl2br w:val="nil"/>
+              <w:tr2bl w:val="nil"/>
+            </w:tcBorders>
+            <w:noWrap w:val="0"/>
+            <w:vAlign w:val="center"/>
+          </w:tcPr>
+          <w:p>
+            <w:pPr>
+              <w:keepNext w:val="0"/>
+              <w:keepLines w:val="0"/>
+              <w:suppressLineNumbers w:val="0"/>
+              <w:spacing w:before="0" w:beforeAutospacing="0" w:after="0" w:afterAutospacing="0"/>
+              <w:ind w:left="0" w:right="0" w:firstLine="0" w:firstLineChars="0"/>
+              <w:jc w:val="center"/>
+              <w:rPr>
+                <w:rFonts w:hint="eastAsia"/>
+                <w:sz w:val="21"/>
+                <w:szCs w:val="21"/>
+              </w:rPr>
+            </w:pPr>
+            <w:r>
+              <w:rPr>
+                <w:rFonts w:hint="eastAsia"/>
+                <w:sz w:val="21"/>
+                <w:szCs w:val="21"/>
+              </w:rPr>
+              <w:t>Data 1 high 8 bits</w:t>
+            </w:r>
+          </w:p>
+        </w:tc>
+        <w:tc>
+          <w:tcPr>
+            <w:tcW w:w="3518" w:type="dxa"/>
+            <w:vMerge w:val="restart"/>
+            <w:tcBorders>
+              <w:tl2br w:val="nil"/>
+              <w:tr2bl w:val="nil"/>
+            </w:tcBorders>
+            <w:noWrap w:val="0"/>
+            <w:vAlign w:val="center"/>
+          </w:tcPr>
+          <w:p>
+            <w:pPr>
+              <w:keepNext w:val="0"/>
+              <w:keepLines w:val="0"/>
+              <w:suppressLineNumbers w:val="0"/>
+              <w:spacing w:before="0" w:beforeAutospacing="0" w:after="0" w:afterAutospacing="0"/>
+              <w:ind w:left="0" w:right="0" w:firstLine="0" w:firstLineChars="0"/>
+              <w:jc w:val="center"/>
+              <w:rPr>
+                <w:rFonts w:hint="eastAsia" w:eastAsia="宋体"/>
+                <w:sz w:val="21"/>
+                <w:szCs w:val="21"/>
+                <w:lang w:val="en-US" w:eastAsia="zh-CN"/>
+              </w:rPr>
+            </w:pPr>
+            <w:r>
+              <w:rPr>
+                <w:rFonts w:hint="eastAsia"/>
+                <w:sz w:val="21"/>
+                <w:szCs w:val="21"/>
+              </w:rPr>
+              <w:t>PM1.0</w:t>
+            </w:r>
+            <w:r>
+              <w:rPr>
+                <w:rFonts w:hint="eastAsia"/>
+                <w:sz w:val="21"/>
+                <w:szCs w:val="21"/>
+                <w:lang w:val="en-US" w:eastAsia="zh-CN"/>
+              </w:rPr>
+              <w:t xml:space="preserve"> </w:t>
+            </w:r>
+            <w:r>
+              <w:rPr>
+                <w:rFonts w:hint="eastAsia"/>
+                <w:sz w:val="21"/>
+                <w:szCs w:val="21"/>
+              </w:rPr>
+              <w:t xml:space="preserve">concentration unit </w:t>
+            </w:r>
+            <w:r>
+              <w:rPr>
+                <w:rFonts w:hint="eastAsia"/>
+                <w:sz w:val="21"/>
+                <w:szCs w:val="21"/>
+                <w:lang w:val="en-US" w:eastAsia="zh-CN"/>
+              </w:rPr>
+              <w:t>u</w:t>
+            </w:r>
+            <w:r>
+              <w:rPr>
+                <w:rFonts w:hint="eastAsia"/>
+                <w:sz w:val="21"/>
+                <w:szCs w:val="21"/>
+              </w:rPr>
+              <w:t>g/</w:t>
+            </w:r>
+            <w:r>
+              <w:rPr>
+                <w:rFonts w:hint="eastAsia"/>
+                <w:sz w:val="21"/>
+                <w:szCs w:val="21"/>
+                <w:lang w:val="en-US" w:eastAsia="zh-CN"/>
+              </w:rPr>
+              <w:t>m³</w:t>
+            </w:r>
+          </w:p>
+        </w:tc>
+      </w:tr>
+      <w:tr>
+        <w:tblPrEx>
+          <w:tblBorders>
+            <w:top w:val="single" w:color="auto" w:sz="12" w:space="0"/>
+            <w:left w:val="none" w:color="auto" w:sz="0" w:space="0"/>
+            <w:bottom w:val="single" w:color="auto" w:sz="12" w:space="0"/>
+            <w:right w:val="none" w:color="auto" w:sz="0" w:space="0"/>
+            <w:insideH w:val="none" w:color="auto" w:sz="0" w:space="0"/>
+            <w:insideV w:val="none" w:color="auto" w:sz="0" w:space="0"/>
+          </w:tblBorders>
+          <w:tblCellMar>
+            <w:top w:w="0" w:type="dxa"/>
+            <w:left w:w="108" w:type="dxa"/>
+            <w:bottom w:w="0" w:type="dxa"/>
+            <w:right w:w="108" w:type="dxa"/>
+          </w:tblCellMar>
+        </w:tblPrEx>
+        <w:trPr>
+          <w:trHeight w:val="364" w:hRule="atLeast"/>
+          <w:jc w:val="center"/>
+        </w:trPr>
+        <w:tc>
+          <w:tcPr>
+            <w:tcW w:w="1517" w:type="dxa"/>
+            <w:tcBorders>
+              <w:tl2br w:val="nil"/>
+              <w:tr2bl w:val="nil"/>
+            </w:tcBorders>
+            <w:noWrap w:val="0"/>
+            <w:vAlign w:val="center"/>
+          </w:tcPr>
+          <w:p>
+            <w:pPr>
+              <w:keepNext w:val="0"/>
+              <w:keepLines w:val="0"/>
+              <w:suppressLineNumbers w:val="0"/>
+              <w:spacing w:before="0" w:beforeAutospacing="0" w:after="0" w:afterAutospacing="0"/>
+              <w:ind w:left="0" w:right="0" w:firstLine="0" w:firstLineChars="0"/>
+              <w:jc w:val="center"/>
+              <w:rPr>
+                <w:rFonts w:hint="default"/>
+                <w:sz w:val="21"/>
+                <w:szCs w:val="21"/>
+                <w:lang w:val="en-US"/>
+              </w:rPr>
+            </w:pPr>
+            <w:r>
+              <w:rPr>
+                <w:rFonts w:hint="eastAsia"/>
+                <w:sz w:val="21"/>
+                <w:szCs w:val="21"/>
+                <w:lang w:val="en-US" w:eastAsia="zh-CN"/>
+              </w:rPr>
+              <w:t>0x05</w:t>
+            </w:r>
+          </w:p>
+        </w:tc>
+        <w:tc>
+          <w:tcPr>
+            <w:tcW w:w="2820" w:type="dxa"/>
+            <w:tcBorders>
+              <w:tl2br w:val="nil"/>
+              <w:tr2bl w:val="nil"/>
+            </w:tcBorders>
+            <w:noWrap w:val="0"/>
+            <w:vAlign w:val="center"/>
+          </w:tcPr>
+          <w:p>
+            <w:pPr>
+              <w:keepNext w:val="0"/>
+              <w:keepLines w:val="0"/>
+              <w:suppressLineNumbers w:val="0"/>
+              <w:spacing w:before="0" w:beforeAutospacing="0" w:after="0" w:afterAutospacing="0"/>
+              <w:ind w:left="0" w:right="0" w:firstLine="0" w:firstLineChars="0"/>
+              <w:jc w:val="center"/>
+              <w:rPr>
+                <w:rFonts w:hint="eastAsia"/>
+                <w:sz w:val="21"/>
+                <w:szCs w:val="21"/>
+              </w:rPr>
+            </w:pPr>
+            <w:r>
+              <w:rPr>
+                <w:rFonts w:hint="eastAsia"/>
+                <w:sz w:val="21"/>
+                <w:szCs w:val="21"/>
+              </w:rPr>
+              <w:t xml:space="preserve">Data 1 </w:t>
+            </w:r>
+            <w:r>
+              <w:rPr>
+                <w:rFonts w:hint="eastAsia"/>
+                <w:sz w:val="21"/>
+                <w:szCs w:val="21"/>
+                <w:lang w:val="en-US" w:eastAsia="zh-CN"/>
+              </w:rPr>
+              <w:t>low</w:t>
+            </w:r>
+            <w:r>
+              <w:rPr>
+                <w:rFonts w:hint="eastAsia"/>
+                <w:sz w:val="21"/>
+                <w:szCs w:val="21"/>
+              </w:rPr>
+              <w:t xml:space="preserve"> 8 bits</w:t>
+            </w:r>
+          </w:p>
+        </w:tc>
+        <w:tc>
+          <w:tcPr>
+            <w:tcW w:w="3518" w:type="dxa"/>
+            <w:vMerge w:val="continue"/>
+            <w:tcBorders>
+              <w:tl2br w:val="nil"/>
+              <w:tr2bl w:val="nil"/>
+            </w:tcBorders>
+            <w:noWrap w:val="0"/>
+            <w:vAlign w:val="center"/>
+          </w:tcPr>
+          <w:p>
+            <w:pPr>
+              <w:keepNext w:val="0"/>
+              <w:keepLines w:val="0"/>
+              <w:suppressLineNumbers w:val="0"/>
+              <w:spacing w:before="0" w:beforeAutospacing="0" w:after="0" w:afterAutospacing="0"/>
+              <w:ind w:left="0" w:right="0" w:firstLine="0" w:firstLineChars="0"/>
+              <w:jc w:val="both"/>
+              <w:rPr>
+                <w:rFonts w:hint="eastAsia"/>
+                <w:sz w:val="21"/>
+                <w:szCs w:val="21"/>
+              </w:rPr>
+            </w:pPr>
+          </w:p>
+        </w:tc>
+      </w:tr>
+      <w:tr>
+        <w:tblPrEx>
+          <w:tblBorders>
+            <w:top w:val="single" w:color="auto" w:sz="12" w:space="0"/>
+            <w:left w:val="none" w:color="auto" w:sz="0" w:space="0"/>
+            <w:bottom w:val="single" w:color="auto" w:sz="12" w:space="0"/>
+            <w:right w:val="none" w:color="auto" w:sz="0" w:space="0"/>
+            <w:insideH w:val="none" w:color="auto" w:sz="0" w:space="0"/>
+            <w:insideV w:val="none" w:color="auto" w:sz="0" w:space="0"/>
+          </w:tblBorders>
+          <w:tblCellMar>
+            <w:top w:w="0" w:type="dxa"/>
+            <w:left w:w="108" w:type="dxa"/>
+            <w:bottom w:w="0" w:type="dxa"/>
+            <w:right w:w="108" w:type="dxa"/>
+          </w:tblCellMar>
+        </w:tblPrEx>
+        <w:trPr>
+          <w:trHeight w:val="394" w:hRule="atLeast"/>
+          <w:jc w:val="center"/>
+        </w:trPr>
+        <w:tc>
+          <w:tcPr>
+            <w:tcW w:w="1517" w:type="dxa"/>
+            <w:tcBorders>
+              <w:tl2br w:val="nil"/>
+              <w:tr2bl w:val="nil"/>
+            </w:tcBorders>
+            <w:noWrap w:val="0"/>
+            <w:vAlign w:val="center"/>
+          </w:tcPr>
+          <w:p>
+            <w:pPr>
+              <w:keepNext w:val="0"/>
+              <w:keepLines w:val="0"/>
+              <w:suppressLineNumbers w:val="0"/>
+              <w:spacing w:before="0" w:beforeAutospacing="0" w:after="0" w:afterAutospacing="0"/>
+              <w:ind w:left="0" w:right="0" w:firstLine="0" w:firstLineChars="0"/>
+              <w:jc w:val="center"/>
+              <w:rPr>
+                <w:rFonts w:hint="default"/>
+                <w:sz w:val="21"/>
+                <w:szCs w:val="21"/>
+                <w:lang w:val="en-US"/>
+              </w:rPr>
+            </w:pPr>
+            <w:r>
+              <w:rPr>
+                <w:rFonts w:hint="eastAsia"/>
+                <w:sz w:val="21"/>
+                <w:szCs w:val="21"/>
+                <w:lang w:val="en-US" w:eastAsia="zh-CN"/>
+              </w:rPr>
+              <w:t>0x06</w:t>
+            </w:r>
+          </w:p>
+        </w:tc>
+        <w:tc>
+          <w:tcPr>
+            <w:tcW w:w="2820" w:type="dxa"/>
+            <w:tcBorders>
+              <w:tl2br w:val="nil"/>
+              <w:tr2bl w:val="nil"/>
+            </w:tcBorders>
+            <w:shd w:val="clear"/>
+            <w:noWrap w:val="0"/>
+            <w:vAlign w:val="center"/>
+          </w:tcPr>
+          <w:p>
+            <w:pPr>
+              <w:keepNext w:val="0"/>
+              <w:keepLines w:val="0"/>
+              <w:suppressLineNumbers w:val="0"/>
+              <w:spacing w:before="0" w:beforeAutospacing="0" w:after="0" w:afterAutospacing="0"/>
+              <w:ind w:left="0" w:leftChars="0" w:right="0" w:rightChars="0" w:firstLine="0" w:firstLineChars="0"/>
+              <w:jc w:val="center"/>
+              <w:rPr>
+                <w:rFonts w:hint="eastAsia" w:ascii="Times New Roman" w:hAnsi="Times New Roman" w:eastAsia="宋体" w:cs="Times New Roman"/>
+                <w:kern w:val="2"/>
+                <w:sz w:val="21"/>
+                <w:szCs w:val="21"/>
+                <w:lang w:val="en-US" w:eastAsia="zh-CN" w:bidi="ar-SA"/>
+              </w:rPr>
+            </w:pPr>
+            <w:r>
+              <w:rPr>
+                <w:rFonts w:hint="eastAsia"/>
+                <w:sz w:val="21"/>
+                <w:szCs w:val="21"/>
+              </w:rPr>
+              <w:t xml:space="preserve">Data </w:t>
+            </w:r>
+            <w:r>
+              <w:rPr>
+                <w:rFonts w:hint="eastAsia"/>
+                <w:sz w:val="21"/>
+                <w:szCs w:val="21"/>
+                <w:lang w:val="en-US" w:eastAsia="zh-CN"/>
+              </w:rPr>
+              <w:t>2</w:t>
+            </w:r>
+            <w:r>
+              <w:rPr>
+                <w:rFonts w:hint="eastAsia"/>
+                <w:sz w:val="21"/>
+                <w:szCs w:val="21"/>
+              </w:rPr>
+              <w:t xml:space="preserve"> high 8 bits</w:t>
+            </w:r>
+          </w:p>
+        </w:tc>
+        <w:tc>
+          <w:tcPr>
+            <w:tcW w:w="3518" w:type="dxa"/>
+            <w:vMerge w:val="restart"/>
+            <w:tcBorders>
+              <w:tl2br w:val="nil"/>
+              <w:tr2bl w:val="nil"/>
+            </w:tcBorders>
+            <w:noWrap w:val="0"/>
+            <w:vAlign w:val="center"/>
+          </w:tcPr>
+          <w:p>
+            <w:pPr>
+              <w:keepNext w:val="0"/>
+              <w:keepLines w:val="0"/>
+              <w:suppressLineNumbers w:val="0"/>
+              <w:spacing w:before="0" w:beforeAutospacing="0" w:after="0" w:afterAutospacing="0"/>
+              <w:ind w:left="0" w:right="0" w:firstLine="0" w:firstLineChars="0"/>
+              <w:jc w:val="center"/>
+              <w:rPr>
+                <w:rFonts w:hint="eastAsia"/>
+                <w:sz w:val="21"/>
+                <w:szCs w:val="21"/>
+              </w:rPr>
+            </w:pPr>
+            <w:r>
+              <w:rPr>
+                <w:rFonts w:hint="eastAsia"/>
+                <w:sz w:val="21"/>
+                <w:szCs w:val="21"/>
+              </w:rPr>
+              <w:t>PM</w:t>
+            </w:r>
+            <w:r>
+              <w:rPr>
+                <w:rFonts w:hint="eastAsia"/>
+                <w:sz w:val="21"/>
+                <w:szCs w:val="21"/>
+                <w:lang w:val="en-US" w:eastAsia="zh-CN"/>
+              </w:rPr>
+              <w:t xml:space="preserve">2.5 </w:t>
+            </w:r>
+            <w:r>
+              <w:rPr>
+                <w:rFonts w:hint="eastAsia"/>
+                <w:sz w:val="21"/>
+                <w:szCs w:val="21"/>
+              </w:rPr>
+              <w:t xml:space="preserve">concentration unit </w:t>
+            </w:r>
+            <w:r>
+              <w:rPr>
+                <w:rFonts w:hint="eastAsia"/>
+                <w:sz w:val="21"/>
+                <w:szCs w:val="21"/>
+                <w:lang w:val="en-US" w:eastAsia="zh-CN"/>
+              </w:rPr>
+              <w:t>u</w:t>
+            </w:r>
+            <w:r>
+              <w:rPr>
+                <w:rFonts w:hint="eastAsia"/>
+                <w:sz w:val="21"/>
+                <w:szCs w:val="21"/>
+              </w:rPr>
+              <w:t>g/</w:t>
+            </w:r>
+            <w:r>
+              <w:rPr>
+                <w:rFonts w:hint="eastAsia"/>
+                <w:sz w:val="21"/>
+                <w:szCs w:val="21"/>
+                <w:lang w:val="en-US" w:eastAsia="zh-CN"/>
+              </w:rPr>
+              <w:t>m³</w:t>
+            </w:r>
+          </w:p>
+        </w:tc>
+      </w:tr>
+      <w:tr>
+        <w:tblPrEx>
+          <w:tblBorders>
+            <w:top w:val="single" w:color="auto" w:sz="12" w:space="0"/>
+            <w:left w:val="none" w:color="auto" w:sz="0" w:space="0"/>
+            <w:bottom w:val="single" w:color="auto" w:sz="12" w:space="0"/>
+            <w:right w:val="none" w:color="auto" w:sz="0" w:space="0"/>
+            <w:insideH w:val="none" w:color="auto" w:sz="0" w:space="0"/>
+            <w:insideV w:val="none" w:color="auto" w:sz="0" w:space="0"/>
+          </w:tblBorders>
+          <w:tblCellMar>
+            <w:top w:w="0" w:type="dxa"/>
+            <w:left w:w="108" w:type="dxa"/>
+            <w:bottom w:w="0" w:type="dxa"/>
+            <w:right w:w="108" w:type="dxa"/>
+          </w:tblCellMar>
+        </w:tblPrEx>
+        <w:trPr>
+          <w:trHeight w:val="394" w:hRule="atLeast"/>
+          <w:jc w:val="center"/>
+        </w:trPr>
+        <w:tc>
+          <w:tcPr>
+            <w:tcW w:w="1517" w:type="dxa"/>
+            <w:tcBorders>
+              <w:tl2br w:val="nil"/>
+              <w:tr2bl w:val="nil"/>
+            </w:tcBorders>
+            <w:noWrap w:val="0"/>
+            <w:vAlign w:val="center"/>
+          </w:tcPr>
+          <w:p>
+            <w:pPr>
+              <w:keepNext w:val="0"/>
+              <w:keepLines w:val="0"/>
+              <w:suppressLineNumbers w:val="0"/>
+              <w:spacing w:before="0" w:beforeAutospacing="0" w:after="0" w:afterAutospacing="0"/>
+              <w:ind w:left="0" w:right="0" w:firstLine="0" w:firstLineChars="0"/>
+              <w:jc w:val="center"/>
+              <w:rPr>
+                <w:rFonts w:hint="default"/>
+                <w:sz w:val="21"/>
+                <w:szCs w:val="21"/>
+                <w:lang w:val="en-US" w:eastAsia="zh-CN"/>
+              </w:rPr>
+            </w:pPr>
+            <w:r>
+              <w:rPr>
+                <w:rFonts w:hint="eastAsia"/>
+                <w:sz w:val="21"/>
+                <w:szCs w:val="21"/>
+                <w:lang w:val="en-US" w:eastAsia="zh-CN"/>
+              </w:rPr>
+              <w:t>0x07</w:t>
+            </w:r>
+          </w:p>
+        </w:tc>
+        <w:tc>
+          <w:tcPr>
+            <w:tcW w:w="2820" w:type="dxa"/>
+            <w:tcBorders>
+              <w:tl2br w:val="nil"/>
+              <w:tr2bl w:val="nil"/>
+            </w:tcBorders>
+            <w:shd w:val="clear"/>
+            <w:noWrap w:val="0"/>
+            <w:vAlign w:val="center"/>
+          </w:tcPr>
+          <w:p>
+            <w:pPr>
+              <w:keepNext w:val="0"/>
+              <w:keepLines w:val="0"/>
+              <w:suppressLineNumbers w:val="0"/>
+              <w:spacing w:before="0" w:beforeAutospacing="0" w:after="0" w:afterAutospacing="0"/>
+              <w:ind w:left="0" w:leftChars="0" w:right="0" w:rightChars="0" w:firstLine="0" w:firstLineChars="0"/>
+              <w:jc w:val="center"/>
+              <w:rPr>
+                <w:rFonts w:hint="eastAsia" w:ascii="Times New Roman" w:hAnsi="Times New Roman" w:eastAsia="宋体" w:cs="Times New Roman"/>
+                <w:kern w:val="2"/>
+                <w:sz w:val="21"/>
+                <w:szCs w:val="21"/>
+                <w:lang w:val="en-US" w:eastAsia="zh-CN" w:bidi="ar-SA"/>
+              </w:rPr>
+            </w:pPr>
+            <w:r>
+              <w:rPr>
+                <w:rFonts w:hint="eastAsia"/>
+                <w:sz w:val="21"/>
+                <w:szCs w:val="21"/>
+              </w:rPr>
+              <w:t xml:space="preserve">Data </w:t>
+            </w:r>
+            <w:r>
+              <w:rPr>
+                <w:rFonts w:hint="eastAsia"/>
+                <w:sz w:val="21"/>
+                <w:szCs w:val="21"/>
+                <w:lang w:val="en-US" w:eastAsia="zh-CN"/>
+              </w:rPr>
+              <w:t>2</w:t>
+            </w:r>
+            <w:r>
+              <w:rPr>
+                <w:rFonts w:hint="eastAsia"/>
+                <w:sz w:val="21"/>
+                <w:szCs w:val="21"/>
+              </w:rPr>
+              <w:t xml:space="preserve"> </w:t>
+            </w:r>
+            <w:r>
+              <w:rPr>
+                <w:rFonts w:hint="eastAsia"/>
+                <w:sz w:val="21"/>
+                <w:szCs w:val="21"/>
+                <w:lang w:val="en-US" w:eastAsia="zh-CN"/>
+              </w:rPr>
+              <w:t>low</w:t>
+            </w:r>
+            <w:r>
+              <w:rPr>
+                <w:rFonts w:hint="eastAsia"/>
+                <w:sz w:val="21"/>
+                <w:szCs w:val="21"/>
+              </w:rPr>
+              <w:t xml:space="preserve"> 8 bits</w:t>
+            </w:r>
+          </w:p>
+        </w:tc>
+        <w:tc>
+          <w:tcPr>
+            <w:tcW w:w="3518" w:type="dxa"/>
+            <w:vMerge w:val="continue"/>
+            <w:tcBorders>
+              <w:tl2br w:val="nil"/>
+              <w:tr2bl w:val="nil"/>
+            </w:tcBorders>
+            <w:noWrap w:val="0"/>
+            <w:vAlign w:val="center"/>
+          </w:tcPr>
+          <w:p>
+            <w:pPr>
+              <w:keepNext w:val="0"/>
+              <w:keepLines w:val="0"/>
+              <w:suppressLineNumbers w:val="0"/>
+              <w:spacing w:before="0" w:beforeAutospacing="0" w:after="0" w:afterAutospacing="0"/>
+              <w:ind w:left="0" w:right="0" w:firstLine="0" w:firstLineChars="0"/>
+              <w:jc w:val="center"/>
+              <w:rPr>
+                <w:rFonts w:hint="eastAsia"/>
+                <w:sz w:val="21"/>
+                <w:szCs w:val="21"/>
+              </w:rPr>
+            </w:pPr>
+          </w:p>
+        </w:tc>
+      </w:tr>
+      <w:tr>
+        <w:tblPrEx>
+          <w:tblBorders>
+            <w:top w:val="single" w:color="auto" w:sz="12" w:space="0"/>
+            <w:left w:val="none" w:color="auto" w:sz="0" w:space="0"/>
+            <w:bottom w:val="single" w:color="auto" w:sz="12" w:space="0"/>
+            <w:right w:val="none" w:color="auto" w:sz="0" w:space="0"/>
+            <w:insideH w:val="none" w:color="auto" w:sz="0" w:space="0"/>
+            <w:insideV w:val="none" w:color="auto" w:sz="0" w:space="0"/>
+          </w:tblBorders>
+          <w:tblCellMar>
+            <w:top w:w="0" w:type="dxa"/>
+            <w:left w:w="108" w:type="dxa"/>
+            <w:bottom w:w="0" w:type="dxa"/>
+            <w:right w:w="108" w:type="dxa"/>
+          </w:tblCellMar>
+        </w:tblPrEx>
+        <w:trPr>
+          <w:trHeight w:val="394" w:hRule="atLeast"/>
+          <w:jc w:val="center"/>
+        </w:trPr>
+        <w:tc>
+          <w:tcPr>
+            <w:tcW w:w="1517" w:type="dxa"/>
+            <w:tcBorders>
+              <w:tl2br w:val="nil"/>
+              <w:tr2bl w:val="nil"/>
+            </w:tcBorders>
+            <w:noWrap w:val="0"/>
+            <w:vAlign w:val="center"/>
+          </w:tcPr>
+          <w:p>
+            <w:pPr>
+              <w:keepNext w:val="0"/>
+              <w:keepLines w:val="0"/>
+              <w:suppressLineNumbers w:val="0"/>
+              <w:spacing w:before="0" w:beforeAutospacing="0" w:after="0" w:afterAutospacing="0"/>
+              <w:ind w:left="0" w:right="0" w:firstLine="0" w:firstLineChars="0"/>
+              <w:jc w:val="center"/>
+              <w:rPr>
+                <w:rFonts w:hint="default"/>
+                <w:sz w:val="21"/>
+                <w:szCs w:val="21"/>
+                <w:lang w:val="en-US" w:eastAsia="zh-CN"/>
+              </w:rPr>
+            </w:pPr>
+            <w:r>
+              <w:rPr>
+                <w:rFonts w:hint="eastAsia"/>
+                <w:sz w:val="21"/>
+                <w:szCs w:val="21"/>
+                <w:lang w:val="en-US" w:eastAsia="zh-CN"/>
+              </w:rPr>
+              <w:t>0x08</w:t>
+            </w:r>
+          </w:p>
+        </w:tc>
+        <w:tc>
+          <w:tcPr>
+            <w:tcW w:w="2820" w:type="dxa"/>
+            <w:tcBorders>
+              <w:tl2br w:val="nil"/>
+              <w:tr2bl w:val="nil"/>
+            </w:tcBorders>
+            <w:shd w:val="clear"/>
+            <w:noWrap w:val="0"/>
+            <w:vAlign w:val="center"/>
+          </w:tcPr>
+          <w:p>
+            <w:pPr>
+              <w:keepNext w:val="0"/>
+              <w:keepLines w:val="0"/>
+              <w:suppressLineNumbers w:val="0"/>
+              <w:spacing w:before="0" w:beforeAutospacing="0" w:after="0" w:afterAutospacing="0"/>
+              <w:ind w:left="0" w:leftChars="0" w:right="0" w:rightChars="0" w:firstLine="0" w:firstLineChars="0"/>
+              <w:jc w:val="center"/>
+              <w:rPr>
+                <w:rFonts w:hint="eastAsia" w:ascii="Times New Roman" w:hAnsi="Times New Roman" w:eastAsia="宋体" w:cs="Times New Roman"/>
+                <w:kern w:val="2"/>
+                <w:sz w:val="21"/>
+                <w:szCs w:val="21"/>
+                <w:lang w:val="en-US" w:eastAsia="zh-CN" w:bidi="ar-SA"/>
+              </w:rPr>
+            </w:pPr>
+            <w:r>
+              <w:rPr>
+                <w:rFonts w:hint="eastAsia"/>
+                <w:sz w:val="21"/>
+                <w:szCs w:val="21"/>
+              </w:rPr>
+              <w:t xml:space="preserve">Data </w:t>
+            </w:r>
+            <w:r>
+              <w:rPr>
+                <w:rFonts w:hint="eastAsia"/>
+                <w:sz w:val="21"/>
+                <w:szCs w:val="21"/>
+                <w:lang w:val="en-US" w:eastAsia="zh-CN"/>
+              </w:rPr>
+              <w:t>3</w:t>
+            </w:r>
+            <w:r>
+              <w:rPr>
+                <w:rFonts w:hint="eastAsia"/>
+                <w:sz w:val="21"/>
+                <w:szCs w:val="21"/>
+              </w:rPr>
+              <w:t xml:space="preserve"> high 8 bits</w:t>
+            </w:r>
+          </w:p>
+        </w:tc>
+        <w:tc>
+          <w:tcPr>
+            <w:tcW w:w="3518" w:type="dxa"/>
+            <w:vMerge w:val="restart"/>
+            <w:tcBorders>
+              <w:tl2br w:val="nil"/>
+              <w:tr2bl w:val="nil"/>
+            </w:tcBorders>
+            <w:noWrap w:val="0"/>
+            <w:vAlign w:val="center"/>
+          </w:tcPr>
+          <w:p>
+            <w:pPr>
+              <w:keepNext w:val="0"/>
+              <w:keepLines w:val="0"/>
+              <w:suppressLineNumbers w:val="0"/>
+              <w:spacing w:before="0" w:beforeAutospacing="0" w:after="0" w:afterAutospacing="0"/>
+              <w:ind w:left="0" w:right="0" w:firstLine="0" w:firstLineChars="0"/>
+              <w:jc w:val="center"/>
+              <w:rPr>
+                <w:rFonts w:hint="eastAsia"/>
+                <w:sz w:val="21"/>
+                <w:szCs w:val="21"/>
+              </w:rPr>
+            </w:pPr>
+            <w:r>
+              <w:rPr>
+                <w:rFonts w:hint="eastAsia"/>
+                <w:sz w:val="21"/>
+                <w:szCs w:val="21"/>
+              </w:rPr>
+              <w:t>PM10</w:t>
+            </w:r>
+            <w:r>
+              <w:rPr>
+                <w:rFonts w:hint="eastAsia"/>
+                <w:sz w:val="21"/>
+                <w:szCs w:val="21"/>
+                <w:lang w:val="en-US" w:eastAsia="zh-CN"/>
+              </w:rPr>
+              <w:t xml:space="preserve"> </w:t>
+            </w:r>
+            <w:r>
+              <w:rPr>
+                <w:rFonts w:hint="eastAsia"/>
+                <w:sz w:val="21"/>
+                <w:szCs w:val="21"/>
+              </w:rPr>
+              <w:t xml:space="preserve">concentration unit </w:t>
+            </w:r>
+            <w:r>
+              <w:rPr>
+                <w:rFonts w:hint="eastAsia"/>
+                <w:sz w:val="21"/>
+                <w:szCs w:val="21"/>
+                <w:lang w:val="en-US" w:eastAsia="zh-CN"/>
+              </w:rPr>
+              <w:t>u</w:t>
+            </w:r>
+            <w:r>
+              <w:rPr>
+                <w:rFonts w:hint="eastAsia"/>
+                <w:sz w:val="21"/>
+                <w:szCs w:val="21"/>
+              </w:rPr>
+              <w:t>g/</w:t>
+            </w:r>
+            <w:r>
+              <w:rPr>
+                <w:rFonts w:hint="eastAsia"/>
+                <w:sz w:val="21"/>
+                <w:szCs w:val="21"/>
+                <w:lang w:val="en-US" w:eastAsia="zh-CN"/>
+              </w:rPr>
+              <w:t>m³</w:t>
+            </w:r>
+          </w:p>
+        </w:tc>
+      </w:tr>
+      <w:tr>
+        <w:tblPrEx>
+          <w:tblBorders>
+            <w:top w:val="single" w:color="auto" w:sz="12" w:space="0"/>
+            <w:left w:val="none" w:color="auto" w:sz="0" w:space="0"/>
+            <w:bottom w:val="single" w:color="auto" w:sz="12" w:space="0"/>
+            <w:right w:val="none" w:color="auto" w:sz="0" w:space="0"/>
+            <w:insideH w:val="none" w:color="auto" w:sz="0" w:space="0"/>
+            <w:insideV w:val="none" w:color="auto" w:sz="0" w:space="0"/>
+          </w:tblBorders>
+          <w:tblCellMar>
+            <w:top w:w="0" w:type="dxa"/>
+            <w:left w:w="108" w:type="dxa"/>
+            <w:bottom w:w="0" w:type="dxa"/>
+            <w:right w:w="108" w:type="dxa"/>
+          </w:tblCellMar>
+        </w:tblPrEx>
+        <w:trPr>
+          <w:trHeight w:val="394" w:hRule="atLeast"/>
+          <w:jc w:val="center"/>
+        </w:trPr>
+        <w:tc>
+          <w:tcPr>
+            <w:tcW w:w="1517" w:type="dxa"/>
+            <w:tcBorders>
+              <w:tl2br w:val="nil"/>
+              <w:tr2bl w:val="nil"/>
+            </w:tcBorders>
+            <w:noWrap w:val="0"/>
+            <w:vAlign w:val="center"/>
+          </w:tcPr>
+          <w:p>
+            <w:pPr>
+              <w:keepNext w:val="0"/>
+              <w:keepLines w:val="0"/>
+              <w:suppressLineNumbers w:val="0"/>
+              <w:spacing w:before="0" w:beforeAutospacing="0" w:after="0" w:afterAutospacing="0"/>
+              <w:ind w:left="0" w:right="0" w:firstLine="0" w:firstLineChars="0"/>
+              <w:jc w:val="center"/>
+              <w:rPr>
+                <w:rFonts w:hint="default"/>
+                <w:sz w:val="21"/>
+                <w:szCs w:val="21"/>
+                <w:lang w:val="en-US" w:eastAsia="zh-CN"/>
+              </w:rPr>
+            </w:pPr>
+            <w:r>
+              <w:rPr>
+                <w:rFonts w:hint="eastAsia"/>
+                <w:sz w:val="21"/>
+                <w:szCs w:val="21"/>
+                <w:lang w:val="en-US" w:eastAsia="zh-CN"/>
+              </w:rPr>
+              <w:t>0x09</w:t>
+            </w:r>
+          </w:p>
+        </w:tc>
+        <w:tc>
+          <w:tcPr>
+            <w:tcW w:w="2820" w:type="dxa"/>
+            <w:tcBorders>
+              <w:tl2br w:val="nil"/>
+              <w:tr2bl w:val="nil"/>
+            </w:tcBorders>
+            <w:shd w:val="clear"/>
+            <w:noWrap w:val="0"/>
+            <w:vAlign w:val="center"/>
+          </w:tcPr>
+          <w:p>
+            <w:pPr>
+              <w:keepNext w:val="0"/>
+              <w:keepLines w:val="0"/>
+              <w:suppressLineNumbers w:val="0"/>
+              <w:spacing w:before="0" w:beforeAutospacing="0" w:after="0" w:afterAutospacing="0"/>
+              <w:ind w:left="0" w:leftChars="0" w:right="0" w:rightChars="0" w:firstLine="0" w:firstLineChars="0"/>
+              <w:jc w:val="center"/>
+              <w:rPr>
+                <w:rFonts w:hint="eastAsia" w:ascii="Times New Roman" w:hAnsi="Times New Roman" w:eastAsia="宋体" w:cs="Times New Roman"/>
+                <w:kern w:val="2"/>
+                <w:sz w:val="21"/>
+                <w:szCs w:val="21"/>
+                <w:lang w:val="en-US" w:eastAsia="zh-CN" w:bidi="ar-SA"/>
+              </w:rPr>
+            </w:pPr>
+            <w:r>
+              <w:rPr>
+                <w:rFonts w:hint="eastAsia"/>
+                <w:sz w:val="21"/>
+                <w:szCs w:val="21"/>
+              </w:rPr>
+              <w:t xml:space="preserve">Data </w:t>
+            </w:r>
+            <w:r>
+              <w:rPr>
+                <w:rFonts w:hint="eastAsia"/>
+                <w:sz w:val="21"/>
+                <w:szCs w:val="21"/>
+                <w:lang w:val="en-US" w:eastAsia="zh-CN"/>
+              </w:rPr>
+              <w:t>3</w:t>
+            </w:r>
+            <w:r>
+              <w:rPr>
+                <w:rFonts w:hint="eastAsia"/>
+                <w:sz w:val="21"/>
+                <w:szCs w:val="21"/>
+              </w:rPr>
+              <w:t xml:space="preserve"> </w:t>
+            </w:r>
+            <w:r>
+              <w:rPr>
+                <w:rFonts w:hint="eastAsia"/>
+                <w:sz w:val="21"/>
+                <w:szCs w:val="21"/>
+                <w:lang w:val="en-US" w:eastAsia="zh-CN"/>
+              </w:rPr>
+              <w:t>low</w:t>
+            </w:r>
+            <w:r>
+              <w:rPr>
+                <w:rFonts w:hint="eastAsia"/>
+                <w:sz w:val="21"/>
+                <w:szCs w:val="21"/>
+              </w:rPr>
+              <w:t xml:space="preserve"> 8 bits</w:t>
+            </w:r>
+          </w:p>
+        </w:tc>
+        <w:tc>
+          <w:tcPr>
+            <w:tcW w:w="3518" w:type="dxa"/>
+            <w:vMerge w:val="continue"/>
+            <w:tcBorders>
+              <w:tl2br w:val="nil"/>
+              <w:tr2bl w:val="nil"/>
+            </w:tcBorders>
+            <w:noWrap w:val="0"/>
+            <w:vAlign w:val="center"/>
+          </w:tcPr>
+          <w:p>
+            <w:pPr>
+              <w:keepNext w:val="0"/>
+              <w:keepLines w:val="0"/>
+              <w:suppressLineNumbers w:val="0"/>
+              <w:spacing w:before="0" w:beforeAutospacing="0" w:after="0" w:afterAutospacing="0"/>
+              <w:ind w:left="0" w:right="0" w:firstLine="0" w:firstLineChars="0"/>
+              <w:jc w:val="center"/>
+              <w:rPr>
+                <w:rFonts w:hint="eastAsia"/>
+                <w:sz w:val="21"/>
+                <w:szCs w:val="21"/>
+              </w:rPr>
+            </w:pPr>
+          </w:p>
+        </w:tc>
+      </w:tr>
+      <w:tr>
+        <w:tblPrEx>
+          <w:tblBorders>
+            <w:top w:val="single" w:color="auto" w:sz="12" w:space="0"/>
+            <w:left w:val="none" w:color="auto" w:sz="0" w:space="0"/>
+            <w:bottom w:val="single" w:color="auto" w:sz="12" w:space="0"/>
+            <w:right w:val="none" w:color="auto" w:sz="0" w:space="0"/>
+            <w:insideH w:val="none" w:color="auto" w:sz="0" w:space="0"/>
+            <w:insideV w:val="none" w:color="auto" w:sz="0" w:space="0"/>
+          </w:tblBorders>
+          <w:tblCellMar>
+            <w:top w:w="0" w:type="dxa"/>
+            <w:left w:w="108" w:type="dxa"/>
+            <w:bottom w:w="0" w:type="dxa"/>
+            <w:right w:w="108" w:type="dxa"/>
+          </w:tblCellMar>
+        </w:tblPrEx>
+        <w:trPr>
+          <w:trHeight w:val="394" w:hRule="atLeast"/>
+          <w:jc w:val="center"/>
+        </w:trPr>
+        <w:tc>
+          <w:tcPr>
+            <w:tcW w:w="1517" w:type="dxa"/>
+            <w:tcBorders>
+              <w:tl2br w:val="nil"/>
+              <w:tr2bl w:val="nil"/>
+            </w:tcBorders>
+            <w:noWrap w:val="0"/>
+            <w:vAlign w:val="center"/>
+          </w:tcPr>
+          <w:p>
+            <w:pPr>
+              <w:keepNext w:val="0"/>
+              <w:keepLines w:val="0"/>
+              <w:suppressLineNumbers w:val="0"/>
+              <w:spacing w:before="0" w:beforeAutospacing="0" w:after="0" w:afterAutospacing="0"/>
+              <w:ind w:left="0" w:right="0" w:firstLine="0" w:firstLineChars="0"/>
+              <w:jc w:val="center"/>
+              <w:rPr>
+                <w:rFonts w:hint="default"/>
+                <w:sz w:val="21"/>
+                <w:szCs w:val="21"/>
+                <w:lang w:val="en-US" w:eastAsia="zh-CN"/>
+              </w:rPr>
+            </w:pPr>
+            <w:r>
+              <w:rPr>
+                <w:rFonts w:hint="eastAsia"/>
+                <w:sz w:val="21"/>
+                <w:szCs w:val="21"/>
+                <w:lang w:val="en-US" w:eastAsia="zh-CN"/>
+              </w:rPr>
+              <w:t>0x0A</w:t>
+            </w:r>
+          </w:p>
+        </w:tc>
+        <w:tc>
+          <w:tcPr>
+            <w:tcW w:w="2820" w:type="dxa"/>
+            <w:tcBorders>
+              <w:tl2br w:val="nil"/>
+              <w:tr2bl w:val="nil"/>
+            </w:tcBorders>
+            <w:shd w:val="clear"/>
+            <w:noWrap w:val="0"/>
+            <w:vAlign w:val="center"/>
+          </w:tcPr>
+          <w:p>
+            <w:pPr>
+              <w:keepNext w:val="0"/>
+              <w:keepLines w:val="0"/>
+              <w:suppressLineNumbers w:val="0"/>
+              <w:spacing w:before="0" w:beforeAutospacing="0" w:after="0" w:afterAutospacing="0"/>
+              <w:ind w:left="0" w:leftChars="0" w:right="0" w:rightChars="0" w:firstLine="0" w:firstLineChars="0"/>
+              <w:jc w:val="center"/>
+              <w:rPr>
+                <w:rFonts w:hint="eastAsia" w:ascii="Times New Roman" w:hAnsi="Times New Roman" w:eastAsia="宋体" w:cs="Times New Roman"/>
+                <w:kern w:val="2"/>
+                <w:sz w:val="21"/>
+                <w:szCs w:val="21"/>
+                <w:lang w:val="en-US" w:eastAsia="zh-CN" w:bidi="ar-SA"/>
+              </w:rPr>
+            </w:pPr>
+            <w:r>
+              <w:rPr>
+                <w:rFonts w:hint="eastAsia"/>
+                <w:sz w:val="21"/>
+                <w:szCs w:val="21"/>
+              </w:rPr>
+              <w:t xml:space="preserve">Data </w:t>
+            </w:r>
+            <w:r>
+              <w:rPr>
+                <w:rFonts w:hint="eastAsia"/>
+                <w:sz w:val="21"/>
+                <w:szCs w:val="21"/>
+                <w:lang w:val="en-US" w:eastAsia="zh-CN"/>
+              </w:rPr>
+              <w:t>4</w:t>
+            </w:r>
+            <w:r>
+              <w:rPr>
+                <w:rFonts w:hint="eastAsia"/>
+                <w:sz w:val="21"/>
+                <w:szCs w:val="21"/>
+              </w:rPr>
+              <w:t xml:space="preserve"> high 8 bits</w:t>
+            </w:r>
+          </w:p>
+        </w:tc>
+        <w:tc>
+          <w:tcPr>
+            <w:tcW w:w="3518" w:type="dxa"/>
+            <w:vMerge w:val="restart"/>
+            <w:tcBorders>
+              <w:tl2br w:val="nil"/>
+              <w:tr2bl w:val="nil"/>
+            </w:tcBorders>
+            <w:noWrap w:val="0"/>
+            <w:vAlign w:val="center"/>
+          </w:tcPr>
+          <w:p>
+            <w:pPr>
+              <w:keepNext w:val="0"/>
+              <w:keepLines w:val="0"/>
+              <w:suppressLineNumbers w:val="0"/>
+              <w:spacing w:before="0" w:beforeAutospacing="0" w:after="0" w:afterAutospacing="0"/>
+              <w:ind w:left="0" w:right="0" w:firstLine="0" w:firstLineChars="0"/>
+              <w:jc w:val="center"/>
+              <w:rPr>
+                <w:rFonts w:hint="eastAsia" w:eastAsia="宋体"/>
+                <w:sz w:val="21"/>
+                <w:szCs w:val="21"/>
+                <w:lang w:val="en-US" w:eastAsia="zh-CN"/>
+              </w:rPr>
+            </w:pPr>
+            <w:r>
+              <w:rPr>
+                <w:rFonts w:hint="eastAsia"/>
+                <w:sz w:val="21"/>
+                <w:szCs w:val="21"/>
+              </w:rPr>
+              <w:t>PM1.0</w:t>
+            </w:r>
+            <w:r>
+              <w:rPr>
+                <w:rFonts w:hint="eastAsia"/>
+                <w:sz w:val="21"/>
+                <w:szCs w:val="21"/>
+                <w:lang w:eastAsia="zh-CN"/>
+              </w:rPr>
+              <w:t>（</w:t>
+            </w:r>
+            <w:r>
+              <w:rPr>
+                <w:rFonts w:hint="eastAsia"/>
+                <w:sz w:val="21"/>
+                <w:szCs w:val="21"/>
+                <w:lang w:val="en-US" w:eastAsia="zh-CN"/>
+              </w:rPr>
+              <w:t>大气环境下）</w:t>
+            </w:r>
+          </w:p>
+        </w:tc>
+      </w:tr>
+      <w:tr>
+        <w:tblPrEx>
+          <w:tblBorders>
+            <w:top w:val="single" w:color="auto" w:sz="12" w:space="0"/>
+            <w:left w:val="none" w:color="auto" w:sz="0" w:space="0"/>
+            <w:bottom w:val="single" w:color="auto" w:sz="12" w:space="0"/>
+            <w:right w:val="none" w:color="auto" w:sz="0" w:space="0"/>
+            <w:insideH w:val="none" w:color="auto" w:sz="0" w:space="0"/>
+            <w:insideV w:val="none" w:color="auto" w:sz="0" w:space="0"/>
+          </w:tblBorders>
+          <w:tblCellMar>
+            <w:top w:w="0" w:type="dxa"/>
+            <w:left w:w="108" w:type="dxa"/>
+            <w:bottom w:w="0" w:type="dxa"/>
+            <w:right w:w="108" w:type="dxa"/>
+          </w:tblCellMar>
+        </w:tblPrEx>
+        <w:trPr>
+          <w:trHeight w:val="394" w:hRule="atLeast"/>
+          <w:jc w:val="center"/>
+        </w:trPr>
+        <w:tc>
+          <w:tcPr>
+            <w:tcW w:w="1517" w:type="dxa"/>
+            <w:tcBorders>
+              <w:tl2br w:val="nil"/>
+              <w:tr2bl w:val="nil"/>
+            </w:tcBorders>
+            <w:noWrap w:val="0"/>
+            <w:vAlign w:val="center"/>
+          </w:tcPr>
+          <w:p>
+            <w:pPr>
+              <w:keepNext w:val="0"/>
+              <w:keepLines w:val="0"/>
+              <w:suppressLineNumbers w:val="0"/>
+              <w:spacing w:before="0" w:beforeAutospacing="0" w:after="0" w:afterAutospacing="0"/>
+              <w:ind w:left="0" w:right="0" w:firstLine="0" w:firstLineChars="0"/>
+              <w:jc w:val="center"/>
+              <w:rPr>
+                <w:rFonts w:hint="default"/>
+                <w:sz w:val="21"/>
+                <w:szCs w:val="21"/>
+                <w:lang w:val="en-US" w:eastAsia="zh-CN"/>
+              </w:rPr>
+            </w:pPr>
+            <w:r>
+              <w:rPr>
+                <w:rFonts w:hint="eastAsia"/>
+                <w:sz w:val="21"/>
+                <w:szCs w:val="21"/>
+                <w:lang w:val="en-US" w:eastAsia="zh-CN"/>
+              </w:rPr>
+              <w:t>0x0B</w:t>
+            </w:r>
+          </w:p>
+        </w:tc>
+        <w:tc>
+          <w:tcPr>
+            <w:tcW w:w="2820" w:type="dxa"/>
+            <w:tcBorders>
+              <w:tl2br w:val="nil"/>
+              <w:tr2bl w:val="nil"/>
+            </w:tcBorders>
+            <w:shd w:val="clear"/>
+            <w:noWrap w:val="0"/>
+            <w:vAlign w:val="center"/>
+          </w:tcPr>
+          <w:p>
+            <w:pPr>
+              <w:keepNext w:val="0"/>
+              <w:keepLines w:val="0"/>
+              <w:suppressLineNumbers w:val="0"/>
+              <w:spacing w:before="0" w:beforeAutospacing="0" w:after="0" w:afterAutospacing="0"/>
+              <w:ind w:left="0" w:leftChars="0" w:right="0" w:rightChars="0" w:firstLine="0" w:firstLineChars="0"/>
+              <w:jc w:val="center"/>
+              <w:rPr>
+                <w:rFonts w:hint="eastAsia" w:ascii="Times New Roman" w:hAnsi="Times New Roman" w:eastAsia="宋体" w:cs="Times New Roman"/>
+                <w:kern w:val="2"/>
+                <w:sz w:val="21"/>
+                <w:szCs w:val="21"/>
+                <w:lang w:val="en-US" w:eastAsia="zh-CN" w:bidi="ar-SA"/>
+              </w:rPr>
+            </w:pPr>
+            <w:r>
+              <w:rPr>
+                <w:rFonts w:hint="eastAsia"/>
+                <w:sz w:val="21"/>
+                <w:szCs w:val="21"/>
+              </w:rPr>
+              <w:t xml:space="preserve">Data </w:t>
+            </w:r>
+            <w:r>
+              <w:rPr>
+                <w:rFonts w:hint="eastAsia"/>
+                <w:sz w:val="21"/>
+                <w:szCs w:val="21"/>
+                <w:lang w:val="en-US" w:eastAsia="zh-CN"/>
+              </w:rPr>
+              <w:t>4</w:t>
+            </w:r>
+            <w:r>
+              <w:rPr>
+                <w:rFonts w:hint="eastAsia"/>
+                <w:sz w:val="21"/>
+                <w:szCs w:val="21"/>
+              </w:rPr>
+              <w:t xml:space="preserve"> </w:t>
+            </w:r>
+            <w:r>
+              <w:rPr>
+                <w:rFonts w:hint="eastAsia"/>
+                <w:sz w:val="21"/>
+                <w:szCs w:val="21"/>
+                <w:lang w:val="en-US" w:eastAsia="zh-CN"/>
+              </w:rPr>
+              <w:t>low</w:t>
+            </w:r>
+            <w:r>
+              <w:rPr>
+                <w:rFonts w:hint="eastAsia"/>
+                <w:sz w:val="21"/>
+                <w:szCs w:val="21"/>
+              </w:rPr>
+              <w:t xml:space="preserve"> 8 bits</w:t>
+            </w:r>
+          </w:p>
+        </w:tc>
+        <w:tc>
+          <w:tcPr>
+            <w:tcW w:w="3518" w:type="dxa"/>
+            <w:vMerge w:val="continue"/>
+            <w:tcBorders>
+              <w:tl2br w:val="nil"/>
+              <w:tr2bl w:val="nil"/>
+            </w:tcBorders>
+            <w:noWrap w:val="0"/>
+            <w:vAlign w:val="center"/>
+          </w:tcPr>
+          <w:p>
+            <w:pPr>
+              <w:keepNext w:val="0"/>
+              <w:keepLines w:val="0"/>
+              <w:suppressLineNumbers w:val="0"/>
+              <w:spacing w:before="0" w:beforeAutospacing="0" w:after="0" w:afterAutospacing="0"/>
+              <w:ind w:left="0" w:right="0" w:firstLine="0" w:firstLineChars="0"/>
+              <w:jc w:val="center"/>
+              <w:rPr>
+                <w:rFonts w:hint="eastAsia"/>
+                <w:sz w:val="21"/>
+                <w:szCs w:val="21"/>
+              </w:rPr>
+            </w:pPr>
+          </w:p>
+        </w:tc>
+      </w:tr>
+      <w:tr>
+        <w:tblPrEx>
+          <w:tblBorders>
+            <w:top w:val="single" w:color="auto" w:sz="12" w:space="0"/>
+            <w:left w:val="none" w:color="auto" w:sz="0" w:space="0"/>
+            <w:bottom w:val="single" w:color="auto" w:sz="12" w:space="0"/>
+            <w:right w:val="none" w:color="auto" w:sz="0" w:space="0"/>
+            <w:insideH w:val="none" w:color="auto" w:sz="0" w:space="0"/>
+            <w:insideV w:val="none" w:color="auto" w:sz="0" w:space="0"/>
+          </w:tblBorders>
+          <w:tblCellMar>
+            <w:top w:w="0" w:type="dxa"/>
+            <w:left w:w="108" w:type="dxa"/>
+            <w:bottom w:w="0" w:type="dxa"/>
+            <w:right w:w="108" w:type="dxa"/>
+          </w:tblCellMar>
+        </w:tblPrEx>
+        <w:trPr>
+          <w:trHeight w:val="394" w:hRule="atLeast"/>
+          <w:jc w:val="center"/>
+        </w:trPr>
+        <w:tc>
+          <w:tcPr>
+            <w:tcW w:w="1517" w:type="dxa"/>
+            <w:tcBorders>
+              <w:tl2br w:val="nil"/>
+              <w:tr2bl w:val="nil"/>
+            </w:tcBorders>
+            <w:noWrap w:val="0"/>
+            <w:vAlign w:val="center"/>
+          </w:tcPr>
+          <w:p>
+            <w:pPr>
+              <w:keepNext w:val="0"/>
+              <w:keepLines w:val="0"/>
+              <w:suppressLineNumbers w:val="0"/>
+              <w:spacing w:before="0" w:beforeAutospacing="0" w:after="0" w:afterAutospacing="0"/>
+              <w:ind w:left="0" w:right="0" w:firstLine="0" w:firstLineChars="0"/>
+              <w:jc w:val="center"/>
+              <w:rPr>
+                <w:rFonts w:hint="default"/>
+                <w:sz w:val="21"/>
+                <w:szCs w:val="21"/>
+                <w:lang w:val="en-US" w:eastAsia="zh-CN"/>
+              </w:rPr>
+            </w:pPr>
+            <w:r>
+              <w:rPr>
+                <w:rFonts w:hint="eastAsia"/>
+                <w:sz w:val="21"/>
+                <w:szCs w:val="21"/>
+                <w:lang w:val="en-US" w:eastAsia="zh-CN"/>
+              </w:rPr>
+              <w:t>0x0C</w:t>
+            </w:r>
+          </w:p>
+        </w:tc>
+        <w:tc>
+          <w:tcPr>
+            <w:tcW w:w="2820" w:type="dxa"/>
+            <w:tcBorders>
+              <w:tl2br w:val="nil"/>
+              <w:tr2bl w:val="nil"/>
+            </w:tcBorders>
+            <w:shd w:val="clear"/>
+            <w:noWrap w:val="0"/>
+            <w:vAlign w:val="center"/>
+          </w:tcPr>
+          <w:p>
+            <w:pPr>
+              <w:keepNext w:val="0"/>
+              <w:keepLines w:val="0"/>
+              <w:suppressLineNumbers w:val="0"/>
+              <w:spacing w:before="0" w:beforeAutospacing="0" w:after="0" w:afterAutospacing="0"/>
+              <w:ind w:left="0" w:leftChars="0" w:right="0" w:rightChars="0" w:firstLine="0" w:firstLineChars="0"/>
+              <w:jc w:val="center"/>
+              <w:rPr>
+                <w:rFonts w:hint="eastAsia" w:ascii="Times New Roman" w:hAnsi="Times New Roman" w:eastAsia="宋体" w:cs="Times New Roman"/>
+                <w:kern w:val="2"/>
+                <w:sz w:val="21"/>
+                <w:szCs w:val="21"/>
+                <w:lang w:val="en-US" w:eastAsia="zh-CN" w:bidi="ar-SA"/>
+              </w:rPr>
+            </w:pPr>
+            <w:r>
+              <w:rPr>
+                <w:rFonts w:hint="eastAsia"/>
+                <w:sz w:val="21"/>
+                <w:szCs w:val="21"/>
+              </w:rPr>
+              <w:t xml:space="preserve">Data </w:t>
+            </w:r>
+            <w:r>
+              <w:rPr>
+                <w:rFonts w:hint="eastAsia"/>
+                <w:sz w:val="21"/>
+                <w:szCs w:val="21"/>
+                <w:lang w:val="en-US" w:eastAsia="zh-CN"/>
+              </w:rPr>
+              <w:t xml:space="preserve">5 </w:t>
+            </w:r>
+            <w:r>
+              <w:rPr>
+                <w:rFonts w:hint="eastAsia"/>
+                <w:sz w:val="21"/>
+                <w:szCs w:val="21"/>
+              </w:rPr>
+              <w:t>high 8 bits</w:t>
+            </w:r>
+          </w:p>
+        </w:tc>
+        <w:tc>
+          <w:tcPr>
+            <w:tcW w:w="3518" w:type="dxa"/>
+            <w:vMerge w:val="restart"/>
+            <w:tcBorders>
+              <w:tl2br w:val="nil"/>
+              <w:tr2bl w:val="nil"/>
+            </w:tcBorders>
+            <w:noWrap w:val="0"/>
+            <w:vAlign w:val="center"/>
+          </w:tcPr>
+          <w:p>
+            <w:pPr>
+              <w:keepNext w:val="0"/>
+              <w:keepLines w:val="0"/>
+              <w:suppressLineNumbers w:val="0"/>
+              <w:spacing w:before="0" w:beforeAutospacing="0" w:after="0" w:afterAutospacing="0"/>
+              <w:ind w:left="0" w:right="0" w:firstLine="0" w:firstLineChars="0"/>
+              <w:jc w:val="center"/>
+              <w:rPr>
+                <w:rFonts w:hint="eastAsia"/>
+                <w:sz w:val="21"/>
+                <w:szCs w:val="21"/>
+              </w:rPr>
+            </w:pPr>
+            <w:r>
+              <w:rPr>
+                <w:rFonts w:hint="eastAsia"/>
+                <w:sz w:val="21"/>
+                <w:szCs w:val="21"/>
+              </w:rPr>
+              <w:t>PM</w:t>
+            </w:r>
+            <w:r>
+              <w:rPr>
+                <w:rFonts w:hint="eastAsia"/>
+                <w:sz w:val="21"/>
+                <w:szCs w:val="21"/>
+                <w:lang w:val="en-US" w:eastAsia="zh-CN"/>
+              </w:rPr>
+              <w:t>2</w:t>
+            </w:r>
+            <w:r>
+              <w:rPr>
+                <w:rFonts w:hint="eastAsia"/>
+                <w:sz w:val="21"/>
+                <w:szCs w:val="21"/>
+              </w:rPr>
+              <w:t>.</w:t>
+            </w:r>
+            <w:r>
+              <w:rPr>
+                <w:rFonts w:hint="eastAsia"/>
+                <w:sz w:val="21"/>
+                <w:szCs w:val="21"/>
+                <w:lang w:val="en-US" w:eastAsia="zh-CN"/>
+              </w:rPr>
+              <w:t>5</w:t>
+            </w:r>
+            <w:r>
+              <w:rPr>
+                <w:rFonts w:hint="eastAsia"/>
+                <w:sz w:val="21"/>
+                <w:szCs w:val="21"/>
+                <w:lang w:eastAsia="zh-CN"/>
+              </w:rPr>
+              <w:t>（</w:t>
+            </w:r>
+            <w:r>
+              <w:rPr>
+                <w:rFonts w:hint="eastAsia"/>
+                <w:sz w:val="21"/>
+                <w:szCs w:val="21"/>
+                <w:lang w:val="en-US" w:eastAsia="zh-CN"/>
+              </w:rPr>
+              <w:t>大气环境下）</w:t>
+            </w:r>
+          </w:p>
+        </w:tc>
+      </w:tr>
+      <w:tr>
+        <w:tblPrEx>
+          <w:tblBorders>
+            <w:top w:val="single" w:color="auto" w:sz="12" w:space="0"/>
+            <w:left w:val="none" w:color="auto" w:sz="0" w:space="0"/>
+            <w:bottom w:val="single" w:color="auto" w:sz="12" w:space="0"/>
+            <w:right w:val="none" w:color="auto" w:sz="0" w:space="0"/>
+            <w:insideH w:val="none" w:color="auto" w:sz="0" w:space="0"/>
+            <w:insideV w:val="none" w:color="auto" w:sz="0" w:space="0"/>
+          </w:tblBorders>
+          <w:tblCellMar>
+            <w:top w:w="0" w:type="dxa"/>
+            <w:left w:w="108" w:type="dxa"/>
+            <w:bottom w:w="0" w:type="dxa"/>
+            <w:right w:w="108" w:type="dxa"/>
+          </w:tblCellMar>
+        </w:tblPrEx>
+        <w:trPr>
+          <w:trHeight w:val="394" w:hRule="atLeast"/>
+          <w:jc w:val="center"/>
+        </w:trPr>
+        <w:tc>
+          <w:tcPr>
+            <w:tcW w:w="1517" w:type="dxa"/>
+            <w:tcBorders>
+              <w:tl2br w:val="nil"/>
+              <w:tr2bl w:val="nil"/>
+            </w:tcBorders>
+            <w:noWrap w:val="0"/>
+            <w:vAlign w:val="center"/>
+          </w:tcPr>
+          <w:p>
+            <w:pPr>
+              <w:keepNext w:val="0"/>
+              <w:keepLines w:val="0"/>
+              <w:suppressLineNumbers w:val="0"/>
+              <w:spacing w:before="0" w:beforeAutospacing="0" w:after="0" w:afterAutospacing="0"/>
+              <w:ind w:left="0" w:right="0" w:firstLine="0" w:firstLineChars="0"/>
+              <w:jc w:val="center"/>
+              <w:rPr>
+                <w:rFonts w:hint="default"/>
+                <w:sz w:val="21"/>
+                <w:szCs w:val="21"/>
+                <w:lang w:val="en-US" w:eastAsia="zh-CN"/>
+              </w:rPr>
+            </w:pPr>
+            <w:r>
+              <w:rPr>
+                <w:rFonts w:hint="eastAsia"/>
+                <w:sz w:val="21"/>
+                <w:szCs w:val="21"/>
+                <w:lang w:val="en-US" w:eastAsia="zh-CN"/>
+              </w:rPr>
+              <w:t>0x0D</w:t>
+            </w:r>
+          </w:p>
+        </w:tc>
+        <w:tc>
+          <w:tcPr>
+            <w:tcW w:w="2820" w:type="dxa"/>
+            <w:tcBorders>
+              <w:tl2br w:val="nil"/>
+              <w:tr2bl w:val="nil"/>
+            </w:tcBorders>
+            <w:shd w:val="clear"/>
+            <w:noWrap w:val="0"/>
+            <w:vAlign w:val="center"/>
+          </w:tcPr>
+          <w:p>
+            <w:pPr>
+              <w:keepNext w:val="0"/>
+              <w:keepLines w:val="0"/>
+              <w:suppressLineNumbers w:val="0"/>
+              <w:spacing w:before="0" w:beforeAutospacing="0" w:after="0" w:afterAutospacing="0"/>
+              <w:ind w:left="0" w:leftChars="0" w:right="0" w:rightChars="0" w:firstLine="0" w:firstLineChars="0"/>
+              <w:jc w:val="center"/>
+              <w:rPr>
+                <w:rFonts w:hint="eastAsia" w:ascii="Times New Roman" w:hAnsi="Times New Roman" w:eastAsia="宋体" w:cs="Times New Roman"/>
+                <w:kern w:val="2"/>
+                <w:sz w:val="21"/>
+                <w:szCs w:val="21"/>
+                <w:lang w:val="en-US" w:eastAsia="zh-CN" w:bidi="ar-SA"/>
+              </w:rPr>
+            </w:pPr>
+            <w:r>
+              <w:rPr>
+                <w:rFonts w:hint="eastAsia"/>
+                <w:sz w:val="21"/>
+                <w:szCs w:val="21"/>
+              </w:rPr>
+              <w:t xml:space="preserve">Data </w:t>
+            </w:r>
+            <w:r>
+              <w:rPr>
+                <w:rFonts w:hint="eastAsia"/>
+                <w:sz w:val="21"/>
+                <w:szCs w:val="21"/>
+                <w:lang w:val="en-US" w:eastAsia="zh-CN"/>
+              </w:rPr>
+              <w:t>5</w:t>
+            </w:r>
+            <w:r>
+              <w:rPr>
+                <w:rFonts w:hint="eastAsia"/>
+                <w:sz w:val="21"/>
+                <w:szCs w:val="21"/>
+              </w:rPr>
+              <w:t xml:space="preserve"> </w:t>
+            </w:r>
+            <w:r>
+              <w:rPr>
+                <w:rFonts w:hint="eastAsia"/>
+                <w:sz w:val="21"/>
+                <w:szCs w:val="21"/>
+                <w:lang w:val="en-US" w:eastAsia="zh-CN"/>
+              </w:rPr>
+              <w:t>low</w:t>
+            </w:r>
+            <w:r>
+              <w:rPr>
+                <w:rFonts w:hint="eastAsia"/>
+                <w:sz w:val="21"/>
+                <w:szCs w:val="21"/>
+              </w:rPr>
+              <w:t xml:space="preserve"> 8 bits</w:t>
+            </w:r>
+          </w:p>
+        </w:tc>
+        <w:tc>
+          <w:tcPr>
+            <w:tcW w:w="3518" w:type="dxa"/>
+            <w:vMerge w:val="continue"/>
+            <w:tcBorders>
+              <w:tl2br w:val="nil"/>
+              <w:tr2bl w:val="nil"/>
+            </w:tcBorders>
+            <w:noWrap w:val="0"/>
+            <w:vAlign w:val="center"/>
+          </w:tcPr>
+          <w:p>
+            <w:pPr>
+              <w:keepNext w:val="0"/>
+              <w:keepLines w:val="0"/>
+              <w:suppressLineNumbers w:val="0"/>
+              <w:spacing w:before="0" w:beforeAutospacing="0" w:after="0" w:afterAutospacing="0"/>
+              <w:ind w:left="0" w:right="0" w:firstLine="0" w:firstLineChars="0"/>
+              <w:jc w:val="center"/>
+              <w:rPr>
+                <w:rFonts w:hint="eastAsia"/>
+                <w:sz w:val="21"/>
+                <w:szCs w:val="21"/>
+              </w:rPr>
+            </w:pPr>
+          </w:p>
+        </w:tc>
+      </w:tr>
+      <w:tr>
+        <w:tblPrEx>
+          <w:tblBorders>
+            <w:top w:val="single" w:color="auto" w:sz="12" w:space="0"/>
+            <w:left w:val="none" w:color="auto" w:sz="0" w:space="0"/>
+            <w:bottom w:val="single" w:color="auto" w:sz="12" w:space="0"/>
+            <w:right w:val="none" w:color="auto" w:sz="0" w:space="0"/>
+            <w:insideH w:val="none" w:color="auto" w:sz="0" w:space="0"/>
+            <w:insideV w:val="none" w:color="auto" w:sz="0" w:space="0"/>
+          </w:tblBorders>
+          <w:tblCellMar>
+            <w:top w:w="0" w:type="dxa"/>
+            <w:left w:w="108" w:type="dxa"/>
+            <w:bottom w:w="0" w:type="dxa"/>
+            <w:right w:w="108" w:type="dxa"/>
+          </w:tblCellMar>
+        </w:tblPrEx>
+        <w:trPr>
+          <w:trHeight w:val="394" w:hRule="atLeast"/>
+          <w:jc w:val="center"/>
+        </w:trPr>
+        <w:tc>
+          <w:tcPr>
+            <w:tcW w:w="1517" w:type="dxa"/>
+            <w:tcBorders>
+              <w:tl2br w:val="nil"/>
+              <w:tr2bl w:val="nil"/>
+            </w:tcBorders>
+            <w:noWrap w:val="0"/>
+            <w:vAlign w:val="center"/>
+          </w:tcPr>
+          <w:p>
+            <w:pPr>
+              <w:keepNext w:val="0"/>
+              <w:keepLines w:val="0"/>
+              <w:suppressLineNumbers w:val="0"/>
+              <w:spacing w:before="0" w:beforeAutospacing="0" w:after="0" w:afterAutospacing="0"/>
+              <w:ind w:left="0" w:right="0" w:firstLine="0" w:firstLineChars="0"/>
+              <w:jc w:val="center"/>
+              <w:rPr>
+                <w:rFonts w:hint="default"/>
+                <w:sz w:val="21"/>
+                <w:szCs w:val="21"/>
+                <w:lang w:val="en-US" w:eastAsia="zh-CN"/>
+              </w:rPr>
+            </w:pPr>
+            <w:r>
+              <w:rPr>
+                <w:rFonts w:hint="eastAsia"/>
+                <w:sz w:val="21"/>
+                <w:szCs w:val="21"/>
+                <w:lang w:val="en-US" w:eastAsia="zh-CN"/>
+              </w:rPr>
+              <w:t>0x0E</w:t>
+            </w:r>
+          </w:p>
+        </w:tc>
+        <w:tc>
+          <w:tcPr>
+            <w:tcW w:w="2820" w:type="dxa"/>
+            <w:tcBorders>
+              <w:tl2br w:val="nil"/>
+              <w:tr2bl w:val="nil"/>
+            </w:tcBorders>
+            <w:shd w:val="clear"/>
+            <w:noWrap w:val="0"/>
+            <w:vAlign w:val="center"/>
+          </w:tcPr>
+          <w:p>
+            <w:pPr>
+              <w:keepNext w:val="0"/>
+              <w:keepLines w:val="0"/>
+              <w:suppressLineNumbers w:val="0"/>
+              <w:spacing w:before="0" w:beforeAutospacing="0" w:after="0" w:afterAutospacing="0"/>
+              <w:ind w:left="0" w:leftChars="0" w:right="0" w:rightChars="0" w:firstLine="0" w:firstLineChars="0"/>
+              <w:jc w:val="center"/>
+              <w:rPr>
+                <w:rFonts w:hint="eastAsia" w:ascii="Times New Roman" w:hAnsi="Times New Roman" w:eastAsia="宋体" w:cs="Times New Roman"/>
+                <w:kern w:val="2"/>
+                <w:sz w:val="21"/>
+                <w:szCs w:val="21"/>
+                <w:lang w:val="en-US" w:eastAsia="zh-CN" w:bidi="ar-SA"/>
+              </w:rPr>
+            </w:pPr>
+            <w:r>
+              <w:rPr>
+                <w:rFonts w:hint="eastAsia"/>
+                <w:sz w:val="21"/>
+                <w:szCs w:val="21"/>
+              </w:rPr>
+              <w:t xml:space="preserve">Data </w:t>
+            </w:r>
+            <w:r>
+              <w:rPr>
+                <w:rFonts w:hint="eastAsia"/>
+                <w:sz w:val="21"/>
+                <w:szCs w:val="21"/>
+                <w:lang w:val="en-US" w:eastAsia="zh-CN"/>
+              </w:rPr>
+              <w:t>6</w:t>
+            </w:r>
+            <w:r>
+              <w:rPr>
+                <w:rFonts w:hint="eastAsia"/>
+                <w:sz w:val="21"/>
+                <w:szCs w:val="21"/>
+              </w:rPr>
+              <w:t xml:space="preserve"> high 8 bits</w:t>
+            </w:r>
+          </w:p>
+        </w:tc>
+        <w:tc>
+          <w:tcPr>
+            <w:tcW w:w="3518" w:type="dxa"/>
+            <w:vMerge w:val="restart"/>
+            <w:tcBorders>
+              <w:tl2br w:val="nil"/>
+              <w:tr2bl w:val="nil"/>
+            </w:tcBorders>
+            <w:noWrap w:val="0"/>
+            <w:vAlign w:val="center"/>
+          </w:tcPr>
+          <w:p>
+            <w:pPr>
+              <w:keepNext w:val="0"/>
+              <w:keepLines w:val="0"/>
+              <w:suppressLineNumbers w:val="0"/>
+              <w:spacing w:before="0" w:beforeAutospacing="0" w:after="0" w:afterAutospacing="0"/>
+              <w:ind w:left="0" w:right="0" w:firstLine="0" w:firstLineChars="0"/>
+              <w:jc w:val="center"/>
+              <w:rPr>
+                <w:rFonts w:hint="eastAsia"/>
+                <w:sz w:val="21"/>
+                <w:szCs w:val="21"/>
+              </w:rPr>
+            </w:pPr>
+            <w:r>
+              <w:rPr>
+                <w:rFonts w:hint="eastAsia"/>
+                <w:sz w:val="21"/>
+                <w:szCs w:val="21"/>
+              </w:rPr>
+              <w:t>PM10</w:t>
+            </w:r>
+            <w:r>
+              <w:rPr>
+                <w:rFonts w:hint="eastAsia"/>
+                <w:sz w:val="21"/>
+                <w:szCs w:val="21"/>
+                <w:lang w:eastAsia="zh-CN"/>
+              </w:rPr>
+              <w:t>（</w:t>
+            </w:r>
+            <w:r>
+              <w:rPr>
+                <w:rFonts w:hint="eastAsia"/>
+                <w:sz w:val="21"/>
+                <w:szCs w:val="21"/>
+                <w:lang w:val="en-US" w:eastAsia="zh-CN"/>
+              </w:rPr>
+              <w:t>大气环境下）</w:t>
+            </w:r>
+          </w:p>
+        </w:tc>
+      </w:tr>
+      <w:tr>
+        <w:tblPrEx>
+          <w:tblBorders>
+            <w:top w:val="single" w:color="auto" w:sz="12" w:space="0"/>
+            <w:left w:val="none" w:color="auto" w:sz="0" w:space="0"/>
+            <w:bottom w:val="single" w:color="auto" w:sz="12" w:space="0"/>
+            <w:right w:val="none" w:color="auto" w:sz="0" w:space="0"/>
+            <w:insideH w:val="none" w:color="auto" w:sz="0" w:space="0"/>
+            <w:insideV w:val="none" w:color="auto" w:sz="0" w:space="0"/>
+          </w:tblBorders>
+          <w:tblCellMar>
+            <w:top w:w="0" w:type="dxa"/>
+            <w:left w:w="108" w:type="dxa"/>
+            <w:bottom w:w="0" w:type="dxa"/>
+            <w:right w:w="108" w:type="dxa"/>
+          </w:tblCellMar>
+        </w:tblPrEx>
+        <w:trPr>
+          <w:trHeight w:val="394" w:hRule="atLeast"/>
+          <w:jc w:val="center"/>
+        </w:trPr>
+        <w:tc>
+          <w:tcPr>
+            <w:tcW w:w="1517" w:type="dxa"/>
+            <w:tcBorders>
+              <w:tl2br w:val="nil"/>
+              <w:tr2bl w:val="nil"/>
+            </w:tcBorders>
+            <w:noWrap w:val="0"/>
+            <w:vAlign w:val="center"/>
+          </w:tcPr>
+          <w:p>
+            <w:pPr>
+              <w:keepNext w:val="0"/>
+              <w:keepLines w:val="0"/>
+              <w:suppressLineNumbers w:val="0"/>
+              <w:spacing w:before="0" w:beforeAutospacing="0" w:after="0" w:afterAutospacing="0"/>
+              <w:ind w:left="0" w:right="0" w:firstLine="0" w:firstLineChars="0"/>
+              <w:jc w:val="center"/>
+              <w:rPr>
+                <w:rFonts w:hint="default"/>
+                <w:sz w:val="21"/>
+                <w:szCs w:val="21"/>
+                <w:lang w:val="en-US" w:eastAsia="zh-CN"/>
+              </w:rPr>
+            </w:pPr>
+            <w:r>
+              <w:rPr>
+                <w:rFonts w:hint="eastAsia"/>
+                <w:sz w:val="21"/>
+                <w:szCs w:val="21"/>
+                <w:lang w:val="en-US" w:eastAsia="zh-CN"/>
+              </w:rPr>
+              <w:t>0x0F</w:t>
+            </w:r>
+          </w:p>
+        </w:tc>
+        <w:tc>
+          <w:tcPr>
+            <w:tcW w:w="2820" w:type="dxa"/>
+            <w:tcBorders>
+              <w:tl2br w:val="nil"/>
+              <w:tr2bl w:val="nil"/>
+            </w:tcBorders>
+            <w:shd w:val="clear"/>
+            <w:noWrap w:val="0"/>
+            <w:vAlign w:val="center"/>
+          </w:tcPr>
+          <w:p>
+            <w:pPr>
+              <w:keepNext w:val="0"/>
+              <w:keepLines w:val="0"/>
+              <w:suppressLineNumbers w:val="0"/>
+              <w:spacing w:before="0" w:beforeAutospacing="0" w:after="0" w:afterAutospacing="0"/>
+              <w:ind w:left="0" w:leftChars="0" w:right="0" w:rightChars="0" w:firstLine="0" w:firstLineChars="0"/>
+              <w:jc w:val="center"/>
+              <w:rPr>
+                <w:rFonts w:hint="eastAsia" w:ascii="Times New Roman" w:hAnsi="Times New Roman" w:eastAsia="宋体" w:cs="Times New Roman"/>
+                <w:kern w:val="2"/>
+                <w:sz w:val="21"/>
+                <w:szCs w:val="21"/>
+                <w:lang w:val="en-US" w:eastAsia="zh-CN" w:bidi="ar-SA"/>
+              </w:rPr>
+            </w:pPr>
+            <w:r>
+              <w:rPr>
+                <w:rFonts w:hint="eastAsia"/>
+                <w:sz w:val="21"/>
+                <w:szCs w:val="21"/>
+              </w:rPr>
+              <w:t xml:space="preserve">Data </w:t>
+            </w:r>
+            <w:r>
+              <w:rPr>
+                <w:rFonts w:hint="eastAsia"/>
+                <w:sz w:val="21"/>
+                <w:szCs w:val="21"/>
+                <w:lang w:val="en-US" w:eastAsia="zh-CN"/>
+              </w:rPr>
+              <w:t>6</w:t>
+            </w:r>
+            <w:r>
+              <w:rPr>
+                <w:rFonts w:hint="eastAsia"/>
+                <w:sz w:val="21"/>
+                <w:szCs w:val="21"/>
+              </w:rPr>
+              <w:t xml:space="preserve"> </w:t>
+            </w:r>
+            <w:r>
+              <w:rPr>
+                <w:rFonts w:hint="eastAsia"/>
+                <w:sz w:val="21"/>
+                <w:szCs w:val="21"/>
+                <w:lang w:val="en-US" w:eastAsia="zh-CN"/>
+              </w:rPr>
+              <w:t>low</w:t>
+            </w:r>
+            <w:r>
+              <w:rPr>
+                <w:rFonts w:hint="eastAsia"/>
+                <w:sz w:val="21"/>
+                <w:szCs w:val="21"/>
+              </w:rPr>
+              <w:t xml:space="preserve"> 8 bits</w:t>
+            </w:r>
+          </w:p>
+        </w:tc>
+        <w:tc>
+          <w:tcPr>
+            <w:tcW w:w="3518" w:type="dxa"/>
+            <w:vMerge w:val="continue"/>
+            <w:tcBorders>
+              <w:tl2br w:val="nil"/>
+              <w:tr2bl w:val="nil"/>
+            </w:tcBorders>
+            <w:noWrap w:val="0"/>
+            <w:vAlign w:val="center"/>
+          </w:tcPr>
+          <w:p>
+            <w:pPr>
+              <w:keepNext w:val="0"/>
+              <w:keepLines w:val="0"/>
+              <w:suppressLineNumbers w:val="0"/>
+              <w:spacing w:before="0" w:beforeAutospacing="0" w:after="0" w:afterAutospacing="0"/>
+              <w:ind w:left="0" w:right="0" w:firstLine="0" w:firstLineChars="0"/>
+              <w:jc w:val="center"/>
+              <w:rPr>
+                <w:rFonts w:hint="eastAsia"/>
+                <w:sz w:val="21"/>
+                <w:szCs w:val="21"/>
+              </w:rPr>
+            </w:pPr>
+          </w:p>
+        </w:tc>
+      </w:tr>
+      <w:tr>
+        <w:tblPrEx>
+          <w:tblBorders>
+            <w:top w:val="single" w:color="auto" w:sz="12" w:space="0"/>
+            <w:left w:val="none" w:color="auto" w:sz="0" w:space="0"/>
+            <w:bottom w:val="single" w:color="auto" w:sz="12" w:space="0"/>
+            <w:right w:val="none" w:color="auto" w:sz="0" w:space="0"/>
+            <w:insideH w:val="none" w:color="auto" w:sz="0" w:space="0"/>
+            <w:insideV w:val="none" w:color="auto" w:sz="0" w:space="0"/>
+          </w:tblBorders>
+          <w:tblCellMar>
+            <w:top w:w="0" w:type="dxa"/>
+            <w:left w:w="108" w:type="dxa"/>
+            <w:bottom w:w="0" w:type="dxa"/>
+            <w:right w:w="108" w:type="dxa"/>
+          </w:tblCellMar>
+        </w:tblPrEx>
+        <w:trPr>
+          <w:trHeight w:val="394" w:hRule="atLeast"/>
+          <w:jc w:val="center"/>
+        </w:trPr>
+        <w:tc>
+          <w:tcPr>
+            <w:tcW w:w="1517" w:type="dxa"/>
+            <w:tcBorders>
+              <w:tl2br w:val="nil"/>
+              <w:tr2bl w:val="nil"/>
+            </w:tcBorders>
+            <w:noWrap w:val="0"/>
+            <w:vAlign w:val="center"/>
+          </w:tcPr>
+          <w:p>
+            <w:pPr>
+              <w:keepNext w:val="0"/>
+              <w:keepLines w:val="0"/>
+              <w:suppressLineNumbers w:val="0"/>
+              <w:spacing w:before="0" w:beforeAutospacing="0" w:after="0" w:afterAutospacing="0"/>
+              <w:ind w:left="0" w:right="0" w:firstLine="0" w:firstLineChars="0"/>
+              <w:jc w:val="center"/>
+              <w:rPr>
+                <w:rFonts w:hint="default"/>
+                <w:sz w:val="21"/>
+                <w:szCs w:val="21"/>
+                <w:lang w:val="en-US" w:eastAsia="zh-CN"/>
+              </w:rPr>
+            </w:pPr>
+            <w:r>
+              <w:rPr>
+                <w:rFonts w:hint="eastAsia"/>
+                <w:sz w:val="21"/>
+                <w:szCs w:val="21"/>
+                <w:lang w:val="en-US" w:eastAsia="zh-CN"/>
+              </w:rPr>
+              <w:t>0x10</w:t>
+            </w:r>
+          </w:p>
+        </w:tc>
+        <w:tc>
+          <w:tcPr>
+            <w:tcW w:w="2820" w:type="dxa"/>
+            <w:tcBorders>
+              <w:tl2br w:val="nil"/>
+              <w:tr2bl w:val="nil"/>
+            </w:tcBorders>
+            <w:shd w:val="clear"/>
+            <w:noWrap w:val="0"/>
+            <w:vAlign w:val="center"/>
+          </w:tcPr>
+          <w:p>
+            <w:pPr>
+              <w:keepNext w:val="0"/>
+              <w:keepLines w:val="0"/>
+              <w:suppressLineNumbers w:val="0"/>
+              <w:spacing w:before="0" w:beforeAutospacing="0" w:after="0" w:afterAutospacing="0"/>
+              <w:ind w:left="0" w:leftChars="0" w:right="0" w:rightChars="0" w:firstLine="0" w:firstLineChars="0"/>
+              <w:jc w:val="center"/>
+              <w:rPr>
+                <w:rFonts w:hint="eastAsia" w:ascii="Times New Roman" w:hAnsi="Times New Roman" w:eastAsia="宋体" w:cs="Times New Roman"/>
+                <w:kern w:val="2"/>
+                <w:sz w:val="21"/>
+                <w:szCs w:val="21"/>
+                <w:lang w:val="en-US" w:eastAsia="zh-CN" w:bidi="ar-SA"/>
+              </w:rPr>
+            </w:pPr>
+            <w:r>
+              <w:rPr>
+                <w:rFonts w:hint="eastAsia"/>
+                <w:sz w:val="21"/>
+                <w:szCs w:val="21"/>
+              </w:rPr>
+              <w:t xml:space="preserve">Data </w:t>
+            </w:r>
+            <w:r>
+              <w:rPr>
+                <w:rFonts w:hint="eastAsia"/>
+                <w:sz w:val="21"/>
+                <w:szCs w:val="21"/>
+                <w:lang w:val="en-US" w:eastAsia="zh-CN"/>
+              </w:rPr>
+              <w:t>7</w:t>
+            </w:r>
+            <w:r>
+              <w:rPr>
+                <w:rFonts w:hint="eastAsia"/>
+                <w:sz w:val="21"/>
+                <w:szCs w:val="21"/>
+              </w:rPr>
+              <w:t xml:space="preserve"> high 8 bits</w:t>
+            </w:r>
+          </w:p>
+        </w:tc>
+        <w:tc>
+          <w:tcPr>
+            <w:tcW w:w="3518" w:type="dxa"/>
+            <w:vMerge w:val="restart"/>
+            <w:tcBorders>
+              <w:tl2br w:val="nil"/>
+              <w:tr2bl w:val="nil"/>
+            </w:tcBorders>
+            <w:noWrap w:val="0"/>
+            <w:vAlign w:val="center"/>
+          </w:tcPr>
+          <w:p>
+            <w:pPr>
+              <w:keepNext w:val="0"/>
+              <w:keepLines w:val="0"/>
+              <w:suppressLineNumbers w:val="0"/>
+              <w:spacing w:before="0" w:beforeAutospacing="0" w:after="0" w:afterAutospacing="0"/>
+              <w:ind w:left="0" w:right="0" w:firstLine="0" w:firstLineChars="0"/>
+              <w:jc w:val="center"/>
+              <w:rPr>
+                <w:rFonts w:hint="default"/>
+                <w:sz w:val="21"/>
+                <w:szCs w:val="21"/>
+                <w:lang w:val="en-US"/>
+              </w:rPr>
+            </w:pPr>
+            <w:r>
+              <w:rPr>
+                <w:rFonts w:hint="eastAsia"/>
+                <w:lang w:val="en-US" w:eastAsia="zh-CN"/>
+              </w:rPr>
+              <w:t>0.1L空气中直径大于0.3um的颗粒物数量</w:t>
+            </w:r>
+          </w:p>
+        </w:tc>
+      </w:tr>
+      <w:tr>
+        <w:tblPrEx>
+          <w:tblBorders>
+            <w:top w:val="single" w:color="auto" w:sz="12" w:space="0"/>
+            <w:left w:val="none" w:color="auto" w:sz="0" w:space="0"/>
+            <w:bottom w:val="single" w:color="auto" w:sz="12" w:space="0"/>
+            <w:right w:val="none" w:color="auto" w:sz="0" w:space="0"/>
+            <w:insideH w:val="none" w:color="auto" w:sz="0" w:space="0"/>
+            <w:insideV w:val="none" w:color="auto" w:sz="0" w:space="0"/>
+          </w:tblBorders>
+          <w:tblCellMar>
+            <w:top w:w="0" w:type="dxa"/>
+            <w:left w:w="108" w:type="dxa"/>
+            <w:bottom w:w="0" w:type="dxa"/>
+            <w:right w:w="108" w:type="dxa"/>
+          </w:tblCellMar>
+        </w:tblPrEx>
+        <w:trPr>
+          <w:trHeight w:val="394" w:hRule="atLeast"/>
+          <w:jc w:val="center"/>
+        </w:trPr>
+        <w:tc>
+          <w:tcPr>
+            <w:tcW w:w="1517" w:type="dxa"/>
+            <w:tcBorders>
+              <w:tl2br w:val="nil"/>
+              <w:tr2bl w:val="nil"/>
+            </w:tcBorders>
+            <w:noWrap w:val="0"/>
+            <w:vAlign w:val="center"/>
+          </w:tcPr>
+          <w:p>
+            <w:pPr>
+              <w:keepNext w:val="0"/>
+              <w:keepLines w:val="0"/>
+              <w:suppressLineNumbers w:val="0"/>
+              <w:spacing w:before="0" w:beforeAutospacing="0" w:after="0" w:afterAutospacing="0"/>
+              <w:ind w:left="0" w:right="0" w:firstLine="0" w:firstLineChars="0"/>
+              <w:jc w:val="center"/>
+              <w:rPr>
+                <w:rFonts w:hint="default"/>
+                <w:sz w:val="21"/>
+                <w:szCs w:val="21"/>
+                <w:lang w:val="en-US" w:eastAsia="zh-CN"/>
+              </w:rPr>
+            </w:pPr>
+            <w:r>
+              <w:rPr>
+                <w:rFonts w:hint="eastAsia"/>
+                <w:sz w:val="21"/>
+                <w:szCs w:val="21"/>
+                <w:lang w:val="en-US" w:eastAsia="zh-CN"/>
+              </w:rPr>
+              <w:t>0x11</w:t>
+            </w:r>
+          </w:p>
+        </w:tc>
+        <w:tc>
+          <w:tcPr>
+            <w:tcW w:w="2820" w:type="dxa"/>
+            <w:tcBorders>
+              <w:tl2br w:val="nil"/>
+              <w:tr2bl w:val="nil"/>
+            </w:tcBorders>
+            <w:shd w:val="clear"/>
+            <w:noWrap w:val="0"/>
+            <w:vAlign w:val="center"/>
+          </w:tcPr>
+          <w:p>
+            <w:pPr>
+              <w:keepNext w:val="0"/>
+              <w:keepLines w:val="0"/>
+              <w:suppressLineNumbers w:val="0"/>
+              <w:spacing w:before="0" w:beforeAutospacing="0" w:after="0" w:afterAutospacing="0"/>
+              <w:ind w:left="0" w:leftChars="0" w:right="0" w:rightChars="0" w:firstLine="0" w:firstLineChars="0"/>
+              <w:jc w:val="center"/>
+              <w:rPr>
+                <w:rFonts w:hint="eastAsia" w:ascii="Times New Roman" w:hAnsi="Times New Roman" w:eastAsia="宋体" w:cs="Times New Roman"/>
+                <w:kern w:val="2"/>
+                <w:sz w:val="21"/>
+                <w:szCs w:val="21"/>
+                <w:lang w:val="en-US" w:eastAsia="zh-CN" w:bidi="ar-SA"/>
+              </w:rPr>
+            </w:pPr>
+            <w:r>
+              <w:rPr>
+                <w:rFonts w:hint="eastAsia"/>
+                <w:sz w:val="21"/>
+                <w:szCs w:val="21"/>
+              </w:rPr>
+              <w:t xml:space="preserve">Data </w:t>
+            </w:r>
+            <w:r>
+              <w:rPr>
+                <w:rFonts w:hint="eastAsia"/>
+                <w:sz w:val="21"/>
+                <w:szCs w:val="21"/>
+                <w:lang w:val="en-US" w:eastAsia="zh-CN"/>
+              </w:rPr>
+              <w:t>7</w:t>
+            </w:r>
+            <w:r>
+              <w:rPr>
+                <w:rFonts w:hint="eastAsia"/>
+                <w:sz w:val="21"/>
+                <w:szCs w:val="21"/>
+              </w:rPr>
+              <w:t xml:space="preserve"> </w:t>
+            </w:r>
+            <w:r>
+              <w:rPr>
+                <w:rFonts w:hint="eastAsia"/>
+                <w:sz w:val="21"/>
+                <w:szCs w:val="21"/>
+                <w:lang w:val="en-US" w:eastAsia="zh-CN"/>
+              </w:rPr>
+              <w:t>low</w:t>
+            </w:r>
+            <w:r>
+              <w:rPr>
+                <w:rFonts w:hint="eastAsia"/>
+                <w:sz w:val="21"/>
+                <w:szCs w:val="21"/>
+              </w:rPr>
+              <w:t xml:space="preserve"> 8 bits</w:t>
+            </w:r>
+          </w:p>
+        </w:tc>
+        <w:tc>
+          <w:tcPr>
+            <w:tcW w:w="3518" w:type="dxa"/>
+            <w:vMerge w:val="continue"/>
+            <w:tcBorders>
+              <w:tl2br w:val="nil"/>
+              <w:tr2bl w:val="nil"/>
+            </w:tcBorders>
+            <w:noWrap w:val="0"/>
+            <w:vAlign w:val="center"/>
+          </w:tcPr>
+          <w:p>
+            <w:pPr>
+              <w:keepNext w:val="0"/>
+              <w:keepLines w:val="0"/>
+              <w:suppressLineNumbers w:val="0"/>
+              <w:spacing w:before="0" w:beforeAutospacing="0" w:after="0" w:afterAutospacing="0"/>
+              <w:ind w:left="0" w:right="0" w:firstLine="0" w:firstLineChars="0"/>
+              <w:jc w:val="center"/>
+              <w:rPr>
+                <w:rFonts w:hint="eastAsia"/>
+                <w:sz w:val="21"/>
+                <w:szCs w:val="21"/>
+              </w:rPr>
+            </w:pPr>
+          </w:p>
+        </w:tc>
+      </w:tr>
+      <w:tr>
+        <w:tblPrEx>
+          <w:tblBorders>
+            <w:top w:val="single" w:color="auto" w:sz="12" w:space="0"/>
+            <w:left w:val="none" w:color="auto" w:sz="0" w:space="0"/>
+            <w:bottom w:val="single" w:color="auto" w:sz="12" w:space="0"/>
+            <w:right w:val="none" w:color="auto" w:sz="0" w:space="0"/>
+            <w:insideH w:val="none" w:color="auto" w:sz="0" w:space="0"/>
+            <w:insideV w:val="none" w:color="auto" w:sz="0" w:space="0"/>
+          </w:tblBorders>
+          <w:tblCellMar>
+            <w:top w:w="0" w:type="dxa"/>
+            <w:left w:w="108" w:type="dxa"/>
+            <w:bottom w:w="0" w:type="dxa"/>
+            <w:right w:w="108" w:type="dxa"/>
+          </w:tblCellMar>
+        </w:tblPrEx>
+        <w:trPr>
+          <w:trHeight w:val="394" w:hRule="atLeast"/>
+          <w:jc w:val="center"/>
+        </w:trPr>
+        <w:tc>
+          <w:tcPr>
+            <w:tcW w:w="1517" w:type="dxa"/>
+            <w:tcBorders>
+              <w:tl2br w:val="nil"/>
+              <w:tr2bl w:val="nil"/>
+            </w:tcBorders>
+            <w:noWrap w:val="0"/>
+            <w:vAlign w:val="center"/>
+          </w:tcPr>
+          <w:p>
+            <w:pPr>
+              <w:keepNext w:val="0"/>
+              <w:keepLines w:val="0"/>
+              <w:suppressLineNumbers w:val="0"/>
+              <w:spacing w:before="0" w:beforeAutospacing="0" w:after="0" w:afterAutospacing="0"/>
+              <w:ind w:left="0" w:right="0" w:firstLine="0" w:firstLineChars="0"/>
+              <w:jc w:val="center"/>
+              <w:rPr>
+                <w:rFonts w:hint="default"/>
+                <w:sz w:val="21"/>
+                <w:szCs w:val="21"/>
+                <w:lang w:val="en-US" w:eastAsia="zh-CN"/>
+              </w:rPr>
+            </w:pPr>
+            <w:r>
+              <w:rPr>
+                <w:rFonts w:hint="eastAsia"/>
+                <w:sz w:val="21"/>
+                <w:szCs w:val="21"/>
+                <w:lang w:val="en-US" w:eastAsia="zh-CN"/>
+              </w:rPr>
+              <w:t>0x12</w:t>
+            </w:r>
+          </w:p>
+        </w:tc>
+        <w:tc>
+          <w:tcPr>
+            <w:tcW w:w="2820" w:type="dxa"/>
+            <w:tcBorders>
+              <w:tl2br w:val="nil"/>
+              <w:tr2bl w:val="nil"/>
+            </w:tcBorders>
+            <w:shd w:val="clear"/>
+            <w:noWrap w:val="0"/>
+            <w:vAlign w:val="center"/>
+          </w:tcPr>
+          <w:p>
+            <w:pPr>
+              <w:keepNext w:val="0"/>
+              <w:keepLines w:val="0"/>
+              <w:suppressLineNumbers w:val="0"/>
+              <w:spacing w:before="0" w:beforeAutospacing="0" w:after="0" w:afterAutospacing="0"/>
+              <w:ind w:left="0" w:leftChars="0" w:right="0" w:rightChars="0" w:firstLine="0" w:firstLineChars="0"/>
+              <w:jc w:val="center"/>
+              <w:rPr>
+                <w:rFonts w:hint="eastAsia" w:ascii="Times New Roman" w:hAnsi="Times New Roman" w:eastAsia="宋体" w:cs="Times New Roman"/>
+                <w:kern w:val="2"/>
+                <w:sz w:val="21"/>
+                <w:szCs w:val="21"/>
+                <w:lang w:val="en-US" w:eastAsia="zh-CN" w:bidi="ar-SA"/>
+              </w:rPr>
+            </w:pPr>
+            <w:r>
+              <w:rPr>
+                <w:rFonts w:hint="eastAsia"/>
+                <w:sz w:val="21"/>
+                <w:szCs w:val="21"/>
+              </w:rPr>
+              <w:t xml:space="preserve">Data </w:t>
+            </w:r>
+            <w:r>
+              <w:rPr>
+                <w:rFonts w:hint="eastAsia"/>
+                <w:sz w:val="21"/>
+                <w:szCs w:val="21"/>
+                <w:lang w:val="en-US" w:eastAsia="zh-CN"/>
+              </w:rPr>
+              <w:t>8</w:t>
+            </w:r>
+            <w:r>
+              <w:rPr>
+                <w:rFonts w:hint="eastAsia"/>
+                <w:sz w:val="21"/>
+                <w:szCs w:val="21"/>
+              </w:rPr>
+              <w:t xml:space="preserve"> high 8 bits</w:t>
+            </w:r>
+          </w:p>
+        </w:tc>
+        <w:tc>
+          <w:tcPr>
+            <w:tcW w:w="3518" w:type="dxa"/>
+            <w:vMerge w:val="restart"/>
+            <w:tcBorders>
+              <w:tl2br w:val="nil"/>
+              <w:tr2bl w:val="nil"/>
+            </w:tcBorders>
+            <w:noWrap w:val="0"/>
+            <w:vAlign w:val="center"/>
+          </w:tcPr>
+          <w:p>
+            <w:pPr>
+              <w:keepNext w:val="0"/>
+              <w:keepLines w:val="0"/>
+              <w:suppressLineNumbers w:val="0"/>
+              <w:spacing w:before="0" w:beforeAutospacing="0" w:after="0" w:afterAutospacing="0"/>
+              <w:ind w:left="0" w:right="0" w:firstLine="0" w:firstLineChars="0"/>
+              <w:jc w:val="center"/>
+              <w:rPr>
+                <w:rFonts w:hint="eastAsia"/>
+                <w:sz w:val="21"/>
+                <w:szCs w:val="21"/>
+              </w:rPr>
+            </w:pPr>
+            <w:r>
+              <w:rPr>
+                <w:rFonts w:hint="eastAsia"/>
+                <w:lang w:val="en-US" w:eastAsia="zh-CN"/>
+              </w:rPr>
+              <w:t>0.1L空气中直径大于0.5um的颗粒物数量</w:t>
+            </w:r>
+          </w:p>
+        </w:tc>
+      </w:tr>
+      <w:tr>
+        <w:tblPrEx>
+          <w:tblBorders>
+            <w:top w:val="single" w:color="auto" w:sz="12" w:space="0"/>
+            <w:left w:val="none" w:color="auto" w:sz="0" w:space="0"/>
+            <w:bottom w:val="single" w:color="auto" w:sz="12" w:space="0"/>
+            <w:right w:val="none" w:color="auto" w:sz="0" w:space="0"/>
+            <w:insideH w:val="none" w:color="auto" w:sz="0" w:space="0"/>
+            <w:insideV w:val="none" w:color="auto" w:sz="0" w:space="0"/>
+          </w:tblBorders>
+          <w:tblCellMar>
+            <w:top w:w="0" w:type="dxa"/>
+            <w:left w:w="108" w:type="dxa"/>
+            <w:bottom w:w="0" w:type="dxa"/>
+            <w:right w:w="108" w:type="dxa"/>
+          </w:tblCellMar>
+        </w:tblPrEx>
+        <w:trPr>
+          <w:trHeight w:val="394" w:hRule="atLeast"/>
+          <w:jc w:val="center"/>
+        </w:trPr>
+        <w:tc>
+          <w:tcPr>
+            <w:tcW w:w="1517" w:type="dxa"/>
+            <w:tcBorders>
+              <w:tl2br w:val="nil"/>
+              <w:tr2bl w:val="nil"/>
+            </w:tcBorders>
+            <w:noWrap w:val="0"/>
+            <w:vAlign w:val="center"/>
+          </w:tcPr>
+          <w:p>
+            <w:pPr>
+              <w:keepNext w:val="0"/>
+              <w:keepLines w:val="0"/>
+              <w:suppressLineNumbers w:val="0"/>
+              <w:spacing w:before="0" w:beforeAutospacing="0" w:after="0" w:afterAutospacing="0"/>
+              <w:ind w:left="0" w:right="0" w:firstLine="0" w:firstLineChars="0"/>
+              <w:jc w:val="center"/>
+              <w:rPr>
+                <w:rFonts w:hint="default"/>
+                <w:sz w:val="21"/>
+                <w:szCs w:val="21"/>
+                <w:lang w:val="en-US" w:eastAsia="zh-CN"/>
+              </w:rPr>
+            </w:pPr>
+            <w:r>
+              <w:rPr>
+                <w:rFonts w:hint="eastAsia"/>
+                <w:sz w:val="21"/>
+                <w:szCs w:val="21"/>
+                <w:lang w:val="en-US" w:eastAsia="zh-CN"/>
+              </w:rPr>
+              <w:t>0x13</w:t>
+            </w:r>
+          </w:p>
+        </w:tc>
+        <w:tc>
+          <w:tcPr>
+            <w:tcW w:w="2820" w:type="dxa"/>
+            <w:tcBorders>
+              <w:tl2br w:val="nil"/>
+              <w:tr2bl w:val="nil"/>
+            </w:tcBorders>
+            <w:shd w:val="clear"/>
+            <w:noWrap w:val="0"/>
+            <w:vAlign w:val="center"/>
+          </w:tcPr>
+          <w:p>
+            <w:pPr>
+              <w:keepNext w:val="0"/>
+              <w:keepLines w:val="0"/>
+              <w:suppressLineNumbers w:val="0"/>
+              <w:spacing w:before="0" w:beforeAutospacing="0" w:after="0" w:afterAutospacing="0"/>
+              <w:ind w:left="0" w:leftChars="0" w:right="0" w:rightChars="0" w:firstLine="0" w:firstLineChars="0"/>
+              <w:jc w:val="center"/>
+              <w:rPr>
+                <w:rFonts w:hint="eastAsia" w:ascii="Times New Roman" w:hAnsi="Times New Roman" w:eastAsia="宋体" w:cs="Times New Roman"/>
+                <w:kern w:val="2"/>
+                <w:sz w:val="21"/>
+                <w:szCs w:val="21"/>
+                <w:lang w:val="en-US" w:eastAsia="zh-CN" w:bidi="ar-SA"/>
+              </w:rPr>
+            </w:pPr>
+            <w:r>
+              <w:rPr>
+                <w:rFonts w:hint="eastAsia"/>
+                <w:sz w:val="21"/>
+                <w:szCs w:val="21"/>
+              </w:rPr>
+              <w:t xml:space="preserve">Data </w:t>
+            </w:r>
+            <w:r>
+              <w:rPr>
+                <w:rFonts w:hint="eastAsia"/>
+                <w:sz w:val="21"/>
+                <w:szCs w:val="21"/>
+                <w:lang w:val="en-US" w:eastAsia="zh-CN"/>
+              </w:rPr>
+              <w:t>8</w:t>
+            </w:r>
+            <w:r>
+              <w:rPr>
+                <w:rFonts w:hint="eastAsia"/>
+                <w:sz w:val="21"/>
+                <w:szCs w:val="21"/>
+              </w:rPr>
+              <w:t xml:space="preserve"> </w:t>
+            </w:r>
+            <w:r>
+              <w:rPr>
+                <w:rFonts w:hint="eastAsia"/>
+                <w:sz w:val="21"/>
+                <w:szCs w:val="21"/>
+                <w:lang w:val="en-US" w:eastAsia="zh-CN"/>
+              </w:rPr>
+              <w:t>low</w:t>
+            </w:r>
+            <w:r>
+              <w:rPr>
+                <w:rFonts w:hint="eastAsia"/>
+                <w:sz w:val="21"/>
+                <w:szCs w:val="21"/>
+              </w:rPr>
+              <w:t xml:space="preserve"> 8 bits</w:t>
+            </w:r>
+          </w:p>
+        </w:tc>
+        <w:tc>
+          <w:tcPr>
+            <w:tcW w:w="3518" w:type="dxa"/>
+            <w:vMerge w:val="continue"/>
+            <w:tcBorders>
+              <w:tl2br w:val="nil"/>
+              <w:tr2bl w:val="nil"/>
+            </w:tcBorders>
+            <w:noWrap w:val="0"/>
+            <w:vAlign w:val="center"/>
+          </w:tcPr>
+          <w:p>
+            <w:pPr>
+              <w:keepNext w:val="0"/>
+              <w:keepLines w:val="0"/>
+              <w:suppressLineNumbers w:val="0"/>
+              <w:spacing w:before="0" w:beforeAutospacing="0" w:after="0" w:afterAutospacing="0"/>
+              <w:ind w:left="0" w:right="0" w:firstLine="0" w:firstLineChars="0"/>
+              <w:jc w:val="center"/>
+              <w:rPr>
+                <w:rFonts w:hint="eastAsia"/>
+                <w:sz w:val="21"/>
+                <w:szCs w:val="21"/>
+              </w:rPr>
+            </w:pPr>
+          </w:p>
+        </w:tc>
+      </w:tr>
+      <w:tr>
+        <w:tblPrEx>
+          <w:tblBorders>
+            <w:top w:val="single" w:color="auto" w:sz="12" w:space="0"/>
+            <w:left w:val="none" w:color="auto" w:sz="0" w:space="0"/>
+            <w:bottom w:val="single" w:color="auto" w:sz="12" w:space="0"/>
+            <w:right w:val="none" w:color="auto" w:sz="0" w:space="0"/>
+            <w:insideH w:val="none" w:color="auto" w:sz="0" w:space="0"/>
+            <w:insideV w:val="none" w:color="auto" w:sz="0" w:space="0"/>
+          </w:tblBorders>
+          <w:tblCellMar>
+            <w:top w:w="0" w:type="dxa"/>
+            <w:left w:w="108" w:type="dxa"/>
+            <w:bottom w:w="0" w:type="dxa"/>
+            <w:right w:w="108" w:type="dxa"/>
+          </w:tblCellMar>
+        </w:tblPrEx>
+        <w:trPr>
+          <w:trHeight w:val="394" w:hRule="atLeast"/>
+          <w:jc w:val="center"/>
+        </w:trPr>
+        <w:tc>
+          <w:tcPr>
+            <w:tcW w:w="1517" w:type="dxa"/>
+            <w:tcBorders>
+              <w:tl2br w:val="nil"/>
+              <w:tr2bl w:val="nil"/>
+            </w:tcBorders>
+            <w:noWrap w:val="0"/>
+            <w:vAlign w:val="center"/>
+          </w:tcPr>
+          <w:p>
+            <w:pPr>
+              <w:keepNext w:val="0"/>
+              <w:keepLines w:val="0"/>
+              <w:suppressLineNumbers w:val="0"/>
+              <w:spacing w:before="0" w:beforeAutospacing="0" w:after="0" w:afterAutospacing="0"/>
+              <w:ind w:left="0" w:right="0" w:firstLine="0" w:firstLineChars="0"/>
+              <w:jc w:val="center"/>
+              <w:rPr>
+                <w:rFonts w:hint="default"/>
+                <w:sz w:val="21"/>
+                <w:szCs w:val="21"/>
+                <w:lang w:val="en-US" w:eastAsia="zh-CN"/>
+              </w:rPr>
+            </w:pPr>
+            <w:r>
+              <w:rPr>
+                <w:rFonts w:hint="eastAsia"/>
+                <w:sz w:val="21"/>
+                <w:szCs w:val="21"/>
+                <w:lang w:val="en-US" w:eastAsia="zh-CN"/>
+              </w:rPr>
+              <w:t>0x14</w:t>
+            </w:r>
+          </w:p>
+        </w:tc>
+        <w:tc>
+          <w:tcPr>
+            <w:tcW w:w="2820" w:type="dxa"/>
+            <w:tcBorders>
+              <w:tl2br w:val="nil"/>
+              <w:tr2bl w:val="nil"/>
+            </w:tcBorders>
+            <w:shd w:val="clear"/>
+            <w:noWrap w:val="0"/>
+            <w:vAlign w:val="center"/>
+          </w:tcPr>
+          <w:p>
+            <w:pPr>
+              <w:keepNext w:val="0"/>
+              <w:keepLines w:val="0"/>
+              <w:suppressLineNumbers w:val="0"/>
+              <w:spacing w:before="0" w:beforeAutospacing="0" w:after="0" w:afterAutospacing="0"/>
+              <w:ind w:left="0" w:leftChars="0" w:right="0" w:rightChars="0" w:firstLine="0" w:firstLineChars="0"/>
+              <w:jc w:val="center"/>
+              <w:rPr>
+                <w:rFonts w:hint="eastAsia" w:ascii="Times New Roman" w:hAnsi="Times New Roman" w:eastAsia="宋体" w:cs="Times New Roman"/>
+                <w:kern w:val="2"/>
+                <w:sz w:val="21"/>
+                <w:szCs w:val="21"/>
+                <w:lang w:val="en-US" w:eastAsia="zh-CN" w:bidi="ar-SA"/>
+              </w:rPr>
+            </w:pPr>
+            <w:r>
+              <w:rPr>
+                <w:rFonts w:hint="eastAsia"/>
+                <w:sz w:val="21"/>
+                <w:szCs w:val="21"/>
+              </w:rPr>
+              <w:t xml:space="preserve">Data </w:t>
+            </w:r>
+            <w:r>
+              <w:rPr>
+                <w:rFonts w:hint="eastAsia"/>
+                <w:sz w:val="21"/>
+                <w:szCs w:val="21"/>
+                <w:lang w:val="en-US" w:eastAsia="zh-CN"/>
+              </w:rPr>
+              <w:t>9</w:t>
+            </w:r>
+            <w:r>
+              <w:rPr>
+                <w:rFonts w:hint="eastAsia"/>
+                <w:sz w:val="21"/>
+                <w:szCs w:val="21"/>
+              </w:rPr>
+              <w:t xml:space="preserve"> high 8 bits</w:t>
+            </w:r>
+          </w:p>
+        </w:tc>
+        <w:tc>
+          <w:tcPr>
+            <w:tcW w:w="3518" w:type="dxa"/>
+            <w:vMerge w:val="restart"/>
+            <w:tcBorders>
+              <w:tl2br w:val="nil"/>
+              <w:tr2bl w:val="nil"/>
+            </w:tcBorders>
+            <w:noWrap w:val="0"/>
+            <w:vAlign w:val="center"/>
+          </w:tcPr>
+          <w:p>
+            <w:pPr>
+              <w:keepNext w:val="0"/>
+              <w:keepLines w:val="0"/>
+              <w:suppressLineNumbers w:val="0"/>
+              <w:spacing w:before="0" w:beforeAutospacing="0" w:after="0" w:afterAutospacing="0"/>
+              <w:ind w:left="0" w:right="0" w:firstLine="0" w:firstLineChars="0"/>
+              <w:jc w:val="center"/>
+              <w:rPr>
+                <w:rFonts w:hint="eastAsia"/>
+                <w:sz w:val="21"/>
+                <w:szCs w:val="21"/>
+              </w:rPr>
+            </w:pPr>
+            <w:r>
+              <w:rPr>
+                <w:rFonts w:hint="eastAsia"/>
+                <w:lang w:val="en-US" w:eastAsia="zh-CN"/>
+              </w:rPr>
+              <w:t>0.1L空气中直径大于1.0um的颗粒物数量</w:t>
+            </w:r>
+          </w:p>
+        </w:tc>
+      </w:tr>
+      <w:tr>
+        <w:tblPrEx>
+          <w:tblBorders>
+            <w:top w:val="single" w:color="auto" w:sz="12" w:space="0"/>
+            <w:left w:val="none" w:color="auto" w:sz="0" w:space="0"/>
+            <w:bottom w:val="single" w:color="auto" w:sz="12" w:space="0"/>
+            <w:right w:val="none" w:color="auto" w:sz="0" w:space="0"/>
+            <w:insideH w:val="none" w:color="auto" w:sz="0" w:space="0"/>
+            <w:insideV w:val="none" w:color="auto" w:sz="0" w:space="0"/>
+          </w:tblBorders>
+          <w:tblCellMar>
+            <w:top w:w="0" w:type="dxa"/>
+            <w:left w:w="108" w:type="dxa"/>
+            <w:bottom w:w="0" w:type="dxa"/>
+            <w:right w:w="108" w:type="dxa"/>
+          </w:tblCellMar>
+        </w:tblPrEx>
+        <w:trPr>
+          <w:trHeight w:val="394" w:hRule="atLeast"/>
+          <w:jc w:val="center"/>
+        </w:trPr>
+        <w:tc>
+          <w:tcPr>
+            <w:tcW w:w="1517" w:type="dxa"/>
+            <w:tcBorders>
+              <w:tl2br w:val="nil"/>
+              <w:tr2bl w:val="nil"/>
+            </w:tcBorders>
+            <w:noWrap w:val="0"/>
+            <w:vAlign w:val="center"/>
+          </w:tcPr>
+          <w:p>
+            <w:pPr>
+              <w:keepNext w:val="0"/>
+              <w:keepLines w:val="0"/>
+              <w:suppressLineNumbers w:val="0"/>
+              <w:spacing w:before="0" w:beforeAutospacing="0" w:after="0" w:afterAutospacing="0"/>
+              <w:ind w:left="0" w:right="0" w:firstLine="0" w:firstLineChars="0"/>
+              <w:jc w:val="center"/>
+              <w:rPr>
+                <w:rFonts w:hint="default"/>
+                <w:sz w:val="21"/>
+                <w:szCs w:val="21"/>
+                <w:lang w:val="en-US" w:eastAsia="zh-CN"/>
+              </w:rPr>
+            </w:pPr>
+            <w:r>
+              <w:rPr>
+                <w:rFonts w:hint="eastAsia"/>
+                <w:sz w:val="21"/>
+                <w:szCs w:val="21"/>
+                <w:lang w:val="en-US" w:eastAsia="zh-CN"/>
+              </w:rPr>
+              <w:t>0x15</w:t>
+            </w:r>
+          </w:p>
+        </w:tc>
+        <w:tc>
+          <w:tcPr>
+            <w:tcW w:w="2820" w:type="dxa"/>
+            <w:tcBorders>
+              <w:tl2br w:val="nil"/>
+              <w:tr2bl w:val="nil"/>
+            </w:tcBorders>
+            <w:shd w:val="clear"/>
+            <w:noWrap w:val="0"/>
+            <w:vAlign w:val="center"/>
+          </w:tcPr>
+          <w:p>
+            <w:pPr>
+              <w:keepNext w:val="0"/>
+              <w:keepLines w:val="0"/>
+              <w:suppressLineNumbers w:val="0"/>
+              <w:spacing w:before="0" w:beforeAutospacing="0" w:after="0" w:afterAutospacing="0"/>
+              <w:ind w:left="0" w:leftChars="0" w:right="0" w:rightChars="0" w:firstLine="0" w:firstLineChars="0"/>
+              <w:jc w:val="center"/>
+              <w:rPr>
+                <w:rFonts w:hint="eastAsia" w:ascii="Times New Roman" w:hAnsi="Times New Roman" w:eastAsia="宋体" w:cs="Times New Roman"/>
+                <w:kern w:val="2"/>
+                <w:sz w:val="21"/>
+                <w:szCs w:val="21"/>
+                <w:lang w:val="en-US" w:eastAsia="zh-CN" w:bidi="ar-SA"/>
+              </w:rPr>
+            </w:pPr>
+            <w:r>
+              <w:rPr>
+                <w:rFonts w:hint="eastAsia"/>
+                <w:sz w:val="21"/>
+                <w:szCs w:val="21"/>
+              </w:rPr>
+              <w:t xml:space="preserve">Data </w:t>
+            </w:r>
+            <w:r>
+              <w:rPr>
+                <w:rFonts w:hint="eastAsia"/>
+                <w:sz w:val="21"/>
+                <w:szCs w:val="21"/>
+                <w:lang w:val="en-US" w:eastAsia="zh-CN"/>
+              </w:rPr>
+              <w:t>9</w:t>
+            </w:r>
+            <w:r>
+              <w:rPr>
+                <w:rFonts w:hint="eastAsia"/>
+                <w:sz w:val="21"/>
+                <w:szCs w:val="21"/>
+              </w:rPr>
+              <w:t xml:space="preserve"> </w:t>
+            </w:r>
+            <w:r>
+              <w:rPr>
+                <w:rFonts w:hint="eastAsia"/>
+                <w:sz w:val="21"/>
+                <w:szCs w:val="21"/>
+                <w:lang w:val="en-US" w:eastAsia="zh-CN"/>
+              </w:rPr>
+              <w:t>low</w:t>
+            </w:r>
+            <w:r>
+              <w:rPr>
+                <w:rFonts w:hint="eastAsia"/>
+                <w:sz w:val="21"/>
+                <w:szCs w:val="21"/>
+              </w:rPr>
+              <w:t xml:space="preserve"> 8 bits</w:t>
+            </w:r>
+          </w:p>
+        </w:tc>
+        <w:tc>
+          <w:tcPr>
+            <w:tcW w:w="3518" w:type="dxa"/>
+            <w:vMerge w:val="continue"/>
+            <w:tcBorders>
+              <w:tl2br w:val="nil"/>
+              <w:tr2bl w:val="nil"/>
+            </w:tcBorders>
+            <w:noWrap w:val="0"/>
+            <w:vAlign w:val="center"/>
+          </w:tcPr>
+          <w:p>
+            <w:pPr>
+              <w:keepNext w:val="0"/>
+              <w:keepLines w:val="0"/>
+              <w:suppressLineNumbers w:val="0"/>
+              <w:spacing w:before="0" w:beforeAutospacing="0" w:after="0" w:afterAutospacing="0"/>
+              <w:ind w:left="0" w:right="0" w:firstLine="0" w:firstLineChars="0"/>
+              <w:jc w:val="center"/>
+              <w:rPr>
+                <w:rFonts w:hint="eastAsia"/>
+                <w:sz w:val="21"/>
+                <w:szCs w:val="21"/>
+              </w:rPr>
+            </w:pPr>
+          </w:p>
+        </w:tc>
+      </w:tr>
+      <w:tr>
+        <w:tblPrEx>
+          <w:tblBorders>
+            <w:top w:val="single" w:color="auto" w:sz="12" w:space="0"/>
+            <w:left w:val="none" w:color="auto" w:sz="0" w:space="0"/>
+            <w:bottom w:val="single" w:color="auto" w:sz="12" w:space="0"/>
+            <w:right w:val="none" w:color="auto" w:sz="0" w:space="0"/>
+            <w:insideH w:val="none" w:color="auto" w:sz="0" w:space="0"/>
+            <w:insideV w:val="none" w:color="auto" w:sz="0" w:space="0"/>
+          </w:tblBorders>
+          <w:tblCellMar>
+            <w:top w:w="0" w:type="dxa"/>
+            <w:left w:w="108" w:type="dxa"/>
+            <w:bottom w:w="0" w:type="dxa"/>
+            <w:right w:w="108" w:type="dxa"/>
+          </w:tblCellMar>
+        </w:tblPrEx>
+        <w:trPr>
+          <w:trHeight w:val="394" w:hRule="atLeast"/>
+          <w:jc w:val="center"/>
+        </w:trPr>
+        <w:tc>
+          <w:tcPr>
+            <w:tcW w:w="1517" w:type="dxa"/>
+            <w:tcBorders>
+              <w:tl2br w:val="nil"/>
+              <w:tr2bl w:val="nil"/>
+            </w:tcBorders>
+            <w:noWrap w:val="0"/>
+            <w:vAlign w:val="center"/>
+          </w:tcPr>
+          <w:p>
+            <w:pPr>
+              <w:keepNext w:val="0"/>
+              <w:keepLines w:val="0"/>
+              <w:suppressLineNumbers w:val="0"/>
+              <w:spacing w:before="0" w:beforeAutospacing="0" w:after="0" w:afterAutospacing="0"/>
+              <w:ind w:left="0" w:right="0" w:firstLine="0" w:firstLineChars="0"/>
+              <w:jc w:val="center"/>
+              <w:rPr>
+                <w:rFonts w:hint="default"/>
+                <w:sz w:val="21"/>
+                <w:szCs w:val="21"/>
+                <w:lang w:val="en-US" w:eastAsia="zh-CN"/>
+              </w:rPr>
+            </w:pPr>
+            <w:r>
+              <w:rPr>
+                <w:rFonts w:hint="eastAsia"/>
+                <w:sz w:val="21"/>
+                <w:szCs w:val="21"/>
+                <w:lang w:val="en-US" w:eastAsia="zh-CN"/>
+              </w:rPr>
+              <w:t>0x16</w:t>
+            </w:r>
+          </w:p>
+        </w:tc>
+        <w:tc>
+          <w:tcPr>
+            <w:tcW w:w="2820" w:type="dxa"/>
+            <w:tcBorders>
+              <w:tl2br w:val="nil"/>
+              <w:tr2bl w:val="nil"/>
+            </w:tcBorders>
+            <w:shd w:val="clear"/>
+            <w:noWrap w:val="0"/>
+            <w:vAlign w:val="center"/>
+          </w:tcPr>
+          <w:p>
+            <w:pPr>
+              <w:keepNext w:val="0"/>
+              <w:keepLines w:val="0"/>
+              <w:suppressLineNumbers w:val="0"/>
+              <w:spacing w:before="0" w:beforeAutospacing="0" w:after="0" w:afterAutospacing="0"/>
+              <w:ind w:left="0" w:leftChars="0" w:right="0" w:rightChars="0" w:firstLine="0" w:firstLineChars="0"/>
+              <w:jc w:val="center"/>
+              <w:rPr>
+                <w:rFonts w:hint="eastAsia" w:ascii="Times New Roman" w:hAnsi="Times New Roman" w:eastAsia="宋体" w:cs="Times New Roman"/>
+                <w:kern w:val="2"/>
+                <w:sz w:val="21"/>
+                <w:szCs w:val="21"/>
+                <w:lang w:val="en-US" w:eastAsia="zh-CN" w:bidi="ar-SA"/>
+              </w:rPr>
+            </w:pPr>
+            <w:r>
+              <w:rPr>
+                <w:rFonts w:hint="eastAsia"/>
+                <w:sz w:val="21"/>
+                <w:szCs w:val="21"/>
+              </w:rPr>
+              <w:t>Data 1</w:t>
+            </w:r>
+            <w:r>
+              <w:rPr>
+                <w:rFonts w:hint="eastAsia"/>
+                <w:sz w:val="21"/>
+                <w:szCs w:val="21"/>
+                <w:lang w:val="en-US" w:eastAsia="zh-CN"/>
+              </w:rPr>
+              <w:t>0</w:t>
+            </w:r>
+            <w:r>
+              <w:rPr>
+                <w:rFonts w:hint="eastAsia"/>
+                <w:sz w:val="21"/>
+                <w:szCs w:val="21"/>
+              </w:rPr>
+              <w:t xml:space="preserve"> high 8 bits</w:t>
+            </w:r>
+          </w:p>
+        </w:tc>
+        <w:tc>
+          <w:tcPr>
+            <w:tcW w:w="3518" w:type="dxa"/>
+            <w:vMerge w:val="restart"/>
+            <w:tcBorders>
+              <w:tl2br w:val="nil"/>
+              <w:tr2bl w:val="nil"/>
+            </w:tcBorders>
+            <w:noWrap w:val="0"/>
+            <w:vAlign w:val="center"/>
+          </w:tcPr>
+          <w:p>
+            <w:pPr>
+              <w:keepNext w:val="0"/>
+              <w:keepLines w:val="0"/>
+              <w:suppressLineNumbers w:val="0"/>
+              <w:spacing w:before="0" w:beforeAutospacing="0" w:after="0" w:afterAutospacing="0"/>
+              <w:ind w:left="0" w:right="0" w:firstLine="0" w:firstLineChars="0"/>
+              <w:jc w:val="center"/>
+              <w:rPr>
+                <w:rFonts w:hint="eastAsia"/>
+                <w:sz w:val="21"/>
+                <w:szCs w:val="21"/>
+              </w:rPr>
+            </w:pPr>
+            <w:r>
+              <w:rPr>
+                <w:rFonts w:hint="eastAsia"/>
+                <w:lang w:val="en-US" w:eastAsia="zh-CN"/>
+              </w:rPr>
+              <w:t>0.1L空气中直径大于2.5um的颗粒物数量</w:t>
+            </w:r>
+          </w:p>
+        </w:tc>
+      </w:tr>
+      <w:tr>
+        <w:tblPrEx>
+          <w:tblBorders>
+            <w:top w:val="single" w:color="auto" w:sz="12" w:space="0"/>
+            <w:left w:val="none" w:color="auto" w:sz="0" w:space="0"/>
+            <w:bottom w:val="single" w:color="auto" w:sz="12" w:space="0"/>
+            <w:right w:val="none" w:color="auto" w:sz="0" w:space="0"/>
+            <w:insideH w:val="none" w:color="auto" w:sz="0" w:space="0"/>
+            <w:insideV w:val="none" w:color="auto" w:sz="0" w:space="0"/>
+          </w:tblBorders>
+          <w:tblCellMar>
+            <w:top w:w="0" w:type="dxa"/>
+            <w:left w:w="108" w:type="dxa"/>
+            <w:bottom w:w="0" w:type="dxa"/>
+            <w:right w:w="108" w:type="dxa"/>
+          </w:tblCellMar>
+        </w:tblPrEx>
+        <w:trPr>
+          <w:trHeight w:val="394" w:hRule="atLeast"/>
+          <w:jc w:val="center"/>
+        </w:trPr>
+        <w:tc>
+          <w:tcPr>
+            <w:tcW w:w="1517" w:type="dxa"/>
+            <w:tcBorders>
+              <w:tl2br w:val="nil"/>
+              <w:tr2bl w:val="nil"/>
+            </w:tcBorders>
+            <w:noWrap w:val="0"/>
+            <w:vAlign w:val="center"/>
+          </w:tcPr>
+          <w:p>
+            <w:pPr>
+              <w:keepNext w:val="0"/>
+              <w:keepLines w:val="0"/>
+              <w:suppressLineNumbers w:val="0"/>
+              <w:spacing w:before="0" w:beforeAutospacing="0" w:after="0" w:afterAutospacing="0"/>
+              <w:ind w:left="0" w:right="0" w:firstLine="0" w:firstLineChars="0"/>
+              <w:jc w:val="center"/>
+              <w:rPr>
+                <w:rFonts w:hint="default"/>
+                <w:sz w:val="21"/>
+                <w:szCs w:val="21"/>
+                <w:lang w:val="en-US" w:eastAsia="zh-CN"/>
+              </w:rPr>
+            </w:pPr>
+            <w:r>
+              <w:rPr>
+                <w:rFonts w:hint="eastAsia"/>
+                <w:sz w:val="21"/>
+                <w:szCs w:val="21"/>
+                <w:lang w:val="en-US" w:eastAsia="zh-CN"/>
+              </w:rPr>
+              <w:t>0x17</w:t>
+            </w:r>
+          </w:p>
+        </w:tc>
+        <w:tc>
+          <w:tcPr>
+            <w:tcW w:w="2820" w:type="dxa"/>
+            <w:tcBorders>
+              <w:tl2br w:val="nil"/>
+              <w:tr2bl w:val="nil"/>
+            </w:tcBorders>
+            <w:shd w:val="clear"/>
+            <w:noWrap w:val="0"/>
+            <w:vAlign w:val="center"/>
+          </w:tcPr>
+          <w:p>
+            <w:pPr>
+              <w:keepNext w:val="0"/>
+              <w:keepLines w:val="0"/>
+              <w:suppressLineNumbers w:val="0"/>
+              <w:spacing w:before="0" w:beforeAutospacing="0" w:after="0" w:afterAutospacing="0"/>
+              <w:ind w:left="0" w:leftChars="0" w:right="0" w:rightChars="0" w:firstLine="0" w:firstLineChars="0"/>
+              <w:jc w:val="center"/>
+              <w:rPr>
+                <w:rFonts w:hint="eastAsia" w:ascii="Times New Roman" w:hAnsi="Times New Roman" w:eastAsia="宋体" w:cs="Times New Roman"/>
+                <w:kern w:val="2"/>
+                <w:sz w:val="21"/>
+                <w:szCs w:val="21"/>
+                <w:lang w:val="en-US" w:eastAsia="zh-CN" w:bidi="ar-SA"/>
+              </w:rPr>
+            </w:pPr>
+            <w:r>
+              <w:rPr>
+                <w:rFonts w:hint="eastAsia"/>
+                <w:sz w:val="21"/>
+                <w:szCs w:val="21"/>
+              </w:rPr>
+              <w:t>Data 1</w:t>
+            </w:r>
+            <w:r>
+              <w:rPr>
+                <w:rFonts w:hint="eastAsia"/>
+                <w:sz w:val="21"/>
+                <w:szCs w:val="21"/>
+                <w:lang w:val="en-US" w:eastAsia="zh-CN"/>
+              </w:rPr>
+              <w:t>0</w:t>
+            </w:r>
+            <w:r>
+              <w:rPr>
+                <w:rFonts w:hint="eastAsia"/>
+                <w:sz w:val="21"/>
+                <w:szCs w:val="21"/>
+              </w:rPr>
+              <w:t xml:space="preserve"> </w:t>
+            </w:r>
+            <w:r>
+              <w:rPr>
+                <w:rFonts w:hint="eastAsia"/>
+                <w:sz w:val="21"/>
+                <w:szCs w:val="21"/>
+                <w:lang w:val="en-US" w:eastAsia="zh-CN"/>
+              </w:rPr>
+              <w:t>low</w:t>
+            </w:r>
+            <w:r>
+              <w:rPr>
+                <w:rFonts w:hint="eastAsia"/>
+                <w:sz w:val="21"/>
+                <w:szCs w:val="21"/>
+              </w:rPr>
+              <w:t xml:space="preserve"> 8 bits</w:t>
+            </w:r>
+          </w:p>
+        </w:tc>
+        <w:tc>
+          <w:tcPr>
+            <w:tcW w:w="3518" w:type="dxa"/>
+            <w:vMerge w:val="continue"/>
+            <w:tcBorders>
+              <w:tl2br w:val="nil"/>
+              <w:tr2bl w:val="nil"/>
+            </w:tcBorders>
+            <w:noWrap w:val="0"/>
+            <w:vAlign w:val="center"/>
+          </w:tcPr>
+          <w:p>
+            <w:pPr>
+              <w:keepNext w:val="0"/>
+              <w:keepLines w:val="0"/>
+              <w:suppressLineNumbers w:val="0"/>
+              <w:spacing w:before="0" w:beforeAutospacing="0" w:after="0" w:afterAutospacing="0"/>
+              <w:ind w:left="0" w:right="0" w:firstLine="0" w:firstLineChars="0"/>
+              <w:jc w:val="center"/>
+              <w:rPr>
+                <w:rFonts w:hint="eastAsia"/>
+                <w:sz w:val="21"/>
+                <w:szCs w:val="21"/>
+              </w:rPr>
+            </w:pPr>
+          </w:p>
+        </w:tc>
+      </w:tr>
+      <w:tr>
+        <w:tblPrEx>
+          <w:tblBorders>
+            <w:top w:val="single" w:color="auto" w:sz="12" w:space="0"/>
+            <w:left w:val="none" w:color="auto" w:sz="0" w:space="0"/>
+            <w:bottom w:val="single" w:color="auto" w:sz="12" w:space="0"/>
+            <w:right w:val="none" w:color="auto" w:sz="0" w:space="0"/>
+            <w:insideH w:val="none" w:color="auto" w:sz="0" w:space="0"/>
+            <w:insideV w:val="none" w:color="auto" w:sz="0" w:space="0"/>
+          </w:tblBorders>
+          <w:tblCellMar>
+            <w:top w:w="0" w:type="dxa"/>
+            <w:left w:w="108" w:type="dxa"/>
+            <w:bottom w:w="0" w:type="dxa"/>
+            <w:right w:w="108" w:type="dxa"/>
+          </w:tblCellMar>
+        </w:tblPrEx>
+        <w:trPr>
+          <w:trHeight w:val="394" w:hRule="atLeast"/>
+          <w:jc w:val="center"/>
+        </w:trPr>
+        <w:tc>
+          <w:tcPr>
+            <w:tcW w:w="1517" w:type="dxa"/>
+            <w:tcBorders>
+              <w:tl2br w:val="nil"/>
+              <w:tr2bl w:val="nil"/>
+            </w:tcBorders>
+            <w:noWrap w:val="0"/>
+            <w:vAlign w:val="center"/>
+          </w:tcPr>
+          <w:p>
+            <w:pPr>
+              <w:keepNext w:val="0"/>
+              <w:keepLines w:val="0"/>
+              <w:suppressLineNumbers w:val="0"/>
+              <w:spacing w:before="0" w:beforeAutospacing="0" w:after="0" w:afterAutospacing="0"/>
+              <w:ind w:left="0" w:right="0" w:firstLine="0" w:firstLineChars="0"/>
+              <w:jc w:val="center"/>
+              <w:rPr>
+                <w:rFonts w:hint="default"/>
+                <w:sz w:val="21"/>
+                <w:szCs w:val="21"/>
+                <w:lang w:val="en-US" w:eastAsia="zh-CN"/>
+              </w:rPr>
+            </w:pPr>
+            <w:r>
+              <w:rPr>
+                <w:rFonts w:hint="eastAsia"/>
+                <w:sz w:val="21"/>
+                <w:szCs w:val="21"/>
+                <w:lang w:val="en-US" w:eastAsia="zh-CN"/>
+              </w:rPr>
+              <w:t>0x18</w:t>
+            </w:r>
+          </w:p>
+        </w:tc>
+        <w:tc>
+          <w:tcPr>
+            <w:tcW w:w="2820" w:type="dxa"/>
+            <w:tcBorders>
+              <w:tl2br w:val="nil"/>
+              <w:tr2bl w:val="nil"/>
+            </w:tcBorders>
+            <w:shd w:val="clear"/>
+            <w:noWrap w:val="0"/>
+            <w:vAlign w:val="center"/>
+          </w:tcPr>
+          <w:p>
+            <w:pPr>
+              <w:keepNext w:val="0"/>
+              <w:keepLines w:val="0"/>
+              <w:suppressLineNumbers w:val="0"/>
+              <w:spacing w:before="0" w:beforeAutospacing="0" w:after="0" w:afterAutospacing="0"/>
+              <w:ind w:left="0" w:leftChars="0" w:right="0" w:rightChars="0" w:firstLine="0" w:firstLineChars="0"/>
+              <w:jc w:val="center"/>
+              <w:rPr>
+                <w:rFonts w:hint="eastAsia" w:ascii="Times New Roman" w:hAnsi="Times New Roman" w:eastAsia="宋体" w:cs="Times New Roman"/>
+                <w:kern w:val="2"/>
+                <w:sz w:val="21"/>
+                <w:szCs w:val="21"/>
+                <w:lang w:val="en-US" w:eastAsia="zh-CN" w:bidi="ar-SA"/>
+              </w:rPr>
+            </w:pPr>
+            <w:r>
+              <w:rPr>
+                <w:rFonts w:hint="eastAsia"/>
+                <w:sz w:val="21"/>
+                <w:szCs w:val="21"/>
+              </w:rPr>
+              <w:t>Data 1</w:t>
+            </w:r>
+            <w:r>
+              <w:rPr>
+                <w:rFonts w:hint="eastAsia"/>
+                <w:sz w:val="21"/>
+                <w:szCs w:val="21"/>
+                <w:lang w:val="en-US" w:eastAsia="zh-CN"/>
+              </w:rPr>
+              <w:t>1</w:t>
+            </w:r>
+            <w:r>
+              <w:rPr>
+                <w:rFonts w:hint="eastAsia"/>
+                <w:sz w:val="21"/>
+                <w:szCs w:val="21"/>
+              </w:rPr>
+              <w:t xml:space="preserve"> high 8 bits</w:t>
+            </w:r>
+          </w:p>
+        </w:tc>
+        <w:tc>
+          <w:tcPr>
+            <w:tcW w:w="3518" w:type="dxa"/>
+            <w:vMerge w:val="restart"/>
+            <w:tcBorders>
+              <w:tl2br w:val="nil"/>
+              <w:tr2bl w:val="nil"/>
+            </w:tcBorders>
+            <w:noWrap w:val="0"/>
+            <w:vAlign w:val="center"/>
+          </w:tcPr>
+          <w:p>
+            <w:pPr>
+              <w:keepNext w:val="0"/>
+              <w:keepLines w:val="0"/>
+              <w:suppressLineNumbers w:val="0"/>
+              <w:spacing w:before="0" w:beforeAutospacing="0" w:after="0" w:afterAutospacing="0"/>
+              <w:ind w:left="0" w:right="0" w:firstLine="0" w:firstLineChars="0"/>
+              <w:jc w:val="center"/>
+              <w:rPr>
+                <w:rFonts w:hint="eastAsia"/>
+                <w:sz w:val="21"/>
+                <w:szCs w:val="21"/>
+              </w:rPr>
+            </w:pPr>
+            <w:r>
+              <w:rPr>
+                <w:rFonts w:hint="eastAsia"/>
+                <w:lang w:val="en-US" w:eastAsia="zh-CN"/>
+              </w:rPr>
+              <w:t>0.1L空气中直径大于5.0um的颗粒物数量</w:t>
+            </w:r>
+          </w:p>
+        </w:tc>
+      </w:tr>
+      <w:tr>
+        <w:tblPrEx>
+          <w:tblBorders>
+            <w:top w:val="single" w:color="auto" w:sz="12" w:space="0"/>
+            <w:left w:val="none" w:color="auto" w:sz="0" w:space="0"/>
+            <w:bottom w:val="single" w:color="auto" w:sz="12" w:space="0"/>
+            <w:right w:val="none" w:color="auto" w:sz="0" w:space="0"/>
+            <w:insideH w:val="none" w:color="auto" w:sz="0" w:space="0"/>
+            <w:insideV w:val="none" w:color="auto" w:sz="0" w:space="0"/>
+          </w:tblBorders>
+          <w:tblCellMar>
+            <w:top w:w="0" w:type="dxa"/>
+            <w:left w:w="108" w:type="dxa"/>
+            <w:bottom w:w="0" w:type="dxa"/>
+            <w:right w:w="108" w:type="dxa"/>
+          </w:tblCellMar>
+        </w:tblPrEx>
+        <w:trPr>
+          <w:trHeight w:val="394" w:hRule="atLeast"/>
+          <w:jc w:val="center"/>
+        </w:trPr>
+        <w:tc>
+          <w:tcPr>
+            <w:tcW w:w="1517" w:type="dxa"/>
+            <w:tcBorders>
+              <w:tl2br w:val="nil"/>
+              <w:tr2bl w:val="nil"/>
+            </w:tcBorders>
+            <w:noWrap w:val="0"/>
+            <w:vAlign w:val="center"/>
+          </w:tcPr>
+          <w:p>
+            <w:pPr>
+              <w:keepNext w:val="0"/>
+              <w:keepLines w:val="0"/>
+              <w:suppressLineNumbers w:val="0"/>
+              <w:spacing w:before="0" w:beforeAutospacing="0" w:after="0" w:afterAutospacing="0"/>
+              <w:ind w:left="0" w:right="0" w:firstLine="0" w:firstLineChars="0"/>
+              <w:jc w:val="center"/>
+              <w:rPr>
+                <w:rFonts w:hint="default"/>
+                <w:sz w:val="21"/>
+                <w:szCs w:val="21"/>
+                <w:lang w:val="en-US" w:eastAsia="zh-CN"/>
+              </w:rPr>
+            </w:pPr>
+            <w:r>
+              <w:rPr>
+                <w:rFonts w:hint="eastAsia"/>
+                <w:sz w:val="21"/>
+                <w:szCs w:val="21"/>
+                <w:lang w:val="en-US" w:eastAsia="zh-CN"/>
+              </w:rPr>
+              <w:t>0x19</w:t>
+            </w:r>
+          </w:p>
+        </w:tc>
+        <w:tc>
+          <w:tcPr>
+            <w:tcW w:w="2820" w:type="dxa"/>
+            <w:tcBorders>
+              <w:tl2br w:val="nil"/>
+              <w:tr2bl w:val="nil"/>
+            </w:tcBorders>
+            <w:shd w:val="clear"/>
+            <w:noWrap w:val="0"/>
+            <w:vAlign w:val="center"/>
+          </w:tcPr>
+          <w:p>
+            <w:pPr>
+              <w:keepNext w:val="0"/>
+              <w:keepLines w:val="0"/>
+              <w:suppressLineNumbers w:val="0"/>
+              <w:spacing w:before="0" w:beforeAutospacing="0" w:after="0" w:afterAutospacing="0"/>
+              <w:ind w:left="0" w:leftChars="0" w:right="0" w:rightChars="0" w:firstLine="0" w:firstLineChars="0"/>
+              <w:jc w:val="center"/>
+              <w:rPr>
+                <w:rFonts w:hint="eastAsia" w:ascii="Times New Roman" w:hAnsi="Times New Roman" w:eastAsia="宋体" w:cs="Times New Roman"/>
+                <w:kern w:val="2"/>
+                <w:sz w:val="21"/>
+                <w:szCs w:val="21"/>
+                <w:lang w:val="en-US" w:eastAsia="zh-CN" w:bidi="ar-SA"/>
+              </w:rPr>
+            </w:pPr>
+            <w:r>
+              <w:rPr>
+                <w:rFonts w:hint="eastAsia"/>
+                <w:sz w:val="21"/>
+                <w:szCs w:val="21"/>
+              </w:rPr>
+              <w:t>Data 1</w:t>
+            </w:r>
+            <w:r>
+              <w:rPr>
+                <w:rFonts w:hint="eastAsia"/>
+                <w:sz w:val="21"/>
+                <w:szCs w:val="21"/>
+                <w:lang w:val="en-US" w:eastAsia="zh-CN"/>
+              </w:rPr>
+              <w:t>1</w:t>
+            </w:r>
+            <w:r>
+              <w:rPr>
+                <w:rFonts w:hint="eastAsia"/>
+                <w:sz w:val="21"/>
+                <w:szCs w:val="21"/>
+              </w:rPr>
+              <w:t xml:space="preserve"> </w:t>
+            </w:r>
+            <w:r>
+              <w:rPr>
+                <w:rFonts w:hint="eastAsia"/>
+                <w:sz w:val="21"/>
+                <w:szCs w:val="21"/>
+                <w:lang w:val="en-US" w:eastAsia="zh-CN"/>
+              </w:rPr>
+              <w:t>low</w:t>
+            </w:r>
+            <w:r>
+              <w:rPr>
+                <w:rFonts w:hint="eastAsia"/>
+                <w:sz w:val="21"/>
+                <w:szCs w:val="21"/>
+              </w:rPr>
+              <w:t xml:space="preserve"> 8 bits</w:t>
+            </w:r>
+          </w:p>
+        </w:tc>
+        <w:tc>
+          <w:tcPr>
+            <w:tcW w:w="3518" w:type="dxa"/>
+            <w:vMerge w:val="continue"/>
+            <w:tcBorders>
+              <w:tl2br w:val="nil"/>
+              <w:tr2bl w:val="nil"/>
+            </w:tcBorders>
+            <w:noWrap w:val="0"/>
+            <w:vAlign w:val="center"/>
+          </w:tcPr>
+          <w:p>
+            <w:pPr>
+              <w:keepNext w:val="0"/>
+              <w:keepLines w:val="0"/>
+              <w:suppressLineNumbers w:val="0"/>
+              <w:spacing w:before="0" w:beforeAutospacing="0" w:after="0" w:afterAutospacing="0"/>
+              <w:ind w:left="0" w:right="0" w:firstLine="0" w:firstLineChars="0"/>
+              <w:jc w:val="center"/>
+              <w:rPr>
+                <w:rFonts w:hint="eastAsia"/>
+                <w:sz w:val="21"/>
+                <w:szCs w:val="21"/>
+              </w:rPr>
+            </w:pPr>
+          </w:p>
+        </w:tc>
+      </w:tr>
+      <w:tr>
+        <w:tblPrEx>
+          <w:tblBorders>
+            <w:top w:val="single" w:color="auto" w:sz="12" w:space="0"/>
+            <w:left w:val="none" w:color="auto" w:sz="0" w:space="0"/>
+            <w:bottom w:val="single" w:color="auto" w:sz="12" w:space="0"/>
+            <w:right w:val="none" w:color="auto" w:sz="0" w:space="0"/>
+            <w:insideH w:val="none" w:color="auto" w:sz="0" w:space="0"/>
+            <w:insideV w:val="none" w:color="auto" w:sz="0" w:space="0"/>
+          </w:tblBorders>
+          <w:tblCellMar>
+            <w:top w:w="0" w:type="dxa"/>
+            <w:left w:w="108" w:type="dxa"/>
+            <w:bottom w:w="0" w:type="dxa"/>
+            <w:right w:w="108" w:type="dxa"/>
+          </w:tblCellMar>
+        </w:tblPrEx>
+        <w:trPr>
+          <w:trHeight w:val="394" w:hRule="atLeast"/>
+          <w:jc w:val="center"/>
+        </w:trPr>
+        <w:tc>
+          <w:tcPr>
+            <w:tcW w:w="1517" w:type="dxa"/>
+            <w:tcBorders>
+              <w:tl2br w:val="nil"/>
+              <w:tr2bl w:val="nil"/>
+            </w:tcBorders>
+            <w:noWrap w:val="0"/>
+            <w:vAlign w:val="center"/>
+          </w:tcPr>
+          <w:p>
+            <w:pPr>
+              <w:keepNext w:val="0"/>
+              <w:keepLines w:val="0"/>
+              <w:suppressLineNumbers w:val="0"/>
+              <w:spacing w:before="0" w:beforeAutospacing="0" w:after="0" w:afterAutospacing="0"/>
+              <w:ind w:left="0" w:right="0" w:firstLine="0" w:firstLineChars="0"/>
+              <w:jc w:val="center"/>
+              <w:rPr>
+                <w:rFonts w:hint="default"/>
+                <w:sz w:val="21"/>
+                <w:szCs w:val="21"/>
+                <w:lang w:val="en-US" w:eastAsia="zh-CN"/>
+              </w:rPr>
+            </w:pPr>
+            <w:r>
+              <w:rPr>
+                <w:rFonts w:hint="eastAsia"/>
+                <w:sz w:val="21"/>
+                <w:szCs w:val="21"/>
+                <w:lang w:val="en-US" w:eastAsia="zh-CN"/>
+              </w:rPr>
+              <w:t>0x1A</w:t>
+            </w:r>
+          </w:p>
+        </w:tc>
+        <w:tc>
+          <w:tcPr>
+            <w:tcW w:w="2820" w:type="dxa"/>
+            <w:tcBorders>
+              <w:tl2br w:val="nil"/>
+              <w:tr2bl w:val="nil"/>
+            </w:tcBorders>
+            <w:shd w:val="clear"/>
+            <w:noWrap w:val="0"/>
+            <w:vAlign w:val="center"/>
+          </w:tcPr>
+          <w:p>
+            <w:pPr>
+              <w:keepNext w:val="0"/>
+              <w:keepLines w:val="0"/>
+              <w:suppressLineNumbers w:val="0"/>
+              <w:spacing w:before="0" w:beforeAutospacing="0" w:after="0" w:afterAutospacing="0"/>
+              <w:ind w:left="0" w:leftChars="0" w:right="0" w:rightChars="0" w:firstLine="0" w:firstLineChars="0"/>
+              <w:jc w:val="center"/>
+              <w:rPr>
+                <w:rFonts w:hint="eastAsia" w:ascii="Times New Roman" w:hAnsi="Times New Roman" w:eastAsia="宋体" w:cs="Times New Roman"/>
+                <w:kern w:val="2"/>
+                <w:sz w:val="21"/>
+                <w:szCs w:val="21"/>
+                <w:lang w:val="en-US" w:eastAsia="zh-CN" w:bidi="ar-SA"/>
+              </w:rPr>
+            </w:pPr>
+            <w:r>
+              <w:rPr>
+                <w:rFonts w:hint="eastAsia"/>
+                <w:sz w:val="21"/>
+                <w:szCs w:val="21"/>
+              </w:rPr>
+              <w:t>Data 1</w:t>
+            </w:r>
+            <w:r>
+              <w:rPr>
+                <w:rFonts w:hint="eastAsia"/>
+                <w:sz w:val="21"/>
+                <w:szCs w:val="21"/>
+                <w:lang w:val="en-US" w:eastAsia="zh-CN"/>
+              </w:rPr>
+              <w:t>2</w:t>
+            </w:r>
+            <w:r>
+              <w:rPr>
+                <w:rFonts w:hint="eastAsia"/>
+                <w:sz w:val="21"/>
+                <w:szCs w:val="21"/>
+              </w:rPr>
+              <w:t xml:space="preserve"> high 8 bits</w:t>
+            </w:r>
+          </w:p>
+        </w:tc>
+        <w:tc>
+          <w:tcPr>
+            <w:tcW w:w="3518" w:type="dxa"/>
+            <w:vMerge w:val="restart"/>
+            <w:tcBorders>
+              <w:tl2br w:val="nil"/>
+              <w:tr2bl w:val="nil"/>
+            </w:tcBorders>
+            <w:noWrap w:val="0"/>
+            <w:vAlign w:val="center"/>
+          </w:tcPr>
+          <w:p>
+            <w:pPr>
+              <w:keepNext w:val="0"/>
+              <w:keepLines w:val="0"/>
+              <w:suppressLineNumbers w:val="0"/>
+              <w:spacing w:before="0" w:beforeAutospacing="0" w:after="0" w:afterAutospacing="0"/>
+              <w:ind w:left="0" w:right="0" w:firstLine="0" w:firstLineChars="0"/>
+              <w:jc w:val="center"/>
+              <w:rPr>
+                <w:rFonts w:hint="eastAsia"/>
+                <w:sz w:val="21"/>
+                <w:szCs w:val="21"/>
+              </w:rPr>
+            </w:pPr>
+            <w:r>
+              <w:rPr>
+                <w:rFonts w:hint="eastAsia"/>
+                <w:lang w:val="en-US" w:eastAsia="zh-CN"/>
+              </w:rPr>
+              <w:t>0.1L空气中直径大于10um的颗粒物数量</w:t>
+            </w:r>
+          </w:p>
+        </w:tc>
+      </w:tr>
+      <w:tr>
+        <w:tblPrEx>
+          <w:tblBorders>
+            <w:top w:val="single" w:color="auto" w:sz="12" w:space="0"/>
+            <w:left w:val="none" w:color="auto" w:sz="0" w:space="0"/>
+            <w:bottom w:val="single" w:color="auto" w:sz="12" w:space="0"/>
+            <w:right w:val="none" w:color="auto" w:sz="0" w:space="0"/>
+            <w:insideH w:val="none" w:color="auto" w:sz="0" w:space="0"/>
+            <w:insideV w:val="none" w:color="auto" w:sz="0" w:space="0"/>
+          </w:tblBorders>
+          <w:tblCellMar>
+            <w:top w:w="0" w:type="dxa"/>
+            <w:left w:w="108" w:type="dxa"/>
+            <w:bottom w:w="0" w:type="dxa"/>
+            <w:right w:w="108" w:type="dxa"/>
+          </w:tblCellMar>
+        </w:tblPrEx>
+        <w:trPr>
+          <w:trHeight w:val="394" w:hRule="atLeast"/>
+          <w:jc w:val="center"/>
+        </w:trPr>
+        <w:tc>
+          <w:tcPr>
+            <w:tcW w:w="1517" w:type="dxa"/>
+            <w:tcBorders>
+              <w:tl2br w:val="nil"/>
+              <w:tr2bl w:val="nil"/>
+            </w:tcBorders>
+            <w:noWrap w:val="0"/>
+            <w:vAlign w:val="center"/>
+          </w:tcPr>
+          <w:p>
+            <w:pPr>
+              <w:keepNext w:val="0"/>
+              <w:keepLines w:val="0"/>
+              <w:suppressLineNumbers w:val="0"/>
+              <w:spacing w:before="0" w:beforeAutospacing="0" w:after="0" w:afterAutospacing="0"/>
+              <w:ind w:left="0" w:right="0" w:firstLine="0" w:firstLineChars="0"/>
+              <w:jc w:val="center"/>
+              <w:rPr>
+                <w:rFonts w:hint="default"/>
+                <w:sz w:val="21"/>
+                <w:szCs w:val="21"/>
+                <w:lang w:val="en-US" w:eastAsia="zh-CN"/>
+              </w:rPr>
+            </w:pPr>
+            <w:r>
+              <w:rPr>
+                <w:rFonts w:hint="eastAsia"/>
+                <w:sz w:val="21"/>
+                <w:szCs w:val="21"/>
+                <w:lang w:val="en-US" w:eastAsia="zh-CN"/>
+              </w:rPr>
+              <w:t>0x1B</w:t>
+            </w:r>
+          </w:p>
+        </w:tc>
+        <w:tc>
+          <w:tcPr>
+            <w:tcW w:w="2820" w:type="dxa"/>
+            <w:tcBorders>
+              <w:tl2br w:val="nil"/>
+              <w:tr2bl w:val="nil"/>
+            </w:tcBorders>
+            <w:shd w:val="clear"/>
+            <w:noWrap w:val="0"/>
+            <w:vAlign w:val="center"/>
+          </w:tcPr>
+          <w:p>
+            <w:pPr>
+              <w:keepNext w:val="0"/>
+              <w:keepLines w:val="0"/>
+              <w:suppressLineNumbers w:val="0"/>
+              <w:spacing w:before="0" w:beforeAutospacing="0" w:after="0" w:afterAutospacing="0"/>
+              <w:ind w:left="0" w:leftChars="0" w:right="0" w:rightChars="0" w:firstLine="0" w:firstLineChars="0"/>
+              <w:jc w:val="center"/>
+              <w:rPr>
+                <w:rFonts w:hint="eastAsia" w:ascii="Times New Roman" w:hAnsi="Times New Roman" w:eastAsia="宋体" w:cs="Times New Roman"/>
+                <w:kern w:val="2"/>
+                <w:sz w:val="21"/>
+                <w:szCs w:val="21"/>
+                <w:lang w:val="en-US" w:eastAsia="zh-CN" w:bidi="ar-SA"/>
+              </w:rPr>
+            </w:pPr>
+            <w:r>
+              <w:rPr>
+                <w:rFonts w:hint="eastAsia"/>
+                <w:sz w:val="21"/>
+                <w:szCs w:val="21"/>
+              </w:rPr>
+              <w:t>Data 1</w:t>
+            </w:r>
+            <w:r>
+              <w:rPr>
+                <w:rFonts w:hint="eastAsia"/>
+                <w:sz w:val="21"/>
+                <w:szCs w:val="21"/>
+                <w:lang w:val="en-US" w:eastAsia="zh-CN"/>
+              </w:rPr>
+              <w:t>2</w:t>
+            </w:r>
+            <w:r>
+              <w:rPr>
+                <w:rFonts w:hint="eastAsia"/>
+                <w:sz w:val="21"/>
+                <w:szCs w:val="21"/>
+              </w:rPr>
+              <w:t xml:space="preserve"> </w:t>
+            </w:r>
+            <w:r>
+              <w:rPr>
+                <w:rFonts w:hint="eastAsia"/>
+                <w:sz w:val="21"/>
+                <w:szCs w:val="21"/>
+                <w:lang w:val="en-US" w:eastAsia="zh-CN"/>
+              </w:rPr>
+              <w:t>low</w:t>
+            </w:r>
+            <w:r>
+              <w:rPr>
+                <w:rFonts w:hint="eastAsia"/>
+                <w:sz w:val="21"/>
+                <w:szCs w:val="21"/>
+              </w:rPr>
+              <w:t xml:space="preserve"> 8 bits</w:t>
+            </w:r>
+          </w:p>
+        </w:tc>
+        <w:tc>
+          <w:tcPr>
+            <w:tcW w:w="3518" w:type="dxa"/>
+            <w:vMerge w:val="continue"/>
+            <w:tcBorders>
+              <w:tl2br w:val="nil"/>
+              <w:tr2bl w:val="nil"/>
+            </w:tcBorders>
+            <w:noWrap w:val="0"/>
+            <w:vAlign w:val="center"/>
+          </w:tcPr>
+          <w:p>
+            <w:pPr>
+              <w:keepNext w:val="0"/>
+              <w:keepLines w:val="0"/>
+              <w:suppressLineNumbers w:val="0"/>
+              <w:spacing w:before="0" w:beforeAutospacing="0" w:after="0" w:afterAutospacing="0"/>
+              <w:ind w:left="0" w:right="0" w:firstLine="0" w:firstLineChars="0"/>
+              <w:jc w:val="center"/>
+              <w:rPr>
+                <w:rFonts w:hint="eastAsia"/>
+                <w:sz w:val="21"/>
+                <w:szCs w:val="21"/>
+              </w:rPr>
+            </w:pPr>
+          </w:p>
+        </w:tc>
+      </w:tr>
+      <w:tr>
+        <w:tblPrEx>
+          <w:tblBorders>
+            <w:top w:val="single" w:color="auto" w:sz="12" w:space="0"/>
+            <w:left w:val="none" w:color="auto" w:sz="0" w:space="0"/>
+            <w:bottom w:val="single" w:color="auto" w:sz="12" w:space="0"/>
+            <w:right w:val="none" w:color="auto" w:sz="0" w:space="0"/>
+            <w:insideH w:val="none" w:color="auto" w:sz="0" w:space="0"/>
+            <w:insideV w:val="none" w:color="auto" w:sz="0" w:space="0"/>
+          </w:tblBorders>
+          <w:tblCellMar>
+            <w:top w:w="0" w:type="dxa"/>
+            <w:left w:w="108" w:type="dxa"/>
+            <w:bottom w:w="0" w:type="dxa"/>
+            <w:right w:w="108" w:type="dxa"/>
+          </w:tblCellMar>
+        </w:tblPrEx>
+        <w:trPr>
+          <w:trHeight w:val="394" w:hRule="atLeast"/>
+          <w:jc w:val="center"/>
+        </w:trPr>
+        <w:tc>
+          <w:tcPr>
+            <w:tcW w:w="1517" w:type="dxa"/>
+            <w:tcBorders>
+              <w:tl2br w:val="nil"/>
+              <w:tr2bl w:val="nil"/>
+            </w:tcBorders>
+            <w:noWrap w:val="0"/>
+            <w:vAlign w:val="center"/>
+          </w:tcPr>
+          <w:p>
+            <w:pPr>
+              <w:keepNext w:val="0"/>
+              <w:keepLines w:val="0"/>
+              <w:suppressLineNumbers w:val="0"/>
+              <w:spacing w:before="0" w:beforeAutospacing="0" w:after="0" w:afterAutospacing="0"/>
+              <w:ind w:left="0" w:right="0" w:firstLine="0" w:firstLineChars="0"/>
+              <w:jc w:val="center"/>
+              <w:rPr>
+                <w:rFonts w:hint="default"/>
+                <w:sz w:val="21"/>
+                <w:szCs w:val="21"/>
+                <w:lang w:val="en-US" w:eastAsia="zh-CN"/>
+              </w:rPr>
+            </w:pPr>
+            <w:r>
+              <w:rPr>
+                <w:rFonts w:hint="eastAsia"/>
+                <w:sz w:val="21"/>
+                <w:szCs w:val="21"/>
+                <w:lang w:val="en-US" w:eastAsia="zh-CN"/>
+              </w:rPr>
+              <w:t>0x1C</w:t>
+            </w:r>
+          </w:p>
+        </w:tc>
+        <w:tc>
+          <w:tcPr>
+            <w:tcW w:w="2820" w:type="dxa"/>
+            <w:tcBorders>
+              <w:tl2br w:val="nil"/>
+              <w:tr2bl w:val="nil"/>
+            </w:tcBorders>
+            <w:shd w:val="clear"/>
+            <w:noWrap w:val="0"/>
+            <w:vAlign w:val="center"/>
+          </w:tcPr>
+          <w:p>
+            <w:pPr>
+              <w:keepNext w:val="0"/>
+              <w:keepLines w:val="0"/>
+              <w:suppressLineNumbers w:val="0"/>
+              <w:spacing w:before="0" w:beforeAutospacing="0" w:after="0" w:afterAutospacing="0"/>
+              <w:ind w:left="0" w:leftChars="0" w:right="0" w:rightChars="0" w:firstLine="0" w:firstLineChars="0"/>
+              <w:jc w:val="center"/>
+              <w:rPr>
+                <w:rFonts w:hint="eastAsia" w:ascii="Times New Roman" w:hAnsi="Times New Roman" w:eastAsia="宋体" w:cs="Times New Roman"/>
+                <w:kern w:val="2"/>
+                <w:sz w:val="21"/>
+                <w:szCs w:val="21"/>
+                <w:lang w:val="en-US" w:eastAsia="zh-CN" w:bidi="ar-SA"/>
+              </w:rPr>
+            </w:pPr>
+            <w:r>
+              <w:rPr>
+                <w:rFonts w:hint="eastAsia"/>
+                <w:sz w:val="21"/>
+                <w:szCs w:val="21"/>
+              </w:rPr>
+              <w:t>Data 1</w:t>
+            </w:r>
+            <w:r>
+              <w:rPr>
+                <w:rFonts w:hint="eastAsia"/>
+                <w:sz w:val="21"/>
+                <w:szCs w:val="21"/>
+                <w:lang w:val="en-US" w:eastAsia="zh-CN"/>
+              </w:rPr>
+              <w:t>3</w:t>
+            </w:r>
+            <w:r>
+              <w:rPr>
+                <w:rFonts w:hint="eastAsia"/>
+                <w:sz w:val="21"/>
+                <w:szCs w:val="21"/>
+              </w:rPr>
+              <w:t xml:space="preserve"> high 8 bits</w:t>
+            </w:r>
+          </w:p>
+        </w:tc>
+        <w:tc>
+          <w:tcPr>
+            <w:tcW w:w="3518" w:type="dxa"/>
+            <w:vMerge w:val="restart"/>
+            <w:tcBorders>
+              <w:tl2br w:val="nil"/>
+              <w:tr2bl w:val="nil"/>
+            </w:tcBorders>
+            <w:noWrap w:val="0"/>
+            <w:vAlign w:val="center"/>
+          </w:tcPr>
+          <w:p>
+            <w:pPr>
+              <w:keepNext w:val="0"/>
+              <w:keepLines w:val="0"/>
+              <w:suppressLineNumbers w:val="0"/>
+              <w:spacing w:before="0" w:beforeAutospacing="0" w:after="0" w:afterAutospacing="0"/>
+              <w:ind w:left="0" w:right="0" w:firstLine="0" w:firstLineChars="0"/>
+              <w:jc w:val="center"/>
+              <w:rPr>
+                <w:rFonts w:hint="eastAsia"/>
+                <w:sz w:val="21"/>
+                <w:szCs w:val="21"/>
+              </w:rPr>
+            </w:pPr>
+            <w:r>
+              <w:rPr>
+                <w:rFonts w:hint="eastAsia"/>
+                <w:sz w:val="21"/>
+                <w:szCs w:val="21"/>
+              </w:rPr>
+              <w:t>Reserved</w:t>
+            </w:r>
+          </w:p>
+        </w:tc>
+      </w:tr>
+      <w:tr>
+        <w:tblPrEx>
+          <w:tblBorders>
+            <w:top w:val="single" w:color="auto" w:sz="12" w:space="0"/>
+            <w:left w:val="none" w:color="auto" w:sz="0" w:space="0"/>
+            <w:bottom w:val="single" w:color="auto" w:sz="12" w:space="0"/>
+            <w:right w:val="none" w:color="auto" w:sz="0" w:space="0"/>
+            <w:insideH w:val="none" w:color="auto" w:sz="0" w:space="0"/>
+            <w:insideV w:val="none" w:color="auto" w:sz="0" w:space="0"/>
+          </w:tblBorders>
+          <w:tblCellMar>
+            <w:top w:w="0" w:type="dxa"/>
+            <w:left w:w="108" w:type="dxa"/>
+            <w:bottom w:w="0" w:type="dxa"/>
+            <w:right w:w="108" w:type="dxa"/>
+          </w:tblCellMar>
+        </w:tblPrEx>
+        <w:trPr>
+          <w:trHeight w:val="394" w:hRule="atLeast"/>
+          <w:jc w:val="center"/>
+        </w:trPr>
+        <w:tc>
+          <w:tcPr>
+            <w:tcW w:w="1517" w:type="dxa"/>
+            <w:tcBorders>
+              <w:tl2br w:val="nil"/>
+              <w:tr2bl w:val="nil"/>
+            </w:tcBorders>
+            <w:noWrap w:val="0"/>
+            <w:vAlign w:val="center"/>
+          </w:tcPr>
+          <w:p>
+            <w:pPr>
+              <w:keepNext w:val="0"/>
+              <w:keepLines w:val="0"/>
+              <w:suppressLineNumbers w:val="0"/>
+              <w:spacing w:before="0" w:beforeAutospacing="0" w:after="0" w:afterAutospacing="0"/>
+              <w:ind w:left="0" w:right="0" w:firstLine="0" w:firstLineChars="0"/>
+              <w:jc w:val="center"/>
+              <w:rPr>
+                <w:rFonts w:hint="default"/>
+                <w:sz w:val="21"/>
+                <w:szCs w:val="21"/>
+                <w:lang w:val="en-US" w:eastAsia="zh-CN"/>
+              </w:rPr>
+            </w:pPr>
+            <w:r>
+              <w:rPr>
+                <w:rFonts w:hint="eastAsia"/>
+                <w:sz w:val="21"/>
+                <w:szCs w:val="21"/>
+                <w:lang w:val="en-US" w:eastAsia="zh-CN"/>
+              </w:rPr>
+              <w:t>0x1D</w:t>
+            </w:r>
+          </w:p>
+        </w:tc>
+        <w:tc>
+          <w:tcPr>
+            <w:tcW w:w="2820" w:type="dxa"/>
+            <w:tcBorders>
+              <w:tl2br w:val="nil"/>
+              <w:tr2bl w:val="nil"/>
+            </w:tcBorders>
+            <w:shd w:val="clear"/>
+            <w:noWrap w:val="0"/>
+            <w:vAlign w:val="center"/>
+          </w:tcPr>
+          <w:p>
+            <w:pPr>
+              <w:keepNext w:val="0"/>
+              <w:keepLines w:val="0"/>
+              <w:suppressLineNumbers w:val="0"/>
+              <w:spacing w:before="0" w:beforeAutospacing="0" w:after="0" w:afterAutospacing="0"/>
+              <w:ind w:left="0" w:leftChars="0" w:right="0" w:rightChars="0" w:firstLine="0" w:firstLineChars="0"/>
+              <w:jc w:val="center"/>
+              <w:rPr>
+                <w:rFonts w:hint="eastAsia" w:ascii="Times New Roman" w:hAnsi="Times New Roman" w:eastAsia="宋体" w:cs="Times New Roman"/>
+                <w:kern w:val="2"/>
+                <w:sz w:val="21"/>
+                <w:szCs w:val="21"/>
+                <w:lang w:val="en-US" w:eastAsia="zh-CN" w:bidi="ar-SA"/>
+              </w:rPr>
+            </w:pPr>
+            <w:r>
+              <w:rPr>
+                <w:rFonts w:hint="eastAsia"/>
+                <w:sz w:val="21"/>
+                <w:szCs w:val="21"/>
+              </w:rPr>
+              <w:t>Data 1</w:t>
+            </w:r>
+            <w:r>
+              <w:rPr>
+                <w:rFonts w:hint="eastAsia"/>
+                <w:sz w:val="21"/>
+                <w:szCs w:val="21"/>
+                <w:lang w:val="en-US" w:eastAsia="zh-CN"/>
+              </w:rPr>
+              <w:t>3</w:t>
+            </w:r>
+            <w:r>
+              <w:rPr>
+                <w:rFonts w:hint="eastAsia"/>
+                <w:sz w:val="21"/>
+                <w:szCs w:val="21"/>
+              </w:rPr>
+              <w:t xml:space="preserve"> </w:t>
+            </w:r>
+            <w:r>
+              <w:rPr>
+                <w:rFonts w:hint="eastAsia"/>
+                <w:sz w:val="21"/>
+                <w:szCs w:val="21"/>
+                <w:lang w:val="en-US" w:eastAsia="zh-CN"/>
+              </w:rPr>
+              <w:t>low</w:t>
+            </w:r>
+            <w:r>
+              <w:rPr>
+                <w:rFonts w:hint="eastAsia"/>
+                <w:sz w:val="21"/>
+                <w:szCs w:val="21"/>
+              </w:rPr>
+              <w:t xml:space="preserve"> 8 bits</w:t>
+            </w:r>
+          </w:p>
+        </w:tc>
+        <w:tc>
+          <w:tcPr>
+            <w:tcW w:w="3518" w:type="dxa"/>
+            <w:vMerge w:val="continue"/>
+            <w:tcBorders>
+              <w:tl2br w:val="nil"/>
+              <w:tr2bl w:val="nil"/>
+            </w:tcBorders>
+            <w:noWrap w:val="0"/>
+            <w:vAlign w:val="center"/>
+          </w:tcPr>
+          <w:p>
+            <w:pPr>
+              <w:keepNext w:val="0"/>
+              <w:keepLines w:val="0"/>
+              <w:suppressLineNumbers w:val="0"/>
+              <w:spacing w:before="0" w:beforeAutospacing="0" w:after="0" w:afterAutospacing="0"/>
+              <w:ind w:left="0" w:right="0" w:firstLine="0" w:firstLineChars="0"/>
+              <w:jc w:val="center"/>
+              <w:rPr>
+                <w:rFonts w:hint="eastAsia"/>
+                <w:sz w:val="21"/>
+                <w:szCs w:val="21"/>
+              </w:rPr>
+            </w:pPr>
+          </w:p>
+        </w:tc>
+      </w:tr>
+      <w:tr>
+        <w:tblPrEx>
+          <w:tblBorders>
+            <w:top w:val="single" w:color="auto" w:sz="12" w:space="0"/>
+            <w:left w:val="none" w:color="auto" w:sz="0" w:space="0"/>
+            <w:bottom w:val="single" w:color="auto" w:sz="12" w:space="0"/>
+            <w:right w:val="none" w:color="auto" w:sz="0" w:space="0"/>
+            <w:insideH w:val="none" w:color="auto" w:sz="0" w:space="0"/>
+            <w:insideV w:val="none" w:color="auto" w:sz="0" w:space="0"/>
+          </w:tblBorders>
+          <w:tblCellMar>
+            <w:top w:w="0" w:type="dxa"/>
+            <w:left w:w="108" w:type="dxa"/>
+            <w:bottom w:w="0" w:type="dxa"/>
+            <w:right w:w="108" w:type="dxa"/>
+          </w:tblCellMar>
+        </w:tblPrEx>
+        <w:trPr>
+          <w:trHeight w:val="394" w:hRule="atLeast"/>
+          <w:jc w:val="center"/>
+        </w:trPr>
+        <w:tc>
+          <w:tcPr>
+            <w:tcW w:w="1517" w:type="dxa"/>
+            <w:tcBorders>
+              <w:tl2br w:val="nil"/>
+              <w:tr2bl w:val="nil"/>
+            </w:tcBorders>
+            <w:noWrap w:val="0"/>
+            <w:vAlign w:val="center"/>
+          </w:tcPr>
+          <w:p>
+            <w:pPr>
+              <w:keepNext w:val="0"/>
+              <w:keepLines w:val="0"/>
+              <w:suppressLineNumbers w:val="0"/>
+              <w:spacing w:before="0" w:beforeAutospacing="0" w:after="0" w:afterAutospacing="0"/>
+              <w:ind w:left="0" w:right="0" w:firstLine="0" w:firstLineChars="0"/>
+              <w:jc w:val="center"/>
+              <w:rPr>
+                <w:rFonts w:hint="default"/>
+                <w:sz w:val="21"/>
+                <w:szCs w:val="21"/>
+                <w:lang w:val="en-US" w:eastAsia="zh-CN"/>
+              </w:rPr>
+            </w:pPr>
+            <w:r>
+              <w:rPr>
+                <w:rFonts w:hint="eastAsia"/>
+                <w:sz w:val="21"/>
+                <w:szCs w:val="21"/>
+                <w:lang w:val="en-US" w:eastAsia="zh-CN"/>
+              </w:rPr>
+              <w:t>0x1E</w:t>
+            </w:r>
+          </w:p>
+        </w:tc>
+        <w:tc>
+          <w:tcPr>
+            <w:tcW w:w="2820" w:type="dxa"/>
+            <w:tcBorders>
+              <w:tl2br w:val="nil"/>
+              <w:tr2bl w:val="nil"/>
+            </w:tcBorders>
+            <w:noWrap w:val="0"/>
+            <w:vAlign w:val="center"/>
+          </w:tcPr>
+          <w:p>
+            <w:pPr>
+              <w:keepNext w:val="0"/>
+              <w:keepLines w:val="0"/>
+              <w:suppressLineNumbers w:val="0"/>
+              <w:spacing w:before="0" w:beforeAutospacing="0" w:after="0" w:afterAutospacing="0"/>
+              <w:ind w:left="0" w:right="0" w:firstLine="0" w:firstLineChars="0"/>
+              <w:jc w:val="center"/>
+              <w:rPr>
+                <w:rFonts w:hint="eastAsia"/>
+                <w:sz w:val="21"/>
+                <w:szCs w:val="21"/>
+              </w:rPr>
+            </w:pPr>
+            <w:r>
+              <w:rPr>
+                <w:rFonts w:hint="eastAsia"/>
+                <w:sz w:val="21"/>
+                <w:szCs w:val="21"/>
+              </w:rPr>
+              <w:t>Data and check high 8 bits</w:t>
+            </w:r>
+          </w:p>
+        </w:tc>
+        <w:tc>
+          <w:tcPr>
+            <w:tcW w:w="3518" w:type="dxa"/>
+            <w:vMerge w:val="restart"/>
+            <w:tcBorders>
+              <w:tl2br w:val="nil"/>
+              <w:tr2bl w:val="nil"/>
+            </w:tcBorders>
+            <w:noWrap w:val="0"/>
+            <w:vAlign w:val="center"/>
+          </w:tcPr>
+          <w:p>
+            <w:pPr>
+              <w:keepNext w:val="0"/>
+              <w:keepLines w:val="0"/>
+              <w:suppressLineNumbers w:val="0"/>
+              <w:spacing w:before="0" w:beforeAutospacing="0" w:after="0" w:afterAutospacing="0"/>
+              <w:ind w:left="0" w:right="0" w:firstLine="0" w:firstLineChars="0"/>
+              <w:jc w:val="center"/>
+              <w:rPr>
+                <w:rFonts w:hint="default" w:eastAsia="宋体"/>
+                <w:sz w:val="21"/>
+                <w:szCs w:val="21"/>
+                <w:lang w:val="en-US" w:eastAsia="zh-CN"/>
+              </w:rPr>
+            </w:pPr>
+            <w:r>
+              <w:rPr>
+                <w:rFonts w:hint="eastAsia"/>
+                <w:sz w:val="21"/>
+                <w:szCs w:val="21"/>
+                <w:lang w:val="en-US" w:eastAsia="zh-CN"/>
+              </w:rPr>
+              <w:t>校验数据</w:t>
+            </w:r>
+          </w:p>
+        </w:tc>
+      </w:tr>
+      <w:tr>
+        <w:tblPrEx>
+          <w:tblBorders>
+            <w:top w:val="single" w:color="auto" w:sz="12" w:space="0"/>
+            <w:left w:val="none" w:color="auto" w:sz="0" w:space="0"/>
+            <w:bottom w:val="single" w:color="auto" w:sz="12" w:space="0"/>
+            <w:right w:val="none" w:color="auto" w:sz="0" w:space="0"/>
+            <w:insideH w:val="none" w:color="auto" w:sz="0" w:space="0"/>
+            <w:insideV w:val="none" w:color="auto" w:sz="0" w:space="0"/>
+          </w:tblBorders>
+          <w:tblCellMar>
+            <w:top w:w="0" w:type="dxa"/>
+            <w:left w:w="108" w:type="dxa"/>
+            <w:bottom w:w="0" w:type="dxa"/>
+            <w:right w:w="108" w:type="dxa"/>
+          </w:tblCellMar>
+        </w:tblPrEx>
+        <w:trPr>
+          <w:trHeight w:val="394" w:hRule="atLeast"/>
+          <w:jc w:val="center"/>
+        </w:trPr>
+        <w:tc>
+          <w:tcPr>
+            <w:tcW w:w="1517" w:type="dxa"/>
+            <w:tcBorders>
+              <w:tl2br w:val="nil"/>
+              <w:tr2bl w:val="nil"/>
+            </w:tcBorders>
+            <w:noWrap w:val="0"/>
+            <w:vAlign w:val="center"/>
+          </w:tcPr>
+          <w:p>
+            <w:pPr>
+              <w:keepNext w:val="0"/>
+              <w:keepLines w:val="0"/>
+              <w:suppressLineNumbers w:val="0"/>
+              <w:spacing w:before="0" w:beforeAutospacing="0" w:after="0" w:afterAutospacing="0"/>
+              <w:ind w:left="0" w:right="0" w:firstLine="0" w:firstLineChars="0"/>
+              <w:jc w:val="center"/>
+              <w:rPr>
+                <w:rFonts w:hint="default"/>
+                <w:sz w:val="21"/>
+                <w:szCs w:val="21"/>
+                <w:lang w:val="en-US" w:eastAsia="zh-CN"/>
+              </w:rPr>
+            </w:pPr>
+            <w:r>
+              <w:rPr>
+                <w:rFonts w:hint="eastAsia"/>
+                <w:sz w:val="21"/>
+                <w:szCs w:val="21"/>
+                <w:lang w:val="en-US" w:eastAsia="zh-CN"/>
+              </w:rPr>
+              <w:t>0x1F</w:t>
+            </w:r>
+          </w:p>
+        </w:tc>
+        <w:tc>
+          <w:tcPr>
+            <w:tcW w:w="2820" w:type="dxa"/>
+            <w:tcBorders>
+              <w:tl2br w:val="nil"/>
+              <w:tr2bl w:val="nil"/>
+            </w:tcBorders>
+            <w:shd w:val="clear"/>
+            <w:noWrap w:val="0"/>
+            <w:vAlign w:val="center"/>
+          </w:tcPr>
+          <w:p>
+            <w:pPr>
+              <w:keepNext w:val="0"/>
+              <w:keepLines w:val="0"/>
+              <w:suppressLineNumbers w:val="0"/>
+              <w:spacing w:before="0" w:beforeAutospacing="0" w:after="0" w:afterAutospacing="0"/>
+              <w:ind w:left="0" w:leftChars="0" w:right="0" w:rightChars="0" w:firstLine="0" w:firstLineChars="0"/>
+              <w:jc w:val="center"/>
+              <w:rPr>
+                <w:rFonts w:hint="eastAsia" w:ascii="Times New Roman" w:hAnsi="Times New Roman" w:eastAsia="宋体" w:cs="Times New Roman"/>
+                <w:kern w:val="2"/>
+                <w:sz w:val="21"/>
+                <w:szCs w:val="21"/>
+                <w:lang w:val="en-US" w:eastAsia="zh-CN" w:bidi="ar-SA"/>
+              </w:rPr>
+            </w:pPr>
+            <w:r>
+              <w:rPr>
+                <w:rFonts w:hint="eastAsia"/>
+                <w:sz w:val="21"/>
+                <w:szCs w:val="21"/>
+              </w:rPr>
+              <w:t xml:space="preserve">Data and check </w:t>
+            </w:r>
+            <w:r>
+              <w:rPr>
+                <w:rFonts w:hint="eastAsia"/>
+                <w:sz w:val="21"/>
+                <w:szCs w:val="21"/>
+                <w:lang w:val="en-US" w:eastAsia="zh-CN"/>
+              </w:rPr>
+              <w:t>low</w:t>
+            </w:r>
+            <w:r>
+              <w:rPr>
+                <w:rFonts w:hint="eastAsia"/>
+                <w:sz w:val="21"/>
+                <w:szCs w:val="21"/>
+              </w:rPr>
+              <w:t xml:space="preserve"> 8 bits</w:t>
+            </w:r>
+          </w:p>
+        </w:tc>
+        <w:tc>
+          <w:tcPr>
+            <w:tcW w:w="3518" w:type="dxa"/>
+            <w:vMerge w:val="continue"/>
+            <w:tcBorders>
+              <w:tl2br w:val="nil"/>
+              <w:tr2bl w:val="nil"/>
+            </w:tcBorders>
+            <w:noWrap w:val="0"/>
+            <w:vAlign w:val="center"/>
+          </w:tcPr>
+          <w:p>
+            <w:pPr>
+              <w:keepNext w:val="0"/>
+              <w:keepLines w:val="0"/>
+              <w:suppressLineNumbers w:val="0"/>
+              <w:spacing w:before="0" w:beforeAutospacing="0" w:after="0" w:afterAutospacing="0"/>
+              <w:ind w:left="0" w:right="0" w:firstLine="0" w:firstLineChars="0"/>
+              <w:jc w:val="center"/>
+              <w:rPr>
+                <w:rFonts w:hint="eastAsia"/>
+                <w:sz w:val="21"/>
+                <w:szCs w:val="21"/>
+              </w:rPr>
+            </w:pPr>
+          </w:p>
+        </w:tc>
+      </w:tr>
+    </w:tbl>
+    <w:p>
+      <w:pPr>
+        <w:bidi w:val="0"/>
+        <w:rPr>
+          <w:rFonts w:hint="eastAsia"/>
+          <w:lang w:val="en-US" w:eastAsia="zh-CN"/>
+        </w:rPr>
+      </w:pPr>
+      <w:r>
+        <w:rPr>
+          <w:rFonts w:hint="eastAsia"/>
+          <w:lang w:val="en-US" w:eastAsia="zh-CN"/>
+        </w:rPr>
+        <w:t>0x1E和0x1F寄存器作为校验数据使用，用于确定寄存器内的数据是否完整且正确，用法：Check code=Start character1+Start character2+……..+data 13 Low 8 bits即0x00到0x1D的值相加等于校验数据。PMS7003i的数据获取函数（GetPMS7003IData(int *data)）的流程如图4.9所示。</w:t>
+      </w:r>
+    </w:p>
+    <w:p>
+      <w:pPr>
+        <w:pStyle w:val="2"/>
+        <w:ind w:left="0" w:leftChars="0" w:firstLine="0" w:firstLineChars="0"/>
+        <w:jc w:val="center"/>
+      </w:pPr>
+      <w:r>
+        <w:drawing>
+          <wp:inline distT="0" distB="0" distL="114300" distR="114300">
+            <wp:extent cx="3173095" cy="3985895"/>
+            <wp:effectExtent l="0" t="0" r="8255" b="14605"/>
+            <wp:docPr id="46" name="图片 7"/>
+            <wp:cNvGraphicFramePr>
+              <a:graphicFrameLocks xmlns:a="http://schemas.openxmlformats.org/drawingml/2006/main" noChangeAspect="1"/>
+            </wp:cNvGraphicFramePr>
+            <a:graphic xmlns:a="http://schemas.openxmlformats.org/drawingml/2006/main">
+              <a:graphicData uri="http://schemas.openxmlformats.org/drawingml/2006/picture">
+                <pic:pic xmlns:pic="http://schemas.openxmlformats.org/drawingml/2006/picture">
+                  <pic:nvPicPr>
+                    <pic:cNvPr id="46" name="图片 7"/>
+                    <pic:cNvPicPr>
+                      <a:picLocks noChangeAspect="1"/>
+                    </pic:cNvPicPr>
+                  </pic:nvPicPr>
+                  <pic:blipFill>
+                    <a:blip r:embed="rId54"/>
+                    <a:stretch>
+                      <a:fillRect/>
+                    </a:stretch>
+                  </pic:blipFill>
+                  <pic:spPr>
+                    <a:xfrm>
+                      <a:off x="0" y="0"/>
+                      <a:ext cx="3173095" cy="3985895"/>
+                    </a:xfrm>
+                    <a:prstGeom prst="rect">
+                      <a:avLst/>
+                    </a:prstGeom>
+                    <a:noFill/>
+                    <a:ln>
+                      <a:noFill/>
+                    </a:ln>
+                  </pic:spPr>
+                </pic:pic>
+              </a:graphicData>
+            </a:graphic>
+          </wp:inline>
+        </w:drawing>
+      </w:r>
+    </w:p>
+    <w:p>
+      <w:pPr>
+        <w:pStyle w:val="28"/>
+        <w:bidi w:val="0"/>
+        <w:rPr>
+          <w:rFonts w:hint="default"/>
+          <w:lang w:val="en-US" w:eastAsia="zh-CN"/>
+        </w:rPr>
+      </w:pPr>
+      <w:r>
+        <w:rPr>
+          <w:rFonts w:hint="eastAsia"/>
+          <w:lang w:val="en-US" w:eastAsia="zh-CN"/>
+        </w:rPr>
+        <w:t>图4.9 PMS7003i 获取数据流程图</w:t>
+      </w:r>
+    </w:p>
+    <w:p>
+      <w:pPr>
+        <w:pStyle w:val="5"/>
+        <w:bidi w:val="0"/>
+        <w:rPr>
+          <w:rFonts w:hint="eastAsia"/>
+          <w:lang w:val="en-US" w:eastAsia="zh-CN"/>
+        </w:rPr>
+      </w:pPr>
+      <w:r>
+        <w:rPr>
+          <w:rFonts w:hint="eastAsia"/>
+          <w:lang w:val="en-US" w:eastAsia="zh-CN"/>
+        </w:rPr>
+        <w:t>4.1.5 SC8二氧化碳传感器程序设计</w:t>
+      </w:r>
+    </w:p>
+    <w:p>
+      <w:pPr>
+        <w:bidi w:val="0"/>
+        <w:rPr>
+          <w:rFonts w:hint="eastAsia"/>
+          <w:lang w:val="en-US" w:eastAsia="zh-CN"/>
+        </w:rPr>
+      </w:pPr>
+      <w:r>
+        <w:rPr>
+          <w:rFonts w:hint="eastAsia"/>
+          <w:lang w:val="en-US" w:eastAsia="zh-CN"/>
+        </w:rPr>
+        <w:t>SC8-CO2-5K提供UART串口和PWM信号两种数据通讯方式，本设计采用PWM信号的方式对SC8的二氧化碳数据进行读取。SC8的PWM信号传输格式如图4.10所示。</w:t>
+      </w:r>
+    </w:p>
+    <w:p>
+      <w:pPr>
+        <w:pStyle w:val="2"/>
+        <w:ind w:left="0" w:leftChars="0" w:firstLine="0" w:firstLineChars="0"/>
+        <w:jc w:val="center"/>
+      </w:pPr>
+      <w:r>
+        <w:drawing>
+          <wp:inline distT="0" distB="0" distL="114300" distR="114300">
+            <wp:extent cx="5400675" cy="2343150"/>
+            <wp:effectExtent l="0" t="0" r="9525" b="0"/>
+            <wp:docPr id="47" name="图片 8"/>
+            <wp:cNvGraphicFramePr>
+              <a:graphicFrameLocks xmlns:a="http://schemas.openxmlformats.org/drawingml/2006/main" noChangeAspect="1"/>
+            </wp:cNvGraphicFramePr>
+            <a:graphic xmlns:a="http://schemas.openxmlformats.org/drawingml/2006/main">
+              <a:graphicData uri="http://schemas.openxmlformats.org/drawingml/2006/picture">
+                <pic:pic xmlns:pic="http://schemas.openxmlformats.org/drawingml/2006/picture">
+                  <pic:nvPicPr>
+                    <pic:cNvPr id="47" name="图片 8"/>
+                    <pic:cNvPicPr>
+                      <a:picLocks noChangeAspect="1"/>
+                    </pic:cNvPicPr>
+                  </pic:nvPicPr>
+                  <pic:blipFill>
+                    <a:blip r:embed="rId55"/>
+                    <a:stretch>
+                      <a:fillRect/>
+                    </a:stretch>
+                  </pic:blipFill>
+                  <pic:spPr>
+                    <a:xfrm>
+                      <a:off x="0" y="0"/>
+                      <a:ext cx="5400675" cy="2343150"/>
+                    </a:xfrm>
+                    <a:prstGeom prst="rect">
+                      <a:avLst/>
+                    </a:prstGeom>
+                    <a:noFill/>
+                    <a:ln>
+                      <a:noFill/>
+                    </a:ln>
+                  </pic:spPr>
+                </pic:pic>
+              </a:graphicData>
+            </a:graphic>
+          </wp:inline>
+        </w:drawing>
+      </w:r>
+    </w:p>
+    <w:p>
+      <w:pPr>
+        <w:pStyle w:val="28"/>
+        <w:bidi w:val="0"/>
+        <w:rPr>
+          <w:rFonts w:hint="eastAsia"/>
+          <w:lang w:val="en-US" w:eastAsia="zh-CN"/>
+        </w:rPr>
+      </w:pPr>
+      <w:r>
+        <w:rPr>
+          <w:rFonts w:hint="eastAsia"/>
+          <w:lang w:val="en-US" w:eastAsia="zh-CN"/>
+        </w:rPr>
+        <w:t>图4.10 SC8二氧化碳传感器PWM信号格式</w:t>
+      </w:r>
+    </w:p>
+    <w:p>
+      <w:pPr>
+        <w:bidi w:val="0"/>
+        <w:jc w:val="right"/>
+        <w:rPr>
+          <w:rFonts w:hint="default"/>
+          <w:lang w:val="en-US" w:eastAsia="zh-CN"/>
+        </w:rPr>
+      </w:pPr>
+      <w:r>
+        <w:rPr>
+          <w:rFonts w:hint="eastAsia"/>
+          <w:position w:val="-14"/>
+          <w:lang w:val="en-US" w:eastAsia="zh-CN"/>
+        </w:rPr>
+        <w:object>
+          <v:shape id="_x0000_i1033" o:spt="75" type="#_x0000_t75" style="height:19pt;width:100pt;" o:ole="t" filled="f" o:preferrelative="t" stroked="f" coordsize="21600,21600">
+            <v:fill on="f" focussize="0,0"/>
+            <v:stroke on="f"/>
+            <v:imagedata r:id="rId57" o:title=""/>
+            <o:lock v:ext="edit" aspectratio="t"/>
+            <w10:wrap type="none"/>
+            <w10:anchorlock/>
+          </v:shape>
+          <o:OLEObject Type="Embed" ProgID="Equation.KSEE3" ShapeID="_x0000_i1033" DrawAspect="Content" ObjectID="_1468075727" r:id="rId56">
+            <o:LockedField>false</o:LockedField>
+          </o:OLEObject>
+        </w:object>
+      </w:r>
+      <w:r>
+        <w:rPr>
+          <w:rFonts w:hint="eastAsia"/>
+          <w:lang w:val="en-US" w:eastAsia="zh-CN"/>
+        </w:rPr>
+        <w:t xml:space="preserve">                     (4-3)</w:t>
+      </w:r>
+    </w:p>
+    <w:p>
+      <w:pPr>
+        <w:bidi w:val="0"/>
+        <w:rPr>
+          <w:rFonts w:hint="default"/>
+          <w:vertAlign w:val="baseline"/>
+          <w:lang w:val="en-US" w:eastAsia="zh-CN"/>
+        </w:rPr>
+      </w:pPr>
+      <w:r>
+        <w:rPr>
+          <w:rFonts w:hint="eastAsia"/>
+          <w:lang w:val="en-US" w:eastAsia="zh-CN"/>
+        </w:rPr>
+        <w:t>数据传输遵循公式（4-3），由图4.10可知每个数据帧长度为1004ms切数据帧结束会有一个至少为2ms的低电平信号，在读取PWM数据前需要对SC8连接ESP32-S3的引脚进行初始化使用pinMode(SC8_PWM_PIN, INPUT);将引脚设置为输入模式，之后通过GetSC8Data(float *WidthVal) 函数通过指针将二氧化碳浓度数据传递出来。GetSC8Data(float *WidthVal) 函数通过等待低电平来做好对数据帧接受的准备，通过Arduino框架内置的micros()函数来获取程序运行以来的微秒级时间戳，检测到高电平时开始记录高电平持续的时间和低电平持续的时间（单位：微秒），之后带入公式（4-3）从而获得二氧化碳浓度值。由于该函数使用大量的循环等待，所以需要为超时做跳出处理以防止程序卡死，GetSC8Data(float *WidthVal)具体工作流程如图4.11所示。</w:t>
+      </w:r>
+    </w:p>
+    <w:p>
+      <w:pPr>
+        <w:pStyle w:val="5"/>
+        <w:bidi w:val="0"/>
+        <w:rPr>
+          <w:rFonts w:hint="eastAsia"/>
+          <w:lang w:val="en-US" w:eastAsia="zh-CN"/>
+        </w:rPr>
+      </w:pPr>
+      <w:r>
+        <w:rPr>
+          <w:rFonts w:hint="eastAsia"/>
+          <w:lang w:val="en-US" w:eastAsia="zh-CN"/>
+        </w:rPr>
+        <w:t>4.1.6 WZ-S甲醛传感器程序设计</w:t>
+      </w:r>
+    </w:p>
+    <w:p>
+      <w:pPr>
+        <w:pStyle w:val="5"/>
+        <w:bidi w:val="0"/>
+        <w:rPr>
+          <w:rFonts w:hint="default"/>
+          <w:lang w:val="en-US" w:eastAsia="zh-CN"/>
+        </w:rPr>
+      </w:pPr>
+      <w:r>
+        <w:rPr>
+          <w:rFonts w:hint="eastAsia"/>
+          <w:lang w:val="en-US" w:eastAsia="zh-CN"/>
+        </w:rPr>
+        <w:t>4.1.7 AGS10 TVOC传感器程序设计</w:t>
+      </w:r>
+    </w:p>
+    <w:p>
+      <w:pPr>
+        <w:pStyle w:val="5"/>
+        <w:bidi w:val="0"/>
+        <w:rPr>
+          <w:rFonts w:hint="eastAsia"/>
+          <w:lang w:val="en-US" w:eastAsia="zh-CN"/>
+        </w:rPr>
+      </w:pPr>
+      <w:r>
+        <w:rPr>
+          <w:rFonts w:hint="eastAsia"/>
+          <w:lang w:val="en-US" w:eastAsia="zh-CN"/>
+        </w:rPr>
+        <w:t>4.1.8 墨水屏显示器程序设计</w:t>
+      </w:r>
+    </w:p>
+    <w:p>
+      <w:pPr>
+        <w:pStyle w:val="5"/>
+        <w:bidi w:val="0"/>
+        <w:rPr>
+          <w:rFonts w:hint="eastAsia"/>
+          <w:lang w:val="en-US" w:eastAsia="zh-CN"/>
+        </w:rPr>
+      </w:pPr>
+      <w:r>
+        <w:rPr>
+          <w:rFonts w:hint="eastAsia"/>
+          <w:lang w:val="en-US" w:eastAsia="zh-CN"/>
+        </w:rPr>
+        <w:t>4.1.9 WiFi任务程序设计</w:t>
+      </w:r>
+    </w:p>
+    <w:p>
+      <w:pPr>
+        <w:ind w:left="0" w:leftChars="0" w:firstLine="0" w:firstLineChars="0"/>
+        <w:rPr>
+          <w:rFonts w:hint="default"/>
+          <w:lang w:val="en-US" w:eastAsia="zh-CN"/>
+        </w:rPr>
+      </w:pPr>
+    </w:p>
+    <w:p>
+      <w:pPr>
+        <w:bidi w:val="0"/>
+        <w:rPr>
+          <w:rFonts w:hint="default"/>
+          <w:lang w:val="en-US" w:eastAsia="zh-CN"/>
+        </w:rPr>
+      </w:pPr>
+    </w:p>
+    <w:p>
+      <w:pPr>
+        <w:pStyle w:val="2"/>
+        <w:numPr>
+          <w:ilvl w:val="0"/>
+          <w:numId w:val="0"/>
+        </w:numPr>
+        <w:rPr>
+          <w:rFonts w:hint="default"/>
+          <w:lang w:val="en-US" w:eastAsia="zh-CN"/>
+        </w:rPr>
+      </w:pPr>
+    </w:p>
+    <w:p>
+      <w:pPr>
+        <w:pStyle w:val="3"/>
+        <w:bidi w:val="0"/>
+        <w:rPr>
+          <w:rFonts w:hint="default"/>
+          <w:lang w:val="en-US" w:eastAsia="zh-CN"/>
+        </w:rPr>
+      </w:pPr>
+      <w:r>
+        <w:rPr>
+          <w:rFonts w:hint="eastAsia"/>
+          <w:lang w:val="en-US" w:eastAsia="zh-CN"/>
+        </w:rPr>
+        <w:br w:type="page"/>
+      </w:r>
+      <w:bookmarkStart w:id="51" w:name="_Toc13149"/>
+      <w:r>
+        <w:rPr>
+          <w:rFonts w:hint="eastAsia"/>
+          <w:lang w:val="en-US" w:eastAsia="zh-CN"/>
+        </w:rPr>
+        <w:t>第5章 系统配置与测试</w:t>
+      </w:r>
+      <w:bookmarkEnd w:id="51"/>
+    </w:p>
+    <w:p>
+      <w:pPr>
+        <w:pStyle w:val="4"/>
+        <w:bidi w:val="0"/>
+        <w:rPr>
+          <w:rFonts w:hint="default"/>
+          <w:lang w:val="en-US" w:eastAsia="zh-CN"/>
+        </w:rPr>
+      </w:pPr>
+      <w:bookmarkStart w:id="52" w:name="_Toc4643"/>
+      <w:r>
+        <w:rPr>
+          <w:rFonts w:hint="eastAsia"/>
+          <w:lang w:val="en-US" w:eastAsia="zh-CN"/>
+        </w:rPr>
+        <w:t>5.1 是量雷鸣</w:t>
+      </w:r>
+      <w:bookmarkEnd w:id="52"/>
+    </w:p>
+    <w:p>
+      <w:pPr>
+        <w:bidi w:val="0"/>
+        <w:rPr>
+          <w:rFonts w:hint="default"/>
+          <w:lang w:val="en-US" w:eastAsia="zh-CN"/>
+        </w:rPr>
+      </w:pPr>
+    </w:p>
+    <w:p>
+      <w:pPr>
+        <w:pStyle w:val="3"/>
+        <w:bidi w:val="0"/>
+        <w:rPr>
+          <w:rFonts w:hint="default"/>
+          <w:lang w:val="en-US" w:eastAsia="zh-CN"/>
+        </w:rPr>
+      </w:pPr>
+      <w:r>
+        <w:rPr>
+          <w:rFonts w:hint="eastAsia"/>
+          <w:lang w:val="en-US" w:eastAsia="zh-CN"/>
+        </w:rPr>
+        <w:br w:type="page"/>
+      </w:r>
+      <w:bookmarkStart w:id="53" w:name="_Toc31377"/>
+      <w:r>
+        <w:rPr>
+          <w:rFonts w:hint="eastAsia"/>
+          <w:lang w:val="en-US" w:eastAsia="zh-CN"/>
+        </w:rPr>
+        <w:t>第6章 总结与展望</w:t>
+      </w:r>
+      <w:bookmarkEnd w:id="53"/>
+    </w:p>
+    <w:p>
+      <w:pPr>
+        <w:pStyle w:val="4"/>
+        <w:bidi w:val="0"/>
+        <w:rPr>
+          <w:rFonts w:hint="default"/>
+          <w:lang w:val="en-US" w:eastAsia="zh-CN"/>
+        </w:rPr>
+      </w:pPr>
+      <w:bookmarkStart w:id="54" w:name="_Toc17078"/>
+      <w:r>
+        <w:rPr>
+          <w:rFonts w:hint="eastAsia"/>
+          <w:lang w:val="en-US" w:eastAsia="zh-CN"/>
+        </w:rPr>
+        <w:t>6.1 是量雷鸣</w:t>
+      </w:r>
+      <w:bookmarkEnd w:id="54"/>
+    </w:p>
+    <w:p>
+      <w:pPr>
+        <w:bidi w:val="0"/>
+        <w:rPr>
+          <w:rFonts w:hint="eastAsia"/>
+          <w:lang w:val="en-US" w:eastAsia="zh-CN"/>
+        </w:rPr>
+      </w:pPr>
+      <w:r>
+        <w:rPr>
+          <w:rFonts w:hint="eastAsia"/>
+          <w:lang w:val="en-US" w:eastAsia="zh-CN"/>
+        </w:rPr>
+        <w:t>在经后盾</w:t>
+      </w:r>
+    </w:p>
+    <w:p>
+      <w:pPr>
+        <w:pStyle w:val="2"/>
+        <w:rPr>
+          <w:rFonts w:hint="eastAsia"/>
+          <w:lang w:val="en-US" w:eastAsia="zh-CN"/>
+        </w:rPr>
+      </w:pPr>
+    </w:p>
+    <w:p>
+      <w:pPr>
+        <w:pStyle w:val="2"/>
+        <w:rPr>
+          <w:rFonts w:hint="eastAsia"/>
+          <w:lang w:val="en-US" w:eastAsia="zh-CN"/>
+        </w:rPr>
+      </w:pPr>
+    </w:p>
+    <w:p>
+      <w:pPr>
+        <w:pStyle w:val="2"/>
+        <w:rPr>
+          <w:rFonts w:hint="eastAsia"/>
+          <w:lang w:val="en-US" w:eastAsia="zh-CN"/>
+        </w:rPr>
+      </w:pPr>
+    </w:p>
+    <w:p>
+      <w:pPr>
+        <w:pStyle w:val="2"/>
+        <w:rPr>
+          <w:rFonts w:hint="eastAsia"/>
+          <w:lang w:val="en-US" w:eastAsia="zh-CN"/>
+        </w:rPr>
+      </w:pPr>
+    </w:p>
+    <w:p>
+      <w:pPr>
+        <w:pStyle w:val="2"/>
+        <w:rPr>
+          <w:rFonts w:hint="eastAsia"/>
+          <w:lang w:val="en-US" w:eastAsia="zh-CN"/>
+        </w:rPr>
+      </w:pPr>
+    </w:p>
+    <w:p>
+      <w:pPr>
+        <w:pStyle w:val="2"/>
+        <w:rPr>
+          <w:rFonts w:hint="eastAsia"/>
+          <w:lang w:val="en-US" w:eastAsia="zh-CN"/>
+        </w:rPr>
+      </w:pPr>
+    </w:p>
+    <w:p>
+      <w:pPr>
+        <w:bidi w:val="0"/>
+        <w:rPr>
+          <w:rFonts w:hint="default"/>
+          <w:lang w:val="en-US" w:eastAsia="zh-CN"/>
+        </w:rPr>
+      </w:pPr>
+    </w:p>
+    <w:p>
+      <w:pPr>
+        <w:bidi w:val="0"/>
+        <w:rPr>
+          <w:rFonts w:hint="default"/>
+          <w:lang w:val="en-US" w:eastAsia="zh-CN"/>
+        </w:rPr>
+      </w:pPr>
+    </w:p>
+    <w:p>
+      <w:pPr>
+        <w:pStyle w:val="3"/>
+        <w:bidi w:val="0"/>
+      </w:pPr>
+      <w:r>
+        <w:rPr>
+          <w:rFonts w:hint="eastAsia"/>
+          <w:lang w:val="en-US" w:eastAsia="zh-CN"/>
+        </w:rPr>
+        <w:br w:type="page"/>
+      </w:r>
+      <w:bookmarkStart w:id="55" w:name="_Toc30441"/>
+      <w:r>
+        <w:t>结  论</w:t>
+      </w:r>
+      <w:bookmarkEnd w:id="55"/>
+    </w:p>
+    <w:p>
+      <w:pPr>
+        <w:ind w:firstLine="519"/>
+      </w:pPr>
+      <w:r>
+        <w:t>智</w:t>
+      </w:r>
+      <w:bookmarkEnd w:id="30"/>
+      <w:bookmarkEnd w:id="31"/>
+      <w:r>
+        <w:rPr>
+          <w:rFonts w:hint="eastAsia"/>
+        </w:rPr>
+        <w:t>能手机是现代人必不可少的电子产品，有不少智能手机后盖的材质是塑料制品，本次塑料模具设计，全面考虑了塑料成型性能，模具结构特点，注射工艺参数，塑件表面粗糙度以及制造精度等，在理论分析和数据计算生产操作上论证该设计是合理可行地.并且，通过这次设计，我了解了注射模设计简况，熟悉了注射设备，基本掌握了注射成型地一般原理。智能手机后盖注塑模具设计中，具有生产效率高，节约原材料，成本低廉，保证质量的一系列优点，能够在厂房内大批量生产，保证产品的供应。</w:t>
+      </w:r>
+    </w:p>
+    <w:tbl>
+      <w:tblPr>
+        <w:tblStyle w:val="14"/>
+        <w:tblW w:w="0" w:type="auto"/>
+        <w:jc w:val="center"/>
+        <w:tblBorders>
+          <w:top w:val="single" w:color="auto" w:sz="12" w:space="0"/>
+          <w:left w:val="none" w:color="auto" w:sz="0" w:space="0"/>
+          <w:bottom w:val="single" w:color="auto" w:sz="12" w:space="0"/>
+          <w:right w:val="none" w:color="auto" w:sz="0" w:space="0"/>
+          <w:insideH w:val="none" w:color="auto" w:sz="0" w:space="0"/>
+          <w:insideV w:val="none" w:color="auto" w:sz="0" w:space="0"/>
+        </w:tblBorders>
+        <w:tblLayout w:type="fixed"/>
+        <w:tblCellMar>
+          <w:top w:w="0" w:type="dxa"/>
+          <w:left w:w="108" w:type="dxa"/>
+          <w:bottom w:w="0" w:type="dxa"/>
+          <w:right w:w="108" w:type="dxa"/>
+        </w:tblCellMar>
+      </w:tblPr>
+      <w:tblGrid>
+        <w:gridCol w:w="4282"/>
+        <w:gridCol w:w="4377"/>
+      </w:tblGrid>
+      <w:tr>
+        <w:tblPrEx>
+          <w:tblBorders>
+            <w:top w:val="single" w:color="auto" w:sz="12" w:space="0"/>
+            <w:left w:val="none" w:color="auto" w:sz="0" w:space="0"/>
+            <w:bottom w:val="single" w:color="auto" w:sz="12" w:space="0"/>
+            <w:right w:val="none" w:color="auto" w:sz="0" w:space="0"/>
+            <w:insideH w:val="none" w:color="auto" w:sz="0" w:space="0"/>
+            <w:insideV w:val="none" w:color="auto" w:sz="0" w:space="0"/>
+          </w:tblBorders>
+          <w:tblCellMar>
+            <w:top w:w="0" w:type="dxa"/>
+            <w:left w:w="108" w:type="dxa"/>
+            <w:bottom w:w="0" w:type="dxa"/>
+            <w:right w:w="108" w:type="dxa"/>
+          </w:tblCellMar>
+        </w:tblPrEx>
+        <w:trPr>
+          <w:trHeight w:val="394" w:hRule="atLeast"/>
+          <w:jc w:val="center"/>
+        </w:trPr>
+        <w:tc>
+          <w:tcPr>
+            <w:tcW w:w="4282" w:type="dxa"/>
+            <w:tcBorders>
+              <w:bottom w:val="single" w:color="auto" w:sz="8" w:space="0"/>
+            </w:tcBorders>
+            <w:noWrap w:val="0"/>
+            <w:vAlign w:val="center"/>
+          </w:tcPr>
+          <w:p>
+            <w:pPr>
+              <w:keepNext w:val="0"/>
+              <w:keepLines w:val="0"/>
+              <w:suppressLineNumbers w:val="0"/>
+              <w:spacing w:before="0" w:beforeAutospacing="0" w:after="0" w:afterAutospacing="0"/>
+              <w:ind w:left="0" w:right="0" w:firstLine="0" w:firstLineChars="0"/>
+              <w:jc w:val="center"/>
+              <w:rPr>
+                <w:rFonts w:hint="eastAsia"/>
+                <w:sz w:val="21"/>
+                <w:szCs w:val="21"/>
+              </w:rPr>
+            </w:pPr>
+          </w:p>
+        </w:tc>
+        <w:tc>
+          <w:tcPr>
+            <w:tcW w:w="4377" w:type="dxa"/>
+            <w:tcBorders>
+              <w:bottom w:val="single" w:color="auto" w:sz="8" w:space="0"/>
+            </w:tcBorders>
+            <w:noWrap w:val="0"/>
+            <w:vAlign w:val="center"/>
+          </w:tcPr>
+          <w:p>
+            <w:pPr>
+              <w:keepNext w:val="0"/>
+              <w:keepLines w:val="0"/>
+              <w:suppressLineNumbers w:val="0"/>
+              <w:spacing w:before="0" w:beforeAutospacing="0" w:after="0" w:afterAutospacing="0"/>
+              <w:ind w:left="0" w:right="0" w:firstLine="0" w:firstLineChars="0"/>
+              <w:jc w:val="center"/>
+              <w:rPr>
+                <w:rFonts w:hint="eastAsia"/>
+                <w:sz w:val="21"/>
+                <w:szCs w:val="21"/>
+              </w:rPr>
+            </w:pPr>
+          </w:p>
+        </w:tc>
+      </w:tr>
+      <w:tr>
+        <w:tblPrEx>
+          <w:tblBorders>
+            <w:top w:val="single" w:color="auto" w:sz="12" w:space="0"/>
+            <w:left w:val="none" w:color="auto" w:sz="0" w:space="0"/>
+            <w:bottom w:val="single" w:color="auto" w:sz="12" w:space="0"/>
+            <w:right w:val="none" w:color="auto" w:sz="0" w:space="0"/>
+            <w:insideH w:val="none" w:color="auto" w:sz="0" w:space="0"/>
+            <w:insideV w:val="none" w:color="auto" w:sz="0" w:space="0"/>
+          </w:tblBorders>
+          <w:tblCellMar>
+            <w:top w:w="0" w:type="dxa"/>
+            <w:left w:w="108" w:type="dxa"/>
+            <w:bottom w:w="0" w:type="dxa"/>
+            <w:right w:w="108" w:type="dxa"/>
+          </w:tblCellMar>
+        </w:tblPrEx>
+        <w:trPr>
+          <w:trHeight w:val="384" w:hRule="atLeast"/>
+          <w:jc w:val="center"/>
+        </w:trPr>
+        <w:tc>
+          <w:tcPr>
+            <w:tcW w:w="4282" w:type="dxa"/>
+            <w:tcBorders>
+              <w:tl2br w:val="nil"/>
+              <w:tr2bl w:val="nil"/>
+            </w:tcBorders>
+            <w:noWrap w:val="0"/>
+            <w:vAlign w:val="center"/>
+          </w:tcPr>
+          <w:p>
+            <w:pPr>
+              <w:keepNext w:val="0"/>
+              <w:keepLines w:val="0"/>
+              <w:suppressLineNumbers w:val="0"/>
+              <w:spacing w:before="0" w:beforeAutospacing="0" w:after="0" w:afterAutospacing="0"/>
+              <w:ind w:left="0" w:right="0" w:firstLine="0" w:firstLineChars="0"/>
+              <w:jc w:val="center"/>
+              <w:rPr>
+                <w:rFonts w:hint="eastAsia"/>
+                <w:sz w:val="21"/>
+                <w:szCs w:val="21"/>
+              </w:rPr>
+            </w:pPr>
+          </w:p>
+        </w:tc>
+        <w:tc>
+          <w:tcPr>
+            <w:tcW w:w="4377" w:type="dxa"/>
+            <w:tcBorders>
+              <w:tl2br w:val="nil"/>
+              <w:tr2bl w:val="nil"/>
+            </w:tcBorders>
+            <w:noWrap w:val="0"/>
+            <w:vAlign w:val="center"/>
+          </w:tcPr>
+          <w:p>
+            <w:pPr>
+              <w:keepNext w:val="0"/>
+              <w:keepLines w:val="0"/>
+              <w:suppressLineNumbers w:val="0"/>
+              <w:spacing w:before="0" w:beforeAutospacing="0" w:after="0" w:afterAutospacing="0"/>
+              <w:ind w:left="0" w:right="0" w:firstLine="0" w:firstLineChars="0"/>
+              <w:jc w:val="center"/>
+              <w:rPr>
+                <w:rFonts w:hint="eastAsia"/>
+                <w:sz w:val="21"/>
+                <w:szCs w:val="21"/>
+              </w:rPr>
+            </w:pPr>
+          </w:p>
+        </w:tc>
+      </w:tr>
+      <w:tr>
+        <w:tblPrEx>
+          <w:tblBorders>
+            <w:top w:val="single" w:color="auto" w:sz="12" w:space="0"/>
+            <w:left w:val="none" w:color="auto" w:sz="0" w:space="0"/>
+            <w:bottom w:val="single" w:color="auto" w:sz="12" w:space="0"/>
+            <w:right w:val="none" w:color="auto" w:sz="0" w:space="0"/>
+            <w:insideH w:val="none" w:color="auto" w:sz="0" w:space="0"/>
+            <w:insideV w:val="none" w:color="auto" w:sz="0" w:space="0"/>
+          </w:tblBorders>
+          <w:tblCellMar>
+            <w:top w:w="0" w:type="dxa"/>
+            <w:left w:w="108" w:type="dxa"/>
+            <w:bottom w:w="0" w:type="dxa"/>
+            <w:right w:w="108" w:type="dxa"/>
+          </w:tblCellMar>
+        </w:tblPrEx>
+        <w:trPr>
+          <w:trHeight w:val="364" w:hRule="atLeast"/>
+          <w:jc w:val="center"/>
+        </w:trPr>
+        <w:tc>
+          <w:tcPr>
+            <w:tcW w:w="4282" w:type="dxa"/>
+            <w:tcBorders>
+              <w:tl2br w:val="nil"/>
+              <w:tr2bl w:val="nil"/>
+            </w:tcBorders>
+            <w:noWrap w:val="0"/>
+            <w:vAlign w:val="center"/>
+          </w:tcPr>
+          <w:p>
+            <w:pPr>
+              <w:keepNext w:val="0"/>
+              <w:keepLines w:val="0"/>
+              <w:suppressLineNumbers w:val="0"/>
+              <w:spacing w:before="0" w:beforeAutospacing="0" w:after="0" w:afterAutospacing="0"/>
+              <w:ind w:left="0" w:right="0" w:firstLine="0" w:firstLineChars="0"/>
+              <w:jc w:val="center"/>
+              <w:rPr>
+                <w:rFonts w:hint="eastAsia"/>
+                <w:sz w:val="21"/>
+                <w:szCs w:val="21"/>
+              </w:rPr>
+            </w:pPr>
+          </w:p>
+        </w:tc>
+        <w:tc>
+          <w:tcPr>
+            <w:tcW w:w="4377" w:type="dxa"/>
+            <w:tcBorders>
+              <w:tl2br w:val="nil"/>
+              <w:tr2bl w:val="nil"/>
+            </w:tcBorders>
+            <w:noWrap w:val="0"/>
+            <w:vAlign w:val="center"/>
+          </w:tcPr>
+          <w:p>
+            <w:pPr>
+              <w:keepNext w:val="0"/>
+              <w:keepLines w:val="0"/>
+              <w:suppressLineNumbers w:val="0"/>
+              <w:spacing w:before="0" w:beforeAutospacing="0" w:after="0" w:afterAutospacing="0"/>
+              <w:ind w:left="0" w:right="0" w:firstLine="0" w:firstLineChars="0"/>
+              <w:jc w:val="center"/>
+              <w:rPr>
+                <w:rFonts w:hint="eastAsia"/>
+                <w:sz w:val="21"/>
+                <w:szCs w:val="21"/>
+              </w:rPr>
+            </w:pPr>
+          </w:p>
+        </w:tc>
+      </w:tr>
+      <w:tr>
+        <w:tblPrEx>
+          <w:tblBorders>
+            <w:top w:val="single" w:color="auto" w:sz="12" w:space="0"/>
+            <w:left w:val="none" w:color="auto" w:sz="0" w:space="0"/>
+            <w:bottom w:val="single" w:color="auto" w:sz="12" w:space="0"/>
+            <w:right w:val="none" w:color="auto" w:sz="0" w:space="0"/>
+            <w:insideH w:val="none" w:color="auto" w:sz="0" w:space="0"/>
+            <w:insideV w:val="none" w:color="auto" w:sz="0" w:space="0"/>
+          </w:tblBorders>
+          <w:tblCellMar>
+            <w:top w:w="0" w:type="dxa"/>
+            <w:left w:w="108" w:type="dxa"/>
+            <w:bottom w:w="0" w:type="dxa"/>
+            <w:right w:w="108" w:type="dxa"/>
+          </w:tblCellMar>
+        </w:tblPrEx>
+        <w:trPr>
+          <w:trHeight w:val="364" w:hRule="atLeast"/>
+          <w:jc w:val="center"/>
+        </w:trPr>
+        <w:tc>
+          <w:tcPr>
+            <w:tcW w:w="4282" w:type="dxa"/>
+            <w:tcBorders>
+              <w:tl2br w:val="nil"/>
+              <w:tr2bl w:val="nil"/>
+            </w:tcBorders>
+            <w:noWrap w:val="0"/>
+            <w:vAlign w:val="center"/>
+          </w:tcPr>
+          <w:p>
+            <w:pPr>
+              <w:keepNext w:val="0"/>
+              <w:keepLines w:val="0"/>
+              <w:suppressLineNumbers w:val="0"/>
+              <w:spacing w:before="0" w:beforeAutospacing="0" w:after="0" w:afterAutospacing="0"/>
+              <w:ind w:left="0" w:right="0" w:firstLine="0" w:firstLineChars="0"/>
+              <w:jc w:val="center"/>
+              <w:rPr>
+                <w:rFonts w:hint="eastAsia"/>
+                <w:sz w:val="21"/>
+                <w:szCs w:val="21"/>
+              </w:rPr>
+            </w:pPr>
+          </w:p>
+        </w:tc>
+        <w:tc>
+          <w:tcPr>
+            <w:tcW w:w="4377" w:type="dxa"/>
+            <w:tcBorders>
+              <w:tl2br w:val="nil"/>
+              <w:tr2bl w:val="nil"/>
+            </w:tcBorders>
+            <w:noWrap w:val="0"/>
+            <w:vAlign w:val="center"/>
+          </w:tcPr>
+          <w:p>
+            <w:pPr>
+              <w:keepNext w:val="0"/>
+              <w:keepLines w:val="0"/>
+              <w:suppressLineNumbers w:val="0"/>
+              <w:spacing w:before="0" w:beforeAutospacing="0" w:after="0" w:afterAutospacing="0"/>
+              <w:ind w:left="0" w:right="0" w:firstLine="0" w:firstLineChars="0"/>
+              <w:jc w:val="center"/>
+              <w:rPr>
+                <w:rFonts w:hint="eastAsia"/>
+                <w:sz w:val="21"/>
+                <w:szCs w:val="21"/>
+              </w:rPr>
+            </w:pPr>
+          </w:p>
+        </w:tc>
+      </w:tr>
+      <w:tr>
+        <w:tblPrEx>
+          <w:tblBorders>
+            <w:top w:val="single" w:color="auto" w:sz="12" w:space="0"/>
+            <w:left w:val="none" w:color="auto" w:sz="0" w:space="0"/>
+            <w:bottom w:val="single" w:color="auto" w:sz="12" w:space="0"/>
+            <w:right w:val="none" w:color="auto" w:sz="0" w:space="0"/>
+            <w:insideH w:val="none" w:color="auto" w:sz="0" w:space="0"/>
+            <w:insideV w:val="none" w:color="auto" w:sz="0" w:space="0"/>
+          </w:tblBorders>
+          <w:tblCellMar>
+            <w:top w:w="0" w:type="dxa"/>
+            <w:left w:w="108" w:type="dxa"/>
+            <w:bottom w:w="0" w:type="dxa"/>
+            <w:right w:w="108" w:type="dxa"/>
+          </w:tblCellMar>
+        </w:tblPrEx>
+        <w:trPr>
+          <w:trHeight w:val="364" w:hRule="atLeast"/>
+          <w:jc w:val="center"/>
+        </w:trPr>
+        <w:tc>
+          <w:tcPr>
+            <w:tcW w:w="4282" w:type="dxa"/>
+            <w:tcBorders>
+              <w:tl2br w:val="nil"/>
+              <w:tr2bl w:val="nil"/>
+            </w:tcBorders>
+            <w:noWrap w:val="0"/>
+            <w:vAlign w:val="center"/>
+          </w:tcPr>
+          <w:p>
+            <w:pPr>
+              <w:keepNext w:val="0"/>
+              <w:keepLines w:val="0"/>
+              <w:suppressLineNumbers w:val="0"/>
+              <w:spacing w:before="0" w:beforeAutospacing="0" w:after="0" w:afterAutospacing="0"/>
+              <w:ind w:left="0" w:right="0" w:firstLine="0" w:firstLineChars="0"/>
+              <w:jc w:val="center"/>
+              <w:rPr>
+                <w:rFonts w:hint="eastAsia"/>
+                <w:sz w:val="21"/>
+                <w:szCs w:val="21"/>
+              </w:rPr>
+            </w:pPr>
+          </w:p>
+        </w:tc>
+        <w:tc>
+          <w:tcPr>
+            <w:tcW w:w="4377" w:type="dxa"/>
+            <w:tcBorders>
+              <w:tl2br w:val="nil"/>
+              <w:tr2bl w:val="nil"/>
+            </w:tcBorders>
+            <w:noWrap w:val="0"/>
+            <w:vAlign w:val="center"/>
+          </w:tcPr>
+          <w:p>
+            <w:pPr>
+              <w:keepNext w:val="0"/>
+              <w:keepLines w:val="0"/>
+              <w:suppressLineNumbers w:val="0"/>
+              <w:spacing w:before="0" w:beforeAutospacing="0" w:after="0" w:afterAutospacing="0"/>
+              <w:ind w:left="0" w:right="0" w:firstLine="0" w:firstLineChars="0"/>
+              <w:jc w:val="center"/>
+              <w:rPr>
+                <w:rFonts w:hint="eastAsia"/>
+                <w:sz w:val="21"/>
+                <w:szCs w:val="21"/>
+              </w:rPr>
+            </w:pPr>
+          </w:p>
+        </w:tc>
+      </w:tr>
+      <w:tr>
+        <w:tblPrEx>
+          <w:tblBorders>
+            <w:top w:val="single" w:color="auto" w:sz="12" w:space="0"/>
+            <w:left w:val="none" w:color="auto" w:sz="0" w:space="0"/>
+            <w:bottom w:val="single" w:color="auto" w:sz="12" w:space="0"/>
+            <w:right w:val="none" w:color="auto" w:sz="0" w:space="0"/>
+            <w:insideH w:val="none" w:color="auto" w:sz="0" w:space="0"/>
+            <w:insideV w:val="none" w:color="auto" w:sz="0" w:space="0"/>
+          </w:tblBorders>
+          <w:tblCellMar>
+            <w:top w:w="0" w:type="dxa"/>
+            <w:left w:w="108" w:type="dxa"/>
+            <w:bottom w:w="0" w:type="dxa"/>
+            <w:right w:w="108" w:type="dxa"/>
+          </w:tblCellMar>
+        </w:tblPrEx>
+        <w:trPr>
+          <w:trHeight w:val="394" w:hRule="atLeast"/>
+          <w:jc w:val="center"/>
+        </w:trPr>
+        <w:tc>
+          <w:tcPr>
+            <w:tcW w:w="4282" w:type="dxa"/>
+            <w:tcBorders>
+              <w:tl2br w:val="nil"/>
+              <w:tr2bl w:val="nil"/>
+            </w:tcBorders>
+            <w:noWrap w:val="0"/>
+            <w:vAlign w:val="center"/>
+          </w:tcPr>
+          <w:p>
+            <w:pPr>
+              <w:keepNext w:val="0"/>
+              <w:keepLines w:val="0"/>
+              <w:suppressLineNumbers w:val="0"/>
+              <w:spacing w:before="0" w:beforeAutospacing="0" w:after="0" w:afterAutospacing="0"/>
+              <w:ind w:left="0" w:right="0" w:firstLine="0" w:firstLineChars="0"/>
+              <w:jc w:val="center"/>
+              <w:rPr>
+                <w:rFonts w:hint="eastAsia"/>
+                <w:sz w:val="21"/>
+                <w:szCs w:val="21"/>
+              </w:rPr>
+            </w:pPr>
+          </w:p>
+        </w:tc>
+        <w:tc>
+          <w:tcPr>
+            <w:tcW w:w="4377" w:type="dxa"/>
             <w:tcBorders>
               <w:tl2br w:val="nil"/>
               <w:tr2bl w:val="nil"/>
@@ -23789,8 +31154,8 @@
         <w:br w:type="page"/>
       </w:r>
       <w:bookmarkStart w:id="56" w:name="_Toc214873268"/>
-      <w:bookmarkStart w:id="57" w:name="_Toc214874661"/>
-      <w:bookmarkStart w:id="58" w:name="_Toc16795"/>
+      <w:bookmarkStart w:id="57" w:name="_Toc16795"/>
+      <w:bookmarkStart w:id="58" w:name="_Toc214874661"/>
       <w:r>
         <w:t>致  谢</w:t>
       </w:r>
@@ -25623,7 +32988,7 @@
                     </pic:cNvPicPr>
                   </pic:nvPicPr>
                   <pic:blipFill>
-                    <a:blip r:embed="rId51"/>
+                    <a:blip r:embed="rId58"/>
                     <a:srcRect/>
                     <a:stretch>
                       <a:fillRect/>
@@ -25824,6 +33189,7 @@
           <w:lang w:val="en-US" w:eastAsia="zh-CN"/>
         </w:rPr>
       </w:pPr>
+      <w:bookmarkStart w:id="68" w:name="_GoBack"/>
       <w:r>
         <w:rPr>
           <w:sz w:val="28"/>
@@ -25963,7 +33329,7 @@
                     </pic:cNvPicPr>
                   </pic:nvPicPr>
                   <pic:blipFill>
-                    <a:blip r:embed="rId51"/>
+                    <a:blip r:embed="rId58"/>
                     <a:srcRect/>
                     <a:stretch>
                       <a:fillRect/>
@@ -25989,6 +33355,7 @@
         </w:drawing>
       </w:r>
     </w:p>
+    <w:bookmarkEnd w:id="68"/>
     <w:p>
       <w:pPr>
         <w:pStyle w:val="2"/>
